--- a/3-7_v12_tracked.docx
+++ b/3-7_v12_tracked.docx
@@ -6097,7 +6097,7 @@
           <w:t xml:space="preserve">高海拔适应。</w:t>
         </w:r>
         <w:r>
-          <w:t xml:space="preserve">高海拔环境中的低氧直接影响鸡胚发育和孵化。在海拔2900 m的孵化试验中，藏鸡和低地矮小鸡的孵化率分别为79.72%和31.69%，补氧提高了孵化率</w:t>
+          <w:t xml:space="preserve">高海拔环境中的低氧直接影响鸡胚发育和孵化。在海拔2900 m的孵化试验中，藏鸡和低地矮小鸡的孵化率分别为79.72%和31.69%；补充氧气后，低地矮小鸡的孵化率上升</w:t>
         </w:r>
         <w:r>
           <w:rPr>

--- a/3-7_v12_tracked.docx
+++ b/3-7_v12_tracked.docx
@@ -680,7 +680,7 @@
           <w:t xml:space="preserve">G. g. spadiceus</w:t>
         </w:r>
         <w:r>
-          <w:t xml:space="preserve">），并与10个鸡品种（138只）作微卫星比较。结果未能清楚区分两个红原鸡亚种，家鸡与</w:t>
+          <w:t xml:space="preserve">），并与10个泰国地方鸡品种（138只）作微卫星比较。结果未能清楚区分两个红原鸡亚种，家鸡与</w:t>
         </w:r>
         <w:r>
           <w:rPr>

--- a/3-7_v12_tracked.docx
+++ b/3-7_v12_tracked.docx
@@ -6521,7 +6521,16 @@
           <w:t xml:space="preserve">CAMK2D</w:t>
         </w:r>
         <w:r>
-          <w:t xml:space="preserve">）相关候选基因。在淮南鸡分离群体中，携带</w:t>
+          <w:t xml:space="preserve">）相关候选基因</w:t>
+        </w:r>
+        <w:r>
+          <w:rPr>
+            <w:vertAlign w:val="superscript"/>
+          </w:rPr>
+          <w:t xml:space="preserve">[84]</w:t>
+        </w:r>
+        <w:r>
+          <w:t xml:space="preserve">。在淮南鸡分离群体中，携带</w:t>
         </w:r>
         <w:r>
           <w:rPr>
@@ -7271,249 +7280,602 @@
       <w:pPr>
         <w:jc w:val="both"/>
       </w:pPr>
-      <w:r>
-        <w:rPr>
-          <w:b/>
-        </w:rPr>
-        <w:t xml:space="preserve">外形与观赏性状。</w:t>
-      </w:r>
-      <w:r>
-        <w:t xml:space="preserve">家鸡在羽色、羽型、皮肤色素及头部和四肢外形上形成了丰富的品种差异。这些性状涉及羽色和羽内图案（</w:t>
-      </w:r>
-      <w:r>
-        <w:rPr>
-          <w:i/>
-        </w:rPr>
-        <w:t xml:space="preserve">MC1R</w:t>
-      </w:r>
-      <w:r>
-        <w:t xml:space="preserve">、</w:t>
-      </w:r>
-      <w:r>
-        <w:rPr>
-          <w:i/>
-        </w:rPr>
-        <w:t xml:space="preserve">GJA5</w:t>
-      </w:r>
-      <w:r>
-        <w:t xml:space="preserve">）</w:t>
-      </w:r>
-      <w:r>
-        <w:rPr>
-          <w:vertAlign w:val="superscript"/>
-        </w:rPr>
-        <w:t xml:space="preserve">[116,117]</w:t>
-      </w:r>
-      <w:r>
-        <w:t xml:space="preserve">，真皮与结缔组织黑色素沉着（</w:t>
-      </w:r>
-      <w:r>
-        <w:rPr>
-          <w:i/>
-        </w:rPr>
-        <w:t xml:space="preserve">EDN3</w:t>
-      </w:r>
-      <w:r>
-        <w:t xml:space="preserve">）</w:t>
-      </w:r>
-      <w:r>
-        <w:rPr>
-          <w:vertAlign w:val="superscript"/>
-        </w:rPr>
-        <w:t xml:space="preserve">[118]</w:t>
-      </w:r>
-      <w:r>
-        <w:t xml:space="preserve">，羽毛结构（</w:t>
-      </w:r>
-      <w:r>
-        <w:rPr>
-          <w:i/>
-        </w:rPr>
-        <w:t xml:space="preserve">PDSS2</w:t>
-      </w:r>
-      <w:r>
-        <w:t xml:space="preserve">及角蛋白相关基因）</w:t>
-      </w:r>
-      <w:r>
-        <w:rPr>
-          <w:vertAlign w:val="superscript"/>
-        </w:rPr>
-        <w:t xml:space="preserve">[119,120,121]</w:t>
-      </w:r>
-      <w:r>
-        <w:t xml:space="preserve">，局部羽毛分布（</w:t>
-      </w:r>
-      <w:r>
-        <w:rPr>
-          <w:i/>
-        </w:rPr>
-        <w:t xml:space="preserve">HOXC10</w:t>
-      </w:r>
-      <w:r>
-        <w:t xml:space="preserve">、</w:t>
-      </w:r>
-      <w:r>
-        <w:rPr>
-          <w:i/>
-        </w:rPr>
-        <w:t xml:space="preserve">TBX5</w:t>
-      </w:r>
-      <w:r>
-        <w:t xml:space="preserve">、</w:t>
-      </w:r>
-      <w:r>
-        <w:rPr>
-          <w:i/>
-        </w:rPr>
-        <w:t xml:space="preserve">PITX1</w:t>
-      </w:r>
-      <w:r>
-        <w:t xml:space="preserve">）</w:t>
-      </w:r>
-      <w:r>
-        <w:rPr>
-          <w:vertAlign w:val="superscript"/>
-        </w:rPr>
-        <w:t xml:space="preserve">[122,123]</w:t>
-      </w:r>
-      <w:r>
-        <w:t xml:space="preserve">，以及鸡冠发育（</w:t>
-      </w:r>
-      <w:r>
-        <w:rPr>
-          <w:i/>
-        </w:rPr>
-        <w:t xml:space="preserve">SOX5</w:t>
-      </w:r>
-      <w:r>
-        <w:t xml:space="preserve">、</w:t>
-      </w:r>
-      <w:r>
-        <w:rPr>
-          <w:i/>
-        </w:rPr>
-        <w:t xml:space="preserve">MNR2</w:t>
-      </w:r>
-      <w:r>
-        <w:t xml:space="preserve">）</w:t>
-      </w:r>
-      <w:r>
-        <w:rPr>
-          <w:vertAlign w:val="superscript"/>
-        </w:rPr>
-        <w:t xml:space="preserve">[124,125]</w:t>
-      </w:r>
-      <w:r>
-        <w:t xml:space="preserve">。不同氨基酸替换的组合对</w:t>
-      </w:r>
-      <w:r>
-        <w:rPr>
-          <w:i/>
-        </w:rPr>
-        <w:t xml:space="preserve">MC1R</w:t>
-      </w:r>
-      <w:r>
-        <w:t xml:space="preserve">信号产生增强或抑制作用，</w:t>
-      </w:r>
-      <w:r>
-        <w:rPr>
-          <w:i/>
-        </w:rPr>
-        <w:t xml:space="preserve">PDSS2</w:t>
-      </w:r>
-      <w:r>
-        <w:t xml:space="preserve">调控变异降低其表达，</w:t>
-      </w:r>
-      <w:r>
-        <w:rPr>
-          <w:i/>
-        </w:rPr>
-        <w:t xml:space="preserve">HOXC10</w:t>
-      </w:r>
-      <w:r>
-        <w:t xml:space="preserve">内含子的195 bp重复与头部</w:t>
-      </w:r>
-      <w:r>
-        <w:rPr>
-          <w:i/>
-        </w:rPr>
-        <w:t xml:space="preserve">HOXC</w:t>
-      </w:r>
-      <w:r>
-        <w:t xml:space="preserve">基因簇异位表达及羽冠形成相关</w:t>
-      </w:r>
-      <w:r>
-        <w:rPr>
-          <w:vertAlign w:val="superscript"/>
-        </w:rPr>
-        <w:t xml:space="preserve">[116,119,122]</w:t>
-      </w:r>
-      <w:r>
-        <w:t xml:space="preserve">。卷羽的遗传基础存在品种差异：早期研究鉴定了</w:t>
-      </w:r>
-      <w:r>
-        <w:rPr>
-          <w:i/>
-        </w:rPr>
-        <w:t xml:space="preserve">KRT6A</w:t>
-      </w:r>
-      <w:r>
-        <w:t xml:space="preserve">（原文称</w:t>
-      </w:r>
-      <w:r>
-        <w:rPr>
-          <w:i/>
-        </w:rPr>
-        <w:t xml:space="preserve">KRT75</w:t>
-      </w:r>
-      <w:r>
-        <w:t xml:space="preserve">）变异，麒麟鸡卷羽则与</w:t>
-      </w:r>
-      <w:r>
-        <w:rPr>
-          <w:i/>
-        </w:rPr>
-        <w:t xml:space="preserve">KRT75L4</w:t>
-      </w:r>
-      <w:r>
-        <w:t xml:space="preserve">的15 bp缺失相关</w:t>
-      </w:r>
-      <w:r>
-        <w:rPr>
-          <w:vertAlign w:val="superscript"/>
-        </w:rPr>
-        <w:t xml:space="preserve">[120,121]</w:t>
-      </w:r>
-      <w:r>
-        <w:t xml:space="preserve">。44个品种的517只纤维黑色素沉着鸡共享</w:t>
-      </w:r>
-      <w:r>
-        <w:rPr>
-          <w:i/>
-        </w:rPr>
-        <w:t xml:space="preserve">EDN3</w:t>
-      </w:r>
-      <w:r>
-        <w:t xml:space="preserve">区域的复杂重排</w:t>
-      </w:r>
-      <w:r>
-        <w:rPr>
-          <w:vertAlign w:val="superscript"/>
-        </w:rPr>
-        <w:t xml:space="preserve">[118,126]</w:t>
-      </w:r>
-      <w:r>
-        <w:t xml:space="preserve">。玫瑰冠R1等位型的结构重排改变鸡冠形态，并与R1纯合雄鸡精子运动能力下降相关</w:t>
-      </w:r>
-      <w:r>
-        <w:rPr>
-          <w:vertAlign w:val="superscript"/>
-        </w:rPr>
-        <w:t xml:space="preserve">[125]</w:t>
-      </w:r>
-      <w:r>
-        <w:t xml:space="preserve">。</w:t>
-      </w:r>
+      <w:del w:id="5315" w:author="Kiro" w:date="2026-10-11T00:00:00Z">
+        <w:r>
+          <w:rPr>
+            <w:b/>
+          </w:rPr>
+          <w:delText xml:space="preserve">外形与观赏性状。</w:delText>
+        </w:r>
+      </w:del>
+      <w:del w:id="5316" w:author="Kiro" w:date="2026-10-11T00:00:00Z">
+        <w:r>
+          <w:delText xml:space="preserve">家鸡在羽色、羽型、皮肤色素及头部和四肢外形上形成了丰富的品种差异。这些性状涉及羽色和羽内图案（</w:delText>
+        </w:r>
+      </w:del>
+      <w:del w:id="5317" w:author="Kiro" w:date="2026-10-11T00:00:00Z">
+        <w:r>
+          <w:rPr>
+            <w:i/>
+          </w:rPr>
+          <w:delText xml:space="preserve">MC1R</w:delText>
+        </w:r>
+      </w:del>
+      <w:del w:id="5318" w:author="Kiro" w:date="2026-10-11T00:00:00Z">
+        <w:r>
+          <w:delText xml:space="preserve">、</w:delText>
+        </w:r>
+      </w:del>
+      <w:del w:id="5319" w:author="Kiro" w:date="2026-10-11T00:00:00Z">
+        <w:r>
+          <w:rPr>
+            <w:i/>
+          </w:rPr>
+          <w:delText xml:space="preserve">GJA5</w:delText>
+        </w:r>
+      </w:del>
+      <w:del w:id="5320" w:author="Kiro" w:date="2026-10-11T00:00:00Z">
+        <w:r>
+          <w:delText xml:space="preserve">）</w:delText>
+        </w:r>
+      </w:del>
+      <w:del w:id="5321" w:author="Kiro" w:date="2026-10-11T00:00:00Z">
+        <w:r>
+          <w:rPr>
+            <w:vertAlign w:val="superscript"/>
+          </w:rPr>
+          <w:delText xml:space="preserve">[116,117]</w:delText>
+        </w:r>
+      </w:del>
+      <w:del w:id="5322" w:author="Kiro" w:date="2026-10-11T00:00:00Z">
+        <w:r>
+          <w:delText xml:space="preserve">，真皮与结缔组织黑色素沉着（</w:delText>
+        </w:r>
+      </w:del>
+      <w:del w:id="5323" w:author="Kiro" w:date="2026-10-11T00:00:00Z">
+        <w:r>
+          <w:rPr>
+            <w:i/>
+          </w:rPr>
+          <w:delText xml:space="preserve">EDN3</w:delText>
+        </w:r>
+      </w:del>
+      <w:del w:id="5324" w:author="Kiro" w:date="2026-10-11T00:00:00Z">
+        <w:r>
+          <w:delText xml:space="preserve">）</w:delText>
+        </w:r>
+      </w:del>
+      <w:del w:id="5325" w:author="Kiro" w:date="2026-10-11T00:00:00Z">
+        <w:r>
+          <w:rPr>
+            <w:vertAlign w:val="superscript"/>
+          </w:rPr>
+          <w:delText xml:space="preserve">[118]</w:delText>
+        </w:r>
+      </w:del>
+      <w:del w:id="5326" w:author="Kiro" w:date="2026-10-11T00:00:00Z">
+        <w:r>
+          <w:delText xml:space="preserve">，羽毛结构（</w:delText>
+        </w:r>
+      </w:del>
+      <w:del w:id="5327" w:author="Kiro" w:date="2026-10-11T00:00:00Z">
+        <w:r>
+          <w:rPr>
+            <w:i/>
+          </w:rPr>
+          <w:delText xml:space="preserve">PDSS2</w:delText>
+        </w:r>
+      </w:del>
+      <w:del w:id="5328" w:author="Kiro" w:date="2026-10-11T00:00:00Z">
+        <w:r>
+          <w:delText xml:space="preserve">及角蛋白相关基因）</w:delText>
+        </w:r>
+      </w:del>
+      <w:del w:id="5329" w:author="Kiro" w:date="2026-10-11T00:00:00Z">
+        <w:r>
+          <w:rPr>
+            <w:vertAlign w:val="superscript"/>
+          </w:rPr>
+          <w:delText xml:space="preserve">[119,120,121]</w:delText>
+        </w:r>
+      </w:del>
+      <w:del w:id="5330" w:author="Kiro" w:date="2026-10-11T00:00:00Z">
+        <w:r>
+          <w:delText xml:space="preserve">，局部羽毛分布（</w:delText>
+        </w:r>
+      </w:del>
+      <w:del w:id="5331" w:author="Kiro" w:date="2026-10-11T00:00:00Z">
+        <w:r>
+          <w:rPr>
+            <w:i/>
+          </w:rPr>
+          <w:delText xml:space="preserve">HOXC10</w:delText>
+        </w:r>
+      </w:del>
+      <w:del w:id="5332" w:author="Kiro" w:date="2026-10-11T00:00:00Z">
+        <w:r>
+          <w:delText xml:space="preserve">、</w:delText>
+        </w:r>
+      </w:del>
+      <w:del w:id="5333" w:author="Kiro" w:date="2026-10-11T00:00:00Z">
+        <w:r>
+          <w:rPr>
+            <w:i/>
+          </w:rPr>
+          <w:delText xml:space="preserve">TBX5</w:delText>
+        </w:r>
+      </w:del>
+      <w:del w:id="5334" w:author="Kiro" w:date="2026-10-11T00:00:00Z">
+        <w:r>
+          <w:delText xml:space="preserve">、</w:delText>
+        </w:r>
+      </w:del>
+      <w:del w:id="5335" w:author="Kiro" w:date="2026-10-11T00:00:00Z">
+        <w:r>
+          <w:rPr>
+            <w:i/>
+          </w:rPr>
+          <w:delText xml:space="preserve">PITX1</w:delText>
+        </w:r>
+      </w:del>
+      <w:del w:id="5336" w:author="Kiro" w:date="2026-10-11T00:00:00Z">
+        <w:r>
+          <w:delText xml:space="preserve">）</w:delText>
+        </w:r>
+      </w:del>
+      <w:del w:id="5337" w:author="Kiro" w:date="2026-10-11T00:00:00Z">
+        <w:r>
+          <w:rPr>
+            <w:vertAlign w:val="superscript"/>
+          </w:rPr>
+          <w:delText xml:space="preserve">[122,123]</w:delText>
+        </w:r>
+      </w:del>
+      <w:del w:id="5338" w:author="Kiro" w:date="2026-10-11T00:00:00Z">
+        <w:r>
+          <w:delText xml:space="preserve">，以及鸡冠发育（</w:delText>
+        </w:r>
+      </w:del>
+      <w:del w:id="5339" w:author="Kiro" w:date="2026-10-11T00:00:00Z">
+        <w:r>
+          <w:rPr>
+            <w:i/>
+          </w:rPr>
+          <w:delText xml:space="preserve">SOX5</w:delText>
+        </w:r>
+      </w:del>
+      <w:del w:id="5340" w:author="Kiro" w:date="2026-10-11T00:00:00Z">
+        <w:r>
+          <w:delText xml:space="preserve">、</w:delText>
+        </w:r>
+      </w:del>
+      <w:del w:id="5341" w:author="Kiro" w:date="2026-10-11T00:00:00Z">
+        <w:r>
+          <w:rPr>
+            <w:i/>
+          </w:rPr>
+          <w:delText xml:space="preserve">MNR2</w:delText>
+        </w:r>
+      </w:del>
+      <w:del w:id="5342" w:author="Kiro" w:date="2026-10-11T00:00:00Z">
+        <w:r>
+          <w:delText xml:space="preserve">）</w:delText>
+        </w:r>
+      </w:del>
+      <w:del w:id="5343" w:author="Kiro" w:date="2026-10-11T00:00:00Z">
+        <w:r>
+          <w:rPr>
+            <w:vertAlign w:val="superscript"/>
+          </w:rPr>
+          <w:delText xml:space="preserve">[124,125]</w:delText>
+        </w:r>
+      </w:del>
+      <w:del w:id="5344" w:author="Kiro" w:date="2026-10-11T00:00:00Z">
+        <w:r>
+          <w:delText xml:space="preserve">。不同氨基酸替换的组合对</w:delText>
+        </w:r>
+      </w:del>
+      <w:del w:id="5345" w:author="Kiro" w:date="2026-10-11T00:00:00Z">
+        <w:r>
+          <w:rPr>
+            <w:i/>
+          </w:rPr>
+          <w:delText xml:space="preserve">MC1R</w:delText>
+        </w:r>
+      </w:del>
+      <w:del w:id="5346" w:author="Kiro" w:date="2026-10-11T00:00:00Z">
+        <w:r>
+          <w:delText xml:space="preserve">信号产生增强或抑制作用，</w:delText>
+        </w:r>
+      </w:del>
+      <w:del w:id="5347" w:author="Kiro" w:date="2026-10-11T00:00:00Z">
+        <w:r>
+          <w:rPr>
+            <w:i/>
+          </w:rPr>
+          <w:delText xml:space="preserve">PDSS2</w:delText>
+        </w:r>
+      </w:del>
+      <w:del w:id="5348" w:author="Kiro" w:date="2026-10-11T00:00:00Z">
+        <w:r>
+          <w:delText xml:space="preserve">调控变异降低其表达，</w:delText>
+        </w:r>
+      </w:del>
+      <w:del w:id="5349" w:author="Kiro" w:date="2026-10-11T00:00:00Z">
+        <w:r>
+          <w:rPr>
+            <w:i/>
+          </w:rPr>
+          <w:delText xml:space="preserve">HOXC10</w:delText>
+        </w:r>
+      </w:del>
+      <w:del w:id="5350" w:author="Kiro" w:date="2026-10-11T00:00:00Z">
+        <w:r>
+          <w:delText xml:space="preserve">内含子的195 bp重复与头部</w:delText>
+        </w:r>
+      </w:del>
+      <w:del w:id="5351" w:author="Kiro" w:date="2026-10-11T00:00:00Z">
+        <w:r>
+          <w:rPr>
+            <w:i/>
+          </w:rPr>
+          <w:delText xml:space="preserve">HOXC</w:delText>
+        </w:r>
+      </w:del>
+      <w:del w:id="5352" w:author="Kiro" w:date="2026-10-11T00:00:00Z">
+        <w:r>
+          <w:delText xml:space="preserve">基因簇异位表达及羽冠形成相关</w:delText>
+        </w:r>
+      </w:del>
+      <w:del w:id="5353" w:author="Kiro" w:date="2026-10-11T00:00:00Z">
+        <w:r>
+          <w:rPr>
+            <w:vertAlign w:val="superscript"/>
+          </w:rPr>
+          <w:delText xml:space="preserve">[116,119,122]</w:delText>
+        </w:r>
+      </w:del>
+      <w:del w:id="5354" w:author="Kiro" w:date="2026-10-11T00:00:00Z">
+        <w:r>
+          <w:delText xml:space="preserve">。卷羽的遗传基础存在品种差异：早期研究鉴定了</w:delText>
+        </w:r>
+      </w:del>
+      <w:del w:id="5355" w:author="Kiro" w:date="2026-10-11T00:00:00Z">
+        <w:r>
+          <w:rPr>
+            <w:i/>
+          </w:rPr>
+          <w:delText xml:space="preserve">KRT6A</w:delText>
+        </w:r>
+      </w:del>
+      <w:del w:id="5356" w:author="Kiro" w:date="2026-10-11T00:00:00Z">
+        <w:r>
+          <w:delText xml:space="preserve">（原文称</w:delText>
+        </w:r>
+      </w:del>
+      <w:del w:id="5357" w:author="Kiro" w:date="2026-10-11T00:00:00Z">
+        <w:r>
+          <w:rPr>
+            <w:i/>
+          </w:rPr>
+          <w:delText xml:space="preserve">KRT75</w:delText>
+        </w:r>
+      </w:del>
+      <w:del w:id="5358" w:author="Kiro" w:date="2026-10-11T00:00:00Z">
+        <w:r>
+          <w:delText xml:space="preserve">）变异，麒麟鸡卷羽则与</w:delText>
+        </w:r>
+      </w:del>
+      <w:del w:id="5359" w:author="Kiro" w:date="2026-10-11T00:00:00Z">
+        <w:r>
+          <w:rPr>
+            <w:i/>
+          </w:rPr>
+          <w:delText xml:space="preserve">KRT75L4</w:delText>
+        </w:r>
+      </w:del>
+      <w:del w:id="5360" w:author="Kiro" w:date="2026-10-11T00:00:00Z">
+        <w:r>
+          <w:delText xml:space="preserve">的15 bp缺失相关</w:delText>
+        </w:r>
+      </w:del>
+      <w:del w:id="5361" w:author="Kiro" w:date="2026-10-11T00:00:00Z">
+        <w:r>
+          <w:rPr>
+            <w:vertAlign w:val="superscript"/>
+          </w:rPr>
+          <w:delText xml:space="preserve">[120,121]</w:delText>
+        </w:r>
+      </w:del>
+      <w:del w:id="5362" w:author="Kiro" w:date="2026-10-11T00:00:00Z">
+        <w:r>
+          <w:delText xml:space="preserve">。44个品种的517只纤维黑色素沉着鸡共享</w:delText>
+        </w:r>
+      </w:del>
+      <w:del w:id="5363" w:author="Kiro" w:date="2026-10-11T00:00:00Z">
+        <w:r>
+          <w:rPr>
+            <w:i/>
+          </w:rPr>
+          <w:delText xml:space="preserve">EDN3</w:delText>
+        </w:r>
+      </w:del>
+      <w:del w:id="5364" w:author="Kiro" w:date="2026-10-11T00:00:00Z">
+        <w:r>
+          <w:delText xml:space="preserve">区域的复杂重排</w:delText>
+        </w:r>
+      </w:del>
+      <w:del w:id="5365" w:author="Kiro" w:date="2026-10-11T00:00:00Z">
+        <w:r>
+          <w:rPr>
+            <w:vertAlign w:val="superscript"/>
+          </w:rPr>
+          <w:delText xml:space="preserve">[118,126]</w:delText>
+        </w:r>
+      </w:del>
+      <w:del w:id="5366" w:author="Kiro" w:date="2026-10-11T00:00:00Z">
+        <w:r>
+          <w:delText xml:space="preserve">。玫瑰冠R1等位型的结构重排改变鸡冠形态，并与R1纯合雄鸡精子运动能力下降相关</w:delText>
+        </w:r>
+      </w:del>
+      <w:del w:id="5367" w:author="Kiro" w:date="2026-10-11T00:00:00Z">
+        <w:r>
+          <w:rPr>
+            <w:vertAlign w:val="superscript"/>
+          </w:rPr>
+          <w:delText xml:space="preserve">[125]</w:delText>
+        </w:r>
+      </w:del>
+      <w:del w:id="5368" w:author="Kiro" w:date="2026-10-11T00:00:00Z">
+        <w:r>
+          <w:delText xml:space="preserve">。</w:delText>
+        </w:r>
+      </w:del>
+      <w:ins w:id="5369" w:author="Kiro" w:date="2026-10-11T00:00:00Z">
+        <w:r>
+          <w:rPr>
+            <w:b/>
+          </w:rPr>
+          <w:t xml:space="preserve">外形与观赏性状。</w:t>
+        </w:r>
+        <w:r>
+          <w:t xml:space="preserve">家鸡在羽色、羽型、皮肤色素及头部和四肢外形上形成了丰富的品种差异。这些性状涉及羽色和羽内图案（</w:t>
+        </w:r>
+        <w:r>
+          <w:rPr>
+            <w:i/>
+          </w:rPr>
+          <w:t xml:space="preserve">MC1R</w:t>
+        </w:r>
+        <w:r>
+          <w:t xml:space="preserve">、</w:t>
+        </w:r>
+        <w:r>
+          <w:rPr>
+            <w:i/>
+          </w:rPr>
+          <w:t xml:space="preserve">GJA5</w:t>
+        </w:r>
+        <w:r>
+          <w:t xml:space="preserve">）</w:t>
+        </w:r>
+        <w:r>
+          <w:rPr>
+            <w:vertAlign w:val="superscript"/>
+          </w:rPr>
+          <w:t xml:space="preserve">[116,117]</w:t>
+        </w:r>
+        <w:r>
+          <w:t xml:space="preserve">，真皮与结缔组织黑色素沉着（</w:t>
+        </w:r>
+        <w:r>
+          <w:rPr>
+            <w:i/>
+          </w:rPr>
+          <w:t xml:space="preserve">EDN3</w:t>
+        </w:r>
+        <w:r>
+          <w:t xml:space="preserve">）</w:t>
+        </w:r>
+        <w:r>
+          <w:rPr>
+            <w:vertAlign w:val="superscript"/>
+          </w:rPr>
+          <w:t xml:space="preserve">[118]</w:t>
+        </w:r>
+        <w:r>
+          <w:t xml:space="preserve">，羽毛结构（</w:t>
+        </w:r>
+        <w:r>
+          <w:rPr>
+            <w:i/>
+          </w:rPr>
+          <w:t xml:space="preserve">PDSS2</w:t>
+        </w:r>
+        <w:r>
+          <w:t xml:space="preserve">及角蛋白相关基因）</w:t>
+        </w:r>
+        <w:r>
+          <w:rPr>
+            <w:vertAlign w:val="superscript"/>
+          </w:rPr>
+          <w:t xml:space="preserve">[119,120,121]</w:t>
+        </w:r>
+        <w:r>
+          <w:t xml:space="preserve">，局部羽毛分布（</w:t>
+        </w:r>
+        <w:r>
+          <w:rPr>
+            <w:i/>
+          </w:rPr>
+          <w:t xml:space="preserve">HOXC10</w:t>
+        </w:r>
+        <w:r>
+          <w:t xml:space="preserve">、</w:t>
+        </w:r>
+        <w:r>
+          <w:rPr>
+            <w:i/>
+          </w:rPr>
+          <w:t xml:space="preserve">TBX5</w:t>
+        </w:r>
+        <w:r>
+          <w:t xml:space="preserve">、</w:t>
+        </w:r>
+        <w:r>
+          <w:rPr>
+            <w:i/>
+          </w:rPr>
+          <w:t xml:space="preserve">PITX1</w:t>
+        </w:r>
+        <w:r>
+          <w:t xml:space="preserve">）</w:t>
+        </w:r>
+        <w:r>
+          <w:rPr>
+            <w:vertAlign w:val="superscript"/>
+          </w:rPr>
+          <w:t xml:space="preserve">[122,123]</w:t>
+        </w:r>
+        <w:r>
+          <w:t xml:space="preserve">，以及鸡冠发育（</w:t>
+        </w:r>
+        <w:r>
+          <w:rPr>
+            <w:i/>
+          </w:rPr>
+          <w:t xml:space="preserve">SOX5</w:t>
+        </w:r>
+        <w:r>
+          <w:t xml:space="preserve">、</w:t>
+        </w:r>
+        <w:r>
+          <w:rPr>
+            <w:i/>
+          </w:rPr>
+          <w:t xml:space="preserve">MNR2</w:t>
+        </w:r>
+        <w:r>
+          <w:t xml:space="preserve">）</w:t>
+        </w:r>
+        <w:r>
+          <w:rPr>
+            <w:vertAlign w:val="superscript"/>
+          </w:rPr>
+          <w:t xml:space="preserve">[124,125]</w:t>
+        </w:r>
+        <w:r>
+          <w:t xml:space="preserve">。不同氨基酸替换的组合对</w:t>
+        </w:r>
+        <w:r>
+          <w:rPr>
+            <w:i/>
+          </w:rPr>
+          <w:t xml:space="preserve">MC1R</w:t>
+        </w:r>
+        <w:r>
+          <w:t xml:space="preserve">信号产生增强或抑制作用，</w:t>
+        </w:r>
+        <w:r>
+          <w:rPr>
+            <w:i/>
+          </w:rPr>
+          <w:t xml:space="preserve">PDSS2</w:t>
+        </w:r>
+        <w:r>
+          <w:t xml:space="preserve">调控变异降低其表达，</w:t>
+        </w:r>
+        <w:r>
+          <w:rPr>
+            <w:i/>
+          </w:rPr>
+          <w:t xml:space="preserve">HOXC10</w:t>
+        </w:r>
+        <w:r>
+          <w:t xml:space="preserve">内含子的197 bp重复与头部</w:t>
+        </w:r>
+        <w:r>
+          <w:rPr>
+            <w:i/>
+          </w:rPr>
+          <w:t xml:space="preserve">HOXC</w:t>
+        </w:r>
+        <w:r>
+          <w:t xml:space="preserve">基因簇异位表达及羽冠形成相关</w:t>
+        </w:r>
+        <w:r>
+          <w:rPr>
+            <w:vertAlign w:val="superscript"/>
+          </w:rPr>
+          <w:t xml:space="preserve">[116,119,122]</w:t>
+        </w:r>
+        <w:r>
+          <w:t xml:space="preserve">。卷羽的遗传基础存在品种差异：早期研究鉴定了</w:t>
+        </w:r>
+        <w:r>
+          <w:rPr>
+            <w:i/>
+          </w:rPr>
+          <w:t xml:space="preserve">KRT6A</w:t>
+        </w:r>
+        <w:r>
+          <w:t xml:space="preserve">（原文称</w:t>
+        </w:r>
+        <w:r>
+          <w:rPr>
+            <w:i/>
+          </w:rPr>
+          <w:t xml:space="preserve">KRT75</w:t>
+        </w:r>
+        <w:r>
+          <w:t xml:space="preserve">）变异，麒麟鸡卷羽则与</w:t>
+        </w:r>
+        <w:r>
+          <w:rPr>
+            <w:i/>
+          </w:rPr>
+          <w:t xml:space="preserve">KRT75L4</w:t>
+        </w:r>
+        <w:r>
+          <w:t xml:space="preserve">的15 bp缺失相关</w:t>
+        </w:r>
+        <w:r>
+          <w:rPr>
+            <w:vertAlign w:val="superscript"/>
+          </w:rPr>
+          <w:t xml:space="preserve">[120,121]</w:t>
+        </w:r>
+        <w:r>
+          <w:t xml:space="preserve">。44个群体的517只纤维黑色素沉着鸡共享</w:t>
+        </w:r>
+        <w:r>
+          <w:rPr>
+            <w:i/>
+          </w:rPr>
+          <w:t xml:space="preserve">EDN3</w:t>
+        </w:r>
+        <w:r>
+          <w:t xml:space="preserve">区域的复杂重排</w:t>
+        </w:r>
+        <w:r>
+          <w:rPr>
+            <w:vertAlign w:val="superscript"/>
+          </w:rPr>
+          <w:t xml:space="preserve">[118,126]</w:t>
+        </w:r>
+        <w:r>
+          <w:t xml:space="preserve">。玫瑰冠R1等位型的结构重排改变鸡冠形态，并与R1纯合雄鸡精子运动能力下降相关</w:t>
+        </w:r>
+        <w:r>
+          <w:rPr>
+            <w:vertAlign w:val="superscript"/>
+          </w:rPr>
+          <w:t xml:space="preserve">[125]</w:t>
+        </w:r>
+        <w:r>
+          <w:t xml:space="preserve">。</w:t>
+        </w:r>
+      </w:ins>
     </w:p>
     <w:p>
       <w:pPr>
@@ -7641,12 +8003,12 @@
       <w:pPr>
         <w:jc w:val="both"/>
       </w:pPr>
-      <w:del w:id="5315" w:author="Kiro" w:date="2026-10-11T00:00:00Z">
+      <w:del w:id="5370" w:author="Kiro" w:date="2026-10-11T00:00:00Z">
         <w:r>
           <w:delText xml:space="preserve">家鸡向原鸡的反向输入也改变了野生群体的遗传组成。印度的核标记研究和新加坡的基因组分析均检出家鸡向红原鸡的渗入，个体间的渗入程度不同</w:delText>
         </w:r>
       </w:del>
-      <w:del w:id="5316" w:author="Kiro" w:date="2026-10-11T00:00:00Z">
+      <w:del w:id="5371" w:author="Kiro" w:date="2026-10-11T00:00:00Z">
         <w:r>
           <w:rPr>
             <w:vertAlign w:val="superscript"/>
@@ -7654,12 +8016,12 @@
           <w:delText xml:space="preserve">[20,132]</w:delText>
         </w:r>
       </w:del>
-      <w:del w:id="5317" w:author="Kiro" w:date="2026-10-11T00:00:00Z">
+      <w:del w:id="5372" w:author="Kiro" w:date="2026-10-11T00:00:00Z">
         <w:r>
           <w:delText xml:space="preserve">。以历史标本为参照，51只家鸡与63只原鸡的基因组比较显示，近百年来家鸡输入增加；其中部分现代红原鸡的全局家鸡祖源估计约占20%—50%</w:delText>
         </w:r>
       </w:del>
-      <w:del w:id="5318" w:author="Kiro" w:date="2026-10-11T00:00:00Z">
+      <w:del w:id="5373" w:author="Kiro" w:date="2026-10-11T00:00:00Z">
         <w:r>
           <w:rPr>
             <w:vertAlign w:val="superscript"/>
@@ -7667,12 +8029,12 @@
           <w:delText xml:space="preserve">[19]</w:delText>
         </w:r>
       </w:del>
-      <w:del w:id="5319" w:author="Kiro" w:date="2026-10-11T00:00:00Z">
+      <w:del w:id="5374" w:author="Kiro" w:date="2026-10-11T00:00:00Z">
         <w:r>
           <w:delText xml:space="preserve">。30个核内含子的分析还支持家鸡向绿原鸡的输入</w:delText>
         </w:r>
       </w:del>
-      <w:del w:id="5320" w:author="Kiro" w:date="2026-10-11T00:00:00Z">
+      <w:del w:id="5375" w:author="Kiro" w:date="2026-10-11T00:00:00Z">
         <w:r>
           <w:rPr>
             <w:vertAlign w:val="superscript"/>
@@ -7680,12 +8042,12 @@
           <w:delText xml:space="preserve">[15]</w:delText>
         </w:r>
       </w:del>
-      <w:del w:id="5321" w:author="Kiro" w:date="2026-10-11T00:00:00Z">
+      <w:del w:id="5376" w:author="Kiro" w:date="2026-10-11T00:00:00Z">
         <w:r>
           <w:delText xml:space="preserve">。</w:delText>
         </w:r>
       </w:del>
-      <w:ins w:id="5322" w:author="Kiro" w:date="2026-10-11T00:00:00Z">
+      <w:ins w:id="5377" w:author="Kiro" w:date="2026-10-11T00:00:00Z">
         <w:r>
           <w:t xml:space="preserve">家鸡向原鸡的反向输入也改变了野生群体的遗传组成。印度的核标记研究和新加坡的基因组分析均检出家鸡向红原鸡的渗入，个体间的渗入程度不同</w:t>
         </w:r>
@@ -7809,12 +8171,12 @@
       <w:pPr>
         <w:jc w:val="both"/>
       </w:pPr>
-      <w:del w:id="5323" w:author="Kiro" w:date="2026-10-11T00:00:00Z">
+      <w:del w:id="5378" w:author="Kiro" w:date="2026-10-11T00:00:00Z">
         <w:r>
           <w:delText xml:space="preserve">地方和传统品种参与商业鸡的育成，商业种源又向地方群体输入遗传成分。线粒体研究显示，东亚鸡曾多次参与荷兰传统品种及西方商业鸡的母系构成；涵盖636个基因组、43个群体的分析进一步表明，亚洲重型品种是现代肉鸡的重要祖源</w:delText>
         </w:r>
       </w:del>
-      <w:del w:id="5324" w:author="Kiro" w:date="2026-10-11T00:00:00Z">
+      <w:del w:id="5379" w:author="Kiro" w:date="2026-10-11T00:00:00Z">
         <w:r>
           <w:rPr>
             <w:vertAlign w:val="superscript"/>
@@ -7822,12 +8184,12 @@
           <w:delText xml:space="preserve">[139,140]</w:delText>
         </w:r>
       </w:del>
-      <w:del w:id="5325" w:author="Kiro" w:date="2026-10-11T00:00:00Z">
+      <w:del w:id="5380" w:author="Kiro" w:date="2026-10-11T00:00:00Z">
         <w:r>
           <w:delText xml:space="preserve">。迁移模型支持中国斗鸡向商业洛岛红鸡、沙栏鸡向商业麻黄鸡，以及商业小白鸡向阳山鸡和惠阳胡须鸡的基因交流</w:delText>
         </w:r>
       </w:del>
-      <w:del w:id="5326" w:author="Kiro" w:date="2026-10-11T00:00:00Z">
+      <w:del w:id="5381" w:author="Kiro" w:date="2026-10-11T00:00:00Z">
         <w:r>
           <w:rPr>
             <w:vertAlign w:val="superscript"/>
@@ -7835,12 +8197,12 @@
           <w:delText xml:space="preserve">[141,142]</w:delText>
         </w:r>
       </w:del>
-      <w:del w:id="5327" w:author="Kiro" w:date="2026-10-11T00:00:00Z">
+      <w:del w:id="5382" w:author="Kiro" w:date="2026-10-11T00:00:00Z">
         <w:r>
           <w:delText xml:space="preserve">。华南微卫星研究较早检出了商业鸡与地方鸡的混合信号</w:delText>
         </w:r>
       </w:del>
-      <w:del w:id="5328" w:author="Kiro" w:date="2026-10-11T00:00:00Z">
+      <w:del w:id="5383" w:author="Kiro" w:date="2026-10-11T00:00:00Z">
         <w:r>
           <w:rPr>
             <w:vertAlign w:val="superscript"/>
@@ -7848,12 +8210,12 @@
           <w:delText xml:space="preserve">[143]</w:delText>
         </w:r>
       </w:del>
-      <w:del w:id="5329" w:author="Kiro" w:date="2026-10-11T00:00:00Z">
+      <w:del w:id="5384" w:author="Kiro" w:date="2026-10-11T00:00:00Z">
         <w:r>
           <w:delText xml:space="preserve">。随后，针对1187只鸡的基因组芯片分析以白洛克肉鸡为参照，在八个中国地方品种中识别出商业相关的候选渗入区段</w:delText>
         </w:r>
       </w:del>
-      <w:del w:id="5330" w:author="Kiro" w:date="2026-10-11T00:00:00Z">
+      <w:del w:id="5385" w:author="Kiro" w:date="2026-10-11T00:00:00Z">
         <w:r>
           <w:rPr>
             <w:vertAlign w:val="superscript"/>
@@ -7861,12 +8223,12 @@
           <w:delText xml:space="preserve">[21]</w:delText>
         </w:r>
       </w:del>
-      <w:del w:id="5331" w:author="Kiro" w:date="2026-10-11T00:00:00Z">
+      <w:del w:id="5386" w:author="Kiro" w:date="2026-10-11T00:00:00Z">
         <w:r>
           <w:delText xml:space="preserve">。商业成分的输入也见于其他地方群体：部分藏鸡带有白来航相关成分，贵州部分地方品种显示上海新杨蛋鸡相关输入，江西部分品种则检出欧洲商业鸡混合信号</w:delText>
         </w:r>
       </w:del>
-      <w:del w:id="5332" w:author="Kiro" w:date="2026-10-11T00:00:00Z">
+      <w:del w:id="5387" w:author="Kiro" w:date="2026-10-11T00:00:00Z">
         <w:r>
           <w:rPr>
             <w:vertAlign w:val="superscript"/>
@@ -7874,12 +8236,12 @@
           <w:delText xml:space="preserve">[137,144,145]</w:delText>
         </w:r>
       </w:del>
-      <w:del w:id="5333" w:author="Kiro" w:date="2026-10-11T00:00:00Z">
+      <w:del w:id="5388" w:author="Kiro" w:date="2026-10-11T00:00:00Z">
         <w:r>
           <w:delText xml:space="preserve">。</w:delText>
         </w:r>
       </w:del>
-      <w:ins w:id="5334" w:author="Kiro" w:date="2026-10-11T00:00:00Z">
+      <w:ins w:id="5389" w:author="Kiro" w:date="2026-10-11T00:00:00Z">
         <w:r>
           <w:t xml:space="preserve">地方和传统品种参与了商业鸡的育成，商业种源又向地方群体输入遗传成分。线粒体研究显示，东亚鸡曾多次参与荷兰传统品种及西方商业鸡的母系构成；涵盖636个基因组、43个群体的分析进一步表明，亚洲重型品种是现代肉鸡的重要祖源</w:t>
         </w:r>
@@ -8048,7 +8410,7 @@
         <w:spacing w:before="0" w:after="100" w:line="276" w:lineRule="auto"/>
         <w:ind w:firstLine="0" w:left="0" w:right="0"/>
       </w:pPr>
-      <w:del w:id="5335" w:author="Kiro" w:date="2026-10-11T00:00:00Z">
+      <w:del w:id="5390" w:author="Kiro" w:date="2026-10-11T00:00:00Z">
         <w:r>
           <w:rPr>
             <w:rFonts w:ascii="Times New Roman" w:hAnsi="Times New Roman" w:eastAsia="宋体"/>
@@ -8060,7 +8422,7 @@
           <w:delText xml:space="preserve">红色、棕色和蓝色箭头分别表示红原鸡、地方与传统家鸡、商业鸡的遗传成分输出，箭头由输出群体指向接受群体。实线概括群体遗传与历史证据支持的祖源联系和后续渗入</w:delText>
         </w:r>
       </w:del>
-      <w:del w:id="5336" w:author="Kiro" w:date="2026-10-11T00:00:00Z">
+      <w:del w:id="5391" w:author="Kiro" w:date="2026-10-11T00:00:00Z">
         <w:r>
           <w:rPr>
             <w:rFonts w:ascii="Times New Roman" w:hAnsi="Times New Roman" w:eastAsia="宋体"/>
@@ -8073,7 +8435,7 @@
           <w:delText xml:space="preserve">[18,19,21,131,139,140,142]</w:delText>
         </w:r>
       </w:del>
-      <w:del w:id="5337" w:author="Kiro" w:date="2026-10-11T00:00:00Z">
+      <w:del w:id="5392" w:author="Kiro" w:date="2026-10-11T00:00:00Z">
         <w:r>
           <w:rPr>
             <w:rFonts w:ascii="Times New Roman" w:hAnsi="Times New Roman" w:eastAsia="宋体"/>
@@ -8085,7 +8447,7 @@
           <w:delText xml:space="preserve">；虚线概括模型推断或假说，包括以参照或圈养红原鸡为对象的商业相关联系</w:delText>
         </w:r>
       </w:del>
-      <w:del w:id="5338" w:author="Kiro" w:date="2026-10-11T00:00:00Z">
+      <w:del w:id="5393" w:author="Kiro" w:date="2026-10-11T00:00:00Z">
         <w:r>
           <w:rPr>
             <w:rFonts w:ascii="Times New Roman" w:hAnsi="Times New Roman" w:eastAsia="宋体"/>
@@ -8098,7 +8460,7 @@
           <w:delText xml:space="preserve">[137,138]</w:delText>
         </w:r>
       </w:del>
-      <w:del w:id="5339" w:author="Kiro" w:date="2026-10-11T00:00:00Z">
+      <w:del w:id="5394" w:author="Kiro" w:date="2026-10-11T00:00:00Z">
         <w:r>
           <w:rPr>
             <w:rFonts w:ascii="Times New Roman" w:hAnsi="Times New Roman" w:eastAsia="宋体"/>
@@ -8110,7 +8472,7 @@
           <w:delText xml:space="preserve">。图中的直接渗入和育种利用仍保留可能性表述，传播和逸生标注概括潜在接触情境。商业鸡属于家鸡，在图中按用途单列；鸡图表示类别，箭头宽度不表示交流量。</w:delText>
         </w:r>
       </w:del>
-      <w:ins w:id="5340" w:author="Kiro" w:date="2026-10-11T00:00:00Z">
+      <w:ins w:id="5395" w:author="Kiro" w:date="2026-10-11T00:00:00Z">
         <w:r>
           <w:t xml:space="preserve">红色、棕色和蓝色箭头分别表示红原鸡、地方与传统家鸡、商业鸡的遗传成分输出，箭头由输出群体指向接受群体。实线概括群体遗传与历史证据支持的祖源联系和后续渗入</w:t>
         </w:r>

--- a/3-7_v12_tracked.docx
+++ b/3-7_v12_tracked.docx
@@ -6097,7 +6097,7 @@
           <w:t xml:space="preserve">高海拔适应。</w:t>
         </w:r>
         <w:r>
-          <w:t xml:space="preserve">高海拔环境中的低氧直接影响鸡胚发育和孵化。在海拔2900 m的孵化试验中，藏鸡和低地矮小鸡的孵化率分别为79.72%和31.69%；补充氧气后，低地矮小鸡的孵化率上升</w:t>
+          <w:t xml:space="preserve">高海拔环境中的低氧直接影响鸡胚发育和孵化。在海拔2900 m的孵化试验中，藏鸡和低地品种矮小鸡的孵化率分别为79.72%和31.69%；补充氧气后，矮小鸡的孵化率上升</w:t>
         </w:r>
         <w:r>
           <w:rPr>

--- a/3-7_v12_tracked.docx
+++ b/3-7_v12_tracked.docx
@@ -372,33 +372,6 @@
           <w:t xml:space="preserve">[6]</w:t>
         </w:r>
         <w:r>
-          <w:t xml:space="preserve">。印度的独立驯化主张同样主要依据母系资料。印度家鸡与不同的红原鸡群体共享单倍型</w:t>
-        </w:r>
-        <w:r>
-          <w:rPr>
-            <w:vertAlign w:val="superscript"/>
-          </w:rPr>
-          <w:t xml:space="preserve">[7]</w:t>
-        </w:r>
-        <w:r>
-          <w:t xml:space="preserve">。另一项研究比较了印度6个地方品种和圈养红原鸡的完整线粒体序列，发现印度红原鸡与家鸡在系统树上分开；作者结合只含印度样本的分组，提出了独立驯化的解释</w:t>
-        </w:r>
-        <w:r>
-          <w:rPr>
-            <w:vertAlign w:val="superscript"/>
-          </w:rPr>
-          <w:t xml:space="preserve">[8]</w:t>
-        </w:r>
-        <w:r>
-          <w:t xml:space="preserve">。不过，该研究的每组样本都是5只个体的混合样本，也没有比较“独立驯化”与“家鸡传入后杂交”这两种情景；其系统树上的A～F分组，也未与常用的母系单倍群体系对应起来</w:t>
-        </w:r>
-        <w:r>
-          <w:rPr>
-            <w:vertAlign w:val="superscript"/>
-          </w:rPr>
-          <w:t xml:space="preserve">[8]</w:t>
-        </w:r>
-        <w:r>
           <w:t xml:space="preserve">。</w:t>
         </w:r>
       </w:ins>
@@ -406,56 +379,37 @@
     <w:p>
       <w:pPr>
         <w:jc w:val="both"/>
-      </w:pPr>
-      <w:del w:id="5035" w:author="Kiro" w:date="2026-10-11T00:00:00Z">
-        <w:r>
-          <w:delText xml:space="preserve">后续研究显示，驯化后的育种和传播也会影响母系分布。C1亚单倍群和A单倍群在黄淮流域多样性较高，并在东亚斗鸡中富集，其较晚扩张可能与斗鸡的育种和传播有关</w:delText>
-        </w:r>
-      </w:del>
-      <w:del w:id="5036" w:author="Kiro" w:date="2026-10-11T00:00:00Z">
+        <w:rPr>
+          <w:ins w:id="5035" w:author="Kiro" w:date="2026-10-11T00:00:00Z"/>
+        </w:rPr>
+      </w:pPr>
+      <w:ins w:id="5036" w:author="Kiro" w:date="2026-10-11T00:00:00Z">
+        <w:r>
+          <w:t xml:space="preserve">印度的独立驯化主张同样主要依据母系资料。控制区序列比较显示，印度家鸡与不同的红原鸡群体共享单倍型</w:t>
+        </w:r>
         <w:r>
           <w:rPr>
             <w:vertAlign w:val="superscript"/>
           </w:rPr>
-          <w:delText xml:space="preserve">[9]</w:delText>
-        </w:r>
-      </w:del>
-      <w:del w:id="5037" w:author="Kiro" w:date="2026-10-11T00:00:00Z">
-        <w:r>
-          <w:delText xml:space="preserve">。在完整序列比较中，一只日本德地地鸡的D单倍群序列归入D2亚单倍群，东南亚岛屿和太平洋样本的D单倍群序列归入D1亚单倍群。日本这一母系由此被联系到中国北方及邻近地区；该研究的D2样本来自日本和新疆各一个体</w:delText>
-        </w:r>
-      </w:del>
-      <w:del w:id="5038" w:author="Kiro" w:date="2026-10-11T00:00:00Z">
+          <w:t xml:space="preserve">[7]</w:t>
+        </w:r>
+        <w:r>
+          <w:t xml:space="preserve">。另一项研究比较了印度6个地方品种和圈养红原鸡的完整线粒体序列，发现印度红原鸡与家鸡在系统树上分开；作者结合只含印度样本的分组，提出了独立驯化的解释</w:t>
+        </w:r>
         <w:r>
           <w:rPr>
             <w:vertAlign w:val="superscript"/>
           </w:rPr>
-          <w:delText xml:space="preserve">[10]</w:delText>
-        </w:r>
-      </w:del>
-      <w:del w:id="5039" w:author="Kiro" w:date="2026-10-11T00:00:00Z">
-        <w:r>
-          <w:delText xml:space="preserve">。</w:delText>
-        </w:r>
-      </w:del>
-      <w:ins w:id="5040" w:author="Kiro" w:date="2026-10-11T00:00:00Z">
-        <w:r>
-          <w:t xml:space="preserve">后续研究显示，驯化后的育种和传播也会影响母系分布。C1亚单倍群和A单倍群在黄淮流域多样性较高，并在东亚斗鸡中富集，其较晚的扩张可能与斗鸡的育种和传播有关</w:t>
+          <w:t xml:space="preserve">[8]</w:t>
+        </w:r>
+        <w:r>
+          <w:t xml:space="preserve">。不过，该研究的每组样本都是5只个体的混合样本，也没有比较“独立驯化”与“家鸡传入后杂交”这两种情景；其系统树上的A～F分组，也未与常用的母系单倍群体系对应起来</w:t>
         </w:r>
         <w:r>
           <w:rPr>
             <w:vertAlign w:val="superscript"/>
           </w:rPr>
-          <w:t xml:space="preserve">[9]</w:t>
-        </w:r>
-        <w:r>
-          <w:t xml:space="preserve">。在完整序列比较中，一只日本德地地鸡的D单倍群序列归入D2亚单倍群，而东南亚岛屿和太平洋样本的D单倍群序列归入D1亚单倍群。研究者由此把日本这一母系联系到中国北方及邻近地区；不过，该研究中的D2样本只有日本和新疆各1只</w:t>
-        </w:r>
-        <w:r>
-          <w:rPr>
-            <w:vertAlign w:val="superscript"/>
-          </w:rPr>
-          <w:t xml:space="preserve">[10]</w:t>
+          <w:t xml:space="preserve">[8]</w:t>
         </w:r>
         <w:r>
           <w:t xml:space="preserve">。</w:t>
@@ -466,33 +420,55 @@
       <w:pPr>
         <w:jc w:val="both"/>
       </w:pPr>
+      <w:del w:id="5037" w:author="Kiro" w:date="2026-10-11T00:00:00Z">
+        <w:r>
+          <w:delText xml:space="preserve">后续研究显示，驯化后的育种和传播也会影响母系分布。C1亚单倍群和A单倍群在黄淮流域多样性较高，并在东亚斗鸡中富集，其较晚扩张可能与斗鸡的育种和传播有关</w:delText>
+        </w:r>
+      </w:del>
+      <w:del w:id="5038" w:author="Kiro" w:date="2026-10-11T00:00:00Z">
+        <w:r>
+          <w:rPr>
+            <w:vertAlign w:val="superscript"/>
+          </w:rPr>
+          <w:delText xml:space="preserve">[9]</w:delText>
+        </w:r>
+      </w:del>
+      <w:del w:id="5039" w:author="Kiro" w:date="2026-10-11T00:00:00Z">
+        <w:r>
+          <w:delText xml:space="preserve">。在完整序列比较中，一只日本德地地鸡的D单倍群序列归入D2亚单倍群，东南亚岛屿和太平洋样本的D单倍群序列归入D1亚单倍群。日本这一母系由此被联系到中国北方及邻近地区；该研究的D2样本来自日本和新疆各一个体</w:delText>
+        </w:r>
+      </w:del>
+      <w:del w:id="5040" w:author="Kiro" w:date="2026-10-11T00:00:00Z">
+        <w:r>
+          <w:rPr>
+            <w:vertAlign w:val="superscript"/>
+          </w:rPr>
+          <w:delText xml:space="preserve">[10]</w:delText>
+        </w:r>
+      </w:del>
       <w:del w:id="5041" w:author="Kiro" w:date="2026-10-11T00:00:00Z">
         <w:r>
-          <w:delText xml:space="preserve">线粒体资料确立了家鸡与红原鸡的主要母系联系。祖先母系变异的保留和驯化后杂交共同影响家鸡的母系多样性；选择和性别偏向的基因交流则可造成母系与核基因组亲缘关系的差异</w:delText>
-        </w:r>
-      </w:del>
-      <w:del w:id="5042" w:author="Kiro" w:date="2026-10-11T00:00:00Z">
+          <w:delText xml:space="preserve">。</w:delText>
+        </w:r>
+      </w:del>
+      <w:ins w:id="5042" w:author="Kiro" w:date="2026-10-11T00:00:00Z">
+        <w:r>
+          <w:t xml:space="preserve">后续研究显示，驯化后的育种和传播也会影响母系分布。C1亚单倍群和A单倍群在黄淮流域多样性较高，并在东亚斗鸡中富集，其较晚的扩张可能与斗鸡的育种和传播有关</w:t>
+        </w:r>
         <w:r>
           <w:rPr>
             <w:vertAlign w:val="superscript"/>
           </w:rPr>
-          <w:delText xml:space="preserve">[11,12]</w:delText>
-        </w:r>
-      </w:del>
-      <w:del w:id="5043" w:author="Kiro" w:date="2026-10-11T00:00:00Z">
-        <w:r>
-          <w:delText xml:space="preserve">。</w:delText>
-        </w:r>
-      </w:del>
-      <w:ins w:id="5044" w:author="Kiro" w:date="2026-10-11T00:00:00Z">
-        <w:r>
-          <w:t xml:space="preserve">线粒体资料确立了家鸡与红原鸡的主要母系联系。祖先母系变异的保留和驯化后的杂交，共同塑造了家鸡的母系多样性；选择和性别偏向的基因交流，还可使母系亲缘关系与核基因组亲缘关系不一致</w:t>
+          <w:t xml:space="preserve">[9]</w:t>
+        </w:r>
+        <w:r>
+          <w:t xml:space="preserve">。在完整序列比较中，一只日本德地地鸡的D单倍群序列归入D2亚单倍群，而东南亚岛屿和太平洋样本的D单倍群序列归入D1亚单倍群。研究者由此把日本这一母系联系到中国北方及邻近地区；不过，该研究中的D2样本只有日本和新疆各1只</w:t>
         </w:r>
         <w:r>
           <w:rPr>
             <w:vertAlign w:val="superscript"/>
           </w:rPr>
-          <w:t xml:space="preserve">[11,12]</w:t>
+          <w:t xml:space="preserve">[10]</w:t>
         </w:r>
         <w:r>
           <w:t xml:space="preserve">。</w:t>
@@ -501,402 +477,256 @@
     </w:p>
     <w:p>
       <w:pPr>
-        <w:pStyle w:val="Heading2"/>
-      </w:pPr>
-      <w:r>
-        <w:t xml:space="preserve">3.2 核遗传证据与主要祖先群体</w:t>
-      </w:r>
-    </w:p>
-    <w:p>
-      <w:pPr>
         <w:jc w:val="both"/>
       </w:pPr>
+      <w:del w:id="5043" w:author="Kiro" w:date="2026-10-11T00:00:00Z">
+        <w:r>
+          <w:delText xml:space="preserve">线粒体资料确立了家鸡与红原鸡的主要母系联系。祖先母系变异的保留和驯化后杂交共同影响家鸡的母系多样性；选择和性别偏向的基因交流则可造成母系与核基因组亲缘关系的差异</w:delText>
+        </w:r>
+      </w:del>
+      <w:del w:id="5044" w:author="Kiro" w:date="2026-10-11T00:00:00Z">
+        <w:r>
+          <w:rPr>
+            <w:vertAlign w:val="superscript"/>
+          </w:rPr>
+          <w:delText xml:space="preserve">[11,12]</w:delText>
+        </w:r>
+      </w:del>
       <w:del w:id="5045" w:author="Kiro" w:date="2026-10-11T00:00:00Z">
         <w:r>
-          <w:delText xml:space="preserve">核DNA由父母双方传递。跨群体比较和群体历史分析可以区分祖先变异保留与后期基因交流，补充母系来源的判断。基于少数亚种和区域样本的比较，所得亲缘结果并不一致。微卫星分析显示，中国地方鸡与中国</w:delText>
-        </w:r>
-      </w:del>
-      <w:del w:id="5046" w:author="Kiro" w:date="2026-10-11T00:00:00Z">
-        <w:r>
-          <w:rPr>
-            <w:i w:val="1"/>
-          </w:rPr>
-          <w:delText xml:space="preserve">G. g. spadiceus</w:delText>
-        </w:r>
-      </w:del>
-      <w:del w:id="5047" w:author="Kiro" w:date="2026-10-11T00:00:00Z">
-        <w:r>
-          <w:delText xml:space="preserve">的亲缘关系比与泰国</w:delText>
-        </w:r>
-      </w:del>
-      <w:del w:id="5048" w:author="Kiro" w:date="2026-10-11T00:00:00Z">
-        <w:r>
-          <w:rPr>
-            <w:i w:val="1"/>
-          </w:rPr>
-          <w:delText xml:space="preserve">G. g. gallus</w:delText>
-        </w:r>
-      </w:del>
-      <w:del w:id="5049" w:author="Kiro" w:date="2026-10-11T00:00:00Z">
-        <w:r>
-          <w:delText xml:space="preserve">更近</w:delText>
-        </w:r>
-      </w:del>
-      <w:del w:id="5050" w:author="Kiro" w:date="2026-10-11T00:00:00Z">
+          <w:delText xml:space="preserve">。</w:delText>
+        </w:r>
+      </w:del>
+      <w:ins w:id="5046" w:author="Kiro" w:date="2026-10-11T00:00:00Z">
+        <w:r>
+          <w:t xml:space="preserve">线粒体资料确立了家鸡与红原鸡的主要母系联系。祖先母系变异的保留和驯化后的杂交，共同塑造了家鸡的母系多样性；选择和性别偏向的基因交流，还可使母系亲缘关系与核基因组亲缘关系不一致</w:t>
+        </w:r>
         <w:r>
           <w:rPr>
             <w:vertAlign w:val="superscript"/>
           </w:rPr>
-          <w:delText xml:space="preserve">[13]</w:delText>
-        </w:r>
-      </w:del>
-      <w:del w:id="5051" w:author="Kiro" w:date="2026-10-11T00:00:00Z">
-        <w:r>
-          <w:delText xml:space="preserve">。泰国取样的12个红原鸡群体（298只，来自11个保护中心，含</w:delText>
-        </w:r>
-      </w:del>
-      <w:del w:id="5052" w:author="Kiro" w:date="2026-10-11T00:00:00Z">
-        <w:r>
-          <w:rPr>
-            <w:i w:val="1"/>
-          </w:rPr>
-          <w:delText xml:space="preserve">G. g. gallus</w:delText>
-        </w:r>
-      </w:del>
-      <w:del w:id="5053" w:author="Kiro" w:date="2026-10-11T00:00:00Z">
-        <w:r>
-          <w:delText xml:space="preserve">和</w:delText>
-        </w:r>
-      </w:del>
-      <w:del w:id="5054" w:author="Kiro" w:date="2026-10-11T00:00:00Z">
-        <w:r>
-          <w:rPr>
-            <w:i w:val="1"/>
-          </w:rPr>
-          <w:delText xml:space="preserve">G. g. spadiceus</w:delText>
-        </w:r>
-      </w:del>
-      <w:del w:id="5055" w:author="Kiro" w:date="2026-10-11T00:00:00Z">
-        <w:r>
-          <w:delText xml:space="preserve">）与10个鸡品种（138只）的微卫星比较未清楚区分两个红原鸡亚种，家鸡与</w:delText>
-        </w:r>
-      </w:del>
-      <w:del w:id="5056" w:author="Kiro" w:date="2026-10-11T00:00:00Z">
-        <w:r>
-          <w:rPr>
-            <w:i w:val="1"/>
-          </w:rPr>
-          <w:delText xml:space="preserve">G. g. spadiceus</w:delText>
-        </w:r>
-      </w:del>
-      <w:del w:id="5057" w:author="Kiro" w:date="2026-10-11T00:00:00Z">
-        <w:r>
-          <w:delText xml:space="preserve">的亲缘也未比与</w:delText>
-        </w:r>
-      </w:del>
-      <w:del w:id="5058" w:author="Kiro" w:date="2026-10-11T00:00:00Z">
-        <w:r>
-          <w:rPr>
-            <w:i w:val="1"/>
-          </w:rPr>
-          <w:delText xml:space="preserve">G. g. gallus</w:delText>
-        </w:r>
-      </w:del>
-      <w:del w:id="5059" w:author="Kiro" w:date="2026-10-11T00:00:00Z">
-        <w:r>
-          <w:delText xml:space="preserve">更近。红原鸡群体的遗传多样性较高，作者结合原鸡中特有的母系变异，推测驯化涉及部分原鸡基因库；亚洲其他地区所见的部分线粒体单倍群未在这些泰国样本中出现，作者据此提出东南亚多地独立驯化的解释</w:delText>
-        </w:r>
-      </w:del>
-      <w:del w:id="5060" w:author="Kiro" w:date="2026-10-11T00:00:00Z">
-        <w:r>
-          <w:rPr>
-            <w:vertAlign w:val="superscript"/>
-          </w:rPr>
-          <w:delText xml:space="preserve">[14]</w:delText>
-        </w:r>
-      </w:del>
-      <w:del w:id="5061" w:author="Kiro" w:date="2026-10-11T00:00:00Z">
-        <w:r>
-          <w:delText xml:space="preserve">。25个核基因座的30个内含子序列分析，将家鸡与红原鸡共享的单倍型解释为祖先多态保留和后期渗入共同作用的结果；模型估计两者于58,000±16,000年前分化，远早于考古记录的驯化年代</w:delText>
-        </w:r>
-      </w:del>
-      <w:del w:id="5062" w:author="Kiro" w:date="2026-10-11T00:00:00Z">
-        <w:r>
-          <w:rPr>
-            <w:vertAlign w:val="superscript"/>
-          </w:rPr>
-          <w:delText xml:space="preserve">[15]</w:delText>
-        </w:r>
-      </w:del>
-      <w:del w:id="5063" w:author="Kiro" w:date="2026-10-11T00:00:00Z">
-        <w:r>
-          <w:delText xml:space="preserve">。</w:delText>
-        </w:r>
-      </w:del>
-      <w:ins w:id="5064" w:author="Kiro" w:date="2026-10-11T00:00:00Z">
-        <w:r>
-          <w:t xml:space="preserve">核DNA由父母双方传递。跨群体比较和群体历史分析可以区分祖先变异的保留与后期基因交流，从而补充对母系来源的判断。基于少数亚种和区域样本的比较，得到的亲缘结果并不一致。微卫星分析显示，中国地方鸡与中国</w:t>
-        </w:r>
-        <w:r>
-          <w:rPr>
-            <w:i/>
-          </w:rPr>
-          <w:t xml:space="preserve">G. g. spadiceus</w:t>
-        </w:r>
-        <w:r>
-          <w:t xml:space="preserve">的亲缘关系，比与泰国</w:t>
-        </w:r>
-        <w:r>
-          <w:rPr>
-            <w:i/>
-          </w:rPr>
-          <w:t xml:space="preserve">G. g. gallus</w:t>
-        </w:r>
-        <w:r>
-          <w:t xml:space="preserve">更近</w:t>
-        </w:r>
-        <w:r>
-          <w:rPr>
-            <w:vertAlign w:val="superscript"/>
-          </w:rPr>
-          <w:t xml:space="preserve">[13]</w:t>
-        </w:r>
-        <w:r>
-          <w:t xml:space="preserve">。另一项研究在泰国11个保护中心采集了12个红原鸡群体（298只，含</w:t>
-        </w:r>
-        <w:r>
-          <w:rPr>
-            <w:i/>
-          </w:rPr>
-          <w:t xml:space="preserve">G. g. gallus</w:t>
-        </w:r>
-        <w:r>
-          <w:t xml:space="preserve">和</w:t>
-        </w:r>
-        <w:r>
-          <w:rPr>
-            <w:i/>
-          </w:rPr>
-          <w:t xml:space="preserve">G. g. spadiceus</w:t>
-        </w:r>
-        <w:r>
-          <w:t xml:space="preserve">），并与10个泰国地方鸡品种（138只）作微卫星比较。结果未能清楚区分两个红原鸡亚种，家鸡与</w:t>
-        </w:r>
-        <w:r>
-          <w:rPr>
-            <w:i/>
-          </w:rPr>
-          <w:t xml:space="preserve">G. g. spadiceus</w:t>
-        </w:r>
-        <w:r>
-          <w:t xml:space="preserve">的亲缘关系也不比与</w:t>
-        </w:r>
-        <w:r>
-          <w:rPr>
-            <w:i/>
-          </w:rPr>
-          <w:t xml:space="preserve">G. g. gallus</w:t>
-        </w:r>
-        <w:r>
-          <w:t xml:space="preserve">更近。这些红原鸡群体的遗传多样性较高；作者结合红原鸡中特有的母系变异，推测驯化只涉及红原鸡的部分基因库。亚洲其他地区所见的部分线粒体单倍群，未在这些泰国样本中出现，作者据此提出东南亚多地独立驯化的解释</w:t>
-        </w:r>
-        <w:r>
-          <w:rPr>
-            <w:vertAlign w:val="superscript"/>
-          </w:rPr>
-          <w:t xml:space="preserve">[14]</w:t>
-        </w:r>
-        <w:r>
-          <w:t xml:space="preserve">。25个核基因座的30个内含子序列分析，将家鸡与红原鸡共享的单倍型解释为祖先多态保留和后期渗入共同作用的结果；模型估计两者于58,000±16,000年前分化，远早于考古记录的驯化年代</w:t>
-        </w:r>
-        <w:r>
-          <w:rPr>
-            <w:vertAlign w:val="superscript"/>
-          </w:rPr>
-          <w:t xml:space="preserve">[15]</w:t>
-        </w:r>
-        <w:r>
-          <w:t xml:space="preserve">。</w:t>
+          <w:t xml:space="preserve">[11,12]</w:t>
+        </w:r>
+        <w:r>
+          <w:t xml:space="preserve">。因此，母系单倍群的地理分布本身不足以判断驯化的次数和地点。</w:t>
         </w:r>
       </w:ins>
     </w:p>
     <w:p>
       <w:pPr>
+        <w:pStyle w:val="Heading2"/>
+      </w:pPr>
+      <w:r>
+        <w:t xml:space="preserve">3.2 核遗传证据与主要祖先群体</w:t>
+      </w:r>
+    </w:p>
+    <w:p>
+      <w:pPr>
         <w:jc w:val="both"/>
       </w:pPr>
+      <w:del w:id="5047" w:author="Kiro" w:date="2026-10-11T00:00:00Z">
+        <w:r>
+          <w:delText xml:space="preserve">核DNA由父母双方传递。跨群体比较和群体历史分析可以区分祖先变异保留与后期基因交流，补充母系来源的判断。基于少数亚种和区域样本的比较，所得亲缘结果并不一致。微卫星分析显示，中国地方鸡与中国</w:delText>
+        </w:r>
+      </w:del>
+      <w:del w:id="5048" w:author="Kiro" w:date="2026-10-11T00:00:00Z">
+        <w:r>
+          <w:rPr>
+            <w:i w:val="1"/>
+          </w:rPr>
+          <w:delText xml:space="preserve">G. g. spadiceus</w:delText>
+        </w:r>
+      </w:del>
+      <w:del w:id="5049" w:author="Kiro" w:date="2026-10-11T00:00:00Z">
+        <w:r>
+          <w:delText xml:space="preserve">的亲缘关系比与泰国</w:delText>
+        </w:r>
+      </w:del>
+      <w:del w:id="5050" w:author="Kiro" w:date="2026-10-11T00:00:00Z">
+        <w:r>
+          <w:rPr>
+            <w:i w:val="1"/>
+          </w:rPr>
+          <w:delText xml:space="preserve">G. g. gallus</w:delText>
+        </w:r>
+      </w:del>
+      <w:del w:id="5051" w:author="Kiro" w:date="2026-10-11T00:00:00Z">
+        <w:r>
+          <w:delText xml:space="preserve">更近</w:delText>
+        </w:r>
+      </w:del>
+      <w:del w:id="5052" w:author="Kiro" w:date="2026-10-11T00:00:00Z">
+        <w:r>
+          <w:rPr>
+            <w:vertAlign w:val="superscript"/>
+          </w:rPr>
+          <w:delText xml:space="preserve">[13]</w:delText>
+        </w:r>
+      </w:del>
+      <w:del w:id="5053" w:author="Kiro" w:date="2026-10-11T00:00:00Z">
+        <w:r>
+          <w:delText xml:space="preserve">。泰国取样的12个红原鸡群体（298只，来自11个保护中心，含</w:delText>
+        </w:r>
+      </w:del>
+      <w:del w:id="5054" w:author="Kiro" w:date="2026-10-11T00:00:00Z">
+        <w:r>
+          <w:rPr>
+            <w:i w:val="1"/>
+          </w:rPr>
+          <w:delText xml:space="preserve">G. g. gallus</w:delText>
+        </w:r>
+      </w:del>
+      <w:del w:id="5055" w:author="Kiro" w:date="2026-10-11T00:00:00Z">
+        <w:r>
+          <w:delText xml:space="preserve">和</w:delText>
+        </w:r>
+      </w:del>
+      <w:del w:id="5056" w:author="Kiro" w:date="2026-10-11T00:00:00Z">
+        <w:r>
+          <w:rPr>
+            <w:i w:val="1"/>
+          </w:rPr>
+          <w:delText xml:space="preserve">G. g. spadiceus</w:delText>
+        </w:r>
+      </w:del>
+      <w:del w:id="5057" w:author="Kiro" w:date="2026-10-11T00:00:00Z">
+        <w:r>
+          <w:delText xml:space="preserve">）与10个鸡品种（138只）的微卫星比较未清楚区分两个红原鸡亚种，家鸡与</w:delText>
+        </w:r>
+      </w:del>
+      <w:del w:id="5058" w:author="Kiro" w:date="2026-10-11T00:00:00Z">
+        <w:r>
+          <w:rPr>
+            <w:i w:val="1"/>
+          </w:rPr>
+          <w:delText xml:space="preserve">G. g. spadiceus</w:delText>
+        </w:r>
+      </w:del>
+      <w:del w:id="5059" w:author="Kiro" w:date="2026-10-11T00:00:00Z">
+        <w:r>
+          <w:delText xml:space="preserve">的亲缘也未比与</w:delText>
+        </w:r>
+      </w:del>
+      <w:del w:id="5060" w:author="Kiro" w:date="2026-10-11T00:00:00Z">
+        <w:r>
+          <w:rPr>
+            <w:i w:val="1"/>
+          </w:rPr>
+          <w:delText xml:space="preserve">G. g. gallus</w:delText>
+        </w:r>
+      </w:del>
+      <w:del w:id="5061" w:author="Kiro" w:date="2026-10-11T00:00:00Z">
+        <w:r>
+          <w:delText xml:space="preserve">更近。红原鸡群体的遗传多样性较高，作者结合原鸡中特有的母系变异，推测驯化涉及部分原鸡基因库；亚洲其他地区所见的部分线粒体单倍群未在这些泰国样本中出现，作者据此提出东南亚多地独立驯化的解释</w:delText>
+        </w:r>
+      </w:del>
+      <w:del w:id="5062" w:author="Kiro" w:date="2026-10-11T00:00:00Z">
+        <w:r>
+          <w:rPr>
+            <w:vertAlign w:val="superscript"/>
+          </w:rPr>
+          <w:delText xml:space="preserve">[14]</w:delText>
+        </w:r>
+      </w:del>
+      <w:del w:id="5063" w:author="Kiro" w:date="2026-10-11T00:00:00Z">
+        <w:r>
+          <w:delText xml:space="preserve">。25个核基因座的30个内含子序列分析，将家鸡与红原鸡共享的单倍型解释为祖先多态保留和后期渗入共同作用的结果；模型估计两者于58,000±16,000年前分化，远早于考古记录的驯化年代</w:delText>
+        </w:r>
+      </w:del>
+      <w:del w:id="5064" w:author="Kiro" w:date="2026-10-11T00:00:00Z">
+        <w:r>
+          <w:rPr>
+            <w:vertAlign w:val="superscript"/>
+          </w:rPr>
+          <w:delText xml:space="preserve">[15]</w:delText>
+        </w:r>
+      </w:del>
       <w:del w:id="5065" w:author="Kiro" w:date="2026-10-11T00:00:00Z">
         <w:r>
-          <w:delText xml:space="preserve">在覆盖原鸡属各物种的全基因组比较中，红原鸡是家鸡的主要祖先物种，其他物种的贡献以渗入形式存在，其中家鸡与灰原鸡之间的双向渗入较为广泛（见第3.3节）</w:delText>
-        </w:r>
-      </w:del>
-      <w:del w:id="5066" w:author="Kiro" w:date="2026-10-11T00:00:00Z">
+          <w:delText xml:space="preserve">。</w:delText>
+        </w:r>
+      </w:del>
+      <w:ins w:id="5066" w:author="Kiro" w:date="2026-10-11T00:00:00Z">
+        <w:r>
+          <w:t xml:space="preserve">核DNA由父母双方传递。跨群体比较和群体历史分析可以区分祖先变异的保留与后期基因交流，从而补充对母系来源的判断。基于少数亚种和区域样本的比较，得到的亲缘结果并不一致。微卫星分析显示，中国地方鸡与中国</w:t>
+        </w:r>
+        <w:r>
+          <w:rPr>
+            <w:i/>
+          </w:rPr>
+          <w:t xml:space="preserve">G. g. spadiceus</w:t>
+        </w:r>
+        <w:r>
+          <w:t xml:space="preserve">的亲缘关系，比与泰国</w:t>
+        </w:r>
+        <w:r>
+          <w:rPr>
+            <w:i/>
+          </w:rPr>
+          <w:t xml:space="preserve">G. g. gallus</w:t>
+        </w:r>
+        <w:r>
+          <w:t xml:space="preserve">更近</w:t>
+        </w:r>
         <w:r>
           <w:rPr>
             <w:vertAlign w:val="superscript"/>
           </w:rPr>
-          <w:delText xml:space="preserve">[16]</w:delText>
-        </w:r>
-      </w:del>
-      <w:del w:id="5067" w:author="Kiro" w:date="2026-10-11T00:00:00Z">
-        <w:r>
-          <w:delText xml:space="preserve">。覆盖红原鸡全部5个亚种的863个基因组进一步把主要祖源定位到</w:delText>
-        </w:r>
-      </w:del>
-      <w:del w:id="5068" w:author="Kiro" w:date="2026-10-11T00:00:00Z">
-        <w:r>
-          <w:rPr>
-            <w:i w:val="1"/>
-          </w:rPr>
-          <w:delText xml:space="preserve">G. g. spadiceus</w:delText>
-        </w:r>
-      </w:del>
-      <w:del w:id="5069" w:author="Kiro" w:date="2026-10-11T00:00:00Z">
-        <w:r>
-          <w:delText xml:space="preserve">：696只家鸡中，除2只外都与部分</w:delText>
-        </w:r>
-      </w:del>
-      <w:del w:id="5070" w:author="Kiro" w:date="2026-10-11T00:00:00Z">
-        <w:r>
-          <w:rPr>
-            <w:i w:val="1"/>
-          </w:rPr>
-          <w:delText xml:space="preserve">G. g. spadiceus</w:delText>
-        </w:r>
-      </w:del>
-      <w:del w:id="5071" w:author="Kiro" w:date="2026-10-11T00:00:00Z">
-        <w:r>
-          <w:delText xml:space="preserve">构成单系群，群体结构、等位基因共享和群体混合图（TreeMix）</w:delText>
-        </w:r>
-      </w:del>
-      <w:del w:id="5072" w:author="Kiro" w:date="2026-10-11T00:00:00Z">
+          <w:t xml:space="preserve">[13]</w:t>
+        </w:r>
+        <w:r>
+          <w:t xml:space="preserve">。另一项研究在泰国11个保护中心采集了12个红原鸡群体（298只，含</w:t>
+        </w:r>
+        <w:r>
+          <w:rPr>
+            <w:i/>
+          </w:rPr>
+          <w:t xml:space="preserve">G. g. gallus</w:t>
+        </w:r>
+        <w:r>
+          <w:t xml:space="preserve">和</w:t>
+        </w:r>
+        <w:r>
+          <w:rPr>
+            <w:i/>
+          </w:rPr>
+          <w:t xml:space="preserve">G. g. spadiceus</w:t>
+        </w:r>
+        <w:r>
+          <w:t xml:space="preserve">），并与10个泰国地方鸡品种（138只）作微卫星比较。结果未能清楚区分两个红原鸡亚种，家鸡与</w:t>
+        </w:r>
+        <w:r>
+          <w:rPr>
+            <w:i/>
+          </w:rPr>
+          <w:t xml:space="preserve">G. g. spadiceus</w:t>
+        </w:r>
+        <w:r>
+          <w:t xml:space="preserve">的亲缘关系也不比与</w:t>
+        </w:r>
+        <w:r>
+          <w:rPr>
+            <w:i/>
+          </w:rPr>
+          <w:t xml:space="preserve">G. g. gallus</w:t>
+        </w:r>
+        <w:r>
+          <w:t xml:space="preserve">更近；作者认为，这与两项研究的亚种采样地点不同有关。这些红原鸡群体的遗传多样性较高；作者结合红原鸡中特有的母系变异，推测驯化只涉及红原鸡的部分基因库。该研究还依据亚洲其他地区所见的部分线粒体单倍群未在这些泰国样本中出现，提出东南亚多地独立驯化的解释</w:t>
+        </w:r>
         <w:r>
           <w:rPr>
             <w:vertAlign w:val="superscript"/>
           </w:rPr>
-          <w:delText xml:space="preserve">[17]</w:delText>
-        </w:r>
-      </w:del>
-      <w:del w:id="5073" w:author="Kiro" w:date="2026-10-11T00:00:00Z">
-        <w:r>
-          <w:delText xml:space="preserve">分析也都指向</w:delText>
-        </w:r>
-      </w:del>
-      <w:del w:id="5074" w:author="Kiro" w:date="2026-10-11T00:00:00Z">
-        <w:r>
-          <w:rPr>
-            <w:i w:val="1"/>
-          </w:rPr>
-          <w:delText xml:space="preserve">G. g. spadiceus</w:delText>
-        </w:r>
-      </w:del>
-      <w:del w:id="5075" w:author="Kiro" w:date="2026-10-11T00:00:00Z">
+          <w:t xml:space="preserve">[14]</w:t>
+        </w:r>
+        <w:r>
+          <w:t xml:space="preserve">。25个核基因座的30个内含子序列分析，将家鸡与红原鸡共享的单倍型解释为祖先多态保留和后期渗入共同作用的结果；模型估计两者于58,000±16,000年前分化，远早于考古记录的驯化年代</w:t>
+        </w:r>
         <w:r>
           <w:rPr>
             <w:vertAlign w:val="superscript"/>
           </w:rPr>
-          <w:delText xml:space="preserve">[18]</w:delText>
-        </w:r>
-      </w:del>
-      <w:del w:id="5076" w:author="Kiro" w:date="2026-10-11T00:00:00Z">
-        <w:r>
-          <w:delText xml:space="preserve">。约一个世纪前的历史</w:delText>
-        </w:r>
-      </w:del>
-      <w:del w:id="5077" w:author="Kiro" w:date="2026-10-11T00:00:00Z">
-        <w:r>
-          <w:rPr>
-            <w:i w:val="1"/>
-          </w:rPr>
-          <w:delText xml:space="preserve">G. g. spadiceus</w:delText>
-        </w:r>
-      </w:del>
-      <w:del w:id="5078" w:author="Kiro" w:date="2026-10-11T00:00:00Z">
-        <w:r>
-          <w:delText xml:space="preserve">标本也比其他亚种更接近家鸡，支持现生基因组的主要祖源判断</w:delText>
-        </w:r>
-      </w:del>
-      <w:del w:id="5079" w:author="Kiro" w:date="2026-10-11T00:00:00Z">
-        <w:r>
-          <w:rPr>
-            <w:vertAlign w:val="superscript"/>
-          </w:rPr>
-          <w:delText xml:space="preserve">[19]</w:delText>
-        </w:r>
-      </w:del>
-      <w:del w:id="5080" w:author="Kiro" w:date="2026-10-11T00:00:00Z">
-        <w:r>
-          <w:delText xml:space="preserve">。</w:delText>
-        </w:r>
-      </w:del>
-      <w:ins w:id="5081" w:author="Kiro" w:date="2026-10-11T00:00:00Z">
-        <w:r>
-          <w:t xml:space="preserve">在覆盖原鸡属各物种的全基因组比较中，红原鸡是家鸡的主要祖先物种，其他物种的贡献以渗入形式存在，其中家鸡与灰原鸡之间的双向渗入较为广泛（见第3.3节）</w:t>
-        </w:r>
-        <w:r>
-          <w:rPr>
-            <w:vertAlign w:val="superscript"/>
-          </w:rPr>
-          <w:t xml:space="preserve">[16]</w:t>
-        </w:r>
-        <w:r>
-          <w:t xml:space="preserve">。覆盖红原鸡全部5个亚种的863个基因组，进一步把主要祖源定位到</w:t>
-        </w:r>
-        <w:r>
-          <w:rPr>
-            <w:i/>
-          </w:rPr>
-          <w:t xml:space="preserve">G. g. spadiceus</w:t>
-        </w:r>
-        <w:r>
-          <w:t xml:space="preserve">：696只家鸡中，除2只外都与部分</w:t>
-        </w:r>
-        <w:r>
-          <w:rPr>
-            <w:i/>
-          </w:rPr>
-          <w:t xml:space="preserve">G. g. spadiceus</w:t>
-        </w:r>
-        <w:r>
-          <w:t xml:space="preserve">个体构成单系群；群体结构、等位基因共享和群体混合图（TreeMix）</w:t>
-        </w:r>
-        <w:r>
-          <w:rPr>
-            <w:vertAlign w:val="superscript"/>
-          </w:rPr>
-          <w:t xml:space="preserve">[17]</w:t>
-        </w:r>
-        <w:r>
-          <w:t xml:space="preserve">分析也都指向</w:t>
-        </w:r>
-        <w:r>
-          <w:rPr>
-            <w:i/>
-          </w:rPr>
-          <w:t xml:space="preserve">G. g. spadiceus</w:t>
-        </w:r>
-        <w:r>
-          <w:rPr>
-            <w:vertAlign w:val="superscript"/>
-          </w:rPr>
-          <w:t xml:space="preserve">[18]</w:t>
-        </w:r>
-        <w:r>
-          <w:t xml:space="preserve">。约一个世纪前的历史</w:t>
-        </w:r>
-        <w:r>
-          <w:rPr>
-            <w:i/>
-          </w:rPr>
-          <w:t xml:space="preserve">G. g. spadiceus</w:t>
-        </w:r>
-        <w:r>
-          <w:t xml:space="preserve">标本，同样比其他亚种更接近家鸡，支持了现生基因组得出的主要祖源判断</w:t>
-        </w:r>
-        <w:r>
-          <w:rPr>
-            <w:vertAlign w:val="superscript"/>
-          </w:rPr>
-          <w:t xml:space="preserve">[19]</w:t>
+          <w:t xml:space="preserve">[15]</w:t>
         </w:r>
         <w:r>
           <w:t xml:space="preserve">。</w:t>
@@ -907,300 +737,191 @@
       <w:pPr>
         <w:jc w:val="both"/>
       </w:pPr>
+      <w:del w:id="5067" w:author="Kiro" w:date="2026-10-11T00:00:00Z">
+        <w:r>
+          <w:delText xml:space="preserve">在覆盖原鸡属各物种的全基因组比较中，红原鸡是家鸡的主要祖先物种，其他物种的贡献以渗入形式存在，其中家鸡与灰原鸡之间的双向渗入较为广泛（见第3.3节）</w:delText>
+        </w:r>
+      </w:del>
+      <w:del w:id="5068" w:author="Kiro" w:date="2026-10-11T00:00:00Z">
+        <w:r>
+          <w:rPr>
+            <w:vertAlign w:val="superscript"/>
+          </w:rPr>
+          <w:delText xml:space="preserve">[16]</w:delText>
+        </w:r>
+      </w:del>
+      <w:del w:id="5069" w:author="Kiro" w:date="2026-10-11T00:00:00Z">
+        <w:r>
+          <w:delText xml:space="preserve">。覆盖红原鸡全部5个亚种的863个基因组进一步把主要祖源定位到</w:delText>
+        </w:r>
+      </w:del>
+      <w:del w:id="5070" w:author="Kiro" w:date="2026-10-11T00:00:00Z">
+        <w:r>
+          <w:rPr>
+            <w:i w:val="1"/>
+          </w:rPr>
+          <w:delText xml:space="preserve">G. g. spadiceus</w:delText>
+        </w:r>
+      </w:del>
+      <w:del w:id="5071" w:author="Kiro" w:date="2026-10-11T00:00:00Z">
+        <w:r>
+          <w:delText xml:space="preserve">：696只家鸡中，除2只外都与部分</w:delText>
+        </w:r>
+      </w:del>
+      <w:del w:id="5072" w:author="Kiro" w:date="2026-10-11T00:00:00Z">
+        <w:r>
+          <w:rPr>
+            <w:i w:val="1"/>
+          </w:rPr>
+          <w:delText xml:space="preserve">G. g. spadiceus</w:delText>
+        </w:r>
+      </w:del>
+      <w:del w:id="5073" w:author="Kiro" w:date="2026-10-11T00:00:00Z">
+        <w:r>
+          <w:delText xml:space="preserve">构成单系群，群体结构、等位基因共享和群体混合图（TreeMix）</w:delText>
+        </w:r>
+      </w:del>
+      <w:del w:id="5074" w:author="Kiro" w:date="2026-10-11T00:00:00Z">
+        <w:r>
+          <w:rPr>
+            <w:vertAlign w:val="superscript"/>
+          </w:rPr>
+          <w:delText xml:space="preserve">[17]</w:delText>
+        </w:r>
+      </w:del>
+      <w:del w:id="5075" w:author="Kiro" w:date="2026-10-11T00:00:00Z">
+        <w:r>
+          <w:delText xml:space="preserve">分析也都指向</w:delText>
+        </w:r>
+      </w:del>
+      <w:del w:id="5076" w:author="Kiro" w:date="2026-10-11T00:00:00Z">
+        <w:r>
+          <w:rPr>
+            <w:i w:val="1"/>
+          </w:rPr>
+          <w:delText xml:space="preserve">G. g. spadiceus</w:delText>
+        </w:r>
+      </w:del>
+      <w:del w:id="5077" w:author="Kiro" w:date="2026-10-11T00:00:00Z">
+        <w:r>
+          <w:rPr>
+            <w:vertAlign w:val="superscript"/>
+          </w:rPr>
+          <w:delText xml:space="preserve">[18]</w:delText>
+        </w:r>
+      </w:del>
+      <w:del w:id="5078" w:author="Kiro" w:date="2026-10-11T00:00:00Z">
+        <w:r>
+          <w:delText xml:space="preserve">。约一个世纪前的历史</w:delText>
+        </w:r>
+      </w:del>
+      <w:del w:id="5079" w:author="Kiro" w:date="2026-10-11T00:00:00Z">
+        <w:r>
+          <w:rPr>
+            <w:i w:val="1"/>
+          </w:rPr>
+          <w:delText xml:space="preserve">G. g. spadiceus</w:delText>
+        </w:r>
+      </w:del>
+      <w:del w:id="5080" w:author="Kiro" w:date="2026-10-11T00:00:00Z">
+        <w:r>
+          <w:delText xml:space="preserve">标本也比其他亚种更接近家鸡，支持现生基因组的主要祖源判断</w:delText>
+        </w:r>
+      </w:del>
+      <w:del w:id="5081" w:author="Kiro" w:date="2026-10-11T00:00:00Z">
+        <w:r>
+          <w:rPr>
+            <w:vertAlign w:val="superscript"/>
+          </w:rPr>
+          <w:delText xml:space="preserve">[19]</w:delText>
+        </w:r>
+      </w:del>
       <w:del w:id="5082" w:author="Kiro" w:date="2026-10-11T00:00:00Z">
         <w:r>
-          <w:delText xml:space="preserve">家鸡在驯化后的传播和育种中还吸收了其他亚种与品种的遗传成分。全基因组研究比较了印度鸡来源的两种情景：</w:delText>
-        </w:r>
-      </w:del>
-      <w:del w:id="5083" w:author="Kiro" w:date="2026-10-11T00:00:00Z">
-        <w:r>
-          <w:rPr>
-            <w:i w:val="1"/>
-          </w:rPr>
-          <w:delText xml:space="preserve">G. g. spadiceus</w:delText>
-        </w:r>
-      </w:del>
-      <w:del w:id="5084" w:author="Kiro" w:date="2026-10-11T00:00:00Z">
-        <w:r>
-          <w:delText xml:space="preserve">来源的鸡群传入后吸收当地</w:delText>
-        </w:r>
-      </w:del>
-      <w:del w:id="5085" w:author="Kiro" w:date="2026-10-11T00:00:00Z">
-        <w:r>
-          <w:rPr>
-            <w:i w:val="1"/>
-          </w:rPr>
-          <w:delText xml:space="preserve">G. g. murghi</w:delText>
-        </w:r>
-      </w:del>
-      <w:del w:id="5086" w:author="Kiro" w:date="2026-10-11T00:00:00Z">
-        <w:r>
-          <w:delText xml:space="preserve">变异，或</w:delText>
-        </w:r>
-      </w:del>
-      <w:del w:id="5087" w:author="Kiro" w:date="2026-10-11T00:00:00Z">
-        <w:r>
-          <w:rPr>
-            <w:i w:val="1"/>
-          </w:rPr>
-          <w:delText xml:space="preserve">G. g. murghi</w:delText>
-        </w:r>
-      </w:del>
-      <w:del w:id="5088" w:author="Kiro" w:date="2026-10-11T00:00:00Z">
-        <w:r>
-          <w:delText xml:space="preserve">先被独立驯化、其后代再被外来鸡群大量替代。印度鸡与</w:delText>
-        </w:r>
-      </w:del>
-      <w:del w:id="5089" w:author="Kiro" w:date="2026-10-11T00:00:00Z">
-        <w:r>
-          <w:rPr>
-            <w:i w:val="1"/>
-          </w:rPr>
-          <w:delText xml:space="preserve">G. g. murghi</w:delText>
-        </w:r>
-      </w:del>
-      <w:del w:id="5090" w:author="Kiro" w:date="2026-10-11T00:00:00Z">
-        <w:r>
-          <w:delText xml:space="preserve">共享的单倍型片段长于与</w:delText>
-        </w:r>
-      </w:del>
-      <w:del w:id="5091" w:author="Kiro" w:date="2026-10-11T00:00:00Z">
-        <w:r>
-          <w:rPr>
-            <w:i w:val="1"/>
-          </w:rPr>
-          <w:delText xml:space="preserve">G. g. spadiceus</w:delText>
-        </w:r>
-      </w:del>
-      <w:del w:id="5092" w:author="Kiro" w:date="2026-10-11T00:00:00Z">
-        <w:r>
-          <w:delText xml:space="preserve">共享的片段，群体历史模型也更支持前一种解释</w:delText>
-        </w:r>
-      </w:del>
-      <w:del w:id="5093" w:author="Kiro" w:date="2026-10-11T00:00:00Z">
+          <w:delText xml:space="preserve">。</w:delText>
+        </w:r>
+      </w:del>
+      <w:ins w:id="5083" w:author="Kiro" w:date="2026-10-11T00:00:00Z">
+        <w:r>
+          <w:t xml:space="preserve">在覆盖原鸡属各物种的全基因组比较中，红原鸡是家鸡的主要祖先物种，其他物种的贡献以渗入形式存在，其中家鸡与灰原鸡之间的双向渗入较为广泛（见第3.3节）</w:t>
+        </w:r>
         <w:r>
           <w:rPr>
             <w:vertAlign w:val="superscript"/>
           </w:rPr>
-          <w:delText xml:space="preserve">[18]</w:delText>
-        </w:r>
-      </w:del>
-      <w:del w:id="5094" w:author="Kiro" w:date="2026-10-11T00:00:00Z">
-        <w:r>
-          <w:delText xml:space="preserve">。多国商业白来航样本中，</w:delText>
-        </w:r>
-      </w:del>
-      <w:del w:id="5095" w:author="Kiro" w:date="2026-10-11T00:00:00Z">
-        <w:r>
-          <w:rPr>
-            <w:i w:val="1"/>
-          </w:rPr>
-          <w:delText xml:space="preserve">G. g. murghi</w:delText>
-        </w:r>
-      </w:del>
-      <w:del w:id="5096" w:author="Kiro" w:date="2026-10-11T00:00:00Z">
-        <w:r>
-          <w:delText xml:space="preserve">祖源约占25%；印度尼西亚鸡含</w:delText>
-        </w:r>
-      </w:del>
-      <w:del w:id="5097" w:author="Kiro" w:date="2026-10-11T00:00:00Z">
-        <w:r>
-          <w:rPr>
-            <w:i w:val="1"/>
-          </w:rPr>
-          <w:delText xml:space="preserve">G. g. bankiva</w:delText>
-        </w:r>
-      </w:del>
-      <w:del w:id="5098" w:author="Kiro" w:date="2026-10-11T00:00:00Z">
-        <w:r>
-          <w:delText xml:space="preserve">和</w:delText>
-        </w:r>
-      </w:del>
-      <w:del w:id="5099" w:author="Kiro" w:date="2026-10-11T00:00:00Z">
-        <w:r>
-          <w:rPr>
-            <w:i w:val="1"/>
-          </w:rPr>
-          <w:delText xml:space="preserve">G. g. gallus</w:delText>
-        </w:r>
-      </w:del>
-      <w:del w:id="5100" w:author="Kiro" w:date="2026-10-11T00:00:00Z">
-        <w:r>
-          <w:delText xml:space="preserve">相关祖源，中国鸡含</w:delText>
-        </w:r>
-      </w:del>
-      <w:del w:id="5101" w:author="Kiro" w:date="2026-10-11T00:00:00Z">
-        <w:r>
-          <w:rPr>
-            <w:i w:val="1"/>
-          </w:rPr>
-          <w:delText xml:space="preserve">G. g. jabouillei</w:delText>
-        </w:r>
-      </w:del>
-      <w:del w:id="5102" w:author="Kiro" w:date="2026-10-11T00:00:00Z">
-        <w:r>
-          <w:delText xml:space="preserve">相关祖源</w:delText>
-        </w:r>
-      </w:del>
-      <w:del w:id="5103" w:author="Kiro" w:date="2026-10-11T00:00:00Z">
+          <w:t xml:space="preserve">[16]</w:t>
+        </w:r>
+        <w:r>
+          <w:t xml:space="preserve">。覆盖红原鸡全部5个亚种的863个基因组，进一步把主要祖源定位到</w:t>
+        </w:r>
+        <w:r>
+          <w:rPr>
+            <w:i/>
+          </w:rPr>
+          <w:t xml:space="preserve">G. g. spadiceus</w:t>
+        </w:r>
+        <w:r>
+          <w:t xml:space="preserve">：696只家鸡中，除2只外都与部分</w:t>
+        </w:r>
+        <w:r>
+          <w:rPr>
+            <w:i/>
+          </w:rPr>
+          <w:t xml:space="preserve">G. g. spadiceus</w:t>
+        </w:r>
+        <w:r>
+          <w:t xml:space="preserve">个体构成单系群；群体结构、等位基因共享和群体混合图（TreeMix）</w:t>
+        </w:r>
         <w:r>
           <w:rPr>
             <w:vertAlign w:val="superscript"/>
           </w:rPr>
-          <w:delText xml:space="preserve">[18]</w:delText>
-        </w:r>
-      </w:del>
-      <w:del w:id="5104" w:author="Kiro" w:date="2026-10-11T00:00:00Z">
-        <w:r>
-          <w:delText xml:space="preserve">。印度57只野生红原鸡与79只邻近家鸡的比较识别出混合个体，共享母系单倍型的频率提示家鸡向野生群体的输入</w:delText>
-        </w:r>
-      </w:del>
-      <w:del w:id="5105" w:author="Kiro" w:date="2026-10-11T00:00:00Z">
+          <w:t xml:space="preserve">[17]</w:t>
+        </w:r>
+        <w:r>
+          <w:t xml:space="preserve">分析也都指向</w:t>
+        </w:r>
+        <w:r>
+          <w:rPr>
+            <w:i/>
+          </w:rPr>
+          <w:t xml:space="preserve">G. g. spadiceus</w:t>
+        </w:r>
         <w:r>
           <w:rPr>
             <w:vertAlign w:val="superscript"/>
           </w:rPr>
-          <w:delText xml:space="preserve">[20]</w:delText>
-        </w:r>
-      </w:del>
-      <w:del w:id="5106" w:author="Kiro" w:date="2026-10-11T00:00:00Z">
-        <w:r>
-          <w:delText xml:space="preserve">。商业鸡的输入同样改变了地方鸡：8个中国地方品种平均约15%的基因组来自商业肉鸡渗入，范围从藏鸡的0.64%到惠阳胡须鸡的21.52%</w:delText>
-        </w:r>
-      </w:del>
-      <w:del w:id="5107" w:author="Kiro" w:date="2026-10-11T00:00:00Z">
+          <w:t xml:space="preserve">[18]</w:t>
+        </w:r>
+        <w:r>
+          <w:t xml:space="preserve">。约一个世纪前的历史标本中，红原鸡各亚种呈现由印度</w:t>
+        </w:r>
+        <w:r>
+          <w:rPr>
+            <w:i/>
+          </w:rPr>
+          <w:t xml:space="preserve">G. g. murghi</w:t>
+        </w:r>
+        <w:r>
+          <w:t xml:space="preserve">到东南亚</w:t>
+        </w:r>
+        <w:r>
+          <w:rPr>
+            <w:i/>
+          </w:rPr>
+          <w:t xml:space="preserve">G. g. spadiceus</w:t>
+        </w:r>
+        <w:r>
+          <w:t xml:space="preserve">的渐变结构，后者更接近家鸡，支持了现生基因组得出的主要祖源判断</w:t>
+        </w:r>
         <w:r>
           <w:rPr>
             <w:vertAlign w:val="superscript"/>
           </w:rPr>
-          <w:delText xml:space="preserve">[21]</w:delText>
-        </w:r>
-      </w:del>
-      <w:del w:id="5108" w:author="Kiro" w:date="2026-10-11T00:00:00Z">
-        <w:r>
-          <w:delText xml:space="preserve">。现代鸡群的亲缘关系是主要祖源与后期交流共同作用的结果。</w:delText>
-        </w:r>
-      </w:del>
-      <w:ins w:id="5109" w:author="Kiro" w:date="2026-10-11T00:00:00Z">
-        <w:r>
-          <w:t xml:space="preserve">驯化以后，家鸡在传播和育种中继续与其他亚种、品种发生基因交流。全基因组研究比较了印度鸡来源的两种情景：一是</w:t>
-        </w:r>
-        <w:r>
-          <w:rPr>
-            <w:i/>
-          </w:rPr>
-          <w:t xml:space="preserve">G. g. spadiceus</w:t>
-        </w:r>
-        <w:r>
-          <w:t xml:space="preserve">来源的鸡群传入印度后，吸收了当地</w:t>
-        </w:r>
-        <w:r>
-          <w:rPr>
-            <w:i/>
-          </w:rPr>
-          <w:t xml:space="preserve">G. g. murghi</w:t>
-        </w:r>
-        <w:r>
-          <w:t xml:space="preserve">的变异；二是</w:t>
-        </w:r>
-        <w:r>
-          <w:rPr>
-            <w:i/>
-          </w:rPr>
-          <w:t xml:space="preserve">G. g. murghi</w:t>
-        </w:r>
-        <w:r>
-          <w:t xml:space="preserve">先被独立驯化，其后代再被外来鸡群大量替代。印度鸡与</w:t>
-        </w:r>
-        <w:r>
-          <w:rPr>
-            <w:i/>
-          </w:rPr>
-          <w:t xml:space="preserve">G. g. murghi</w:t>
-        </w:r>
-        <w:r>
-          <w:t xml:space="preserve">共享的单倍型片段，长于与</w:t>
-        </w:r>
-        <w:r>
-          <w:rPr>
-            <w:i/>
-          </w:rPr>
-          <w:t xml:space="preserve">G. g. spadiceus</w:t>
-        </w:r>
-        <w:r>
-          <w:t xml:space="preserve">共享的片段，群体历史模型也更支持第一种情景</w:t>
-        </w:r>
-        <w:r>
-          <w:rPr>
-            <w:vertAlign w:val="superscript"/>
-          </w:rPr>
-          <w:t xml:space="preserve">[18]</w:t>
-        </w:r>
-        <w:r>
-          <w:t xml:space="preserve">。在多国商业白来航样本中，</w:t>
-        </w:r>
-        <w:r>
-          <w:rPr>
-            <w:i/>
-          </w:rPr>
-          <w:t xml:space="preserve">G. g. murghi</w:t>
-        </w:r>
-        <w:r>
-          <w:t xml:space="preserve">祖源约占25%；印度尼西亚鸡含</w:t>
-        </w:r>
-        <w:r>
-          <w:rPr>
-            <w:i/>
-          </w:rPr>
-          <w:t xml:space="preserve">G. g. bankiva</w:t>
-        </w:r>
-        <w:r>
-          <w:t xml:space="preserve">和</w:t>
-        </w:r>
-        <w:r>
-          <w:rPr>
-            <w:i/>
-          </w:rPr>
-          <w:t xml:space="preserve">G. g. gallus</w:t>
-        </w:r>
-        <w:r>
-          <w:t xml:space="preserve">相关祖源，中国鸡含</w:t>
-        </w:r>
-        <w:r>
-          <w:rPr>
-            <w:i/>
-          </w:rPr>
-          <w:t xml:space="preserve">G. g. jabouillei</w:t>
-        </w:r>
-        <w:r>
-          <w:t xml:space="preserve">相关祖源</w:t>
-        </w:r>
-        <w:r>
-          <w:rPr>
-            <w:vertAlign w:val="superscript"/>
-          </w:rPr>
-          <w:t xml:space="preserve">[18]</w:t>
-        </w:r>
-        <w:r>
-          <w:t xml:space="preserve">。交流也发生在相反方向。印度57只野生红原鸡与79只邻近家鸡的比较识别出混合个体，二者共享母系单倍型的频率提示家鸡向野生群体输入了遗传成分</w:t>
-        </w:r>
-        <w:r>
-          <w:rPr>
-            <w:vertAlign w:val="superscript"/>
-          </w:rPr>
-          <w:t xml:space="preserve">[20]</w:t>
-        </w:r>
-        <w:r>
-          <w:t xml:space="preserve">。商业鸡的输入同样改变了地方鸡：8个中国地方品种的基因组中，平均约15%来自商业肉鸡渗入，比例从藏鸡的0.64%到惠阳胡须鸡的21.52%不等</w:t>
-        </w:r>
-        <w:r>
-          <w:rPr>
-            <w:vertAlign w:val="superscript"/>
-          </w:rPr>
-          <w:t xml:space="preserve">[21]</w:t>
-        </w:r>
-        <w:r>
-          <w:t xml:space="preserve">。因此，现代鸡群的亲缘关系是主要祖源与后期交流共同作用的结果。</w:t>
+          <w:t xml:space="preserve">[19]</w:t>
+        </w:r>
+        <w:r>
+          <w:t xml:space="preserve">。</w:t>
         </w:r>
       </w:ins>
     </w:p>
@@ -1208,730 +929,680 @@
       <w:pPr>
         <w:jc w:val="both"/>
       </w:pPr>
+      <w:del w:id="5084" w:author="Kiro" w:date="2026-10-11T00:00:00Z">
+        <w:r>
+          <w:delText xml:space="preserve">家鸡在驯化后的传播和育种中还吸收了其他亚种与品种的遗传成分。全基因组研究比较了印度鸡来源的两种情景：</w:delText>
+        </w:r>
+      </w:del>
+      <w:del w:id="5085" w:author="Kiro" w:date="2026-10-11T00:00:00Z">
+        <w:r>
+          <w:rPr>
+            <w:i w:val="1"/>
+          </w:rPr>
+          <w:delText xml:space="preserve">G. g. spadiceus</w:delText>
+        </w:r>
+      </w:del>
+      <w:del w:id="5086" w:author="Kiro" w:date="2026-10-11T00:00:00Z">
+        <w:r>
+          <w:delText xml:space="preserve">来源的鸡群传入后吸收当地</w:delText>
+        </w:r>
+      </w:del>
+      <w:del w:id="5087" w:author="Kiro" w:date="2026-10-11T00:00:00Z">
+        <w:r>
+          <w:rPr>
+            <w:i w:val="1"/>
+          </w:rPr>
+          <w:delText xml:space="preserve">G. g. murghi</w:delText>
+        </w:r>
+      </w:del>
+      <w:del w:id="5088" w:author="Kiro" w:date="2026-10-11T00:00:00Z">
+        <w:r>
+          <w:delText xml:space="preserve">变异，或</w:delText>
+        </w:r>
+      </w:del>
+      <w:del w:id="5089" w:author="Kiro" w:date="2026-10-11T00:00:00Z">
+        <w:r>
+          <w:rPr>
+            <w:i w:val="1"/>
+          </w:rPr>
+          <w:delText xml:space="preserve">G. g. murghi</w:delText>
+        </w:r>
+      </w:del>
+      <w:del w:id="5090" w:author="Kiro" w:date="2026-10-11T00:00:00Z">
+        <w:r>
+          <w:delText xml:space="preserve">先被独立驯化、其后代再被外来鸡群大量替代。印度鸡与</w:delText>
+        </w:r>
+      </w:del>
+      <w:del w:id="5091" w:author="Kiro" w:date="2026-10-11T00:00:00Z">
+        <w:r>
+          <w:rPr>
+            <w:i w:val="1"/>
+          </w:rPr>
+          <w:delText xml:space="preserve">G. g. murghi</w:delText>
+        </w:r>
+      </w:del>
+      <w:del w:id="5092" w:author="Kiro" w:date="2026-10-11T00:00:00Z">
+        <w:r>
+          <w:delText xml:space="preserve">共享的单倍型片段长于与</w:delText>
+        </w:r>
+      </w:del>
+      <w:del w:id="5093" w:author="Kiro" w:date="2026-10-11T00:00:00Z">
+        <w:r>
+          <w:rPr>
+            <w:i w:val="1"/>
+          </w:rPr>
+          <w:delText xml:space="preserve">G. g. spadiceus</w:delText>
+        </w:r>
+      </w:del>
+      <w:del w:id="5094" w:author="Kiro" w:date="2026-10-11T00:00:00Z">
+        <w:r>
+          <w:delText xml:space="preserve">共享的片段，群体历史模型也更支持前一种解释</w:delText>
+        </w:r>
+      </w:del>
+      <w:del w:id="5095" w:author="Kiro" w:date="2026-10-11T00:00:00Z">
+        <w:r>
+          <w:rPr>
+            <w:vertAlign w:val="superscript"/>
+          </w:rPr>
+          <w:delText xml:space="preserve">[18]</w:delText>
+        </w:r>
+      </w:del>
+      <w:del w:id="5096" w:author="Kiro" w:date="2026-10-11T00:00:00Z">
+        <w:r>
+          <w:delText xml:space="preserve">。多国商业白来航样本中，</w:delText>
+        </w:r>
+      </w:del>
+      <w:del w:id="5097" w:author="Kiro" w:date="2026-10-11T00:00:00Z">
+        <w:r>
+          <w:rPr>
+            <w:i w:val="1"/>
+          </w:rPr>
+          <w:delText xml:space="preserve">G. g. murghi</w:delText>
+        </w:r>
+      </w:del>
+      <w:del w:id="5098" w:author="Kiro" w:date="2026-10-11T00:00:00Z">
+        <w:r>
+          <w:delText xml:space="preserve">祖源约占25%；印度尼西亚鸡含</w:delText>
+        </w:r>
+      </w:del>
+      <w:del w:id="5099" w:author="Kiro" w:date="2026-10-11T00:00:00Z">
+        <w:r>
+          <w:rPr>
+            <w:i w:val="1"/>
+          </w:rPr>
+          <w:delText xml:space="preserve">G. g. bankiva</w:delText>
+        </w:r>
+      </w:del>
+      <w:del w:id="5100" w:author="Kiro" w:date="2026-10-11T00:00:00Z">
+        <w:r>
+          <w:delText xml:space="preserve">和</w:delText>
+        </w:r>
+      </w:del>
+      <w:del w:id="5101" w:author="Kiro" w:date="2026-10-11T00:00:00Z">
+        <w:r>
+          <w:rPr>
+            <w:i w:val="1"/>
+          </w:rPr>
+          <w:delText xml:space="preserve">G. g. gallus</w:delText>
+        </w:r>
+      </w:del>
+      <w:del w:id="5102" w:author="Kiro" w:date="2026-10-11T00:00:00Z">
+        <w:r>
+          <w:delText xml:space="preserve">相关祖源，中国鸡含</w:delText>
+        </w:r>
+      </w:del>
+      <w:del w:id="5103" w:author="Kiro" w:date="2026-10-11T00:00:00Z">
+        <w:r>
+          <w:rPr>
+            <w:i w:val="1"/>
+          </w:rPr>
+          <w:delText xml:space="preserve">G. g. jabouillei</w:delText>
+        </w:r>
+      </w:del>
+      <w:del w:id="5104" w:author="Kiro" w:date="2026-10-11T00:00:00Z">
+        <w:r>
+          <w:delText xml:space="preserve">相关祖源</w:delText>
+        </w:r>
+      </w:del>
+      <w:del w:id="5105" w:author="Kiro" w:date="2026-10-11T00:00:00Z">
+        <w:r>
+          <w:rPr>
+            <w:vertAlign w:val="superscript"/>
+          </w:rPr>
+          <w:delText xml:space="preserve">[18]</w:delText>
+        </w:r>
+      </w:del>
+      <w:del w:id="5106" w:author="Kiro" w:date="2026-10-11T00:00:00Z">
+        <w:r>
+          <w:delText xml:space="preserve">。印度57只野生红原鸡与79只邻近家鸡的比较识别出混合个体，共享母系单倍型的频率提示家鸡向野生群体的输入</w:delText>
+        </w:r>
+      </w:del>
+      <w:del w:id="5107" w:author="Kiro" w:date="2026-10-11T00:00:00Z">
+        <w:r>
+          <w:rPr>
+            <w:vertAlign w:val="superscript"/>
+          </w:rPr>
+          <w:delText xml:space="preserve">[20]</w:delText>
+        </w:r>
+      </w:del>
+      <w:del w:id="5108" w:author="Kiro" w:date="2026-10-11T00:00:00Z">
+        <w:r>
+          <w:delText xml:space="preserve">。商业鸡的输入同样改变了地方鸡：8个中国地方品种平均约15%的基因组来自商业肉鸡渗入，范围从藏鸡的0.64%到惠阳胡须鸡的21.52%</w:delText>
+        </w:r>
+      </w:del>
+      <w:del w:id="5109" w:author="Kiro" w:date="2026-10-11T00:00:00Z">
+        <w:r>
+          <w:rPr>
+            <w:vertAlign w:val="superscript"/>
+          </w:rPr>
+          <w:delText xml:space="preserve">[21]</w:delText>
+        </w:r>
+      </w:del>
       <w:del w:id="5110" w:author="Kiro" w:date="2026-10-11T00:00:00Z">
         <w:r>
-          <w:delText xml:space="preserve">全基因组比较和历史标本资料支持</w:delText>
-        </w:r>
-      </w:del>
-      <w:del w:id="5111" w:author="Kiro" w:date="2026-10-11T00:00:00Z">
-        <w:r>
-          <w:rPr>
-            <w:i w:val="1"/>
-          </w:rPr>
-          <w:delText xml:space="preserve">G. g. spadiceus</w:delText>
-        </w:r>
-      </w:del>
-      <w:del w:id="5112" w:author="Kiro" w:date="2026-10-11T00:00:00Z">
-        <w:r>
-          <w:delText xml:space="preserve">相关群体为家鸡的主要祖先</w:delText>
-        </w:r>
-      </w:del>
-      <w:del w:id="5113" w:author="Kiro" w:date="2026-10-11T00:00:00Z">
+          <w:delText xml:space="preserve">。现代鸡群的亲缘关系是主要祖源与后期交流共同作用的结果。</w:delText>
+        </w:r>
+      </w:del>
+      <w:ins w:id="5111" w:author="Kiro" w:date="2026-10-11T00:00:00Z">
+        <w:r>
+          <w:t xml:space="preserve">驯化以后，家鸡在传播和育种中继续吸收其他亚种的遗传成分。全基因组研究比较了印度鸡来源的两种情景：一是</w:t>
+        </w:r>
+        <w:r>
+          <w:rPr>
+            <w:i/>
+          </w:rPr>
+          <w:t xml:space="preserve">G. g. spadiceus</w:t>
+        </w:r>
+        <w:r>
+          <w:t xml:space="preserve">来源的鸡群传入印度后，吸收了当地</w:t>
+        </w:r>
+        <w:r>
+          <w:rPr>
+            <w:i/>
+          </w:rPr>
+          <w:t xml:space="preserve">G. g. murghi</w:t>
+        </w:r>
+        <w:r>
+          <w:t xml:space="preserve">的变异；二是</w:t>
+        </w:r>
+        <w:r>
+          <w:rPr>
+            <w:i/>
+          </w:rPr>
+          <w:t xml:space="preserve">G. g. murghi</w:t>
+        </w:r>
+        <w:r>
+          <w:t xml:space="preserve">先被独立驯化，其后代再被外来鸡群大量替代。印度鸡与</w:t>
+        </w:r>
+        <w:r>
+          <w:rPr>
+            <w:i/>
+          </w:rPr>
+          <w:t xml:space="preserve">G. g. murghi</w:t>
+        </w:r>
+        <w:r>
+          <w:t xml:space="preserve">共享的单倍型片段，长于与</w:t>
+        </w:r>
+        <w:r>
+          <w:rPr>
+            <w:i/>
+          </w:rPr>
+          <w:t xml:space="preserve">G. g. spadiceus</w:t>
+        </w:r>
+        <w:r>
+          <w:t xml:space="preserve">共享的片段，群体历史模型也更支持第一种情景</w:t>
+        </w:r>
         <w:r>
           <w:rPr>
             <w:vertAlign w:val="superscript"/>
           </w:rPr>
-          <w:delText xml:space="preserve">[18,19]</w:delText>
-        </w:r>
-      </w:del>
-      <w:del w:id="5114" w:author="Kiro" w:date="2026-10-11T00:00:00Z">
-        <w:r>
-          <w:delText xml:space="preserve">。多个地域母系单倍群与共同的主要核祖源并存。该亚种内部参与驯化的群体数、地点和驯化次数仍需结合考古记录判断（见第4节）。</w:delText>
-        </w:r>
-      </w:del>
-      <w:ins w:id="5115" w:author="Kiro" w:date="2026-10-11T00:00:00Z">
-        <w:r>
-          <w:t xml:space="preserve">全基因组比较和历史标本资料支持</w:t>
+          <w:t xml:space="preserve">[18]</w:t>
+        </w:r>
+        <w:r>
+          <w:t xml:space="preserve">。在多国商业白来航样本中，</w:t>
         </w:r>
         <w:r>
           <w:rPr>
             <w:i/>
           </w:rPr>
-          <w:t xml:space="preserve">G. g. spadiceus</w:t>
-        </w:r>
-        <w:r>
-          <w:t xml:space="preserve">相关群体为家鸡的主要祖先</w:t>
+          <w:t xml:space="preserve">G. g. murghi</w:t>
+        </w:r>
+        <w:r>
+          <w:t xml:space="preserve">祖源约占25%；印度尼西亚鸡含</w:t>
+        </w:r>
+        <w:r>
+          <w:rPr>
+            <w:i/>
+          </w:rPr>
+          <w:t xml:space="preserve">G. g. bankiva</w:t>
+        </w:r>
+        <w:r>
+          <w:t xml:space="preserve">和</w:t>
+        </w:r>
+        <w:r>
+          <w:rPr>
+            <w:i/>
+          </w:rPr>
+          <w:t xml:space="preserve">G. g. gallus</w:t>
+        </w:r>
+        <w:r>
+          <w:t xml:space="preserve">相关祖源，中国鸡含</w:t>
+        </w:r>
+        <w:r>
+          <w:rPr>
+            <w:i/>
+          </w:rPr>
+          <w:t xml:space="preserve">G. g. jabouillei</w:t>
+        </w:r>
+        <w:r>
+          <w:t xml:space="preserve">相关祖源</w:t>
         </w:r>
         <w:r>
           <w:rPr>
             <w:vertAlign w:val="superscript"/>
           </w:rPr>
-          <w:t xml:space="preserve">[18,19]</w:t>
-        </w:r>
-        <w:r>
-          <w:t xml:space="preserve">。因此，家鸡中多个具有地域差异的母系单倍群，与共同的主要核祖源并不矛盾。</w:t>
-        </w:r>
-        <w:r>
-          <w:rPr>
-            <w:i/>
-          </w:rPr>
-          <w:t xml:space="preserve">G. g. spadiceus</w:t>
-        </w:r>
-        <w:r>
-          <w:t xml:space="preserve">内部有多少群体参与了驯化、驯化发生在哪些地点、共发生了几次，仍需结合考古记录判断（见第4节）。</w:t>
+          <w:t xml:space="preserve">[18]</w:t>
+        </w:r>
+        <w:r>
+          <w:t xml:space="preserve">。家鸡向野生红原鸡、商业鸡向地方鸡的近期输入也已检出（见第7节）</w:t>
+        </w:r>
+        <w:r>
+          <w:rPr>
+            <w:vertAlign w:val="superscript"/>
+          </w:rPr>
+          <w:t xml:space="preserve">[20,21]</w:t>
+        </w:r>
+        <w:r>
+          <w:t xml:space="preserve">。因此，现代鸡群的亲缘关系是主要祖源与后期交流共同作用的结果。</w:t>
         </w:r>
       </w:ins>
     </w:p>
     <w:p>
       <w:pPr>
-        <w:pStyle w:val="Heading2"/>
-      </w:pPr>
-      <w:r>
-        <w:t xml:space="preserve">3.3 其他原鸡物种的遗传贡献</w:t>
-      </w:r>
-    </w:p>
-    <w:p>
-      <w:pPr>
         <w:jc w:val="both"/>
       </w:pPr>
+      <w:del w:id="5112" w:author="Kiro" w:date="2026-10-11T00:00:00Z">
+        <w:r>
+          <w:delText xml:space="preserve">全基因组比较和历史标本资料支持</w:delText>
+        </w:r>
+      </w:del>
+      <w:del w:id="5113" w:author="Kiro" w:date="2026-10-11T00:00:00Z">
+        <w:r>
+          <w:rPr>
+            <w:i w:val="1"/>
+          </w:rPr>
+          <w:delText xml:space="preserve">G. g. spadiceus</w:delText>
+        </w:r>
+      </w:del>
+      <w:del w:id="5114" w:author="Kiro" w:date="2026-10-11T00:00:00Z">
+        <w:r>
+          <w:delText xml:space="preserve">相关群体为家鸡的主要祖先</w:delText>
+        </w:r>
+      </w:del>
+      <w:del w:id="5115" w:author="Kiro" w:date="2026-10-11T00:00:00Z">
+        <w:r>
+          <w:rPr>
+            <w:vertAlign w:val="superscript"/>
+          </w:rPr>
+          <w:delText xml:space="preserve">[18,19]</w:delText>
+        </w:r>
+      </w:del>
       <w:del w:id="5116" w:author="Kiro" w:date="2026-10-11T00:00:00Z">
         <w:r>
-          <w:delText xml:space="preserve">其他原鸡物种对家鸡的贡献以局部核片段为主。最清楚的实例是黄色皮肤：该性状被定位到包含</w:delText>
-        </w:r>
-      </w:del>
-      <w:del w:id="5117" w:author="Kiro" w:date="2026-10-11T00:00:00Z">
-        <w:r>
-          <w:rPr>
-            <w:i w:val="1"/>
-          </w:rPr>
-          <w:delText xml:space="preserve">BCO2</w:delText>
-        </w:r>
-      </w:del>
-      <w:del w:id="5118" w:author="Kiro" w:date="2026-10-11T00:00:00Z">
-        <w:r>
-          <w:delText xml:space="preserve">的23.8 kb片段，黄皮家鸡的该片段与灰原鸡（</w:delText>
-        </w:r>
-      </w:del>
-      <w:del w:id="5119" w:author="Kiro" w:date="2026-10-11T00:00:00Z">
-        <w:r>
-          <w:rPr>
-            <w:i w:val="1"/>
-          </w:rPr>
-          <w:delText xml:space="preserve">G. sonneratii</w:delText>
-        </w:r>
-      </w:del>
-      <w:del w:id="5120" w:author="Kiro" w:date="2026-10-11T00:00:00Z">
-        <w:r>
-          <w:delText xml:space="preserve">）接近，线粒体和另外5个核标记则支持家鸡与红原鸡的亲缘关系，该片段最可能经杂交来自灰原鸡</w:delText>
-        </w:r>
-      </w:del>
-      <w:del w:id="5121" w:author="Kiro" w:date="2026-10-11T00:00:00Z">
+          <w:delText xml:space="preserve">。多个地域母系单倍群与共同的主要核祖源并存。该亚种内部参与驯化的群体数、地点和驯化次数仍需结合考古记录判断（见第4节）。</w:delText>
+        </w:r>
+      </w:del>
+      <w:ins w:id="5117" w:author="Kiro" w:date="2026-10-11T00:00:00Z">
+        <w:r>
+          <w:t xml:space="preserve">全基因组比较和历史标本资料支持</w:t>
+        </w:r>
+        <w:r>
+          <w:rPr>
+            <w:i/>
+          </w:rPr>
+          <w:t xml:space="preserve">G. g. spadiceus</w:t>
+        </w:r>
+        <w:r>
+          <w:t xml:space="preserve">相关群体为家鸡的主要祖源</w:t>
+        </w:r>
         <w:r>
           <w:rPr>
             <w:vertAlign w:val="superscript"/>
           </w:rPr>
-          <w:delText xml:space="preserve">[22]</w:delText>
-        </w:r>
-      </w:del>
-      <w:del w:id="5122" w:author="Kiro" w:date="2026-10-11T00:00:00Z">
-        <w:r>
-          <w:delText xml:space="preserve">。这一等位型还影响类胡萝卜素的储存与分配。连续回交实验在近似相同的白来航背景下比较两种等位型，发现黄皮型鸡皮肤、肌肉和脂肪中的</w:delText>
-        </w:r>
-      </w:del>
-      <w:del w:id="5123" w:author="Kiro" w:date="2026-10-11T00:00:00Z">
-        <w:r>
-          <w:rPr>
-            <w:i w:val="1"/>
-          </w:rPr>
-          <w:delText xml:space="preserve">BCO2</w:delText>
-        </w:r>
-      </w:del>
-      <w:del w:id="5124" w:author="Kiro" w:date="2026-10-11T00:00:00Z">
-        <w:r>
-          <w:delText xml:space="preserve">表达较低，腿部皮肤积累的类胡萝卜素较多；停止补喂胡萝卜和苜蓿后，其母鸡产蛋早期的蛋黄叶黄素也高于红原鸡型母鸡</w:delText>
-        </w:r>
-      </w:del>
-      <w:del w:id="5125" w:author="Kiro" w:date="2026-10-11T00:00:00Z">
-        <w:r>
-          <w:rPr>
-            <w:vertAlign w:val="superscript"/>
-          </w:rPr>
-          <w:delText xml:space="preserve">[23]</w:delText>
-        </w:r>
-      </w:del>
-      <w:del w:id="5126" w:author="Kiro" w:date="2026-10-11T00:00:00Z">
-        <w:r>
-          <w:delText xml:space="preserve">。全基因组分析在多个鸡群中又识别出8处灰原鸡来源的候选区域，并检出家鸡或红原鸡向灰原鸡的反向输入</w:delText>
-        </w:r>
-      </w:del>
-      <w:del w:id="5127" w:author="Kiro" w:date="2026-10-11T00:00:00Z">
-        <w:r>
-          <w:rPr>
-            <w:vertAlign w:val="superscript"/>
-          </w:rPr>
-          <w:delText xml:space="preserve">[16]</w:delText>
-        </w:r>
-      </w:del>
-      <w:del w:id="5128" w:author="Kiro" w:date="2026-10-11T00:00:00Z">
-        <w:r>
-          <w:delText xml:space="preserve">。此外，含</w:delText>
-        </w:r>
-      </w:del>
-      <w:del w:id="5129" w:author="Kiro" w:date="2026-10-11T00:00:00Z">
-        <w:r>
-          <w:rPr>
-            <w:i w:val="1"/>
-          </w:rPr>
-          <w:delText xml:space="preserve">IGFBP2</w:delText>
-        </w:r>
-      </w:del>
-      <w:del w:id="5130" w:author="Kiro" w:date="2026-10-11T00:00:00Z">
-        <w:r>
-          <w:delText xml:space="preserve">、</w:delText>
-        </w:r>
-      </w:del>
-      <w:del w:id="5131" w:author="Kiro" w:date="2026-10-11T00:00:00Z">
-        <w:r>
-          <w:rPr>
-            <w:i w:val="1"/>
-          </w:rPr>
-          <w:delText xml:space="preserve">TKT</w:delText>
-        </w:r>
-      </w:del>
-      <w:del w:id="5132" w:author="Kiro" w:date="2026-10-11T00:00:00Z">
-        <w:r>
-          <w:delText xml:space="preserve">、</w:delText>
-        </w:r>
-      </w:del>
-      <w:del w:id="5133" w:author="Kiro" w:date="2026-10-11T00:00:00Z">
-        <w:r>
-          <w:rPr>
-            <w:i w:val="1"/>
-          </w:rPr>
-          <w:delText xml:space="preserve">MYBPHL</w:delText>
-        </w:r>
-      </w:del>
-      <w:del w:id="5134" w:author="Kiro" w:date="2026-10-11T00:00:00Z">
-        <w:r>
-          <w:delText xml:space="preserve">等基因的候选片段可能与生长或肌肉性状有关，但效应尚未验证</w:delText>
-        </w:r>
-      </w:del>
-      <w:del w:id="5135" w:author="Kiro" w:date="2026-10-11T00:00:00Z">
-        <w:r>
-          <w:rPr>
-            <w:vertAlign w:val="superscript"/>
-          </w:rPr>
-          <w:delText xml:space="preserve">[24,25]</w:delText>
-        </w:r>
-      </w:del>
-      <w:del w:id="5136" w:author="Kiro" w:date="2026-10-11T00:00:00Z">
-        <w:r>
-          <w:delText xml:space="preserve">。斯里兰卡原鸡（</w:delText>
-        </w:r>
-      </w:del>
-      <w:del w:id="5137" w:author="Kiro" w:date="2026-10-11T00:00:00Z">
-        <w:r>
-          <w:rPr>
-            <w:i w:val="1"/>
-          </w:rPr>
-          <w:delText xml:space="preserve">G. lafayettii</w:delText>
-        </w:r>
-      </w:del>
-      <w:del w:id="5138" w:author="Kiro" w:date="2026-10-11T00:00:00Z">
-        <w:r>
-          <w:delText xml:space="preserve">）和绿原鸡（</w:delText>
-        </w:r>
-      </w:del>
-      <w:del w:id="5139" w:author="Kiro" w:date="2026-10-11T00:00:00Z">
-        <w:r>
-          <w:rPr>
-            <w:i w:val="1"/>
-          </w:rPr>
-          <w:delText xml:space="preserve">G. varius</w:delText>
-        </w:r>
-      </w:del>
-      <w:del w:id="5140" w:author="Kiro" w:date="2026-10-11T00:00:00Z">
-        <w:r>
-          <w:delText xml:space="preserve">）的核片段实例较少。斯里兰卡地方鸡的线粒体比较未显示斯里兰卡原鸡的母系贡献</w:delText>
-        </w:r>
-      </w:del>
-      <w:del w:id="5141" w:author="Kiro" w:date="2026-10-11T00:00:00Z">
-        <w:r>
-          <w:rPr>
-            <w:vertAlign w:val="superscript"/>
-          </w:rPr>
-          <w:delText xml:space="preserve">[26]</w:delText>
-        </w:r>
-      </w:del>
-      <w:del w:id="5142" w:author="Kiro" w:date="2026-10-11T00:00:00Z">
-        <w:r>
-          <w:delText xml:space="preserve">；对印度尼西亚鸡及其美国后代等群体的全基因组比较显示，绿原鸡的整体贡献很小</w:delText>
-        </w:r>
-      </w:del>
-      <w:del w:id="5143" w:author="Kiro" w:date="2026-10-11T00:00:00Z">
-        <w:r>
-          <w:rPr>
-            <w:vertAlign w:val="superscript"/>
-          </w:rPr>
-          <w:delText xml:space="preserve">[27]</w:delText>
-        </w:r>
-      </w:del>
-      <w:del w:id="5144" w:author="Kiro" w:date="2026-10-11T00:00:00Z">
-        <w:r>
-          <w:delText xml:space="preserve">。局部分析在斯里兰卡家鸡中检出4处斯里兰卡原鸡来源的候选区域，并在狼山鸡中检出约100 kb的绿原鸡来源片段</w:delText>
-        </w:r>
-      </w:del>
-      <w:del w:id="5145" w:author="Kiro" w:date="2026-10-11T00:00:00Z">
-        <w:r>
-          <w:rPr>
-            <w:vertAlign w:val="superscript"/>
-          </w:rPr>
-          <w:delText xml:space="preserve">[16]</w:delText>
-        </w:r>
-      </w:del>
-      <w:del w:id="5146" w:author="Kiro" w:date="2026-10-11T00:00:00Z">
-        <w:r>
-          <w:delText xml:space="preserve">。其他物种的局部贡献与家鸡以红原鸡为主的祖源并存。多数片段进入家鸡的具体时期仍不清楚</w:delText>
-        </w:r>
-      </w:del>
-      <w:del w:id="5147" w:author="Kiro" w:date="2026-10-11T00:00:00Z">
-        <w:r>
-          <w:rPr>
-            <w:vertAlign w:val="superscript"/>
-          </w:rPr>
-          <w:delText xml:space="preserve">[16,24,25]</w:delText>
-        </w:r>
-      </w:del>
-      <w:del w:id="5148" w:author="Kiro" w:date="2026-10-11T00:00:00Z">
-        <w:r>
-          <w:delText xml:space="preserve">。</w:delText>
-        </w:r>
-      </w:del>
-      <w:ins w:id="5149" w:author="Kiro" w:date="2026-10-11T00:00:00Z">
-        <w:r>
-          <w:t xml:space="preserve">其他原鸡物种对家鸡的贡献以局部核片段为主。最清楚的实例是黄色皮肤。该性状被定位到包含</w:t>
+          <w:t xml:space="preserve">[18,19]</w:t>
+        </w:r>
+        <w:r>
+          <w:t xml:space="preserve">。因此，家鸡中多个具有地域差异的母系单倍群，与共同的主要祖源并不矛盾。</w:t>
         </w:r>
         <w:r>
           <w:rPr>
             <w:i/>
           </w:rPr>
-          <w:t xml:space="preserve">BCO2</w:t>
-        </w:r>
-        <w:r>
-          <w:t xml:space="preserve">的23.8 kb片段：黄皮家鸡的这一片段与灰原鸡（</w:t>
-        </w:r>
-        <w:r>
-          <w:rPr>
-            <w:i/>
-          </w:rPr>
-          <w:t xml:space="preserve">G. sonneratii</w:t>
-        </w:r>
-        <w:r>
-          <w:t xml:space="preserve">）接近，而线粒体和另外5个核标记支持家鸡与红原鸡的亲缘关系，因此该片段最可能经杂交来自灰原鸡</w:t>
-        </w:r>
-        <w:r>
-          <w:rPr>
-            <w:vertAlign w:val="superscript"/>
-          </w:rPr>
-          <w:t xml:space="preserve">[22]</w:t>
-        </w:r>
-        <w:r>
-          <w:t xml:space="preserve">。这一等位型还影响类胡萝卜素的储存与分配。连续回交实验在近似相同的白来航遗传背景下比较两种等位型，发现黄皮型鸡的皮肤、肌肉和脂肪中</w:t>
-        </w:r>
-        <w:r>
-          <w:rPr>
-            <w:i/>
-          </w:rPr>
-          <w:t xml:space="preserve">BCO2</w:t>
-        </w:r>
-        <w:r>
-          <w:t xml:space="preserve">表达较低，腿部皮肤积累的类胡萝卜素较多；停止补喂胡萝卜和苜蓿后，黄皮型母鸡产蛋早期的蛋黄叶黄素含量也高于红原鸡型母鸡</w:t>
-        </w:r>
-        <w:r>
-          <w:rPr>
-            <w:vertAlign w:val="superscript"/>
-          </w:rPr>
-          <w:t xml:space="preserve">[23]</w:t>
-        </w:r>
-        <w:r>
-          <w:t xml:space="preserve">。全基因组分析在多个鸡群中又识别出8处灰原鸡来源的候选区域，并检出家鸡或红原鸡向灰原鸡的反向输入</w:t>
-        </w:r>
-        <w:r>
-          <w:rPr>
-            <w:vertAlign w:val="superscript"/>
-          </w:rPr>
-          <w:t xml:space="preserve">[16]</w:t>
-        </w:r>
-        <w:r>
-          <w:t xml:space="preserve">。此外，含</w:t>
-        </w:r>
-        <w:r>
-          <w:rPr>
-            <w:i/>
-          </w:rPr>
-          <w:t xml:space="preserve">IGFBP2</w:t>
-        </w:r>
-        <w:r>
-          <w:t xml:space="preserve">、</w:t>
-        </w:r>
-        <w:r>
-          <w:rPr>
-            <w:i/>
-          </w:rPr>
-          <w:t xml:space="preserve">TKT</w:t>
-        </w:r>
-        <w:r>
-          <w:t xml:space="preserve">、</w:t>
-        </w:r>
-        <w:r>
-          <w:rPr>
-            <w:i/>
-          </w:rPr>
-          <w:t xml:space="preserve">MYBPHL</w:t>
-        </w:r>
-        <w:r>
-          <w:t xml:space="preserve">等基因的候选片段可能与生长或肌肉性状有关，但其效应尚未验证</w:t>
-        </w:r>
-        <w:r>
-          <w:rPr>
-            <w:vertAlign w:val="superscript"/>
-          </w:rPr>
-          <w:t xml:space="preserve">[24,25]</w:t>
-        </w:r>
-        <w:r>
-          <w:t xml:space="preserve">。斯里兰卡原鸡（</w:t>
-        </w:r>
-        <w:r>
-          <w:rPr>
-            <w:i/>
-          </w:rPr>
-          <w:t xml:space="preserve">G. lafayettii</w:t>
-        </w:r>
-        <w:r>
-          <w:t xml:space="preserve">）和绿原鸡（</w:t>
-        </w:r>
-        <w:r>
-          <w:rPr>
-            <w:i/>
-          </w:rPr>
-          <w:t xml:space="preserve">G. varius</w:t>
-        </w:r>
-        <w:r>
-          <w:t xml:space="preserve">）的核片段实例较少。斯里兰卡地方鸡的线粒体比较，未显示斯里兰卡原鸡的母系贡献</w:t>
-        </w:r>
-        <w:r>
-          <w:rPr>
-            <w:vertAlign w:val="superscript"/>
-          </w:rPr>
-          <w:t xml:space="preserve">[26]</w:t>
-        </w:r>
-        <w:r>
-          <w:t xml:space="preserve">；对印度尼西亚鸡及其美国后代等群体的全基因组比较显示，绿原鸡的整体贡献很小</w:t>
-        </w:r>
-        <w:r>
-          <w:rPr>
-            <w:vertAlign w:val="superscript"/>
-          </w:rPr>
-          <w:t xml:space="preserve">[27]</w:t>
-        </w:r>
-        <w:r>
-          <w:t xml:space="preserve">。局部分析在斯里兰卡家鸡中检出4处斯里兰卡原鸡来源的候选区域，并在狼山鸡中检出一段约100 kb的绿原鸡来源片段</w:t>
-        </w:r>
-        <w:r>
-          <w:rPr>
-            <w:vertAlign w:val="superscript"/>
-          </w:rPr>
-          <w:t xml:space="preserve">[16]</w:t>
-        </w:r>
-        <w:r>
-          <w:t xml:space="preserve">。这些局部贡献与以红原鸡为主的家鸡祖源并存；多数片段进入家鸡的具体时期仍不清楚</w:t>
-        </w:r>
-        <w:r>
-          <w:rPr>
-            <w:vertAlign w:val="superscript"/>
-          </w:rPr>
-          <w:t xml:space="preserve">[16,24,25]</w:t>
-        </w:r>
-        <w:r>
-          <w:t xml:space="preserve">。</w:t>
+          <w:t xml:space="preserve">G. g. spadiceus</w:t>
+        </w:r>
+        <w:r>
+          <w:t xml:space="preserve">内部有多少群体参与了驯化、驯化发生在哪些地点、共发生了几次，仍需结合考古记录判断（见第4节）。</w:t>
         </w:r>
       </w:ins>
     </w:p>
     <w:p>
       <w:pPr>
-        <w:pStyle w:val="Heading1"/>
-      </w:pPr>
-      <w:r>
-        <w:t xml:space="preserve">4 初始驯化的地点与过程</w:t>
+        <w:pStyle w:val="Heading2"/>
+      </w:pPr>
+      <w:r>
+        <w:t xml:space="preserve">3.3 其他原鸡物种的遗传贡献</w:t>
       </w:r>
     </w:p>
     <w:p>
       <w:pPr>
-        <w:pStyle w:val="Heading2"/>
-      </w:pPr>
-      <w:r>
-        <w:t xml:space="preserve">4.1 初始驯化的地点与年代</w:t>
-      </w:r>
-    </w:p>
-    <w:p>
-      <w:pPr>
         <w:jc w:val="both"/>
       </w:pPr>
+      <w:del w:id="5118" w:author="Kiro" w:date="2026-10-11T00:00:00Z">
+        <w:r>
+          <w:delText xml:space="preserve">其他原鸡物种对家鸡的贡献以局部核片段为主。最清楚的实例是黄色皮肤：该性状被定位到包含</w:delText>
+        </w:r>
+      </w:del>
+      <w:del w:id="5119" w:author="Kiro" w:date="2026-10-11T00:00:00Z">
+        <w:r>
+          <w:rPr>
+            <w:i w:val="1"/>
+          </w:rPr>
+          <w:delText xml:space="preserve">BCO2</w:delText>
+        </w:r>
+      </w:del>
+      <w:del w:id="5120" w:author="Kiro" w:date="2026-10-11T00:00:00Z">
+        <w:r>
+          <w:delText xml:space="preserve">的23.8 kb片段，黄皮家鸡的该片段与灰原鸡（</w:delText>
+        </w:r>
+      </w:del>
+      <w:del w:id="5121" w:author="Kiro" w:date="2026-10-11T00:00:00Z">
+        <w:r>
+          <w:rPr>
+            <w:i w:val="1"/>
+          </w:rPr>
+          <w:delText xml:space="preserve">G. sonneratii</w:delText>
+        </w:r>
+      </w:del>
+      <w:del w:id="5122" w:author="Kiro" w:date="2026-10-11T00:00:00Z">
+        <w:r>
+          <w:delText xml:space="preserve">）接近，线粒体和另外5个核标记则支持家鸡与红原鸡的亲缘关系，该片段最可能经杂交来自灰原鸡</w:delText>
+        </w:r>
+      </w:del>
+      <w:del w:id="5123" w:author="Kiro" w:date="2026-10-11T00:00:00Z">
+        <w:r>
+          <w:rPr>
+            <w:vertAlign w:val="superscript"/>
+          </w:rPr>
+          <w:delText xml:space="preserve">[22]</w:delText>
+        </w:r>
+      </w:del>
+      <w:del w:id="5124" w:author="Kiro" w:date="2026-10-11T00:00:00Z">
+        <w:r>
+          <w:delText xml:space="preserve">。这一等位型还影响类胡萝卜素的储存与分配。连续回交实验在近似相同的白来航背景下比较两种等位型，发现黄皮型鸡皮肤、肌肉和脂肪中的</w:delText>
+        </w:r>
+      </w:del>
+      <w:del w:id="5125" w:author="Kiro" w:date="2026-10-11T00:00:00Z">
+        <w:r>
+          <w:rPr>
+            <w:i w:val="1"/>
+          </w:rPr>
+          <w:delText xml:space="preserve">BCO2</w:delText>
+        </w:r>
+      </w:del>
+      <w:del w:id="5126" w:author="Kiro" w:date="2026-10-11T00:00:00Z">
+        <w:r>
+          <w:delText xml:space="preserve">表达较低，腿部皮肤积累的类胡萝卜素较多；停止补喂胡萝卜和苜蓿后，其母鸡产蛋早期的蛋黄叶黄素也高于红原鸡型母鸡</w:delText>
+        </w:r>
+      </w:del>
+      <w:del w:id="5127" w:author="Kiro" w:date="2026-10-11T00:00:00Z">
+        <w:r>
+          <w:rPr>
+            <w:vertAlign w:val="superscript"/>
+          </w:rPr>
+          <w:delText xml:space="preserve">[23]</w:delText>
+        </w:r>
+      </w:del>
+      <w:del w:id="5128" w:author="Kiro" w:date="2026-10-11T00:00:00Z">
+        <w:r>
+          <w:delText xml:space="preserve">。全基因组分析在多个鸡群中又识别出8处灰原鸡来源的候选区域，并检出家鸡或红原鸡向灰原鸡的反向输入</w:delText>
+        </w:r>
+      </w:del>
+      <w:del w:id="5129" w:author="Kiro" w:date="2026-10-11T00:00:00Z">
+        <w:r>
+          <w:rPr>
+            <w:vertAlign w:val="superscript"/>
+          </w:rPr>
+          <w:delText xml:space="preserve">[16]</w:delText>
+        </w:r>
+      </w:del>
+      <w:del w:id="5130" w:author="Kiro" w:date="2026-10-11T00:00:00Z">
+        <w:r>
+          <w:delText xml:space="preserve">。此外，含</w:delText>
+        </w:r>
+      </w:del>
+      <w:del w:id="5131" w:author="Kiro" w:date="2026-10-11T00:00:00Z">
+        <w:r>
+          <w:rPr>
+            <w:i w:val="1"/>
+          </w:rPr>
+          <w:delText xml:space="preserve">IGFBP2</w:delText>
+        </w:r>
+      </w:del>
+      <w:del w:id="5132" w:author="Kiro" w:date="2026-10-11T00:00:00Z">
+        <w:r>
+          <w:delText xml:space="preserve">、</w:delText>
+        </w:r>
+      </w:del>
+      <w:del w:id="5133" w:author="Kiro" w:date="2026-10-11T00:00:00Z">
+        <w:r>
+          <w:rPr>
+            <w:i w:val="1"/>
+          </w:rPr>
+          <w:delText xml:space="preserve">TKT</w:delText>
+        </w:r>
+      </w:del>
+      <w:del w:id="5134" w:author="Kiro" w:date="2026-10-11T00:00:00Z">
+        <w:r>
+          <w:delText xml:space="preserve">、</w:delText>
+        </w:r>
+      </w:del>
+      <w:del w:id="5135" w:author="Kiro" w:date="2026-10-11T00:00:00Z">
+        <w:r>
+          <w:rPr>
+            <w:i w:val="1"/>
+          </w:rPr>
+          <w:delText xml:space="preserve">MYBPHL</w:delText>
+        </w:r>
+      </w:del>
+      <w:del w:id="5136" w:author="Kiro" w:date="2026-10-11T00:00:00Z">
+        <w:r>
+          <w:delText xml:space="preserve">等基因的候选片段可能与生长或肌肉性状有关，但效应尚未验证</w:delText>
+        </w:r>
+      </w:del>
+      <w:del w:id="5137" w:author="Kiro" w:date="2026-10-11T00:00:00Z">
+        <w:r>
+          <w:rPr>
+            <w:vertAlign w:val="superscript"/>
+          </w:rPr>
+          <w:delText xml:space="preserve">[24,25]</w:delText>
+        </w:r>
+      </w:del>
+      <w:del w:id="5138" w:author="Kiro" w:date="2026-10-11T00:00:00Z">
+        <w:r>
+          <w:delText xml:space="preserve">。斯里兰卡原鸡（</w:delText>
+        </w:r>
+      </w:del>
+      <w:del w:id="5139" w:author="Kiro" w:date="2026-10-11T00:00:00Z">
+        <w:r>
+          <w:rPr>
+            <w:i w:val="1"/>
+          </w:rPr>
+          <w:delText xml:space="preserve">G. lafayettii</w:delText>
+        </w:r>
+      </w:del>
+      <w:del w:id="5140" w:author="Kiro" w:date="2026-10-11T00:00:00Z">
+        <w:r>
+          <w:delText xml:space="preserve">）和绿原鸡（</w:delText>
+        </w:r>
+      </w:del>
+      <w:del w:id="5141" w:author="Kiro" w:date="2026-10-11T00:00:00Z">
+        <w:r>
+          <w:rPr>
+            <w:i w:val="1"/>
+          </w:rPr>
+          <w:delText xml:space="preserve">G. varius</w:delText>
+        </w:r>
+      </w:del>
+      <w:del w:id="5142" w:author="Kiro" w:date="2026-10-11T00:00:00Z">
+        <w:r>
+          <w:delText xml:space="preserve">）的核片段实例较少。斯里兰卡地方鸡的线粒体比较未显示斯里兰卡原鸡的母系贡献</w:delText>
+        </w:r>
+      </w:del>
+      <w:del w:id="5143" w:author="Kiro" w:date="2026-10-11T00:00:00Z">
+        <w:r>
+          <w:rPr>
+            <w:vertAlign w:val="superscript"/>
+          </w:rPr>
+          <w:delText xml:space="preserve">[26]</w:delText>
+        </w:r>
+      </w:del>
+      <w:del w:id="5144" w:author="Kiro" w:date="2026-10-11T00:00:00Z">
+        <w:r>
+          <w:delText xml:space="preserve">；对印度尼西亚鸡及其美国后代等群体的全基因组比较显示，绿原鸡的整体贡献很小</w:delText>
+        </w:r>
+      </w:del>
+      <w:del w:id="5145" w:author="Kiro" w:date="2026-10-11T00:00:00Z">
+        <w:r>
+          <w:rPr>
+            <w:vertAlign w:val="superscript"/>
+          </w:rPr>
+          <w:delText xml:space="preserve">[27]</w:delText>
+        </w:r>
+      </w:del>
+      <w:del w:id="5146" w:author="Kiro" w:date="2026-10-11T00:00:00Z">
+        <w:r>
+          <w:delText xml:space="preserve">。局部分析在斯里兰卡家鸡中检出4处斯里兰卡原鸡来源的候选区域，并在狼山鸡中检出约100 kb的绿原鸡来源片段</w:delText>
+        </w:r>
+      </w:del>
+      <w:del w:id="5147" w:author="Kiro" w:date="2026-10-11T00:00:00Z">
+        <w:r>
+          <w:rPr>
+            <w:vertAlign w:val="superscript"/>
+          </w:rPr>
+          <w:delText xml:space="preserve">[16]</w:delText>
+        </w:r>
+      </w:del>
+      <w:del w:id="5148" w:author="Kiro" w:date="2026-10-11T00:00:00Z">
+        <w:r>
+          <w:delText xml:space="preserve">。其他物种的局部贡献与家鸡以红原鸡为主的祖源并存。多数片段进入家鸡的具体时期仍不清楚</w:delText>
+        </w:r>
+      </w:del>
+      <w:del w:id="5149" w:author="Kiro" w:date="2026-10-11T00:00:00Z">
+        <w:r>
+          <w:rPr>
+            <w:vertAlign w:val="superscript"/>
+          </w:rPr>
+          <w:delText xml:space="preserve">[16,24,25]</w:delText>
+        </w:r>
+      </w:del>
       <w:del w:id="5150" w:author="Kiro" w:date="2026-10-11T00:00:00Z">
         <w:r>
-          <w:delText xml:space="preserve">中国北方早全新世驯化的主张受到重新检验后，现有较可靠的证据更多指向中国西南和东南亚大陆，但具体驯化地点仍未完全确定。古线粒体DNA研究曾提出中国北方距今约1万年的驯化解释</w:delText>
-        </w:r>
-      </w:del>
-      <w:del w:id="5151" w:author="Kiro" w:date="2026-10-11T00:00:00Z">
+          <w:delText xml:space="preserve">。</w:delText>
+        </w:r>
+      </w:del>
+      <w:ins w:id="5151" w:author="Kiro" w:date="2026-10-11T00:00:00Z">
+        <w:r>
+          <w:t xml:space="preserve">其他原鸡物种对家鸡的贡献以局部核片段为主，其中灰原鸡的贡献最为明确。最清楚的实例是黄色皮肤。该性状被定位到包含</w:t>
+        </w:r>
+        <w:r>
+          <w:rPr>
+            <w:i/>
+          </w:rPr>
+          <w:t xml:space="preserve">BCO2</w:t>
+        </w:r>
+        <w:r>
+          <w:t xml:space="preserve">的23.8 kb片段：黄皮家鸡的这一片段与灰原鸡（</w:t>
+        </w:r>
+        <w:r>
+          <w:rPr>
+            <w:i/>
+          </w:rPr>
+          <w:t xml:space="preserve">G. sonneratii</w:t>
+        </w:r>
+        <w:r>
+          <w:t xml:space="preserve">）接近，而线粒体和另外5个核标记支持家鸡与红原鸡的亲缘关系，因此该片段最可能经杂交来自灰原鸡</w:t>
+        </w:r>
         <w:r>
           <w:rPr>
             <w:vertAlign w:val="superscript"/>
           </w:rPr>
-          <w:delText xml:space="preserve">[28]</w:delText>
-        </w:r>
-      </w:del>
-      <w:del w:id="5152" w:author="Kiro" w:date="2026-10-11T00:00:00Z">
-        <w:r>
-          <w:delText xml:space="preserve">，随后引发了围绕序列、骨骼鉴定和遗址背景的讨论</w:delText>
-        </w:r>
-      </w:del>
-      <w:del w:id="5153" w:author="Kiro" w:date="2026-10-11T00:00:00Z">
+          <w:t xml:space="preserve">[22]</w:t>
+        </w:r>
+        <w:r>
+          <w:t xml:space="preserve">。这一等位型还影响类胡萝卜素的储存与分配。连续回交实验在近似相同的白来航遗传背景下比较两种等位型，发现黄皮型鸡的皮肤、肌肉和脂肪中</w:t>
+        </w:r>
+        <w:r>
+          <w:rPr>
+            <w:i/>
+          </w:rPr>
+          <w:t xml:space="preserve">BCO2</w:t>
+        </w:r>
+        <w:r>
+          <w:t xml:space="preserve">表达较低，腿部皮肤积累的类胡萝卜素较多；停止补喂胡萝卜和苜蓿后，黄皮型母鸡产蛋早期的蛋黄叶黄素含量也高于红原鸡型母鸡</w:t>
+        </w:r>
         <w:r>
           <w:rPr>
             <w:vertAlign w:val="superscript"/>
           </w:rPr>
-          <w:delText xml:space="preserve">[29,30,31,32,33]</w:delText>
-        </w:r>
-      </w:del>
-      <w:del w:id="5154" w:author="Kiro" w:date="2026-10-11T00:00:00Z">
-        <w:r>
-          <w:delText xml:space="preserve">。骨骼重鉴表明，中国中北部18处遗址原报的429件鸡骨均非鸡骨</w:delText>
-        </w:r>
-      </w:del>
-      <w:del w:id="5155" w:author="Kiro" w:date="2026-10-11T00:00:00Z">
+          <w:t xml:space="preserve">[23]</w:t>
+        </w:r>
+        <w:r>
+          <w:t xml:space="preserve">。全基因组分析在多个鸡群中又识别出8处灰原鸡来源的候选区域，并检出家鸡或红原鸡向灰原鸡的反向输入</w:t>
+        </w:r>
         <w:r>
           <w:rPr>
             <w:vertAlign w:val="superscript"/>
           </w:rPr>
-          <w:delText xml:space="preserve">[34]</w:delText>
-        </w:r>
-      </w:del>
-      <w:del w:id="5156" w:author="Kiro" w:date="2026-10-11T00:00:00Z">
-        <w:r>
-          <w:delText xml:space="preserve">；大地湾的疑似鸡骨则属于以谷物为食的雉鸡</w:delText>
-        </w:r>
-      </w:del>
-      <w:del w:id="5157" w:author="Kiro" w:date="2026-10-11T00:00:00Z">
+          <w:t xml:space="preserve">[16]</w:t>
+        </w:r>
+        <w:r>
+          <w:t xml:space="preserve">。此外，含</w:t>
+        </w:r>
+        <w:r>
+          <w:rPr>
+            <w:i/>
+          </w:rPr>
+          <w:t xml:space="preserve">IGFBP2</w:t>
+        </w:r>
+        <w:r>
+          <w:t xml:space="preserve">、</w:t>
+        </w:r>
+        <w:r>
+          <w:rPr>
+            <w:i/>
+          </w:rPr>
+          <w:t xml:space="preserve">TKT</w:t>
+        </w:r>
+        <w:r>
+          <w:t xml:space="preserve">、</w:t>
+        </w:r>
+        <w:r>
+          <w:rPr>
+            <w:i/>
+          </w:rPr>
+          <w:t xml:space="preserve">MYBPHL</w:t>
+        </w:r>
+        <w:r>
+          <w:t xml:space="preserve">等基因的候选片段可能与生长或肌肉性状有关，但其效应尚未验证</w:t>
+        </w:r>
         <w:r>
           <w:rPr>
             <w:vertAlign w:val="superscript"/>
           </w:rPr>
-          <w:delText xml:space="preserve">[35,36]</w:delText>
-        </w:r>
-      </w:del>
-      <w:del w:id="5158" w:author="Kiro" w:date="2026-10-11T00:00:00Z">
-        <w:r>
-          <w:delText xml:space="preserve">。这些重鉴结果使中国北方早全新世驯化的主张失去了主要考古支撑。南亚考古资料也未为较早的印度独立驯化提供可靠支持。公元前2千纪以前的原鸡属遗存，物种鉴定和家养属性都难以确认；Daimabad的哈拉帕期地层未见原鸡属，至约公元前1500～1200年的早Jorwe期才出现</w:delText>
-        </w:r>
-      </w:del>
-      <w:del w:id="5159" w:author="Kiro" w:date="2026-10-11T00:00:00Z">
-        <w:r>
-          <w:rPr>
-            <w:vertAlign w:val="superscript"/>
-          </w:rPr>
-          <w:delText xml:space="preserve">[37]</w:delText>
-        </w:r>
-      </w:del>
-      <w:del w:id="5160" w:author="Kiro" w:date="2026-10-11T00:00:00Z">
-        <w:r>
-          <w:delText xml:space="preserve">。核基因组分析也更支持家鸡传入印度后吸收当地</w:delText>
-        </w:r>
-      </w:del>
-      <w:del w:id="5161" w:author="Kiro" w:date="2026-10-11T00:00:00Z">
-        <w:r>
-          <w:rPr>
-            <w:i w:val="1"/>
-          </w:rPr>
-          <w:delText xml:space="preserve">G. g. murghi</w:delText>
-        </w:r>
-      </w:del>
-      <w:del w:id="5162" w:author="Kiro" w:date="2026-10-11T00:00:00Z">
-        <w:r>
-          <w:delText xml:space="preserve">变异的解释（见第3.2节）</w:delText>
-        </w:r>
-      </w:del>
-      <w:del w:id="5163" w:author="Kiro" w:date="2026-10-11T00:00:00Z">
-        <w:r>
-          <w:rPr>
-            <w:vertAlign w:val="superscript"/>
-          </w:rPr>
-          <w:delText xml:space="preserve">[18]</w:delText>
-        </w:r>
-      </w:del>
-      <w:del w:id="5164" w:author="Kiro" w:date="2026-10-11T00:00:00Z">
-        <w:r>
-          <w:delText xml:space="preserve">。泰国Ban Non Wat发现了候选鸡骨</w:delText>
-        </w:r>
-      </w:del>
-      <w:del w:id="5165" w:author="Kiro" w:date="2026-10-11T00:00:00Z">
-        <w:r>
-          <w:rPr>
-            <w:vertAlign w:val="superscript"/>
-          </w:rPr>
-          <w:delText xml:space="preserve">[38]</w:delText>
-        </w:r>
-      </w:del>
-      <w:del w:id="5166" w:author="Kiro" w:date="2026-10-11T00:00:00Z">
-        <w:r>
-          <w:delText xml:space="preserve">，较晚阶段遗存的古线粒体序列也确认了原鸡属身份</w:delText>
-        </w:r>
-      </w:del>
-      <w:del w:id="5167" w:author="Kiro" w:date="2026-10-11T00:00:00Z">
-        <w:r>
-          <w:rPr>
-            <w:vertAlign w:val="superscript"/>
-          </w:rPr>
-          <w:delText xml:space="preserve">[39]</w:delText>
-        </w:r>
-      </w:del>
-      <w:del w:id="5168" w:author="Kiro" w:date="2026-10-11T00:00:00Z">
-        <w:r>
-          <w:delText xml:space="preserve">。Peters等将该遗址约公元前1650～1250年的遗存列为其综合评估中最早的明确家鸡记录</w:delText>
-        </w:r>
-      </w:del>
-      <w:del w:id="5169" w:author="Kiro" w:date="2026-10-11T00:00:00Z">
-        <w:r>
-          <w:rPr>
-            <w:vertAlign w:val="superscript"/>
-          </w:rPr>
-          <w:delText xml:space="preserve">[37]</w:delText>
-        </w:r>
-      </w:del>
-      <w:del w:id="5170" w:author="Kiro" w:date="2026-10-11T00:00:00Z">
-        <w:r>
-          <w:delText xml:space="preserve">，这一年代对应遗址的新石器1期</w:delText>
-        </w:r>
-      </w:del>
-      <w:del w:id="5171" w:author="Kiro" w:date="2026-10-11T00:00:00Z">
-        <w:r>
-          <w:rPr>
-            <w:vertAlign w:val="superscript"/>
-          </w:rPr>
-          <w:delText xml:space="preserve">[40]</w:delText>
-        </w:r>
-      </w:del>
-      <w:del w:id="5172" w:author="Kiro" w:date="2026-10-11T00:00:00Z">
-        <w:r>
-          <w:delText xml:space="preserve">。云南菜园子和大墩子的鸡骨年代可能更早，有研究据此主张把云南纳入驯化区域</w:delText>
-        </w:r>
-      </w:del>
-      <w:del w:id="5173" w:author="Kiro" w:date="2026-10-11T00:00:00Z">
-        <w:r>
-          <w:rPr>
-            <w:vertAlign w:val="superscript"/>
-          </w:rPr>
-          <w:delText xml:space="preserve">[41]</w:delText>
-        </w:r>
-      </w:del>
-      <w:del w:id="5174" w:author="Kiro" w:date="2026-10-11T00:00:00Z">
-        <w:r>
-          <w:delText xml:space="preserve">；菜园子的鸡骨缺少可复核的形态描述，大墩子的标本在原报告中则被列为可能家养，目前仍作为候选记录</w:delText>
-        </w:r>
-      </w:del>
-      <w:del w:id="5175" w:author="Kiro" w:date="2026-10-11T00:00:00Z">
-        <w:r>
-          <w:rPr>
-            <w:vertAlign w:val="superscript"/>
-          </w:rPr>
-          <w:delText xml:space="preserve">[42]</w:delText>
-        </w:r>
-      </w:del>
-      <w:del w:id="5176" w:author="Kiro" w:date="2026-10-11T00:00:00Z">
-        <w:r>
-          <w:delText xml:space="preserve">。泰国与云南的候选地点位于</w:delText>
-        </w:r>
-      </w:del>
-      <w:del w:id="5177" w:author="Kiro" w:date="2026-10-11T00:00:00Z">
-        <w:r>
-          <w:rPr>
-            <w:i w:val="1"/>
-          </w:rPr>
-          <w:delText xml:space="preserve">G. g. spadiceus</w:delText>
-        </w:r>
-      </w:del>
-      <w:del w:id="5178" w:author="Kiro" w:date="2026-10-11T00:00:00Z">
-        <w:r>
-          <w:delText xml:space="preserve">现今的分布区（中国西南、泰国北部和缅甸）内或其附近，与遗传证据指向的区域相接</w:delText>
-        </w:r>
-      </w:del>
-      <w:del w:id="5179" w:author="Kiro" w:date="2026-10-11T00:00:00Z">
-        <w:r>
-          <w:rPr>
-            <w:vertAlign w:val="superscript"/>
-          </w:rPr>
-          <w:delText xml:space="preserve">[18]</w:delText>
-        </w:r>
-      </w:del>
-      <w:del w:id="5180" w:author="Kiro" w:date="2026-10-11T00:00:00Z">
-        <w:r>
-          <w:delText xml:space="preserve">。Wang等用多重序列马尔可夫溯祖模型（MSMC）估计，家鸡与</w:delText>
-        </w:r>
-      </w:del>
-      <w:del w:id="5181" w:author="Kiro" w:date="2026-10-11T00:00:00Z">
-        <w:r>
-          <w:rPr>
-            <w:i w:val="1"/>
-          </w:rPr>
-          <w:delText xml:space="preserve">G. g. spadiceus</w:delText>
-        </w:r>
-      </w:del>
-      <w:del w:id="5182" w:author="Kiro" w:date="2026-10-11T00:00:00Z">
-        <w:r>
-          <w:delText xml:space="preserve">约在（9500±3300）年前分化</w:delText>
-        </w:r>
-      </w:del>
-      <w:del w:id="5183" w:author="Kiro" w:date="2026-10-11T00:00:00Z">
-        <w:r>
-          <w:rPr>
-            <w:vertAlign w:val="superscript"/>
-          </w:rPr>
-          <w:delText xml:space="preserve">[18]</w:delText>
-        </w:r>
-      </w:del>
-      <w:del w:id="5184" w:author="Kiro" w:date="2026-10-11T00:00:00Z">
-        <w:r>
-          <w:delText xml:space="preserve">；这一节点可能对应开始饲养前祖先群体的分化。</w:delText>
-        </w:r>
-      </w:del>
-      <w:ins w:id="5185" w:author="Kiro" w:date="2026-10-11T00:00:00Z">
-        <w:r>
-          <w:t xml:space="preserve">中国北方早全新世驯化的主张受到重新检验后，现有较可靠的证据更多指向中国西南和东南亚大陆，但具体驯化地点仍未完全确定。古线粒体DNA研究曾提出中国北方距今约1万年的驯化解释</w:t>
-        </w:r>
-        <w:r>
-          <w:rPr>
-            <w:vertAlign w:val="superscript"/>
-          </w:rPr>
-          <w:t xml:space="preserve">[28]</w:t>
-        </w:r>
-        <w:r>
-          <w:t xml:space="preserve">，随后引发了围绕序列、骨骼鉴定和遗址背景的讨论</w:t>
-        </w:r>
-        <w:r>
-          <w:rPr>
-            <w:vertAlign w:val="superscript"/>
-          </w:rPr>
-          <w:t xml:space="preserve">[29,30,31,32,33]</w:t>
-        </w:r>
-        <w:r>
-          <w:t xml:space="preserve">。骨骼重鉴表明，中国中北部18处遗址原报的429件鸡骨均非鸡骨</w:t>
-        </w:r>
-        <w:r>
-          <w:rPr>
-            <w:vertAlign w:val="superscript"/>
-          </w:rPr>
-          <w:t xml:space="preserve">[34]</w:t>
-        </w:r>
-        <w:r>
-          <w:t xml:space="preserve">；大地湾的疑似鸡骨则属于以谷物为食的雉鸡</w:t>
-        </w:r>
-        <w:r>
-          <w:rPr>
-            <w:vertAlign w:val="superscript"/>
-          </w:rPr>
-          <w:t xml:space="preserve">[35,36]</w:t>
-        </w:r>
-        <w:r>
-          <w:t xml:space="preserve">。这些重鉴结果使中国北方早全新世驯化的主张失去了主要考古支撑。</w:t>
+          <w:t xml:space="preserve">[24,25]</w:t>
+        </w:r>
+        <w:r>
+          <w:t xml:space="preserve">。</w:t>
         </w:r>
       </w:ins>
     </w:p>
@@ -1939,36 +1610,63 @@
       <w:pPr>
         <w:jc w:val="both"/>
         <w:rPr>
-          <w:ins w:id="5186" w:author="Kiro" w:date="2026-10-11T00:00:00Z"/>
+          <w:ins w:id="5152" w:author="Kiro" w:date="2026-10-11T00:00:00Z"/>
         </w:rPr>
       </w:pPr>
-      <w:ins w:id="5187" w:author="Kiro" w:date="2026-10-11T00:00:00Z">
-        <w:r>
-          <w:t xml:space="preserve">南亚考古资料也未能为较早的印度独立驯化提供可靠支持。公元前2千纪以前的原鸡属遗存，其物种鉴定和家养属性都难以确认；Daimabad的哈拉帕期地层未见原鸡属，原鸡属到约公元前1500～1200年的早Jorwe期才出现</w:t>
+      <w:ins w:id="5153" w:author="Kiro" w:date="2026-10-11T00:00:00Z">
+        <w:r>
+          <w:t xml:space="preserve">斯里兰卡原鸡（</w:t>
+        </w:r>
+        <w:r>
+          <w:rPr>
+            <w:i/>
+          </w:rPr>
+          <w:t xml:space="preserve">G. lafayettii</w:t>
+        </w:r>
+        <w:r>
+          <w:t xml:space="preserve">）和绿原鸡（</w:t>
+        </w:r>
+        <w:r>
+          <w:rPr>
+            <w:i/>
+          </w:rPr>
+          <w:t xml:space="preserve">G. varius</w:t>
+        </w:r>
+        <w:r>
+          <w:t xml:space="preserve">）的核片段实例较少。斯里兰卡地方鸡的母系与红原鸡、灰原鸡更近，而与斯里兰卡原鸡较远</w:t>
         </w:r>
         <w:r>
           <w:rPr>
             <w:vertAlign w:val="superscript"/>
           </w:rPr>
-          <w:t xml:space="preserve">[37]</w:t>
-        </w:r>
-        <w:r>
-          <w:t xml:space="preserve">。核基因组分析也更支持家鸡传入印度后吸收当地</w:t>
-        </w:r>
-        <w:r>
-          <w:rPr>
-            <w:i/>
-          </w:rPr>
-          <w:t xml:space="preserve">G. g. murghi</w:t>
-        </w:r>
-        <w:r>
-          <w:t xml:space="preserve">变异的解释（见第3.2节）</w:t>
+          <w:t xml:space="preserve">[26]</w:t>
+        </w:r>
+        <w:r>
+          <w:t xml:space="preserve">；对印度尼西亚鸡及其美国后代等群体的全基因组比较显示，绿原鸡的整体贡献很小</w:t>
         </w:r>
         <w:r>
           <w:rPr>
             <w:vertAlign w:val="superscript"/>
           </w:rPr>
-          <w:t xml:space="preserve">[18]</w:t>
+          <w:t xml:space="preserve">[27]</w:t>
+        </w:r>
+        <w:r>
+          <w:t xml:space="preserve">。局部分析在斯里兰卡家鸡中检出4处斯里兰卡原鸡来源的候选区域，并在狼山鸡中检出一段约100 kb的绿原鸡来源片段</w:t>
+        </w:r>
+        <w:r>
+          <w:rPr>
+            <w:vertAlign w:val="superscript"/>
+          </w:rPr>
+          <w:t xml:space="preserve">[16]</w:t>
+        </w:r>
+        <w:r>
+          <w:t xml:space="preserve">。这些局部贡献与以红原鸡为主的家鸡祖源并存；多数片段进入家鸡的具体时期仍不清楚</w:t>
+        </w:r>
+        <w:r>
+          <w:rPr>
+            <w:vertAlign w:val="superscript"/>
+          </w:rPr>
+          <w:t xml:space="preserve">[16,24,25]</w:t>
         </w:r>
         <w:r>
           <w:t xml:space="preserve">。</w:t>
@@ -1977,125 +1675,453 @@
     </w:p>
     <w:p>
       <w:pPr>
+        <w:pStyle w:val="Heading1"/>
+      </w:pPr>
+      <w:r>
+        <w:t xml:space="preserve">4 初始驯化的地点与过程</w:t>
+      </w:r>
+    </w:p>
+    <w:p>
+      <w:pPr>
+        <w:pStyle w:val="Heading2"/>
+      </w:pPr>
+      <w:r>
+        <w:t xml:space="preserve">4.1 初始驯化的地点与年代</w:t>
+      </w:r>
+    </w:p>
+    <w:p>
+      <w:pPr>
         <w:jc w:val="both"/>
-        <w:rPr>
-          <w:ins w:id="5188" w:author="Kiro" w:date="2026-10-11T00:00:00Z"/>
-        </w:rPr>
-      </w:pPr>
+      </w:pPr>
+      <w:del w:id="5154" w:author="Kiro" w:date="2026-10-11T00:00:00Z">
+        <w:r>
+          <w:delText xml:space="preserve">中国北方早全新世驯化的主张受到重新检验后，现有较可靠的证据更多指向中国西南和东南亚大陆，但具体驯化地点仍未完全确定。古线粒体DNA研究曾提出中国北方距今约1万年的驯化解释</w:delText>
+        </w:r>
+      </w:del>
+      <w:del w:id="5155" w:author="Kiro" w:date="2026-10-11T00:00:00Z">
+        <w:r>
+          <w:rPr>
+            <w:vertAlign w:val="superscript"/>
+          </w:rPr>
+          <w:delText xml:space="preserve">[28]</w:delText>
+        </w:r>
+      </w:del>
+      <w:del w:id="5156" w:author="Kiro" w:date="2026-10-11T00:00:00Z">
+        <w:r>
+          <w:delText xml:space="preserve">，随后引发了围绕序列、骨骼鉴定和遗址背景的讨论</w:delText>
+        </w:r>
+      </w:del>
+      <w:del w:id="5157" w:author="Kiro" w:date="2026-10-11T00:00:00Z">
+        <w:r>
+          <w:rPr>
+            <w:vertAlign w:val="superscript"/>
+          </w:rPr>
+          <w:delText xml:space="preserve">[29,30,31,32,33]</w:delText>
+        </w:r>
+      </w:del>
+      <w:del w:id="5158" w:author="Kiro" w:date="2026-10-11T00:00:00Z">
+        <w:r>
+          <w:delText xml:space="preserve">。骨骼重鉴表明，中国中北部18处遗址原报的429件鸡骨均非鸡骨</w:delText>
+        </w:r>
+      </w:del>
+      <w:del w:id="5159" w:author="Kiro" w:date="2026-10-11T00:00:00Z">
+        <w:r>
+          <w:rPr>
+            <w:vertAlign w:val="superscript"/>
+          </w:rPr>
+          <w:delText xml:space="preserve">[34]</w:delText>
+        </w:r>
+      </w:del>
+      <w:del w:id="5160" w:author="Kiro" w:date="2026-10-11T00:00:00Z">
+        <w:r>
+          <w:delText xml:space="preserve">；大地湾的疑似鸡骨则属于以谷物为食的雉鸡</w:delText>
+        </w:r>
+      </w:del>
+      <w:del w:id="5161" w:author="Kiro" w:date="2026-10-11T00:00:00Z">
+        <w:r>
+          <w:rPr>
+            <w:vertAlign w:val="superscript"/>
+          </w:rPr>
+          <w:delText xml:space="preserve">[35,36]</w:delText>
+        </w:r>
+      </w:del>
+      <w:del w:id="5162" w:author="Kiro" w:date="2026-10-11T00:00:00Z">
+        <w:r>
+          <w:delText xml:space="preserve">。这些重鉴结果使中国北方早全新世驯化的主张失去了主要考古支撑。南亚考古资料也未为较早的印度独立驯化提供可靠支持。公元前2千纪以前的原鸡属遗存，物种鉴定和家养属性都难以确认；Daimabad的哈拉帕期地层未见原鸡属，至约公元前1500～1200年的早Jorwe期才出现</w:delText>
+        </w:r>
+      </w:del>
+      <w:del w:id="5163" w:author="Kiro" w:date="2026-10-11T00:00:00Z">
+        <w:r>
+          <w:rPr>
+            <w:vertAlign w:val="superscript"/>
+          </w:rPr>
+          <w:delText xml:space="preserve">[37]</w:delText>
+        </w:r>
+      </w:del>
+      <w:del w:id="5164" w:author="Kiro" w:date="2026-10-11T00:00:00Z">
+        <w:r>
+          <w:delText xml:space="preserve">。核基因组分析也更支持家鸡传入印度后吸收当地</w:delText>
+        </w:r>
+      </w:del>
+      <w:del w:id="5165" w:author="Kiro" w:date="2026-10-11T00:00:00Z">
+        <w:r>
+          <w:rPr>
+            <w:i w:val="1"/>
+          </w:rPr>
+          <w:delText xml:space="preserve">G. g. murghi</w:delText>
+        </w:r>
+      </w:del>
+      <w:del w:id="5166" w:author="Kiro" w:date="2026-10-11T00:00:00Z">
+        <w:r>
+          <w:delText xml:space="preserve">变异的解释（见第3.2节）</w:delText>
+        </w:r>
+      </w:del>
+      <w:del w:id="5167" w:author="Kiro" w:date="2026-10-11T00:00:00Z">
+        <w:r>
+          <w:rPr>
+            <w:vertAlign w:val="superscript"/>
+          </w:rPr>
+          <w:delText xml:space="preserve">[18]</w:delText>
+        </w:r>
+      </w:del>
+      <w:del w:id="5168" w:author="Kiro" w:date="2026-10-11T00:00:00Z">
+        <w:r>
+          <w:delText xml:space="preserve">。泰国Ban Non Wat发现了候选鸡骨</w:delText>
+        </w:r>
+      </w:del>
+      <w:del w:id="5169" w:author="Kiro" w:date="2026-10-11T00:00:00Z">
+        <w:r>
+          <w:rPr>
+            <w:vertAlign w:val="superscript"/>
+          </w:rPr>
+          <w:delText xml:space="preserve">[38]</w:delText>
+        </w:r>
+      </w:del>
+      <w:del w:id="5170" w:author="Kiro" w:date="2026-10-11T00:00:00Z">
+        <w:r>
+          <w:delText xml:space="preserve">，较晚阶段遗存的古线粒体序列也确认了原鸡属身份</w:delText>
+        </w:r>
+      </w:del>
+      <w:del w:id="5171" w:author="Kiro" w:date="2026-10-11T00:00:00Z">
+        <w:r>
+          <w:rPr>
+            <w:vertAlign w:val="superscript"/>
+          </w:rPr>
+          <w:delText xml:space="preserve">[39]</w:delText>
+        </w:r>
+      </w:del>
+      <w:del w:id="5172" w:author="Kiro" w:date="2026-10-11T00:00:00Z">
+        <w:r>
+          <w:delText xml:space="preserve">。Peters等将该遗址约公元前1650～1250年的遗存列为其综合评估中最早的明确家鸡记录</w:delText>
+        </w:r>
+      </w:del>
+      <w:del w:id="5173" w:author="Kiro" w:date="2026-10-11T00:00:00Z">
+        <w:r>
+          <w:rPr>
+            <w:vertAlign w:val="superscript"/>
+          </w:rPr>
+          <w:delText xml:space="preserve">[37]</w:delText>
+        </w:r>
+      </w:del>
+      <w:del w:id="5174" w:author="Kiro" w:date="2026-10-11T00:00:00Z">
+        <w:r>
+          <w:delText xml:space="preserve">，这一年代对应遗址的新石器1期</w:delText>
+        </w:r>
+      </w:del>
+      <w:del w:id="5175" w:author="Kiro" w:date="2026-10-11T00:00:00Z">
+        <w:r>
+          <w:rPr>
+            <w:vertAlign w:val="superscript"/>
+          </w:rPr>
+          <w:delText xml:space="preserve">[40]</w:delText>
+        </w:r>
+      </w:del>
+      <w:del w:id="5176" w:author="Kiro" w:date="2026-10-11T00:00:00Z">
+        <w:r>
+          <w:delText xml:space="preserve">。云南菜园子和大墩子的鸡骨年代可能更早，有研究据此主张把云南纳入驯化区域</w:delText>
+        </w:r>
+      </w:del>
+      <w:del w:id="5177" w:author="Kiro" w:date="2026-10-11T00:00:00Z">
+        <w:r>
+          <w:rPr>
+            <w:vertAlign w:val="superscript"/>
+          </w:rPr>
+          <w:delText xml:space="preserve">[41]</w:delText>
+        </w:r>
+      </w:del>
+      <w:del w:id="5178" w:author="Kiro" w:date="2026-10-11T00:00:00Z">
+        <w:r>
+          <w:delText xml:space="preserve">；菜园子的鸡骨缺少可复核的形态描述，大墩子的标本在原报告中则被列为可能家养，目前仍作为候选记录</w:delText>
+        </w:r>
+      </w:del>
+      <w:del w:id="5179" w:author="Kiro" w:date="2026-10-11T00:00:00Z">
+        <w:r>
+          <w:rPr>
+            <w:vertAlign w:val="superscript"/>
+          </w:rPr>
+          <w:delText xml:space="preserve">[42]</w:delText>
+        </w:r>
+      </w:del>
+      <w:del w:id="5180" w:author="Kiro" w:date="2026-10-11T00:00:00Z">
+        <w:r>
+          <w:delText xml:space="preserve">。泰国与云南的候选地点位于</w:delText>
+        </w:r>
+      </w:del>
+      <w:del w:id="5181" w:author="Kiro" w:date="2026-10-11T00:00:00Z">
+        <w:r>
+          <w:rPr>
+            <w:i w:val="1"/>
+          </w:rPr>
+          <w:delText xml:space="preserve">G. g. spadiceus</w:delText>
+        </w:r>
+      </w:del>
+      <w:del w:id="5182" w:author="Kiro" w:date="2026-10-11T00:00:00Z">
+        <w:r>
+          <w:delText xml:space="preserve">现今的分布区（中国西南、泰国北部和缅甸）内或其附近，与遗传证据指向的区域相接</w:delText>
+        </w:r>
+      </w:del>
+      <w:del w:id="5183" w:author="Kiro" w:date="2026-10-11T00:00:00Z">
+        <w:r>
+          <w:rPr>
+            <w:vertAlign w:val="superscript"/>
+          </w:rPr>
+          <w:delText xml:space="preserve">[18]</w:delText>
+        </w:r>
+      </w:del>
+      <w:del w:id="5184" w:author="Kiro" w:date="2026-10-11T00:00:00Z">
+        <w:r>
+          <w:delText xml:space="preserve">。Wang等用多重序列马尔可夫溯祖模型（MSMC）估计，家鸡与</w:delText>
+        </w:r>
+      </w:del>
+      <w:del w:id="5185" w:author="Kiro" w:date="2026-10-11T00:00:00Z">
+        <w:r>
+          <w:rPr>
+            <w:i w:val="1"/>
+          </w:rPr>
+          <w:delText xml:space="preserve">G. g. spadiceus</w:delText>
+        </w:r>
+      </w:del>
+      <w:del w:id="5186" w:author="Kiro" w:date="2026-10-11T00:00:00Z">
+        <w:r>
+          <w:delText xml:space="preserve">约在（9500±3300）年前分化</w:delText>
+        </w:r>
+      </w:del>
+      <w:del w:id="5187" w:author="Kiro" w:date="2026-10-11T00:00:00Z">
+        <w:r>
+          <w:rPr>
+            <w:vertAlign w:val="superscript"/>
+          </w:rPr>
+          <w:delText xml:space="preserve">[18]</w:delText>
+        </w:r>
+      </w:del>
+      <w:del w:id="5188" w:author="Kiro" w:date="2026-10-11T00:00:00Z">
+        <w:r>
+          <w:delText xml:space="preserve">；这一节点可能对应开始饲养前祖先群体的分化。</w:delText>
+        </w:r>
+      </w:del>
       <w:ins w:id="5189" w:author="Kiro" w:date="2026-10-11T00:00:00Z">
         <w:r>
-          <w:t xml:space="preserve">泰国Ban Non Wat发现了候选鸡骨</w:t>
+          <w:t xml:space="preserve">中国北方早全新世驯化的主张受到重新检验后，现有较可靠的证据更多指向中国西南和东南亚大陆，但具体驯化地点仍未完全确定。古线粒体DNA研究曾提出中国北方距今约1万年的驯化解释</w:t>
         </w:r>
         <w:r>
           <w:rPr>
             <w:vertAlign w:val="superscript"/>
           </w:rPr>
-          <w:t xml:space="preserve">[38]</w:t>
-        </w:r>
-        <w:r>
-          <w:t xml:space="preserve">，该遗址较晚阶段遗存的古线粒体序列也确认了原鸡属身份</w:t>
+          <w:t xml:space="preserve">[28]</w:t>
+        </w:r>
+        <w:r>
+          <w:t xml:space="preserve">，随后引发了围绕序列、骨骼鉴定和遗址背景的讨论</w:t>
         </w:r>
         <w:r>
           <w:rPr>
             <w:vertAlign w:val="superscript"/>
           </w:rPr>
-          <w:t xml:space="preserve">[39]</w:t>
-        </w:r>
-        <w:r>
-          <w:t xml:space="preserve">。一项全球综合评估将该遗址约公元前1650～1250年的遗存列为最早的明确家鸡记录</w:t>
+          <w:t xml:space="preserve">[29,30,31,32,33]</w:t>
+        </w:r>
+        <w:r>
+          <w:t xml:space="preserve">。骨骼重鉴表明，中国中北部18处遗址原报的429件鸡骨均非鸡骨</w:t>
         </w:r>
         <w:r>
           <w:rPr>
             <w:vertAlign w:val="superscript"/>
           </w:rPr>
-          <w:t xml:space="preserve">[37]</w:t>
-        </w:r>
-        <w:r>
-          <w:t xml:space="preserve">，这一年代对应遗址的新石器1期</w:t>
+          <w:t xml:space="preserve">[34]</w:t>
+        </w:r>
+        <w:r>
+          <w:t xml:space="preserve">；大地湾的疑似鸡骨则属于以谷物为食的雉鸡</w:t>
         </w:r>
         <w:r>
           <w:rPr>
             <w:vertAlign w:val="superscript"/>
           </w:rPr>
-          <w:t xml:space="preserve">[40]</w:t>
-        </w:r>
-        <w:r>
-          <w:t xml:space="preserve">。云南菜园子和大墩子的鸡骨年代可能更早，有研究据此主张把云南纳入驯化区域</w:t>
-        </w:r>
-        <w:r>
-          <w:rPr>
-            <w:vertAlign w:val="superscript"/>
-          </w:rPr>
-          <w:t xml:space="preserve">[41]</w:t>
-        </w:r>
-        <w:r>
-          <w:t xml:space="preserve">。但是，菜园子的鸡骨缺少可复核的形态描述，大墩子的标本在原报告中则被列为可能家养，因此二者目前仍作为候选记录</w:t>
-        </w:r>
-        <w:r>
-          <w:rPr>
-            <w:vertAlign w:val="superscript"/>
-          </w:rPr>
-          <w:t xml:space="preserve">[42]</w:t>
-        </w:r>
-        <w:r>
-          <w:t xml:space="preserve">。泰国与云南的候选地点都位于</w:t>
-        </w:r>
-        <w:r>
-          <w:rPr>
-            <w:i/>
-          </w:rPr>
-          <w:t xml:space="preserve">G. g. spadiceus</w:t>
-        </w:r>
-        <w:r>
-          <w:t xml:space="preserve">现今的分布区（中国西南、泰国北部和缅甸）内或其附近，与遗传证据指向的区域相接</w:t>
-        </w:r>
-        <w:r>
-          <w:rPr>
-            <w:vertAlign w:val="superscript"/>
-          </w:rPr>
-          <w:t xml:space="preserve">[18]</w:t>
-        </w:r>
-        <w:r>
-          <w:t xml:space="preserve">。多重序列马尔可夫溯祖模型（MSMC）估计，家鸡与</w:t>
-        </w:r>
-        <w:r>
-          <w:rPr>
-            <w:i/>
-          </w:rPr>
-          <w:t xml:space="preserve">G. g. spadiceus</w:t>
-        </w:r>
-        <w:r>
-          <w:t xml:space="preserve">约在（9500±3300）年前分化</w:t>
-        </w:r>
-        <w:r>
-          <w:rPr>
-            <w:vertAlign w:val="superscript"/>
-          </w:rPr>
-          <w:t xml:space="preserve">[18]</w:t>
-        </w:r>
-        <w:r>
-          <w:t xml:space="preserve">；这一节点可能对应开始饲养之前祖先群体的分化。</w:t>
+          <w:t xml:space="preserve">[35,36]</w:t>
+        </w:r>
+        <w:r>
+          <w:t xml:space="preserve">。这些重鉴结果使中国北方早全新世驯化的主张失去了主要考古支撑。</w:t>
         </w:r>
       </w:ins>
     </w:p>
     <w:p>
       <w:pPr>
-        <w:pStyle w:val="Heading2"/>
-      </w:pPr>
-      <w:r>
-        <w:t xml:space="preserve">4.2 农业共栖与持续饲养</w:t>
-      </w:r>
+        <w:jc w:val="both"/>
+        <w:rPr>
+          <w:ins w:id="5190" w:author="Kiro" w:date="2026-10-11T00:00:00Z"/>
+        </w:rPr>
+      </w:pPr>
+      <w:ins w:id="5191" w:author="Kiro" w:date="2026-10-11T00:00:00Z">
+        <w:r>
+          <w:t xml:space="preserve">南亚考古资料也未能为较早的印度独立驯化提供可靠支持。公元前2千纪以前的原鸡属遗存，其物种鉴定和家养属性都难以确认；Daimabad的哈拉帕期地层未见原鸡属，原鸡属到约公元前1500～1200年的早Jorwe期才出现</w:t>
+        </w:r>
+        <w:r>
+          <w:rPr>
+            <w:vertAlign w:val="superscript"/>
+          </w:rPr>
+          <w:t xml:space="preserve">[37]</w:t>
+        </w:r>
+        <w:r>
+          <w:t xml:space="preserve">。核基因组分析也更支持家鸡传入印度后吸收当地</w:t>
+        </w:r>
+        <w:r>
+          <w:rPr>
+            <w:i/>
+          </w:rPr>
+          <w:t xml:space="preserve">G. g. murghi</w:t>
+        </w:r>
+        <w:r>
+          <w:t xml:space="preserve">变异的解释（见第3.2节）</w:t>
+        </w:r>
+        <w:r>
+          <w:rPr>
+            <w:vertAlign w:val="superscript"/>
+          </w:rPr>
+          <w:t xml:space="preserve">[18]</w:t>
+        </w:r>
+        <w:r>
+          <w:t xml:space="preserve">。</w:t>
+        </w:r>
+      </w:ins>
     </w:p>
     <w:p>
       <w:pPr>
         <w:jc w:val="both"/>
-      </w:pPr>
-      <w:del w:id="5190" w:author="Kiro" w:date="2026-10-11T00:00:00Z">
+        <w:rPr>
+          <w:ins w:id="5192" w:author="Kiro" w:date="2026-10-11T00:00:00Z"/>
+        </w:rPr>
+      </w:pPr>
+      <w:ins w:id="5193" w:author="Kiro" w:date="2026-10-11T00:00:00Z">
+        <w:r>
+          <w:t xml:space="preserve">泰国Ban Non Wat发现了候选鸡骨</w:t>
+        </w:r>
+        <w:r>
+          <w:rPr>
+            <w:vertAlign w:val="superscript"/>
+          </w:rPr>
+          <w:t xml:space="preserve">[38]</w:t>
+        </w:r>
+        <w:r>
+          <w:t xml:space="preserve">，该遗址较晚阶段遗存的古线粒体序列也确认了原鸡属身份</w:t>
+        </w:r>
+        <w:r>
+          <w:rPr>
+            <w:vertAlign w:val="superscript"/>
+          </w:rPr>
+          <w:t xml:space="preserve">[39]</w:t>
+        </w:r>
+        <w:r>
+          <w:t xml:space="preserve">。一项全球综合评估将该遗址约公元前1650～1250年的遗存列为最早的明确家鸡记录</w:t>
+        </w:r>
+        <w:r>
+          <w:rPr>
+            <w:vertAlign w:val="superscript"/>
+          </w:rPr>
+          <w:t xml:space="preserve">[37]</w:t>
+        </w:r>
+        <w:r>
+          <w:t xml:space="preserve">，这一年代对应遗址的新石器1期</w:t>
+        </w:r>
+        <w:r>
+          <w:rPr>
+            <w:vertAlign w:val="superscript"/>
+          </w:rPr>
+          <w:t xml:space="preserve">[40]</w:t>
+        </w:r>
+        <w:r>
+          <w:t xml:space="preserve">。云南菜园子和大墩子的鸡骨年代可能更早，有研究据此主张把云南纳入驯化区域</w:t>
+        </w:r>
+        <w:r>
+          <w:rPr>
+            <w:vertAlign w:val="superscript"/>
+          </w:rPr>
+          <w:t xml:space="preserve">[41]</w:t>
+        </w:r>
+        <w:r>
+          <w:t xml:space="preserve">。但是，菜园子的鸡骨缺少可复核的形态描述，大墩子的标本在原报告中则被列为可能家养，因此二者目前仍作为候选记录</w:t>
+        </w:r>
+        <w:r>
+          <w:rPr>
+            <w:vertAlign w:val="superscript"/>
+          </w:rPr>
+          <w:t xml:space="preserve">[42]</w:t>
+        </w:r>
+        <w:r>
+          <w:t xml:space="preserve">。泰国与云南的候选地点都位于</w:t>
+        </w:r>
+        <w:r>
+          <w:rPr>
+            <w:i/>
+          </w:rPr>
+          <w:t xml:space="preserve">G. g. spadiceus</w:t>
+        </w:r>
+        <w:r>
+          <w:t xml:space="preserve">现今的分布区（中国西南、泰国北部和缅甸）内或其附近，与遗传证据指向的区域相接</w:t>
+        </w:r>
+        <w:r>
+          <w:rPr>
+            <w:vertAlign w:val="superscript"/>
+          </w:rPr>
+          <w:t xml:space="preserve">[18]</w:t>
+        </w:r>
+        <w:r>
+          <w:t xml:space="preserve">。多重序列马尔可夫溯祖模型（MSMC）估计，家鸡与</w:t>
+        </w:r>
+        <w:r>
+          <w:rPr>
+            <w:i/>
+          </w:rPr>
+          <w:t xml:space="preserve">G. g. spadiceus</w:t>
+        </w:r>
+        <w:r>
+          <w:t xml:space="preserve">约在（9500±3300）年前分化</w:t>
+        </w:r>
+        <w:r>
+          <w:rPr>
+            <w:vertAlign w:val="superscript"/>
+          </w:rPr>
+          <w:t xml:space="preserve">[18]</w:t>
+        </w:r>
+        <w:r>
+          <w:t xml:space="preserve">；这一节点可能对应开始饲养之前祖先群体的分化。</w:t>
+        </w:r>
+      </w:ins>
+    </w:p>
+    <w:p>
+      <w:pPr>
+        <w:pStyle w:val="Heading2"/>
+      </w:pPr>
+      <w:r>
+        <w:t xml:space="preserve">4.2 农业共栖与持续饲养</w:t>
+      </w:r>
+    </w:p>
+    <w:p>
+      <w:pPr>
+        <w:jc w:val="both"/>
+      </w:pPr>
+      <w:del w:id="5194" w:author="Kiro" w:date="2026-10-11T00:00:00Z">
         <w:r>
           <w:delText xml:space="preserve">这一带早期家鸡的出现，与稻、粟农业的扩散有关。农业共栖模型认为，稻、粟种植进入原鸡分布区后，开垦和休耕形成的次生灌丛扩大了适宜生境，收获、加工和储藏留下的谷物又提供了食物，原鸡因此反复接近聚落</w:delText>
         </w:r>
       </w:del>
-      <w:del w:id="5191" w:author="Kiro" w:date="2026-10-11T00:00:00Z">
+      <w:del w:id="5195" w:author="Kiro" w:date="2026-10-11T00:00:00Z">
         <w:r>
           <w:rPr>
             <w:vertAlign w:val="superscript"/>
@@ -2103,12 +2129,12 @@
           <w:delText xml:space="preserve">[37]</w:delText>
         </w:r>
       </w:del>
-      <w:del w:id="5192" w:author="Kiro" w:date="2026-10-11T00:00:00Z">
+      <w:del w:id="5196" w:author="Kiro" w:date="2026-10-11T00:00:00Z">
         <w:r>
           <w:delText xml:space="preserve">。这一过程符合动物驯化的共栖路径：人类先改变动物的食物和生境，再逐步加强对其繁殖和生存的管理</w:delText>
         </w:r>
       </w:del>
-      <w:del w:id="5193" w:author="Kiro" w:date="2026-10-11T00:00:00Z">
+      <w:del w:id="5197" w:author="Kiro" w:date="2026-10-11T00:00:00Z">
         <w:r>
           <w:rPr>
             <w:vertAlign w:val="superscript"/>
@@ -2116,12 +2142,12 @@
           <w:delText xml:space="preserve">[43]</w:delText>
         </w:r>
       </w:del>
-      <w:del w:id="5194" w:author="Kiro" w:date="2026-10-11T00:00:00Z">
+      <w:del w:id="5198" w:author="Kiro" w:date="2026-10-11T00:00:00Z">
         <w:r>
           <w:delText xml:space="preserve">。现代生态观察支持其中的食物和生境联系。泰国的红原鸡利用开垦地及其边缘，嗉囊和肌胃中既有栽培稻、玉米，也有野外食物</w:delText>
         </w:r>
       </w:del>
-      <w:del w:id="5195" w:author="Kiro" w:date="2026-10-11T00:00:00Z">
+      <w:del w:id="5199" w:author="Kiro" w:date="2026-10-11T00:00:00Z">
         <w:r>
           <w:rPr>
             <w:vertAlign w:val="superscript"/>
@@ -2129,12 +2155,12 @@
           <w:delText xml:space="preserve">[44]</w:delText>
         </w:r>
       </w:del>
-      <w:del w:id="5196" w:author="Kiro" w:date="2026-10-11T00:00:00Z">
+      <w:del w:id="5200" w:author="Kiro" w:date="2026-10-11T00:00:00Z">
         <w:r>
           <w:delText xml:space="preserve">；桂西南的红原鸡利用多种灌丛，繁殖季会到村落附近与放养家鸡交配</w:delText>
         </w:r>
       </w:del>
-      <w:del w:id="5197" w:author="Kiro" w:date="2026-10-11T00:00:00Z">
+      <w:del w:id="5201" w:author="Kiro" w:date="2026-10-11T00:00:00Z">
         <w:r>
           <w:rPr>
             <w:vertAlign w:val="superscript"/>
@@ -2142,12 +2168,12 @@
           <w:delText xml:space="preserve">[45]</w:delText>
         </w:r>
       </w:del>
-      <w:del w:id="5198" w:author="Kiro" w:date="2026-10-11T00:00:00Z">
+      <w:del w:id="5202" w:author="Kiro" w:date="2026-10-11T00:00:00Z">
         <w:r>
           <w:delText xml:space="preserve">。云南白羊村和大墩子出土的稻、粟、黍遗存，说明候选驯化区当时已具备这类农业条件</w:delText>
         </w:r>
       </w:del>
-      <w:del w:id="5199" w:author="Kiro" w:date="2026-10-11T00:00:00Z">
+      <w:del w:id="5203" w:author="Kiro" w:date="2026-10-11T00:00:00Z">
         <w:r>
           <w:rPr>
             <w:vertAlign w:val="superscript"/>
@@ -2155,12 +2181,12 @@
           <w:delText xml:space="preserve">[46,47]</w:delText>
         </w:r>
       </w:del>
-      <w:del w:id="5200" w:author="Kiro" w:date="2026-10-11T00:00:00Z">
+      <w:del w:id="5204" w:author="Kiro" w:date="2026-10-11T00:00:00Z">
         <w:r>
           <w:delText xml:space="preserve">。不过，接近聚落还不等于被饲养，大地湾以谷物为食的雉鸡就是一例</w:delText>
         </w:r>
       </w:del>
-      <w:del w:id="5201" w:author="Kiro" w:date="2026-10-11T00:00:00Z">
+      <w:del w:id="5205" w:author="Kiro" w:date="2026-10-11T00:00:00Z">
         <w:r>
           <w:rPr>
             <w:vertAlign w:val="superscript"/>
@@ -2168,12 +2194,12 @@
           <w:delText xml:space="preserve">[35]</w:delText>
         </w:r>
       </w:del>
-      <w:del w:id="5202" w:author="Kiro" w:date="2026-10-11T00:00:00Z">
+      <w:del w:id="5206" w:author="Kiro" w:date="2026-10-11T00:00:00Z">
         <w:r>
           <w:delText xml:space="preserve">。原鸡还需经过人类的容纳和留养才能进入持续饲养。图1概括了农业共栖、持续饲养、传播和后续变化之间的联系。</w:delText>
         </w:r>
       </w:del>
-      <w:ins w:id="5203" w:author="Kiro" w:date="2026-10-11T00:00:00Z">
+      <w:ins w:id="5207" w:author="Kiro" w:date="2026-10-11T00:00:00Z">
         <w:r>
           <w:t xml:space="preserve">这一带早期家鸡的出现，与稻、粟农业的扩散有关。农业共栖模型认为，稻、粟种植进入原鸡分布区后，开垦和休耕形成的次生灌丛扩大了适宜生境，收获、加工和储藏留下的谷物又提供了食物，原鸡因此反复接近聚落</w:t>
         </w:r>
@@ -2298,7 +2324,7 @@
         <w:spacing w:before="0" w:after="100" w:line="276" w:lineRule="auto"/>
         <w:ind w:firstLine="0" w:left="0" w:right="0"/>
       </w:pPr>
-      <w:del w:id="5204" w:author="Kiro" w:date="2026-10-11T00:00:00Z">
+      <w:del w:id="5208" w:author="Kiro" w:date="2026-10-11T00:00:00Z">
         <w:r>
           <w:rPr>
             <w:rFonts w:ascii="Times New Roman" w:hAnsi="Times New Roman" w:eastAsia="宋体"/>
@@ -2310,7 +2336,7 @@
           <w:delText>农业改变食物与生境，可能促进原鸡反复接近聚落，持续饲养和繁殖管理进一步改变人鸡关系</w:delText>
         </w:r>
       </w:del>
-      <w:del w:id="5205" w:author="Kiro" w:date="2026-10-11T00:00:00Z">
+      <w:del w:id="5209" w:author="Kiro" w:date="2026-10-11T00:00:00Z">
         <w:r>
           <w:rPr>
             <w:rFonts w:ascii="Times New Roman" w:hAnsi="Times New Roman" w:eastAsia="宋体"/>
@@ -2323,7 +2349,7 @@
           <w:delText>[37,43]</w:delText>
         </w:r>
       </w:del>
-      <w:del w:id="5206" w:author="Kiro" w:date="2026-10-11T00:00:00Z">
+      <w:del w:id="5210" w:author="Kiro" w:date="2026-10-11T00:00:00Z">
         <w:r>
           <w:rPr>
             <w:rFonts w:ascii="Times New Roman" w:hAnsi="Times New Roman" w:eastAsia="宋体"/>
@@ -2335,7 +2361,7 @@
           <w:delText>。四部分概括可以相互重叠的过程，不表示严格分离的年代阶段。家鸡主要核祖源与</w:delText>
         </w:r>
       </w:del>
-      <w:del w:id="5207" w:author="Kiro" w:date="2026-10-11T00:00:00Z">
+      <w:del w:id="5211" w:author="Kiro" w:date="2026-10-11T00:00:00Z">
         <w:r>
           <w:rPr>
             <w:rFonts w:ascii="Times New Roman" w:hAnsi="Times New Roman" w:eastAsia="宋体"/>
@@ -2347,7 +2373,7 @@
           <w:delText>G. g. spadiceus</w:delText>
         </w:r>
       </w:del>
-      <w:del w:id="5208" w:author="Kiro" w:date="2026-10-11T00:00:00Z">
+      <w:del w:id="5212" w:author="Kiro" w:date="2026-10-11T00:00:00Z">
         <w:r>
           <w:rPr>
             <w:rFonts w:ascii="Times New Roman" w:hAnsi="Times New Roman" w:eastAsia="宋体"/>
@@ -2359,7 +2385,7 @@
           <w:delText>相关；其他原鸡的局部渗入及后续家鸡间的基因交流继续影响其遗传组成</w:delText>
         </w:r>
       </w:del>
-      <w:del w:id="5209" w:author="Kiro" w:date="2026-10-11T00:00:00Z">
+      <w:del w:id="5213" w:author="Kiro" w:date="2026-10-11T00:00:00Z">
         <w:r>
           <w:rPr>
             <w:rFonts w:ascii="Times New Roman" w:hAnsi="Times New Roman" w:eastAsia="宋体"/>
@@ -2372,7 +2398,7 @@
           <w:delText>[16,18,21,22]</w:delText>
         </w:r>
       </w:del>
-      <w:del w:id="5210" w:author="Kiro" w:date="2026-10-11T00:00:00Z">
+      <w:del w:id="5214" w:author="Kiro" w:date="2026-10-11T00:00:00Z">
         <w:r>
           <w:rPr>
             <w:rFonts w:ascii="Times New Roman" w:hAnsi="Times New Roman" w:eastAsia="宋体"/>
@@ -2384,7 +2410,7 @@
           <w:delText>。</w:delText>
         </w:r>
       </w:del>
-      <w:ins w:id="5211" w:author="Kiro" w:date="2026-10-11T00:00:00Z">
+      <w:ins w:id="5215" w:author="Kiro" w:date="2026-10-11T00:00:00Z">
         <w:r>
           <w:t xml:space="preserve">农业改变了食物与生境，可能促使原鸡反复接近聚落；持续饲养和繁殖管理进一步改变了人鸡关系</w:t>
         </w:r>
@@ -2429,12 +2455,12 @@
       <w:pPr>
         <w:jc w:val="both"/>
       </w:pPr>
-      <w:del w:id="5212" w:author="Kiro" w:date="2026-10-11T00:00:00Z">
+      <w:del w:id="5216" w:author="Kiro" w:date="2026-10-11T00:00:00Z">
         <w:r>
           <w:delText xml:space="preserve">家鸡从东南亚半岛和中国西南向外传播，于公元前2千纪后期到达中国中部、南亚和美索不达米亚</w:delText>
         </w:r>
       </w:del>
-      <w:del w:id="5213" w:author="Kiro" w:date="2026-10-11T00:00:00Z">
+      <w:del w:id="5217" w:author="Kiro" w:date="2026-10-11T00:00:00Z">
         <w:r>
           <w:rPr>
             <w:vertAlign w:val="superscript"/>
@@ -2442,12 +2468,12 @@
           <w:delText xml:space="preserve">[37]</w:delText>
         </w:r>
       </w:del>
-      <w:del w:id="5214" w:author="Kiro" w:date="2026-10-11T00:00:00Z">
+      <w:del w:id="5218" w:author="Kiro" w:date="2026-10-11T00:00:00Z">
         <w:r>
           <w:delText xml:space="preserve">。直接测年修正了不少依据层位给出的早期年代。欧洲及西北非16处遗址的23件候选早期鸡骨经直接测年，有18件晚于原报层位年代，地中海欧洲的可靠记录因此落在公元前1千纪</w:delText>
         </w:r>
       </w:del>
-      <w:del w:id="5215" w:author="Kiro" w:date="2026-10-11T00:00:00Z">
+      <w:del w:id="5219" w:author="Kiro" w:date="2026-10-11T00:00:00Z">
         <w:r>
           <w:rPr>
             <w:vertAlign w:val="superscript"/>
@@ -2455,12 +2481,12 @@
           <w:delText xml:space="preserve">[48]</w:delText>
         </w:r>
       </w:del>
-      <w:del w:id="5216" w:author="Kiro" w:date="2026-10-11T00:00:00Z">
+      <w:del w:id="5220" w:author="Kiro" w:date="2026-10-11T00:00:00Z">
         <w:r>
           <w:delText xml:space="preserve">。向南，非洲之角Mezber的鸡骨直接年代为公元前820～595年，研究将其与南阿拉伯和红海的交流联系起来</w:delText>
         </w:r>
       </w:del>
-      <w:del w:id="5217" w:author="Kiro" w:date="2026-10-11T00:00:00Z">
+      <w:del w:id="5221" w:author="Kiro" w:date="2026-10-11T00:00:00Z">
         <w:r>
           <w:rPr>
             <w:vertAlign w:val="superscript"/>
@@ -2468,12 +2494,12 @@
           <w:delText xml:space="preserve">[49]</w:delText>
         </w:r>
       </w:del>
-      <w:del w:id="5218" w:author="Kiro" w:date="2026-10-11T00:00:00Z">
+      <w:del w:id="5222" w:author="Kiro" w:date="2026-10-11T00:00:00Z">
         <w:r>
           <w:delText xml:space="preserve">；下埃及、内尼日尔三角洲和东非沿海的记录则展示了后续区域传播</w:delText>
         </w:r>
       </w:del>
-      <w:del w:id="5219" w:author="Kiro" w:date="2026-10-11T00:00:00Z">
+      <w:del w:id="5223" w:author="Kiro" w:date="2026-10-11T00:00:00Z">
         <w:r>
           <w:rPr>
             <w:vertAlign w:val="superscript"/>
@@ -2481,12 +2507,12 @@
           <w:delText xml:space="preserve">[50,51,52,53]</w:delText>
         </w:r>
       </w:del>
-      <w:del w:id="5220" w:author="Kiro" w:date="2026-10-11T00:00:00Z">
+      <w:del w:id="5224" w:author="Kiro" w:date="2026-10-11T00:00:00Z">
         <w:r>
           <w:delText xml:space="preserve">。东非Unguja Ukuu和马达加斯加Mahilaka经古DNA确认的鸡骨，分别出自公元7～8世纪和11～13世纪参与印度洋贸易的港口背景</w:delText>
         </w:r>
       </w:del>
-      <w:del w:id="5221" w:author="Kiro" w:date="2026-10-11T00:00:00Z">
+      <w:del w:id="5225" w:author="Kiro" w:date="2026-10-11T00:00:00Z">
         <w:r>
           <w:rPr>
             <w:vertAlign w:val="superscript"/>
@@ -2494,12 +2520,12 @@
           <w:delText xml:space="preserve">[53]</w:delText>
         </w:r>
       </w:del>
-      <w:del w:id="5222" w:author="Kiro" w:date="2026-10-11T00:00:00Z">
+      <w:del w:id="5226" w:author="Kiro" w:date="2026-10-11T00:00:00Z">
         <w:r>
           <w:delText xml:space="preserve">。这些区域记录反映了较早的红海联系和较晚的印度洋交流，各地的最早记录只代表目前能够确认的出现时间。</w:delText>
         </w:r>
       </w:del>
-      <w:ins w:id="5223" w:author="Kiro" w:date="2026-10-11T00:00:00Z">
+      <w:ins w:id="5227" w:author="Kiro" w:date="2026-10-11T00:00:00Z">
         <w:r>
           <w:t xml:space="preserve">家鸡从东南亚半岛和中国西南向外传播，于公元前2千纪后期到达中国中部、南亚和美索不达米亚</w:t>
         </w:r>
@@ -2792,7 +2818,7 @@
         <w:spacing w:before="0" w:after="100" w:line="276" w:lineRule="auto"/>
         <w:ind w:firstLine="0" w:left="0" w:right="0"/>
       </w:pPr>
-      <w:del w:id="5224" w:author="Kiro" w:date="2026-10-11T00:00:00Z">
+      <w:del w:id="5228" w:author="Kiro" w:date="2026-10-11T00:00:00Z">
         <w:r>
           <w:rPr>
             <w:rFonts w:ascii="Times New Roman" w:hAnsi="Times New Roman" w:eastAsia="宋体"/>
@@ -2804,7 +2830,7 @@
           <w:delText>实线概括现有考古时序、历史交流及亲缘资料支持的区域联系；虚线表示候选路线或来源模型；灰色点线表示有争议的前哥伦布时期波利尼西亚—南美联系</w:delText>
         </w:r>
       </w:del>
-      <w:del w:id="5225" w:author="Kiro" w:date="2026-10-11T00:00:00Z">
+      <w:del w:id="5229" w:author="Kiro" w:date="2026-10-11T00:00:00Z">
         <w:r>
           <w:rPr>
             <w:rFonts w:ascii="Times New Roman" w:hAnsi="Times New Roman" w:eastAsia="宋体"/>
@@ -2817,7 +2843,7 @@
           <w:delText>[37,39,48,54,55,56,58,59]</w:delText>
         </w:r>
       </w:del>
-      <w:del w:id="5226" w:author="Kiro" w:date="2026-10-11T00:00:00Z">
+      <w:del w:id="5230" w:author="Kiro" w:date="2026-10-11T00:00:00Z">
         <w:r>
           <w:rPr>
             <w:rFonts w:ascii="Times New Roman" w:hAnsi="Times New Roman" w:eastAsia="宋体"/>
@@ -2829,7 +2855,7 @@
           <w:delText>。阴影为现生</w:delText>
         </w:r>
       </w:del>
-      <w:del w:id="5227" w:author="Kiro" w:date="2026-10-11T00:00:00Z">
+      <w:del w:id="5231" w:author="Kiro" w:date="2026-10-11T00:00:00Z">
         <w:r>
           <w:rPr>
             <w:rFonts w:ascii="Times New Roman" w:hAnsi="Times New Roman" w:eastAsia="宋体"/>
@@ -2841,7 +2867,7 @@
           <w:delText>G. g. spadiceus</w:delText>
         </w:r>
       </w:del>
-      <w:del w:id="5228" w:author="Kiro" w:date="2026-10-11T00:00:00Z">
+      <w:del w:id="5232" w:author="Kiro" w:date="2026-10-11T00:00:00Z">
         <w:r>
           <w:rPr>
             <w:rFonts w:ascii="Times New Roman" w:hAnsi="Times New Roman" w:eastAsia="宋体"/>
@@ -2853,7 +2879,7 @@
           <w:delText>分布范围的示意</w:delText>
         </w:r>
       </w:del>
-      <w:del w:id="5229" w:author="Kiro" w:date="2026-10-11T00:00:00Z">
+      <w:del w:id="5233" w:author="Kiro" w:date="2026-10-11T00:00:00Z">
         <w:r>
           <w:rPr>
             <w:rFonts w:ascii="Times New Roman" w:hAnsi="Times New Roman" w:eastAsia="宋体"/>
@@ -2866,7 +2892,7 @@
           <w:delText>[18]</w:delText>
         </w:r>
       </w:del>
-      <w:del w:id="5230" w:author="Kiro" w:date="2026-10-11T00:00:00Z">
+      <w:del w:id="5234" w:author="Kiro" w:date="2026-10-11T00:00:00Z">
         <w:r>
           <w:rPr>
             <w:rFonts w:ascii="Times New Roman" w:hAnsi="Times New Roman" w:eastAsia="宋体"/>
@@ -2878,7 +2904,7 @@
           <w:delText>。北非沿海及萨赫勒—苏丹带向西非的虚线均为候选路径</w:delText>
         </w:r>
       </w:del>
-      <w:del w:id="5231" w:author="Kiro" w:date="2026-10-11T00:00:00Z">
+      <w:del w:id="5235" w:author="Kiro" w:date="2026-10-11T00:00:00Z">
         <w:r>
           <w:rPr>
             <w:rFonts w:ascii="Times New Roman" w:hAnsi="Times New Roman" w:eastAsia="宋体"/>
@@ -2891,7 +2917,7 @@
           <w:delText>[52]</w:delText>
         </w:r>
       </w:del>
-      <w:del w:id="5232" w:author="Kiro" w:date="2026-10-11T00:00:00Z">
+      <w:del w:id="5236" w:author="Kiro" w:date="2026-10-11T00:00:00Z">
         <w:r>
           <w:rPr>
             <w:rFonts w:ascii="Times New Roman" w:hAnsi="Times New Roman" w:eastAsia="宋体"/>
@@ -2903,7 +2929,7 @@
           <w:delText>。M1表示南亚经东非传入马达加斯加的旧假说，M2表示东非与马达加斯加分别接受外来种源的模型；M2的来源参照包含印度和非洲大陆群体，起点为来源集合的示意位置</w:delText>
         </w:r>
       </w:del>
-      <w:del w:id="5233" w:author="Kiro" w:date="2026-10-11T00:00:00Z">
+      <w:del w:id="5237" w:author="Kiro" w:date="2026-10-11T00:00:00Z">
         <w:r>
           <w:rPr>
             <w:rFonts w:ascii="Times New Roman" w:hAnsi="Times New Roman" w:eastAsia="宋体"/>
@@ -2916,7 +2942,7 @@
           <w:delText>[66,67]</w:delText>
         </w:r>
       </w:del>
-      <w:del w:id="5234" w:author="Kiro" w:date="2026-10-11T00:00:00Z">
+      <w:del w:id="5238" w:author="Kiro" w:date="2026-10-11T00:00:00Z">
         <w:r>
           <w:rPr>
             <w:rFonts w:ascii="Times New Roman" w:hAnsi="Times New Roman" w:eastAsia="宋体"/>
@@ -2928,7 +2954,7 @@
           <w:delText>。两侧A续接殖民时期伊比利亚与海地、佛罗里达的联系</w:delText>
         </w:r>
       </w:del>
-      <w:del w:id="5235" w:author="Kiro" w:date="2026-10-11T00:00:00Z">
+      <w:del w:id="5239" w:author="Kiro" w:date="2026-10-11T00:00:00Z">
         <w:r>
           <w:rPr>
             <w:rFonts w:ascii="Times New Roman" w:hAnsi="Times New Roman" w:eastAsia="宋体"/>
@@ -2941,7 +2967,7 @@
           <w:delText>[39]</w:delText>
         </w:r>
       </w:del>
-      <w:del w:id="5236" w:author="Kiro" w:date="2026-10-11T00:00:00Z">
+      <w:del w:id="5240" w:author="Kiro" w:date="2026-10-11T00:00:00Z">
         <w:r>
           <w:rPr>
             <w:rFonts w:ascii="Times New Roman" w:hAnsi="Times New Roman" w:eastAsia="宋体"/>
@@ -2953,7 +2979,7 @@
           <w:delText>。编号与表1对应，15a/15b分别为Unguja Ukuu/Mahilaka，16a/16b分别为Nenumbo/Tongoleleka。具体年代及证据对象见表1。海岸线依据Natural Earth公开数据。</w:delText>
         </w:r>
       </w:del>
-      <w:ins w:id="5237" w:author="Kiro" w:date="2026-10-11T00:00:00Z">
+      <w:ins w:id="5241" w:author="Kiro" w:date="2026-10-11T00:00:00Z">
         <w:r>
           <w:t xml:space="preserve">实线概括现有考古时序、历史交流及亲缘资料支持的区域联系；虚线表示候选路线或来源模型；灰色点线表示有争议的前哥伦布时期波利尼西亚—南美联系</w:t>
         </w:r>
@@ -5920,7 +5946,7 @@
       <w:pPr>
         <w:jc w:val="both"/>
       </w:pPr>
-      <w:del w:id="5238" w:author="Kiro" w:date="2026-10-11T00:00:00Z">
+      <w:del w:id="5242" w:author="Kiro" w:date="2026-10-11T00:00:00Z">
         <w:r>
           <w:rPr>
             <w:b/>
@@ -5928,12 +5954,12 @@
           <w:delText xml:space="preserve">高海拔适应。</w:delText>
         </w:r>
       </w:del>
-      <w:del w:id="5239" w:author="Kiro" w:date="2026-10-11T00:00:00Z">
+      <w:del w:id="5243" w:author="Kiro" w:date="2026-10-11T00:00:00Z">
         <w:r>
           <w:delText xml:space="preserve">高海拔环境中的低氧直接影响鸡胚发育和孵化。在海拔2900 m的孵化试验中，藏鸡和低地矮小鸡的孵化率分别为79.72%和31.69%，补氧提高了孵化率</w:delText>
         </w:r>
       </w:del>
-      <w:del w:id="5240" w:author="Kiro" w:date="2026-10-11T00:00:00Z">
+      <w:del w:id="5244" w:author="Kiro" w:date="2026-10-11T00:00:00Z">
         <w:r>
           <w:rPr>
             <w:vertAlign w:val="superscript"/>
@@ -5941,12 +5967,12 @@
           <w:delText xml:space="preserve">[72]</w:delText>
         </w:r>
       </w:del>
-      <w:del w:id="5241" w:author="Kiro" w:date="2026-10-11T00:00:00Z">
+      <w:del w:id="5245" w:author="Kiro" w:date="2026-10-11T00:00:00Z">
         <w:r>
           <w:delText xml:space="preserve">。藏鸡的供氧适应涉及血红蛋白的氧结合特性和组织释氧能力。αD珠蛋白Met32Leu变异与较高氧亲和力相关</w:delText>
         </w:r>
       </w:del>
-      <w:del w:id="5242" w:author="Kiro" w:date="2026-10-11T00:00:00Z">
+      <w:del w:id="5246" w:author="Kiro" w:date="2026-10-11T00:00:00Z">
         <w:r>
           <w:rPr>
             <w:vertAlign w:val="superscript"/>
@@ -5954,12 +5980,12 @@
           <w:delText xml:space="preserve">[73]</w:delText>
         </w:r>
       </w:del>
-      <w:del w:id="5243" w:author="Kiro" w:date="2026-10-11T00:00:00Z">
+      <w:del w:id="5247" w:author="Kiro" w:date="2026-10-11T00:00:00Z">
         <w:r>
           <w:delText xml:space="preserve">；另一项晚期胚胎研究发现，低氧孵化的藏鸡血红蛋白具有更强的协同性和释氧能力</w:delText>
         </w:r>
       </w:del>
-      <w:del w:id="5244" w:author="Kiro" w:date="2026-10-11T00:00:00Z">
+      <w:del w:id="5248" w:author="Kiro" w:date="2026-10-11T00:00:00Z">
         <w:r>
           <w:rPr>
             <w:vertAlign w:val="superscript"/>
@@ -5967,12 +5993,12 @@
           <w:delText xml:space="preserve">[74]</w:delText>
         </w:r>
       </w:del>
-      <w:del w:id="5245" w:author="Kiro" w:date="2026-10-11T00:00:00Z">
+      <w:del w:id="5249" w:author="Kiro" w:date="2026-10-11T00:00:00Z">
         <w:r>
           <w:delText xml:space="preserve">。选择扫描和胚胎转录组研究涉及的主要功能包括氧运输与缺氧应答（</w:delText>
         </w:r>
       </w:del>
-      <w:del w:id="5246" w:author="Kiro" w:date="2026-10-11T00:00:00Z">
+      <w:del w:id="5250" w:author="Kiro" w:date="2026-10-11T00:00:00Z">
         <w:r>
           <w:rPr>
             <w:i/>
@@ -5980,12 +6006,12 @@
           <w:delText xml:space="preserve">HBAD</w:delText>
         </w:r>
       </w:del>
-      <w:del w:id="5247" w:author="Kiro" w:date="2026-10-11T00:00:00Z">
+      <w:del w:id="5251" w:author="Kiro" w:date="2026-10-11T00:00:00Z">
         <w:r>
           <w:delText xml:space="preserve">、</w:delText>
         </w:r>
       </w:del>
-      <w:del w:id="5248" w:author="Kiro" w:date="2026-10-11T00:00:00Z">
+      <w:del w:id="5252" w:author="Kiro" w:date="2026-10-11T00:00:00Z">
         <w:r>
           <w:rPr>
             <w:i/>
@@ -5993,12 +6019,12 @@
           <w:delText xml:space="preserve">ARNT</w:delText>
         </w:r>
       </w:del>
-      <w:del w:id="5249" w:author="Kiro" w:date="2026-10-11T00:00:00Z">
+      <w:del w:id="5253" w:author="Kiro" w:date="2026-10-11T00:00:00Z">
         <w:r>
           <w:delText xml:space="preserve">）</w:delText>
         </w:r>
       </w:del>
-      <w:del w:id="5250" w:author="Kiro" w:date="2026-10-11T00:00:00Z">
+      <w:del w:id="5254" w:author="Kiro" w:date="2026-10-11T00:00:00Z">
         <w:r>
           <w:rPr>
             <w:vertAlign w:val="superscript"/>
@@ -6006,12 +6032,12 @@
           <w:delText xml:space="preserve">[75,76]</w:delText>
         </w:r>
       </w:del>
-      <w:del w:id="5251" w:author="Kiro" w:date="2026-10-11T00:00:00Z">
+      <w:del w:id="5255" w:author="Kiro" w:date="2026-10-11T00:00:00Z">
         <w:r>
           <w:delText xml:space="preserve">、心肺发育与血管生成（</w:delText>
         </w:r>
       </w:del>
-      <w:del w:id="5252" w:author="Kiro" w:date="2026-10-11T00:00:00Z">
+      <w:del w:id="5256" w:author="Kiro" w:date="2026-10-11T00:00:00Z">
         <w:r>
           <w:rPr>
             <w:i/>
@@ -6019,12 +6045,12 @@
           <w:delText xml:space="preserve">FGFR1</w:delText>
         </w:r>
       </w:del>
-      <w:del w:id="5253" w:author="Kiro" w:date="2026-10-11T00:00:00Z">
+      <w:del w:id="5257" w:author="Kiro" w:date="2026-10-11T00:00:00Z">
         <w:r>
           <w:delText xml:space="preserve">、</w:delText>
         </w:r>
       </w:del>
-      <w:del w:id="5254" w:author="Kiro" w:date="2026-10-11T00:00:00Z">
+      <w:del w:id="5258" w:author="Kiro" w:date="2026-10-11T00:00:00Z">
         <w:r>
           <w:rPr>
             <w:i/>
@@ -6032,12 +6058,12 @@
           <w:delText xml:space="preserve">CTGF</w:delText>
         </w:r>
       </w:del>
-      <w:del w:id="5255" w:author="Kiro" w:date="2026-10-11T00:00:00Z">
+      <w:del w:id="5259" w:author="Kiro" w:date="2026-10-11T00:00:00Z">
         <w:r>
           <w:delText xml:space="preserve">），以及DNA修复和辐射应答（</w:delText>
         </w:r>
       </w:del>
-      <w:del w:id="5256" w:author="Kiro" w:date="2026-10-11T00:00:00Z">
+      <w:del w:id="5260" w:author="Kiro" w:date="2026-10-11T00:00:00Z">
         <w:r>
           <w:rPr>
             <w:i/>
@@ -6045,12 +6071,12 @@
           <w:delText xml:space="preserve">VCP</w:delText>
         </w:r>
       </w:del>
-      <w:del w:id="5257" w:author="Kiro" w:date="2026-10-11T00:00:00Z">
+      <w:del w:id="5261" w:author="Kiro" w:date="2026-10-11T00:00:00Z">
         <w:r>
           <w:delText xml:space="preserve">、</w:delText>
         </w:r>
       </w:del>
-      <w:del w:id="5258" w:author="Kiro" w:date="2026-10-11T00:00:00Z">
+      <w:del w:id="5262" w:author="Kiro" w:date="2026-10-11T00:00:00Z">
         <w:r>
           <w:rPr>
             <w:i/>
@@ -6058,12 +6084,12 @@
           <w:delText xml:space="preserve">FANCG</w:delText>
         </w:r>
       </w:del>
-      <w:del w:id="5259" w:author="Kiro" w:date="2026-10-11T00:00:00Z">
+      <w:del w:id="5263" w:author="Kiro" w:date="2026-10-11T00:00:00Z">
         <w:r>
           <w:delText xml:space="preserve">）</w:delText>
         </w:r>
       </w:del>
-      <w:del w:id="5260" w:author="Kiro" w:date="2026-10-11T00:00:00Z">
+      <w:del w:id="5264" w:author="Kiro" w:date="2026-10-11T00:00:00Z">
         <w:r>
           <w:rPr>
             <w:vertAlign w:val="superscript"/>
@@ -6071,12 +6097,12 @@
           <w:delText xml:space="preserve">[77]</w:delText>
         </w:r>
       </w:del>
-      <w:del w:id="5261" w:author="Kiro" w:date="2026-10-11T00:00:00Z">
+      <w:del w:id="5265" w:author="Kiro" w:date="2026-10-11T00:00:00Z">
         <w:r>
           <w:delText xml:space="preserve">；肝脏表达差异还集中在脂肪酸代谢、能量生成和谷胱甘肽抗氧化过程</w:delText>
         </w:r>
       </w:del>
-      <w:del w:id="5262" w:author="Kiro" w:date="2026-10-11T00:00:00Z">
+      <w:del w:id="5266" w:author="Kiro" w:date="2026-10-11T00:00:00Z">
         <w:r>
           <w:rPr>
             <w:vertAlign w:val="superscript"/>
@@ -6084,12 +6110,12 @@
           <w:delText xml:space="preserve">[76]</w:delText>
         </w:r>
       </w:del>
-      <w:del w:id="5263" w:author="Kiro" w:date="2026-10-11T00:00:00Z">
+      <w:del w:id="5267" w:author="Kiro" w:date="2026-10-11T00:00:00Z">
         <w:r>
           <w:delText xml:space="preserve">。</w:delText>
         </w:r>
       </w:del>
-      <w:ins w:id="5264" w:author="Kiro" w:date="2026-10-11T00:00:00Z">
+      <w:ins w:id="5268" w:author="Kiro" w:date="2026-10-11T00:00:00Z">
         <w:r>
           <w:rPr>
             <w:b/>
@@ -6320,7 +6346,7 @@
       <w:pPr>
         <w:jc w:val="both"/>
       </w:pPr>
-      <w:del w:id="5265" w:author="Kiro" w:date="2026-10-11T00:00:00Z">
+      <w:del w:id="5269" w:author="Kiro" w:date="2026-10-11T00:00:00Z">
         <w:r>
           <w:rPr>
             <w:b/>
@@ -6328,12 +6354,12 @@
           <w:delText xml:space="preserve">温度适应。</w:delText>
         </w:r>
       </w:del>
-      <w:del w:id="5266" w:author="Kiro" w:date="2026-10-11T00:00:00Z">
+      <w:del w:id="5270" w:author="Kiro" w:date="2026-10-11T00:00:00Z">
         <w:r>
           <w:delText xml:space="preserve">高温抑制肉鸡生长和胸肉产量，其影响随日龄和遗传背景而改变</w:delText>
         </w:r>
       </w:del>
-      <w:del w:id="5267" w:author="Kiro" w:date="2026-10-11T00:00:00Z">
+      <w:del w:id="5271" w:author="Kiro" w:date="2026-10-11T00:00:00Z">
         <w:r>
           <w:rPr>
             <w:vertAlign w:val="superscript"/>
@@ -6341,12 +6367,12 @@
           <w:delText xml:space="preserve">[81]</w:delText>
         </w:r>
       </w:del>
-      <w:del w:id="5268" w:author="Kiro" w:date="2026-10-11T00:00:00Z">
+      <w:del w:id="5272" w:author="Kiro" w:date="2026-10-11T00:00:00Z">
         <w:r>
           <w:delText xml:space="preserve">。耐热性也能响应人工选择：在40.6℃、75%相对湿度下按存活时间进行4代双向选择后，5周龄白来航高、低耐热系的存活时间分别为86和58 min</w:delText>
         </w:r>
       </w:del>
-      <w:del w:id="5269" w:author="Kiro" w:date="2026-10-11T00:00:00Z">
+      <w:del w:id="5273" w:author="Kiro" w:date="2026-10-11T00:00:00Z">
         <w:r>
           <w:rPr>
             <w:vertAlign w:val="superscript"/>
@@ -6354,12 +6380,12 @@
           <w:delText xml:space="preserve">[82]</w:delText>
         </w:r>
       </w:del>
-      <w:del w:id="5270" w:author="Kiro" w:date="2026-10-11T00:00:00Z">
+      <w:del w:id="5274" w:author="Kiro" w:date="2026-10-11T00:00:00Z">
         <w:r>
           <w:delText xml:space="preserve">。减少羽毛覆盖改善了散热。在35℃试验中，无羽鸡维持了接近25℃时的生长，而裸颈鸡的生长优势较小</w:delText>
         </w:r>
       </w:del>
-      <w:del w:id="5271" w:author="Kiro" w:date="2026-10-11T00:00:00Z">
+      <w:del w:id="5275" w:author="Kiro" w:date="2026-10-11T00:00:00Z">
         <w:r>
           <w:rPr>
             <w:vertAlign w:val="superscript"/>
@@ -6367,12 +6393,12 @@
           <w:delText xml:space="preserve">[83]</w:delText>
         </w:r>
       </w:del>
-      <w:del w:id="5272" w:author="Kiro" w:date="2026-10-11T00:00:00Z">
+      <w:del w:id="5276" w:author="Kiro" w:date="2026-10-11T00:00:00Z">
         <w:r>
           <w:delText xml:space="preserve">。热带与温带鸡的基因组比较进一步检出代谢调节（</w:delText>
         </w:r>
       </w:del>
-      <w:del w:id="5273" w:author="Kiro" w:date="2026-10-11T00:00:00Z">
+      <w:del w:id="5277" w:author="Kiro" w:date="2026-10-11T00:00:00Z">
         <w:r>
           <w:rPr>
             <w:i/>
@@ -6380,12 +6406,12 @@
           <w:delText xml:space="preserve">FABP2</w:delText>
         </w:r>
       </w:del>
-      <w:del w:id="5274" w:author="Kiro" w:date="2026-10-11T00:00:00Z">
+      <w:del w:id="5278" w:author="Kiro" w:date="2026-10-11T00:00:00Z">
         <w:r>
           <w:delText xml:space="preserve">、</w:delText>
         </w:r>
       </w:del>
-      <w:del w:id="5275" w:author="Kiro" w:date="2026-10-11T00:00:00Z">
+      <w:del w:id="5279" w:author="Kiro" w:date="2026-10-11T00:00:00Z">
         <w:r>
           <w:rPr>
             <w:i/>
@@ -6393,12 +6419,12 @@
           <w:delText xml:space="preserve">RAMP3</w:delText>
         </w:r>
       </w:del>
-      <w:del w:id="5276" w:author="Kiro" w:date="2026-10-11T00:00:00Z">
+      <w:del w:id="5280" w:author="Kiro" w:date="2026-10-11T00:00:00Z">
         <w:r>
           <w:delText xml:space="preserve">、</w:delText>
         </w:r>
       </w:del>
-      <w:del w:id="5277" w:author="Kiro" w:date="2026-10-11T00:00:00Z">
+      <w:del w:id="5281" w:author="Kiro" w:date="2026-10-11T00:00:00Z">
         <w:r>
           <w:rPr>
             <w:i/>
@@ -6406,12 +6432,12 @@
           <w:delText xml:space="preserve">TSHR</w:delText>
         </w:r>
       </w:del>
-      <w:del w:id="5278" w:author="Kiro" w:date="2026-10-11T00:00:00Z">
+      <w:del w:id="5282" w:author="Kiro" w:date="2026-10-11T00:00:00Z">
         <w:r>
           <w:delText xml:space="preserve">）和血管平滑肌收缩（</w:delText>
         </w:r>
       </w:del>
-      <w:del w:id="5279" w:author="Kiro" w:date="2026-10-11T00:00:00Z">
+      <w:del w:id="5283" w:author="Kiro" w:date="2026-10-11T00:00:00Z">
         <w:r>
           <w:rPr>
             <w:i/>
@@ -6419,12 +6445,12 @@
           <w:delText xml:space="preserve">CAMK2D</w:delText>
         </w:r>
       </w:del>
-      <w:del w:id="5280" w:author="Kiro" w:date="2026-10-11T00:00:00Z">
+      <w:del w:id="5284" w:author="Kiro" w:date="2026-10-11T00:00:00Z">
         <w:r>
           <w:delText xml:space="preserve">）相关候选基因。在淮南鸡分离群体中，携带</w:delText>
         </w:r>
       </w:del>
-      <w:del w:id="5281" w:author="Kiro" w:date="2026-10-11T00:00:00Z">
+      <w:del w:id="5285" w:author="Kiro" w:date="2026-10-11T00:00:00Z">
         <w:r>
           <w:rPr>
             <w:i/>
@@ -6432,12 +6458,12 @@
           <w:delText xml:space="preserve">TSHR</w:delText>
         </w:r>
       </w:del>
-      <w:del w:id="5282" w:author="Kiro" w:date="2026-10-11T00:00:00Z">
+      <w:del w:id="5286" w:author="Kiro" w:date="2026-10-11T00:00:00Z">
         <w:r>
           <w:delText xml:space="preserve"> Gly558Arg变异的纯合子经35±1℃、12 h热应激试验后，血清丙氨酸氨基转移酶、乳酸脱氢酶和肌酸激酶水平低于野生型</w:delText>
         </w:r>
       </w:del>
-      <w:del w:id="5283" w:author="Kiro" w:date="2026-10-11T00:00:00Z">
+      <w:del w:id="5287" w:author="Kiro" w:date="2026-10-11T00:00:00Z">
         <w:r>
           <w:rPr>
             <w:vertAlign w:val="superscript"/>
@@ -6445,12 +6471,12 @@
           <w:delText xml:space="preserve">[84]</w:delText>
         </w:r>
       </w:del>
-      <w:del w:id="5284" w:author="Kiro" w:date="2026-10-11T00:00:00Z">
+      <w:del w:id="5288" w:author="Kiro" w:date="2026-10-11T00:00:00Z">
         <w:r>
           <w:delText xml:space="preserve">。该基因与光周期及繁殖反应的关系见第6.2节。</w:delText>
         </w:r>
       </w:del>
-      <w:ins w:id="5285" w:author="Kiro" w:date="2026-10-11T00:00:00Z">
+      <w:ins w:id="5289" w:author="Kiro" w:date="2026-10-11T00:00:00Z">
         <w:r>
           <w:rPr>
             <w:b/>
@@ -6965,7 +6991,7 @@
       <w:pPr>
         <w:jc w:val="both"/>
       </w:pPr>
-      <w:del w:id="5286" w:author="Kiro" w:date="2026-10-11T00:00:00Z">
+      <w:del w:id="5290" w:author="Kiro" w:date="2026-10-11T00:00:00Z">
         <w:r>
           <w:rPr>
             <w:b/>
@@ -6973,12 +6999,12 @@
           <w:delText xml:space="preserve">繁殖。</w:delText>
         </w:r>
       </w:del>
-      <w:del w:id="5287" w:author="Kiro" w:date="2026-10-11T00:00:00Z">
+      <w:del w:id="5291" w:author="Kiro" w:date="2026-10-11T00:00:00Z">
         <w:r>
           <w:delText xml:space="preserve">繁殖改良涉及性成熟、产蛋持续性、孵抱行为和受精能力。相关遗传差异包括光周期反应（</w:delText>
         </w:r>
       </w:del>
-      <w:del w:id="5288" w:author="Kiro" w:date="2026-10-11T00:00:00Z">
+      <w:del w:id="5292" w:author="Kiro" w:date="2026-10-11T00:00:00Z">
         <w:r>
           <w:rPr>
             <w:i/>
@@ -6986,12 +7012,12 @@
           <w:delText xml:space="preserve">TSHR</w:delText>
         </w:r>
       </w:del>
-      <w:del w:id="5289" w:author="Kiro" w:date="2026-10-11T00:00:00Z">
+      <w:del w:id="5293" w:author="Kiro" w:date="2026-10-11T00:00:00Z">
         <w:r>
           <w:delText xml:space="preserve">）</w:delText>
         </w:r>
       </w:del>
-      <w:del w:id="5290" w:author="Kiro" w:date="2026-10-11T00:00:00Z">
+      <w:del w:id="5294" w:author="Kiro" w:date="2026-10-11T00:00:00Z">
         <w:r>
           <w:rPr>
             <w:vertAlign w:val="superscript"/>
@@ -6999,12 +7025,12 @@
           <w:delText xml:space="preserve">[108]</w:delText>
         </w:r>
       </w:del>
-      <w:del w:id="5291" w:author="Kiro" w:date="2026-10-11T00:00:00Z">
+      <w:del w:id="5295" w:author="Kiro" w:date="2026-10-11T00:00:00Z">
         <w:r>
           <w:delText xml:space="preserve">、孵抱行为相关基因座</w:delText>
         </w:r>
       </w:del>
-      <w:del w:id="5292" w:author="Kiro" w:date="2026-10-11T00:00:00Z">
+      <w:del w:id="5296" w:author="Kiro" w:date="2026-10-11T00:00:00Z">
         <w:r>
           <w:rPr>
             <w:vertAlign w:val="superscript"/>
@@ -7012,12 +7038,12 @@
           <w:delText xml:space="preserve">[109]</w:delText>
         </w:r>
       </w:del>
-      <w:del w:id="5293" w:author="Kiro" w:date="2026-10-11T00:00:00Z">
+      <w:del w:id="5297" w:author="Kiro" w:date="2026-10-11T00:00:00Z">
         <w:r>
           <w:delText xml:space="preserve">，以及骨代谢与繁殖性状共享的遗传区域（</w:delText>
         </w:r>
       </w:del>
-      <w:del w:id="5294" w:author="Kiro" w:date="2026-10-11T00:00:00Z">
+      <w:del w:id="5298" w:author="Kiro" w:date="2026-10-11T00:00:00Z">
         <w:r>
           <w:rPr>
             <w:i/>
@@ -7025,12 +7051,12 @@
           <w:delText xml:space="preserve">HAO1</w:delText>
         </w:r>
       </w:del>
-      <w:del w:id="5295" w:author="Kiro" w:date="2026-10-11T00:00:00Z">
+      <w:del w:id="5299" w:author="Kiro" w:date="2026-10-11T00:00:00Z">
         <w:r>
           <w:delText xml:space="preserve">、</w:delText>
         </w:r>
       </w:del>
-      <w:del w:id="5296" w:author="Kiro" w:date="2026-10-11T00:00:00Z">
+      <w:del w:id="5300" w:author="Kiro" w:date="2026-10-11T00:00:00Z">
         <w:r>
           <w:rPr>
             <w:i/>
@@ -7038,12 +7064,12 @@
           <w:delText xml:space="preserve">BMP2</w:delText>
         </w:r>
       </w:del>
-      <w:del w:id="5297" w:author="Kiro" w:date="2026-10-11T00:00:00Z">
+      <w:del w:id="5301" w:author="Kiro" w:date="2026-10-11T00:00:00Z">
         <w:r>
           <w:delText xml:space="preserve">附近）</w:delText>
         </w:r>
       </w:del>
-      <w:del w:id="5298" w:author="Kiro" w:date="2026-10-11T00:00:00Z">
+      <w:del w:id="5302" w:author="Kiro" w:date="2026-10-11T00:00:00Z">
         <w:r>
           <w:rPr>
             <w:vertAlign w:val="superscript"/>
@@ -7051,12 +7077,12 @@
           <w:delText xml:space="preserve">[110]</w:delText>
         </w:r>
       </w:del>
-      <w:del w:id="5299" w:author="Kiro" w:date="2026-10-11T00:00:00Z">
+      <w:del w:id="5303" w:author="Kiro" w:date="2026-10-11T00:00:00Z">
         <w:r>
           <w:delText xml:space="preserve">。在红原鸡与白来航互交群体中，携带家鸡型</w:delText>
         </w:r>
       </w:del>
-      <w:del w:id="5300" w:author="Kiro" w:date="2026-10-11T00:00:00Z">
+      <w:del w:id="5304" w:author="Kiro" w:date="2026-10-11T00:00:00Z">
         <w:r>
           <w:rPr>
             <w:i/>
@@ -7064,12 +7090,12 @@
           <w:delText xml:space="preserve">TSHR</w:delText>
         </w:r>
       </w:del>
-      <w:del w:id="5301" w:author="Kiro" w:date="2026-10-11T00:00:00Z">
+      <w:del w:id="5305" w:author="Kiro" w:date="2026-10-11T00:00:00Z">
         <w:r>
           <w:delText xml:space="preserve">等位基因（558Arg）的纯合雄鸡对日长缩短的睾丸反应较弱；在白来航与丝羽鸡互交群体中，不孵抱亲本来源的等位基因在不同基因座分别促进或抑制孵抱</w:delText>
         </w:r>
       </w:del>
-      <w:del w:id="5302" w:author="Kiro" w:date="2026-10-11T00:00:00Z">
+      <w:del w:id="5306" w:author="Kiro" w:date="2026-10-11T00:00:00Z">
         <w:r>
           <w:rPr>
             <w:vertAlign w:val="superscript"/>
@@ -7077,12 +7103,12 @@
           <w:delText xml:space="preserve">[108,109]</w:delText>
         </w:r>
       </w:del>
-      <w:del w:id="5303" w:author="Kiro" w:date="2026-10-11T00:00:00Z">
+      <w:del w:id="5307" w:author="Kiro" w:date="2026-10-11T00:00:00Z">
         <w:r>
           <w:delText xml:space="preserve">。产蛋调控随阶段变化：对1004只鸡全基因组及至700日龄产蛋记录的联合分析，检出了分期产蛋的加性和显性效应</w:delText>
         </w:r>
       </w:del>
-      <w:del w:id="5304" w:author="Kiro" w:date="2026-10-11T00:00:00Z">
+      <w:del w:id="5308" w:author="Kiro" w:date="2026-10-11T00:00:00Z">
         <w:r>
           <w:rPr>
             <w:vertAlign w:val="superscript"/>
@@ -7090,12 +7116,12 @@
           <w:delText xml:space="preserve">[111]</w:delText>
         </w:r>
       </w:del>
-      <w:del w:id="5305" w:author="Kiro" w:date="2026-10-11T00:00:00Z">
+      <w:del w:id="5309" w:author="Kiro" w:date="2026-10-11T00:00:00Z">
         <w:r>
           <w:delText xml:space="preserve">。另一项研究对商业白洛克母鸡在20、30和58周龄采集的下丘脑、垂体、卵巢及肝脏样本进行分析，显示调控效应具有组织和阶段特异性</w:delText>
         </w:r>
       </w:del>
-      <w:del w:id="5306" w:author="Kiro" w:date="2026-10-11T00:00:00Z">
+      <w:del w:id="5310" w:author="Kiro" w:date="2026-10-11T00:00:00Z">
         <w:r>
           <w:rPr>
             <w:vertAlign w:val="superscript"/>
@@ -7103,12 +7129,12 @@
           <w:delText xml:space="preserve">[112]</w:delText>
         </w:r>
       </w:del>
-      <w:del w:id="5307" w:author="Kiro" w:date="2026-10-11T00:00:00Z">
+      <w:del w:id="5311" w:author="Kiro" w:date="2026-10-11T00:00:00Z">
         <w:r>
           <w:delText xml:space="preserve">。地方鸡长期选择资料中，开产日龄与产蛋量的遗传相关因品系和代次而异</w:delText>
         </w:r>
       </w:del>
-      <w:del w:id="5308" w:author="Kiro" w:date="2026-10-11T00:00:00Z">
+      <w:del w:id="5312" w:author="Kiro" w:date="2026-10-11T00:00:00Z">
         <w:r>
           <w:rPr>
             <w:vertAlign w:val="superscript"/>
@@ -7116,12 +7142,12 @@
           <w:delText xml:space="preserve">[113]</w:delText>
         </w:r>
       </w:del>
-      <w:del w:id="5309" w:author="Kiro" w:date="2026-10-11T00:00:00Z">
+      <w:del w:id="5313" w:author="Kiro" w:date="2026-10-11T00:00:00Z">
         <w:r>
           <w:delText xml:space="preserve">；弗吉尼亚鸡54代8周龄体重双向选择中，低体重选择系的性成熟延迟更明显</w:delText>
         </w:r>
       </w:del>
-      <w:del w:id="5310" w:author="Kiro" w:date="2026-10-11T00:00:00Z">
+      <w:del w:id="5314" w:author="Kiro" w:date="2026-10-11T00:00:00Z">
         <w:r>
           <w:rPr>
             <w:vertAlign w:val="superscript"/>
@@ -7129,12 +7155,12 @@
           <w:delText xml:space="preserve">[114]</w:delText>
         </w:r>
       </w:del>
-      <w:del w:id="5311" w:author="Kiro" w:date="2026-10-11T00:00:00Z">
+      <w:del w:id="5315" w:author="Kiro" w:date="2026-10-11T00:00:00Z">
         <w:r>
           <w:delText xml:space="preserve">。雄鸡的精子运动能力具有遗传基础，并影响雌体储精后的受精效率</w:delText>
         </w:r>
       </w:del>
-      <w:del w:id="5312" w:author="Kiro" w:date="2026-10-11T00:00:00Z">
+      <w:del w:id="5316" w:author="Kiro" w:date="2026-10-11T00:00:00Z">
         <w:r>
           <w:rPr>
             <w:vertAlign w:val="superscript"/>
@@ -7142,12 +7168,12 @@
           <w:delText xml:space="preserve">[115]</w:delText>
         </w:r>
       </w:del>
-      <w:del w:id="5313" w:author="Kiro" w:date="2026-10-11T00:00:00Z">
+      <w:del w:id="5317" w:author="Kiro" w:date="2026-10-11T00:00:00Z">
         <w:r>
           <w:delText xml:space="preserve">。</w:delText>
         </w:r>
       </w:del>
-      <w:ins w:id="5314" w:author="Kiro" w:date="2026-10-11T00:00:00Z">
+      <w:ins w:id="5318" w:author="Kiro" w:date="2026-10-11T00:00:00Z">
         <w:r>
           <w:rPr>
             <w:b/>
@@ -7280,7 +7306,7 @@
       <w:pPr>
         <w:jc w:val="both"/>
       </w:pPr>
-      <w:del w:id="5315" w:author="Kiro" w:date="2026-10-11T00:00:00Z">
+      <w:del w:id="5319" w:author="Kiro" w:date="2026-10-11T00:00:00Z">
         <w:r>
           <w:rPr>
             <w:b/>
@@ -7288,12 +7314,12 @@
           <w:delText xml:space="preserve">外形与观赏性状。</w:delText>
         </w:r>
       </w:del>
-      <w:del w:id="5316" w:author="Kiro" w:date="2026-10-11T00:00:00Z">
+      <w:del w:id="5320" w:author="Kiro" w:date="2026-10-11T00:00:00Z">
         <w:r>
           <w:delText xml:space="preserve">家鸡在羽色、羽型、皮肤色素及头部和四肢外形上形成了丰富的品种差异。这些性状涉及羽色和羽内图案（</w:delText>
         </w:r>
       </w:del>
-      <w:del w:id="5317" w:author="Kiro" w:date="2026-10-11T00:00:00Z">
+      <w:del w:id="5321" w:author="Kiro" w:date="2026-10-11T00:00:00Z">
         <w:r>
           <w:rPr>
             <w:i/>
@@ -7301,12 +7327,12 @@
           <w:delText xml:space="preserve">MC1R</w:delText>
         </w:r>
       </w:del>
-      <w:del w:id="5318" w:author="Kiro" w:date="2026-10-11T00:00:00Z">
+      <w:del w:id="5322" w:author="Kiro" w:date="2026-10-11T00:00:00Z">
         <w:r>
           <w:delText xml:space="preserve">、</w:delText>
         </w:r>
       </w:del>
-      <w:del w:id="5319" w:author="Kiro" w:date="2026-10-11T00:00:00Z">
+      <w:del w:id="5323" w:author="Kiro" w:date="2026-10-11T00:00:00Z">
         <w:r>
           <w:rPr>
             <w:i/>
@@ -7314,12 +7340,12 @@
           <w:delText xml:space="preserve">GJA5</w:delText>
         </w:r>
       </w:del>
-      <w:del w:id="5320" w:author="Kiro" w:date="2026-10-11T00:00:00Z">
+      <w:del w:id="5324" w:author="Kiro" w:date="2026-10-11T00:00:00Z">
         <w:r>
           <w:delText xml:space="preserve">）</w:delText>
         </w:r>
       </w:del>
-      <w:del w:id="5321" w:author="Kiro" w:date="2026-10-11T00:00:00Z">
+      <w:del w:id="5325" w:author="Kiro" w:date="2026-10-11T00:00:00Z">
         <w:r>
           <w:rPr>
             <w:vertAlign w:val="superscript"/>
@@ -7327,12 +7353,12 @@
           <w:delText xml:space="preserve">[116,117]</w:delText>
         </w:r>
       </w:del>
-      <w:del w:id="5322" w:author="Kiro" w:date="2026-10-11T00:00:00Z">
+      <w:del w:id="5326" w:author="Kiro" w:date="2026-10-11T00:00:00Z">
         <w:r>
           <w:delText xml:space="preserve">，真皮与结缔组织黑色素沉着（</w:delText>
         </w:r>
       </w:del>
-      <w:del w:id="5323" w:author="Kiro" w:date="2026-10-11T00:00:00Z">
+      <w:del w:id="5327" w:author="Kiro" w:date="2026-10-11T00:00:00Z">
         <w:r>
           <w:rPr>
             <w:i/>
@@ -7340,12 +7366,12 @@
           <w:delText xml:space="preserve">EDN3</w:delText>
         </w:r>
       </w:del>
-      <w:del w:id="5324" w:author="Kiro" w:date="2026-10-11T00:00:00Z">
+      <w:del w:id="5328" w:author="Kiro" w:date="2026-10-11T00:00:00Z">
         <w:r>
           <w:delText xml:space="preserve">）</w:delText>
         </w:r>
       </w:del>
-      <w:del w:id="5325" w:author="Kiro" w:date="2026-10-11T00:00:00Z">
+      <w:del w:id="5329" w:author="Kiro" w:date="2026-10-11T00:00:00Z">
         <w:r>
           <w:rPr>
             <w:vertAlign w:val="superscript"/>
@@ -7353,12 +7379,12 @@
           <w:delText xml:space="preserve">[118]</w:delText>
         </w:r>
       </w:del>
-      <w:del w:id="5326" w:author="Kiro" w:date="2026-10-11T00:00:00Z">
+      <w:del w:id="5330" w:author="Kiro" w:date="2026-10-11T00:00:00Z">
         <w:r>
           <w:delText xml:space="preserve">，羽毛结构（</w:delText>
         </w:r>
       </w:del>
-      <w:del w:id="5327" w:author="Kiro" w:date="2026-10-11T00:00:00Z">
+      <w:del w:id="5331" w:author="Kiro" w:date="2026-10-11T00:00:00Z">
         <w:r>
           <w:rPr>
             <w:i/>
@@ -7366,12 +7392,12 @@
           <w:delText xml:space="preserve">PDSS2</w:delText>
         </w:r>
       </w:del>
-      <w:del w:id="5328" w:author="Kiro" w:date="2026-10-11T00:00:00Z">
+      <w:del w:id="5332" w:author="Kiro" w:date="2026-10-11T00:00:00Z">
         <w:r>
           <w:delText xml:space="preserve">及角蛋白相关基因）</w:delText>
         </w:r>
       </w:del>
-      <w:del w:id="5329" w:author="Kiro" w:date="2026-10-11T00:00:00Z">
+      <w:del w:id="5333" w:author="Kiro" w:date="2026-10-11T00:00:00Z">
         <w:r>
           <w:rPr>
             <w:vertAlign w:val="superscript"/>
@@ -7379,12 +7405,12 @@
           <w:delText xml:space="preserve">[119,120,121]</w:delText>
         </w:r>
       </w:del>
-      <w:del w:id="5330" w:author="Kiro" w:date="2026-10-11T00:00:00Z">
+      <w:del w:id="5334" w:author="Kiro" w:date="2026-10-11T00:00:00Z">
         <w:r>
           <w:delText xml:space="preserve">，局部羽毛分布（</w:delText>
         </w:r>
       </w:del>
-      <w:del w:id="5331" w:author="Kiro" w:date="2026-10-11T00:00:00Z">
+      <w:del w:id="5335" w:author="Kiro" w:date="2026-10-11T00:00:00Z">
         <w:r>
           <w:rPr>
             <w:i/>
@@ -7392,12 +7418,12 @@
           <w:delText xml:space="preserve">HOXC10</w:delText>
         </w:r>
       </w:del>
-      <w:del w:id="5332" w:author="Kiro" w:date="2026-10-11T00:00:00Z">
+      <w:del w:id="5336" w:author="Kiro" w:date="2026-10-11T00:00:00Z">
         <w:r>
           <w:delText xml:space="preserve">、</w:delText>
         </w:r>
       </w:del>
-      <w:del w:id="5333" w:author="Kiro" w:date="2026-10-11T00:00:00Z">
+      <w:del w:id="5337" w:author="Kiro" w:date="2026-10-11T00:00:00Z">
         <w:r>
           <w:rPr>
             <w:i/>
@@ -7405,12 +7431,12 @@
           <w:delText xml:space="preserve">TBX5</w:delText>
         </w:r>
       </w:del>
-      <w:del w:id="5334" w:author="Kiro" w:date="2026-10-11T00:00:00Z">
+      <w:del w:id="5338" w:author="Kiro" w:date="2026-10-11T00:00:00Z">
         <w:r>
           <w:delText xml:space="preserve">、</w:delText>
         </w:r>
       </w:del>
-      <w:del w:id="5335" w:author="Kiro" w:date="2026-10-11T00:00:00Z">
+      <w:del w:id="5339" w:author="Kiro" w:date="2026-10-11T00:00:00Z">
         <w:r>
           <w:rPr>
             <w:i/>
@@ -7418,12 +7444,12 @@
           <w:delText xml:space="preserve">PITX1</w:delText>
         </w:r>
       </w:del>
-      <w:del w:id="5336" w:author="Kiro" w:date="2026-10-11T00:00:00Z">
+      <w:del w:id="5340" w:author="Kiro" w:date="2026-10-11T00:00:00Z">
         <w:r>
           <w:delText xml:space="preserve">）</w:delText>
         </w:r>
       </w:del>
-      <w:del w:id="5337" w:author="Kiro" w:date="2026-10-11T00:00:00Z">
+      <w:del w:id="5341" w:author="Kiro" w:date="2026-10-11T00:00:00Z">
         <w:r>
           <w:rPr>
             <w:vertAlign w:val="superscript"/>
@@ -7431,12 +7457,12 @@
           <w:delText xml:space="preserve">[122,123]</w:delText>
         </w:r>
       </w:del>
-      <w:del w:id="5338" w:author="Kiro" w:date="2026-10-11T00:00:00Z">
+      <w:del w:id="5342" w:author="Kiro" w:date="2026-10-11T00:00:00Z">
         <w:r>
           <w:delText xml:space="preserve">，以及鸡冠发育（</w:delText>
         </w:r>
       </w:del>
-      <w:del w:id="5339" w:author="Kiro" w:date="2026-10-11T00:00:00Z">
+      <w:del w:id="5343" w:author="Kiro" w:date="2026-10-11T00:00:00Z">
         <w:r>
           <w:rPr>
             <w:i/>
@@ -7444,12 +7470,12 @@
           <w:delText xml:space="preserve">SOX5</w:delText>
         </w:r>
       </w:del>
-      <w:del w:id="5340" w:author="Kiro" w:date="2026-10-11T00:00:00Z">
+      <w:del w:id="5344" w:author="Kiro" w:date="2026-10-11T00:00:00Z">
         <w:r>
           <w:delText xml:space="preserve">、</w:delText>
         </w:r>
       </w:del>
-      <w:del w:id="5341" w:author="Kiro" w:date="2026-10-11T00:00:00Z">
+      <w:del w:id="5345" w:author="Kiro" w:date="2026-10-11T00:00:00Z">
         <w:r>
           <w:rPr>
             <w:i/>
@@ -7457,12 +7483,12 @@
           <w:delText xml:space="preserve">MNR2</w:delText>
         </w:r>
       </w:del>
-      <w:del w:id="5342" w:author="Kiro" w:date="2026-10-11T00:00:00Z">
+      <w:del w:id="5346" w:author="Kiro" w:date="2026-10-11T00:00:00Z">
         <w:r>
           <w:delText xml:space="preserve">）</w:delText>
         </w:r>
       </w:del>
-      <w:del w:id="5343" w:author="Kiro" w:date="2026-10-11T00:00:00Z">
+      <w:del w:id="5347" w:author="Kiro" w:date="2026-10-11T00:00:00Z">
         <w:r>
           <w:rPr>
             <w:vertAlign w:val="superscript"/>
@@ -7470,12 +7496,12 @@
           <w:delText xml:space="preserve">[124,125]</w:delText>
         </w:r>
       </w:del>
-      <w:del w:id="5344" w:author="Kiro" w:date="2026-10-11T00:00:00Z">
+      <w:del w:id="5348" w:author="Kiro" w:date="2026-10-11T00:00:00Z">
         <w:r>
           <w:delText xml:space="preserve">。不同氨基酸替换的组合对</w:delText>
         </w:r>
       </w:del>
-      <w:del w:id="5345" w:author="Kiro" w:date="2026-10-11T00:00:00Z">
+      <w:del w:id="5349" w:author="Kiro" w:date="2026-10-11T00:00:00Z">
         <w:r>
           <w:rPr>
             <w:i/>
@@ -7483,12 +7509,12 @@
           <w:delText xml:space="preserve">MC1R</w:delText>
         </w:r>
       </w:del>
-      <w:del w:id="5346" w:author="Kiro" w:date="2026-10-11T00:00:00Z">
+      <w:del w:id="5350" w:author="Kiro" w:date="2026-10-11T00:00:00Z">
         <w:r>
           <w:delText xml:space="preserve">信号产生增强或抑制作用，</w:delText>
         </w:r>
       </w:del>
-      <w:del w:id="5347" w:author="Kiro" w:date="2026-10-11T00:00:00Z">
+      <w:del w:id="5351" w:author="Kiro" w:date="2026-10-11T00:00:00Z">
         <w:r>
           <w:rPr>
             <w:i/>
@@ -7496,12 +7522,12 @@
           <w:delText xml:space="preserve">PDSS2</w:delText>
         </w:r>
       </w:del>
-      <w:del w:id="5348" w:author="Kiro" w:date="2026-10-11T00:00:00Z">
+      <w:del w:id="5352" w:author="Kiro" w:date="2026-10-11T00:00:00Z">
         <w:r>
           <w:delText xml:space="preserve">调控变异降低其表达，</w:delText>
         </w:r>
       </w:del>
-      <w:del w:id="5349" w:author="Kiro" w:date="2026-10-11T00:00:00Z">
+      <w:del w:id="5353" w:author="Kiro" w:date="2026-10-11T00:00:00Z">
         <w:r>
           <w:rPr>
             <w:i/>
@@ -7509,12 +7535,12 @@
           <w:delText xml:space="preserve">HOXC10</w:delText>
         </w:r>
       </w:del>
-      <w:del w:id="5350" w:author="Kiro" w:date="2026-10-11T00:00:00Z">
+      <w:del w:id="5354" w:author="Kiro" w:date="2026-10-11T00:00:00Z">
         <w:r>
           <w:delText xml:space="preserve">内含子的195 bp重复与头部</w:delText>
         </w:r>
       </w:del>
-      <w:del w:id="5351" w:author="Kiro" w:date="2026-10-11T00:00:00Z">
+      <w:del w:id="5355" w:author="Kiro" w:date="2026-10-11T00:00:00Z">
         <w:r>
           <w:rPr>
             <w:i/>
@@ -7522,12 +7548,12 @@
           <w:delText xml:space="preserve">HOXC</w:delText>
         </w:r>
       </w:del>
-      <w:del w:id="5352" w:author="Kiro" w:date="2026-10-11T00:00:00Z">
+      <w:del w:id="5356" w:author="Kiro" w:date="2026-10-11T00:00:00Z">
         <w:r>
           <w:delText xml:space="preserve">基因簇异位表达及羽冠形成相关</w:delText>
         </w:r>
       </w:del>
-      <w:del w:id="5353" w:author="Kiro" w:date="2026-10-11T00:00:00Z">
+      <w:del w:id="5357" w:author="Kiro" w:date="2026-10-11T00:00:00Z">
         <w:r>
           <w:rPr>
             <w:vertAlign w:val="superscript"/>
@@ -7535,12 +7561,12 @@
           <w:delText xml:space="preserve">[116,119,122]</w:delText>
         </w:r>
       </w:del>
-      <w:del w:id="5354" w:author="Kiro" w:date="2026-10-11T00:00:00Z">
+      <w:del w:id="5358" w:author="Kiro" w:date="2026-10-11T00:00:00Z">
         <w:r>
           <w:delText xml:space="preserve">。卷羽的遗传基础存在品种差异：早期研究鉴定了</w:delText>
         </w:r>
       </w:del>
-      <w:del w:id="5355" w:author="Kiro" w:date="2026-10-11T00:00:00Z">
+      <w:del w:id="5359" w:author="Kiro" w:date="2026-10-11T00:00:00Z">
         <w:r>
           <w:rPr>
             <w:i/>
@@ -7548,12 +7574,12 @@
           <w:delText xml:space="preserve">KRT6A</w:delText>
         </w:r>
       </w:del>
-      <w:del w:id="5356" w:author="Kiro" w:date="2026-10-11T00:00:00Z">
+      <w:del w:id="5360" w:author="Kiro" w:date="2026-10-11T00:00:00Z">
         <w:r>
           <w:delText xml:space="preserve">（原文称</w:delText>
         </w:r>
       </w:del>
-      <w:del w:id="5357" w:author="Kiro" w:date="2026-10-11T00:00:00Z">
+      <w:del w:id="5361" w:author="Kiro" w:date="2026-10-11T00:00:00Z">
         <w:r>
           <w:rPr>
             <w:i/>
@@ -7561,12 +7587,12 @@
           <w:delText xml:space="preserve">KRT75</w:delText>
         </w:r>
       </w:del>
-      <w:del w:id="5358" w:author="Kiro" w:date="2026-10-11T00:00:00Z">
+      <w:del w:id="5362" w:author="Kiro" w:date="2026-10-11T00:00:00Z">
         <w:r>
           <w:delText xml:space="preserve">）变异，麒麟鸡卷羽则与</w:delText>
         </w:r>
       </w:del>
-      <w:del w:id="5359" w:author="Kiro" w:date="2026-10-11T00:00:00Z">
+      <w:del w:id="5363" w:author="Kiro" w:date="2026-10-11T00:00:00Z">
         <w:r>
           <w:rPr>
             <w:i/>
@@ -7574,12 +7600,12 @@
           <w:delText xml:space="preserve">KRT75L4</w:delText>
         </w:r>
       </w:del>
-      <w:del w:id="5360" w:author="Kiro" w:date="2026-10-11T00:00:00Z">
+      <w:del w:id="5364" w:author="Kiro" w:date="2026-10-11T00:00:00Z">
         <w:r>
           <w:delText xml:space="preserve">的15 bp缺失相关</w:delText>
         </w:r>
       </w:del>
-      <w:del w:id="5361" w:author="Kiro" w:date="2026-10-11T00:00:00Z">
+      <w:del w:id="5365" w:author="Kiro" w:date="2026-10-11T00:00:00Z">
         <w:r>
           <w:rPr>
             <w:vertAlign w:val="superscript"/>
@@ -7587,12 +7613,12 @@
           <w:delText xml:space="preserve">[120,121]</w:delText>
         </w:r>
       </w:del>
-      <w:del w:id="5362" w:author="Kiro" w:date="2026-10-11T00:00:00Z">
+      <w:del w:id="5366" w:author="Kiro" w:date="2026-10-11T00:00:00Z">
         <w:r>
           <w:delText xml:space="preserve">。44个品种的517只纤维黑色素沉着鸡共享</w:delText>
         </w:r>
       </w:del>
-      <w:del w:id="5363" w:author="Kiro" w:date="2026-10-11T00:00:00Z">
+      <w:del w:id="5367" w:author="Kiro" w:date="2026-10-11T00:00:00Z">
         <w:r>
           <w:rPr>
             <w:i/>
@@ -7600,12 +7626,12 @@
           <w:delText xml:space="preserve">EDN3</w:delText>
         </w:r>
       </w:del>
-      <w:del w:id="5364" w:author="Kiro" w:date="2026-10-11T00:00:00Z">
+      <w:del w:id="5368" w:author="Kiro" w:date="2026-10-11T00:00:00Z">
         <w:r>
           <w:delText xml:space="preserve">区域的复杂重排</w:delText>
         </w:r>
       </w:del>
-      <w:del w:id="5365" w:author="Kiro" w:date="2026-10-11T00:00:00Z">
+      <w:del w:id="5369" w:author="Kiro" w:date="2026-10-11T00:00:00Z">
         <w:r>
           <w:rPr>
             <w:vertAlign w:val="superscript"/>
@@ -7613,12 +7639,12 @@
           <w:delText xml:space="preserve">[118,126]</w:delText>
         </w:r>
       </w:del>
-      <w:del w:id="5366" w:author="Kiro" w:date="2026-10-11T00:00:00Z">
+      <w:del w:id="5370" w:author="Kiro" w:date="2026-10-11T00:00:00Z">
         <w:r>
           <w:delText xml:space="preserve">。玫瑰冠R1等位型的结构重排改变鸡冠形态，并与R1纯合雄鸡精子运动能力下降相关</w:delText>
         </w:r>
       </w:del>
-      <w:del w:id="5367" w:author="Kiro" w:date="2026-10-11T00:00:00Z">
+      <w:del w:id="5371" w:author="Kiro" w:date="2026-10-11T00:00:00Z">
         <w:r>
           <w:rPr>
             <w:vertAlign w:val="superscript"/>
@@ -7626,12 +7652,12 @@
           <w:delText xml:space="preserve">[125]</w:delText>
         </w:r>
       </w:del>
-      <w:del w:id="5368" w:author="Kiro" w:date="2026-10-11T00:00:00Z">
+      <w:del w:id="5372" w:author="Kiro" w:date="2026-10-11T00:00:00Z">
         <w:r>
           <w:delText xml:space="preserve">。</w:delText>
         </w:r>
       </w:del>
-      <w:ins w:id="5369" w:author="Kiro" w:date="2026-10-11T00:00:00Z">
+      <w:ins w:id="5373" w:author="Kiro" w:date="2026-10-11T00:00:00Z">
         <w:r>
           <w:rPr>
             <w:b/>
@@ -8003,12 +8029,12 @@
       <w:pPr>
         <w:jc w:val="both"/>
       </w:pPr>
-      <w:del w:id="5370" w:author="Kiro" w:date="2026-10-11T00:00:00Z">
+      <w:del w:id="5374" w:author="Kiro" w:date="2026-10-11T00:00:00Z">
         <w:r>
           <w:delText xml:space="preserve">家鸡向原鸡的反向输入也改变了野生群体的遗传组成。印度的核标记研究和新加坡的基因组分析均检出家鸡向红原鸡的渗入，个体间的渗入程度不同</w:delText>
         </w:r>
       </w:del>
-      <w:del w:id="5371" w:author="Kiro" w:date="2026-10-11T00:00:00Z">
+      <w:del w:id="5375" w:author="Kiro" w:date="2026-10-11T00:00:00Z">
         <w:r>
           <w:rPr>
             <w:vertAlign w:val="superscript"/>
@@ -8016,12 +8042,12 @@
           <w:delText xml:space="preserve">[20,132]</w:delText>
         </w:r>
       </w:del>
-      <w:del w:id="5372" w:author="Kiro" w:date="2026-10-11T00:00:00Z">
+      <w:del w:id="5376" w:author="Kiro" w:date="2026-10-11T00:00:00Z">
         <w:r>
           <w:delText xml:space="preserve">。以历史标本为参照，51只家鸡与63只原鸡的基因组比较显示，近百年来家鸡输入增加；其中部分现代红原鸡的全局家鸡祖源估计约占20%—50%</w:delText>
         </w:r>
       </w:del>
-      <w:del w:id="5373" w:author="Kiro" w:date="2026-10-11T00:00:00Z">
+      <w:del w:id="5377" w:author="Kiro" w:date="2026-10-11T00:00:00Z">
         <w:r>
           <w:rPr>
             <w:vertAlign w:val="superscript"/>
@@ -8029,12 +8055,12 @@
           <w:delText xml:space="preserve">[19]</w:delText>
         </w:r>
       </w:del>
-      <w:del w:id="5374" w:author="Kiro" w:date="2026-10-11T00:00:00Z">
+      <w:del w:id="5378" w:author="Kiro" w:date="2026-10-11T00:00:00Z">
         <w:r>
           <w:delText xml:space="preserve">。30个核内含子的分析还支持家鸡向绿原鸡的输入</w:delText>
         </w:r>
       </w:del>
-      <w:del w:id="5375" w:author="Kiro" w:date="2026-10-11T00:00:00Z">
+      <w:del w:id="5379" w:author="Kiro" w:date="2026-10-11T00:00:00Z">
         <w:r>
           <w:rPr>
             <w:vertAlign w:val="superscript"/>
@@ -8042,12 +8068,12 @@
           <w:delText xml:space="preserve">[15]</w:delText>
         </w:r>
       </w:del>
-      <w:del w:id="5376" w:author="Kiro" w:date="2026-10-11T00:00:00Z">
+      <w:del w:id="5380" w:author="Kiro" w:date="2026-10-11T00:00:00Z">
         <w:r>
           <w:delText xml:space="preserve">。</w:delText>
         </w:r>
       </w:del>
-      <w:ins w:id="5377" w:author="Kiro" w:date="2026-10-11T00:00:00Z">
+      <w:ins w:id="5381" w:author="Kiro" w:date="2026-10-11T00:00:00Z">
         <w:r>
           <w:t xml:space="preserve">家鸡向原鸡的反向输入也改变了野生群体的遗传组成。印度的核标记研究和新加坡的基因组分析均检出家鸡向红原鸡的渗入，个体间的渗入程度不同</w:t>
         </w:r>
@@ -8171,12 +8197,12 @@
       <w:pPr>
         <w:jc w:val="both"/>
       </w:pPr>
-      <w:del w:id="5378" w:author="Kiro" w:date="2026-10-11T00:00:00Z">
+      <w:del w:id="5382" w:author="Kiro" w:date="2026-10-11T00:00:00Z">
         <w:r>
           <w:delText xml:space="preserve">地方和传统品种参与商业鸡的育成，商业种源又向地方群体输入遗传成分。线粒体研究显示，东亚鸡曾多次参与荷兰传统品种及西方商业鸡的母系构成；涵盖636个基因组、43个群体的分析进一步表明，亚洲重型品种是现代肉鸡的重要祖源</w:delText>
         </w:r>
       </w:del>
-      <w:del w:id="5379" w:author="Kiro" w:date="2026-10-11T00:00:00Z">
+      <w:del w:id="5383" w:author="Kiro" w:date="2026-10-11T00:00:00Z">
         <w:r>
           <w:rPr>
             <w:vertAlign w:val="superscript"/>
@@ -8184,12 +8210,12 @@
           <w:delText xml:space="preserve">[139,140]</w:delText>
         </w:r>
       </w:del>
-      <w:del w:id="5380" w:author="Kiro" w:date="2026-10-11T00:00:00Z">
+      <w:del w:id="5384" w:author="Kiro" w:date="2026-10-11T00:00:00Z">
         <w:r>
           <w:delText xml:space="preserve">。迁移模型支持中国斗鸡向商业洛岛红鸡、沙栏鸡向商业麻黄鸡，以及商业小白鸡向阳山鸡和惠阳胡须鸡的基因交流</w:delText>
         </w:r>
       </w:del>
-      <w:del w:id="5381" w:author="Kiro" w:date="2026-10-11T00:00:00Z">
+      <w:del w:id="5385" w:author="Kiro" w:date="2026-10-11T00:00:00Z">
         <w:r>
           <w:rPr>
             <w:vertAlign w:val="superscript"/>
@@ -8197,12 +8223,12 @@
           <w:delText xml:space="preserve">[141,142]</w:delText>
         </w:r>
       </w:del>
-      <w:del w:id="5382" w:author="Kiro" w:date="2026-10-11T00:00:00Z">
+      <w:del w:id="5386" w:author="Kiro" w:date="2026-10-11T00:00:00Z">
         <w:r>
           <w:delText xml:space="preserve">。华南微卫星研究较早检出了商业鸡与地方鸡的混合信号</w:delText>
         </w:r>
       </w:del>
-      <w:del w:id="5383" w:author="Kiro" w:date="2026-10-11T00:00:00Z">
+      <w:del w:id="5387" w:author="Kiro" w:date="2026-10-11T00:00:00Z">
         <w:r>
           <w:rPr>
             <w:vertAlign w:val="superscript"/>
@@ -8210,12 +8236,12 @@
           <w:delText xml:space="preserve">[143]</w:delText>
         </w:r>
       </w:del>
-      <w:del w:id="5384" w:author="Kiro" w:date="2026-10-11T00:00:00Z">
+      <w:del w:id="5388" w:author="Kiro" w:date="2026-10-11T00:00:00Z">
         <w:r>
           <w:delText xml:space="preserve">。随后，针对1187只鸡的基因组芯片分析以白洛克肉鸡为参照，在八个中国地方品种中识别出商业相关的候选渗入区段</w:delText>
         </w:r>
       </w:del>
-      <w:del w:id="5385" w:author="Kiro" w:date="2026-10-11T00:00:00Z">
+      <w:del w:id="5389" w:author="Kiro" w:date="2026-10-11T00:00:00Z">
         <w:r>
           <w:rPr>
             <w:vertAlign w:val="superscript"/>
@@ -8223,12 +8249,12 @@
           <w:delText xml:space="preserve">[21]</w:delText>
         </w:r>
       </w:del>
-      <w:del w:id="5386" w:author="Kiro" w:date="2026-10-11T00:00:00Z">
+      <w:del w:id="5390" w:author="Kiro" w:date="2026-10-11T00:00:00Z">
         <w:r>
           <w:delText xml:space="preserve">。商业成分的输入也见于其他地方群体：部分藏鸡带有白来航相关成分，贵州部分地方品种显示上海新杨蛋鸡相关输入，江西部分品种则检出欧洲商业鸡混合信号</w:delText>
         </w:r>
       </w:del>
-      <w:del w:id="5387" w:author="Kiro" w:date="2026-10-11T00:00:00Z">
+      <w:del w:id="5391" w:author="Kiro" w:date="2026-10-11T00:00:00Z">
         <w:r>
           <w:rPr>
             <w:vertAlign w:val="superscript"/>
@@ -8236,12 +8262,12 @@
           <w:delText xml:space="preserve">[137,144,145]</w:delText>
         </w:r>
       </w:del>
-      <w:del w:id="5388" w:author="Kiro" w:date="2026-10-11T00:00:00Z">
+      <w:del w:id="5392" w:author="Kiro" w:date="2026-10-11T00:00:00Z">
         <w:r>
           <w:delText xml:space="preserve">。</w:delText>
         </w:r>
       </w:del>
-      <w:ins w:id="5389" w:author="Kiro" w:date="2026-10-11T00:00:00Z">
+      <w:ins w:id="5393" w:author="Kiro" w:date="2026-10-11T00:00:00Z">
         <w:r>
           <w:t xml:space="preserve">地方和传统品种参与了商业鸡的育成，商业种源又向地方群体输入遗传成分。线粒体研究显示，东亚鸡曾多次参与荷兰传统品种及西方商业鸡的母系构成；涵盖636个基因组、43个群体的分析进一步表明，亚洲重型品种是现代肉鸡的重要祖源</w:t>
         </w:r>
@@ -8410,7 +8436,7 @@
         <w:spacing w:before="0" w:after="100" w:line="276" w:lineRule="auto"/>
         <w:ind w:firstLine="0" w:left="0" w:right="0"/>
       </w:pPr>
-      <w:del w:id="5390" w:author="Kiro" w:date="2026-10-11T00:00:00Z">
+      <w:del w:id="5394" w:author="Kiro" w:date="2026-10-11T00:00:00Z">
         <w:r>
           <w:rPr>
             <w:rFonts w:ascii="Times New Roman" w:hAnsi="Times New Roman" w:eastAsia="宋体"/>
@@ -8422,7 +8448,7 @@
           <w:delText xml:space="preserve">红色、棕色和蓝色箭头分别表示红原鸡、地方与传统家鸡、商业鸡的遗传成分输出，箭头由输出群体指向接受群体。实线概括群体遗传与历史证据支持的祖源联系和后续渗入</w:delText>
         </w:r>
       </w:del>
-      <w:del w:id="5391" w:author="Kiro" w:date="2026-10-11T00:00:00Z">
+      <w:del w:id="5395" w:author="Kiro" w:date="2026-10-11T00:00:00Z">
         <w:r>
           <w:rPr>
             <w:rFonts w:ascii="Times New Roman" w:hAnsi="Times New Roman" w:eastAsia="宋体"/>
@@ -8435,7 +8461,7 @@
           <w:delText xml:space="preserve">[18,19,21,131,139,140,142]</w:delText>
         </w:r>
       </w:del>
-      <w:del w:id="5392" w:author="Kiro" w:date="2026-10-11T00:00:00Z">
+      <w:del w:id="5396" w:author="Kiro" w:date="2026-10-11T00:00:00Z">
         <w:r>
           <w:rPr>
             <w:rFonts w:ascii="Times New Roman" w:hAnsi="Times New Roman" w:eastAsia="宋体"/>
@@ -8447,7 +8473,7 @@
           <w:delText xml:space="preserve">；虚线概括模型推断或假说，包括以参照或圈养红原鸡为对象的商业相关联系</w:delText>
         </w:r>
       </w:del>
-      <w:del w:id="5393" w:author="Kiro" w:date="2026-10-11T00:00:00Z">
+      <w:del w:id="5397" w:author="Kiro" w:date="2026-10-11T00:00:00Z">
         <w:r>
           <w:rPr>
             <w:rFonts w:ascii="Times New Roman" w:hAnsi="Times New Roman" w:eastAsia="宋体"/>
@@ -8460,7 +8486,7 @@
           <w:delText xml:space="preserve">[137,138]</w:delText>
         </w:r>
       </w:del>
-      <w:del w:id="5394" w:author="Kiro" w:date="2026-10-11T00:00:00Z">
+      <w:del w:id="5398" w:author="Kiro" w:date="2026-10-11T00:00:00Z">
         <w:r>
           <w:rPr>
             <w:rFonts w:ascii="Times New Roman" w:hAnsi="Times New Roman" w:eastAsia="宋体"/>
@@ -8472,7 +8498,7 @@
           <w:delText xml:space="preserve">。图中的直接渗入和育种利用仍保留可能性表述，传播和逸生标注概括潜在接触情境。商业鸡属于家鸡，在图中按用途单列；鸡图表示类别，箭头宽度不表示交流量。</w:delText>
         </w:r>
       </w:del>
-      <w:ins w:id="5395" w:author="Kiro" w:date="2026-10-11T00:00:00Z">
+      <w:ins w:id="5399" w:author="Kiro" w:date="2026-10-11T00:00:00Z">
         <w:r>
           <w:t xml:space="preserve">红色、棕色和蓝色箭头分别表示红原鸡、地方与传统家鸡、商业鸡的遗传成分输出，箭头由输出群体指向接受群体。实线概括群体遗传与历史证据支持的祖源联系和后续渗入</w:t>
         </w:r>

--- a/3-7_v12_tracked.docx
+++ b/3-7_v12_tracked.docx
@@ -2010,16 +2010,34 @@
       </w:pPr>
       <w:ins w:id="5193" w:author="Kiro" w:date="2026-10-11T00:00:00Z">
         <w:r>
-          <w:t xml:space="preserve">泰国Ban Non Wat发现了候选鸡骨</w:t>
+          <w:t xml:space="preserve">目前最早的明确家鸡记录来自泰国Ban Non Wat：一项全球综合评估将该遗址约公元前1650～1250年的遗存列为最早的明确家鸡记录</w:t>
         </w:r>
         <w:r>
           <w:rPr>
             <w:vertAlign w:val="superscript"/>
           </w:rPr>
+          <w:t xml:space="preserve">[37]</w:t>
+        </w:r>
+        <w:r>
+          <w:t xml:space="preserve">，这一年代对应遗址的新石器1期</w:t>
+        </w:r>
+        <w:r>
+          <w:rPr>
+            <w:vertAlign w:val="superscript"/>
+          </w:rPr>
+          <w:t xml:space="preserve">[40]</w:t>
+        </w:r>
+        <w:r>
+          <w:t xml:space="preserve">；该遗址发现了候选鸡骨</w:t>
+        </w:r>
+        <w:r>
+          <w:rPr>
+            <w:vertAlign w:val="superscript"/>
+          </w:rPr>
           <w:t xml:space="preserve">[38]</w:t>
         </w:r>
         <w:r>
-          <w:t xml:space="preserve">，该遗址较晚阶段遗存的古线粒体序列也确认了原鸡属身份</w:t>
+          <w:t xml:space="preserve">，较晚阶段遗存的古线粒体序列也确认了原鸡属身份</w:t>
         </w:r>
         <w:r>
           <w:rPr>
@@ -2028,79 +2046,61 @@
           <w:t xml:space="preserve">[39]</w:t>
         </w:r>
         <w:r>
-          <w:t xml:space="preserve">。一项全球综合评估将该遗址约公元前1650～1250年的遗存列为最早的明确家鸡记录</w:t>
+          <w:t xml:space="preserve">。云南菜园子和大墩子的鸡骨年代可能更早，有研究据此主张把云南纳入驯化区域</w:t>
         </w:r>
         <w:r>
           <w:rPr>
             <w:vertAlign w:val="superscript"/>
           </w:rPr>
-          <w:t xml:space="preserve">[37]</w:t>
-        </w:r>
-        <w:r>
-          <w:t xml:space="preserve">，这一年代对应遗址的新石器1期</w:t>
+          <w:t xml:space="preserve">[41]</w:t>
+        </w:r>
+        <w:r>
+          <w:t xml:space="preserve">。但是，菜园子的鸡骨缺少可复核的形态描述，大墩子的标本在原报告中则被列为可能家养，因此二者目前仍作为候选记录</w:t>
         </w:r>
         <w:r>
           <w:rPr>
             <w:vertAlign w:val="superscript"/>
           </w:rPr>
-          <w:t xml:space="preserve">[40]</w:t>
-        </w:r>
-        <w:r>
-          <w:t xml:space="preserve">。云南菜园子和大墩子的鸡骨年代可能更早，有研究据此主张把云南纳入驯化区域</w:t>
+          <w:t xml:space="preserve">[42]</w:t>
+        </w:r>
+        <w:r>
+          <w:t xml:space="preserve">。上述泰国和云南地点都位于</w:t>
+        </w:r>
+        <w:r>
+          <w:rPr>
+            <w:i/>
+          </w:rPr>
+          <w:t xml:space="preserve">G. g. spadiceus</w:t>
+        </w:r>
+        <w:r>
+          <w:t xml:space="preserve">现今的分布区（中国西南、泰国北部和缅甸）内或其附近，与遗传证据指向的区域相接</w:t>
         </w:r>
         <w:r>
           <w:rPr>
             <w:vertAlign w:val="superscript"/>
           </w:rPr>
-          <w:t xml:space="preserve">[41]</w:t>
-        </w:r>
-        <w:r>
-          <w:t xml:space="preserve">。但是，菜园子的鸡骨缺少可复核的形态描述，大墩子的标本在原报告中则被列为可能家养，因此二者目前仍作为候选记录</w:t>
+          <w:t xml:space="preserve">[18]</w:t>
+        </w:r>
+        <w:r>
+          <w:t xml:space="preserve">。遗传分化年代早于所有考古记录：多重序列马尔可夫溯祖模型（MSMC）估计，家鸡与</w:t>
+        </w:r>
+        <w:r>
+          <w:rPr>
+            <w:i/>
+          </w:rPr>
+          <w:t xml:space="preserve">G. g. spadiceus</w:t>
+        </w:r>
+        <w:r>
+          <w:t xml:space="preserve">约在（9500±3300）年前分化</w:t>
         </w:r>
         <w:r>
           <w:rPr>
             <w:vertAlign w:val="superscript"/>
           </w:rPr>
-          <w:t xml:space="preserve">[42]</w:t>
-        </w:r>
-        <w:r>
-          <w:t xml:space="preserve">。泰国与云南的候选地点都位于</w:t>
-        </w:r>
-        <w:r>
-          <w:rPr>
-            <w:i/>
-          </w:rPr>
-          <w:t xml:space="preserve">G. g. spadiceus</w:t>
-        </w:r>
-        <w:r>
-          <w:t xml:space="preserve">现今的分布区（中国西南、泰国北部和缅甸）内或其附近，与遗传证据指向的区域相接</w:t>
-        </w:r>
-        <w:r>
-          <w:rPr>
-            <w:vertAlign w:val="superscript"/>
-          </w:rPr>
           <w:t xml:space="preserve">[18]</w:t>
         </w:r>
         <w:r>
-          <w:t xml:space="preserve">。多重序列马尔可夫溯祖模型（MSMC）估计，家鸡与</w:t>
-        </w:r>
-        <w:r>
-          <w:rPr>
-            <w:i/>
-          </w:rPr>
-          <w:t xml:space="preserve">G. g. spadiceus</w:t>
-        </w:r>
-        <w:r>
-          <w:t xml:space="preserve">约在（9500±3300）年前分化</w:t>
-        </w:r>
-        <w:r>
-          <w:rPr>
-            <w:vertAlign w:val="superscript"/>
-          </w:rPr>
-          <w:t xml:space="preserve">[18]</w:t>
-        </w:r>
-        <w:r>
-          <w:t xml:space="preserve">；这一节点可能对应开始饲养之前祖先群体的分化。</w:t>
+          <w:t xml:space="preserve">，这一节点可能对应开始饲养之前祖先群体的分化，而不是饲养开始的时间。</w:t>
         </w:r>
       </w:ins>
     </w:p>
@@ -2201,7 +2201,7 @@
       </w:del>
       <w:ins w:id="5207" w:author="Kiro" w:date="2026-10-11T00:00:00Z">
         <w:r>
-          <w:t xml:space="preserve">这一带早期家鸡的出现，与稻、粟农业的扩散有关。农业共栖模型认为，稻、粟种植进入原鸡分布区后，开垦和休耕形成的次生灌丛扩大了适宜生境，收获、加工和储藏留下的谷物又提供了食物，原鸡因此反复接近聚落</w:t>
+          <w:t xml:space="preserve">这一带早期家鸡的出现，在时间上与稻、粟农业的扩散相吻合。农业共栖模型认为，稻、粟种植进入原鸡分布区后，开垦和休耕形成的次生灌丛扩大了适宜生境，收获、加工和储藏留下的谷物又提供了食物，原鸡因此反复接近聚落</w:t>
         </w:r>
         <w:r>
           <w:rPr>
@@ -2255,7 +2255,7 @@
           <w:t xml:space="preserve">[35]</w:t>
         </w:r>
         <w:r>
-          <w:t xml:space="preserve">。原鸡还需经过人类的容纳和留养，才能进入持续饲养。图1概括了农业共栖、持续饲养、传播和后续变化之间的联系。</w:t>
+          <w:t xml:space="preserve">。原鸡还需经过人类的容纳和留养，才能进入持续饲养。考古上，判断当地是否已持续饲养，主要看是否出现幼鸟骨和含髓质骨的雌鸟骨，这类证据各地出现得早晚不一（见表1）。图1概括了农业共栖、持续饲养、传播和后续变化之间的联系。</w:t>
         </w:r>
       </w:ins>
     </w:p>
@@ -2421,7 +2421,7 @@
           <w:t xml:space="preserve">[37,43]</w:t>
         </w:r>
         <w:r>
-          <w:t xml:space="preserve">。图中四个部分概括的是可以相互重叠的过程，不表示界限分明的年代阶段。家鸡的主要核祖源与</w:t>
+          <w:t xml:space="preserve">。图中四个部分概括的是可以相互重叠的过程，不表示界限分明的年代阶段。家鸡的主要祖源与</w:t>
         </w:r>
         <w:r>
           <w:rPr>

--- a/3-7_v12_tracked.docx
+++ b/3-7_v12_tracked.docx
@@ -2010,12 +2010,30 @@
       </w:pPr>
       <w:ins w:id="5193" w:author="Kiro" w:date="2026-10-11T00:00:00Z">
         <w:r>
-          <w:t xml:space="preserve">目前最早的明确家鸡记录来自泰国Ban Non Wat：一项全球综合评估将该遗址约公元前1650～1250年的遗存列为最早的明确家鸡记录</w:t>
+          <w:t xml:space="preserve">目前最早的明确家鸡记录来自泰国Ban Non Wat：该遗址发现了候选鸡骨</w:t>
         </w:r>
         <w:r>
           <w:rPr>
             <w:vertAlign w:val="superscript"/>
           </w:rPr>
+          <w:t xml:space="preserve">[38]</w:t>
+        </w:r>
+        <w:r>
+          <w:t xml:space="preserve">，较晚阶段遗存的古线粒体序列也确认了原鸡属身份</w:t>
+        </w:r>
+        <w:r>
+          <w:rPr>
+            <w:vertAlign w:val="superscript"/>
+          </w:rPr>
+          <w:t xml:space="preserve">[39]</w:t>
+        </w:r>
+        <w:r>
+          <w:t xml:space="preserve">；一项全球综合评估将该遗址约公元前1650～1250年的遗存列为最早的明确家鸡记录</w:t>
+        </w:r>
+        <w:r>
+          <w:rPr>
+            <w:vertAlign w:val="superscript"/>
+          </w:rPr>
           <w:t xml:space="preserve">[37]</w:t>
         </w:r>
         <w:r>
@@ -2026,24 +2044,6 @@
             <w:vertAlign w:val="superscript"/>
           </w:rPr>
           <w:t xml:space="preserve">[40]</w:t>
-        </w:r>
-        <w:r>
-          <w:t xml:space="preserve">；该遗址发现了候选鸡骨</w:t>
-        </w:r>
-        <w:r>
-          <w:rPr>
-            <w:vertAlign w:val="superscript"/>
-          </w:rPr>
-          <w:t xml:space="preserve">[38]</w:t>
-        </w:r>
-        <w:r>
-          <w:t xml:space="preserve">，较晚阶段遗存的古线粒体序列也确认了原鸡属身份</w:t>
-        </w:r>
-        <w:r>
-          <w:rPr>
-            <w:vertAlign w:val="superscript"/>
-          </w:rPr>
-          <w:t xml:space="preserve">[39]</w:t>
         </w:r>
         <w:r>
           <w:t xml:space="preserve">。云南菜园子和大墩子的鸡骨年代可能更早，有研究据此主张把云南纳入驯化区域</w:t>

--- a/3-7_v12_tracked.docx
+++ b/3-7_v12_tracked.docx
@@ -2545,7 +2545,7 @@
           <w:t xml:space="preserve">[48]</w:t>
         </w:r>
         <w:r>
-          <w:t xml:space="preserve">。向南，非洲之角Mezber的鸡骨直接年代为公元前820～595年，研究者将其与南阿拉伯和红海的交流联系起来</w:t>
+          <w:t xml:space="preserve">。向南，非洲之角Mezber的鸡骨直接年代为公元前820～595年，研究者认为，经红海沿岸港口与南阿拉伯的海上交流，可能是鸡传入非洲的早期路线之一</w:t>
         </w:r>
         <w:r>
           <w:rPr>
@@ -2580,107 +2580,251 @@
       <w:pPr>
         <w:jc w:val="both"/>
       </w:pPr>
-      <w:r>
-        <w:t xml:space="preserve">向东，日本的可靠记录始于弥生时期，唐古·键遗址一件鸡骨的直接年代为公元前381～204年</w:t>
-      </w:r>
-      <w:r>
-        <w:rPr>
-          <w:vertAlign w:val="superscript"/>
-        </w:rPr>
-        <w:t xml:space="preserve">[54]</w:t>
-      </w:r>
-      <w:r>
-        <w:t xml:space="preserve">；现代日本鸡群则由多个亚洲来源形成，后来的输入持续改变其组成</w:t>
-      </w:r>
-      <w:r>
-        <w:rPr>
-          <w:vertAlign w:val="superscript"/>
-        </w:rPr>
-        <w:t xml:space="preserve">[55]</w:t>
-      </w:r>
-      <w:r>
-        <w:t xml:space="preserve">。拉皮塔文化遗址显示，公元前1千纪早期鸡已进入汤加、瓦努阿图等太平洋西南部岛屿</w:t>
-      </w:r>
-      <w:r>
-        <w:rPr>
-          <w:vertAlign w:val="superscript"/>
-        </w:rPr>
-        <w:t xml:space="preserve">[56,57,58]</w:t>
-      </w:r>
-      <w:r>
-        <w:t xml:space="preserve">，随后到达夏威夷和Rapa Nui；Niue、夏威夷和Rapa Nui复核所得的22条可重复古鸡母系序列均属D单倍群</w:t>
-      </w:r>
-      <w:r>
-        <w:rPr>
-          <w:vertAlign w:val="superscript"/>
-        </w:rPr>
-        <w:t xml:space="preserve">[59]</w:t>
-      </w:r>
-      <w:r>
-        <w:t xml:space="preserve">。</w:t>
-      </w:r>
+      <w:del w:id="5228" w:author="Kiro" w:date="2026-10-11T00:00:00Z">
+        <w:r>
+          <w:delText xml:space="preserve">向东，日本的可靠记录始于弥生时期，唐古·键遗址一件鸡骨的直接年代为公元前381～204年</w:delText>
+        </w:r>
+      </w:del>
+      <w:del w:id="5229" w:author="Kiro" w:date="2026-10-11T00:00:00Z">
+        <w:r>
+          <w:rPr>
+            <w:vertAlign w:val="superscript"/>
+          </w:rPr>
+          <w:delText xml:space="preserve">[54]</w:delText>
+        </w:r>
+      </w:del>
+      <w:del w:id="5230" w:author="Kiro" w:date="2026-10-11T00:00:00Z">
+        <w:r>
+          <w:delText xml:space="preserve">；现代日本鸡群则由多个亚洲来源形成，后来的输入持续改变其组成</w:delText>
+        </w:r>
+      </w:del>
+      <w:del w:id="5231" w:author="Kiro" w:date="2026-10-11T00:00:00Z">
+        <w:r>
+          <w:rPr>
+            <w:vertAlign w:val="superscript"/>
+          </w:rPr>
+          <w:delText xml:space="preserve">[55]</w:delText>
+        </w:r>
+      </w:del>
+      <w:del w:id="5232" w:author="Kiro" w:date="2026-10-11T00:00:00Z">
+        <w:r>
+          <w:delText xml:space="preserve">。拉皮塔文化遗址显示，公元前1千纪早期鸡已进入汤加、瓦努阿图等太平洋西南部岛屿</w:delText>
+        </w:r>
+      </w:del>
+      <w:del w:id="5233" w:author="Kiro" w:date="2026-10-11T00:00:00Z">
+        <w:r>
+          <w:rPr>
+            <w:vertAlign w:val="superscript"/>
+          </w:rPr>
+          <w:delText xml:space="preserve">[56,57,58]</w:delText>
+        </w:r>
+      </w:del>
+      <w:del w:id="5234" w:author="Kiro" w:date="2026-10-11T00:00:00Z">
+        <w:r>
+          <w:delText xml:space="preserve">，随后到达夏威夷和Rapa Nui；Niue、夏威夷和Rapa Nui复核所得的22条可重复古鸡母系序列均属D单倍群</w:delText>
+        </w:r>
+      </w:del>
+      <w:del w:id="5235" w:author="Kiro" w:date="2026-10-11T00:00:00Z">
+        <w:r>
+          <w:rPr>
+            <w:vertAlign w:val="superscript"/>
+          </w:rPr>
+          <w:delText xml:space="preserve">[59]</w:delText>
+        </w:r>
+      </w:del>
+      <w:del w:id="5236" w:author="Kiro" w:date="2026-10-11T00:00:00Z">
+        <w:r>
+          <w:delText xml:space="preserve">。</w:delText>
+        </w:r>
+      </w:del>
+      <w:ins w:id="5237" w:author="Kiro" w:date="2026-10-11T00:00:00Z">
+        <w:r>
+          <w:t xml:space="preserve">向东，日本的可靠记录始于弥生时期，唐古·键遗址一件鸡骨的直接年代为公元前381～204年</w:t>
+        </w:r>
+        <w:r>
+          <w:rPr>
+            <w:vertAlign w:val="superscript"/>
+          </w:rPr>
+          <w:t xml:space="preserve">[54]</w:t>
+        </w:r>
+        <w:r>
+          <w:t xml:space="preserve">；现代日本鸡群则由多个亚洲来源形成，后来的输入持续改变其组成</w:t>
+        </w:r>
+        <w:r>
+          <w:rPr>
+            <w:vertAlign w:val="superscript"/>
+          </w:rPr>
+          <w:t xml:space="preserve">[55]</w:t>
+        </w:r>
+        <w:r>
+          <w:t xml:space="preserve">。拉皮塔文化遗址显示，公元前1千纪早期鸡已进入汤加、瓦努阿图等太平洋西南部岛屿</w:t>
+        </w:r>
+        <w:r>
+          <w:rPr>
+            <w:vertAlign w:val="superscript"/>
+          </w:rPr>
+          <w:t xml:space="preserve">[56,57,58]</w:t>
+        </w:r>
+        <w:r>
+          <w:t xml:space="preserve">，夏威夷、Niue和Rapa Nui的古鸡表明，鸡随后到达东波利尼西亚；复核所得的22条可重复古鸡母系序列均属D单倍群</w:t>
+        </w:r>
+        <w:r>
+          <w:rPr>
+            <w:vertAlign w:val="superscript"/>
+          </w:rPr>
+          <w:t xml:space="preserve">[59]</w:t>
+        </w:r>
+        <w:r>
+          <w:t xml:space="preserve">。</w:t>
+        </w:r>
+      </w:ins>
     </w:p>
     <w:p>
       <w:pPr>
         <w:jc w:val="both"/>
       </w:pPr>
-      <w:r>
-        <w:t xml:space="preserve">鸡在传播过程中的用途因地而异，珍视、照护和食用可以并存。Arslantepe的鸡骨较为完整，缺少典型的食物处理痕迹，更符合展示或作为珍稀动物饲养的解释</w:t>
-      </w:r>
-      <w:r>
-        <w:rPr>
-          <w:vertAlign w:val="superscript"/>
-        </w:rPr>
-        <w:t xml:space="preserve">[60]</w:t>
-      </w:r>
-      <w:r>
-        <w:t xml:space="preserve">；英国较早的鸡多为完整埋葬，并有老龄个体和骨折愈合的记录，说明部分鸡受到长期照护</w:t>
-      </w:r>
-      <w:r>
-        <w:rPr>
-          <w:vertAlign w:val="superscript"/>
-        </w:rPr>
-        <w:t xml:space="preserve">[48]</w:t>
-      </w:r>
-      <w:r>
-        <w:t xml:space="preserve">。Mezber较早鸡骨的食物废弃背景也提供了食用线索</w:t>
-      </w:r>
-      <w:r>
-        <w:rPr>
-          <w:vertAlign w:val="superscript"/>
-        </w:rPr>
-        <w:t xml:space="preserve">[49]</w:t>
-      </w:r>
-      <w:r>
-        <w:t xml:space="preserve">。南黎凡特Maresha公元前4～2世纪的组合中，1092件鸡骨占所比较家畜骨骼的29%，成熟雌鸟、髓质骨和屠宰分割痕迹并见，支持当时已有集中的蛋肉利用</w:t>
-      </w:r>
-      <w:r>
-        <w:rPr>
-          <w:vertAlign w:val="superscript"/>
-        </w:rPr>
-        <w:t xml:space="preserve">[61]</w:t>
-      </w:r>
-      <w:r>
-        <w:t xml:space="preserve">；中亚多个聚落从公元前1千纪后半叶到中世纪反复出土大量鸡蛋壳，反映了鸡蛋的常规利用，作者据此推测产蛋季节性有所减弱</w:t>
-      </w:r>
-      <w:r>
-        <w:rPr>
-          <w:vertAlign w:val="superscript"/>
-        </w:rPr>
-        <w:t xml:space="preserve">[62]</w:t>
-      </w:r>
-      <w:r>
-        <w:t xml:space="preserve">。在东亚，C1亚单倍群和A单倍群在斗鸡中富集，其较晚扩张可能与斗鸡的育种和传播有关</w:t>
-      </w:r>
-      <w:r>
-        <w:rPr>
-          <w:vertAlign w:val="superscript"/>
-        </w:rPr>
-        <w:t xml:space="preserve">[9]</w:t>
-      </w:r>
-      <w:r>
-        <w:t xml:space="preserve">。这些记录表明，鸡的出现与集中的蛋肉生产并不总是同步。</w:t>
-      </w:r>
+      <w:del w:id="5238" w:author="Kiro" w:date="2026-10-11T00:00:00Z">
+        <w:r>
+          <w:delText xml:space="preserve">鸡在传播过程中的用途因地而异，珍视、照护和食用可以并存。Arslantepe的鸡骨较为完整，缺少典型的食物处理痕迹，更符合展示或作为珍稀动物饲养的解释</w:delText>
+        </w:r>
+      </w:del>
+      <w:del w:id="5239" w:author="Kiro" w:date="2026-10-11T00:00:00Z">
+        <w:r>
+          <w:rPr>
+            <w:vertAlign w:val="superscript"/>
+          </w:rPr>
+          <w:delText xml:space="preserve">[60]</w:delText>
+        </w:r>
+      </w:del>
+      <w:del w:id="5240" w:author="Kiro" w:date="2026-10-11T00:00:00Z">
+        <w:r>
+          <w:delText xml:space="preserve">；英国较早的鸡多为完整埋葬，并有老龄个体和骨折愈合的记录，说明部分鸡受到长期照护</w:delText>
+        </w:r>
+      </w:del>
+      <w:del w:id="5241" w:author="Kiro" w:date="2026-10-11T00:00:00Z">
+        <w:r>
+          <w:rPr>
+            <w:vertAlign w:val="superscript"/>
+          </w:rPr>
+          <w:delText xml:space="preserve">[48]</w:delText>
+        </w:r>
+      </w:del>
+      <w:del w:id="5242" w:author="Kiro" w:date="2026-10-11T00:00:00Z">
+        <w:r>
+          <w:delText xml:space="preserve">。Mezber较早鸡骨的食物废弃背景也提供了食用线索</w:delText>
+        </w:r>
+      </w:del>
+      <w:del w:id="5243" w:author="Kiro" w:date="2026-10-11T00:00:00Z">
+        <w:r>
+          <w:rPr>
+            <w:vertAlign w:val="superscript"/>
+          </w:rPr>
+          <w:delText xml:space="preserve">[49]</w:delText>
+        </w:r>
+      </w:del>
+      <w:del w:id="5244" w:author="Kiro" w:date="2026-10-11T00:00:00Z">
+        <w:r>
+          <w:delText xml:space="preserve">。南黎凡特Maresha公元前4～2世纪的组合中，1092件鸡骨占所比较家畜骨骼的29%，成熟雌鸟、髓质骨和屠宰分割痕迹并见，支持当时已有集中的蛋肉利用</w:delText>
+        </w:r>
+      </w:del>
+      <w:del w:id="5245" w:author="Kiro" w:date="2026-10-11T00:00:00Z">
+        <w:r>
+          <w:rPr>
+            <w:vertAlign w:val="superscript"/>
+          </w:rPr>
+          <w:delText xml:space="preserve">[61]</w:delText>
+        </w:r>
+      </w:del>
+      <w:del w:id="5246" w:author="Kiro" w:date="2026-10-11T00:00:00Z">
+        <w:r>
+          <w:delText xml:space="preserve">；中亚多个聚落从公元前1千纪后半叶到中世纪反复出土大量鸡蛋壳，反映了鸡蛋的常规利用，作者据此推测产蛋季节性有所减弱</w:delText>
+        </w:r>
+      </w:del>
+      <w:del w:id="5247" w:author="Kiro" w:date="2026-10-11T00:00:00Z">
+        <w:r>
+          <w:rPr>
+            <w:vertAlign w:val="superscript"/>
+          </w:rPr>
+          <w:delText xml:space="preserve">[62]</w:delText>
+        </w:r>
+      </w:del>
+      <w:del w:id="5248" w:author="Kiro" w:date="2026-10-11T00:00:00Z">
+        <w:r>
+          <w:delText xml:space="preserve">。在东亚，C1亚单倍群和A单倍群在斗鸡中富集，其较晚扩张可能与斗鸡的育种和传播有关</w:delText>
+        </w:r>
+      </w:del>
+      <w:del w:id="5249" w:author="Kiro" w:date="2026-10-11T00:00:00Z">
+        <w:r>
+          <w:rPr>
+            <w:vertAlign w:val="superscript"/>
+          </w:rPr>
+          <w:delText xml:space="preserve">[9]</w:delText>
+        </w:r>
+      </w:del>
+      <w:del w:id="5250" w:author="Kiro" w:date="2026-10-11T00:00:00Z">
+        <w:r>
+          <w:delText xml:space="preserve">。这些记录表明，鸡的出现与集中的蛋肉生产并不总是同步。</w:delText>
+        </w:r>
+      </w:del>
+      <w:ins w:id="5251" w:author="Kiro" w:date="2026-10-11T00:00:00Z">
+        <w:r>
+          <w:t xml:space="preserve">鸡在传播过程中的用途因地而异，珍视、照护和食用可以并存。Arslantepe的鸡骨较为完整，缺少典型的食物处理痕迹，更符合展示或作为珍稀动物饲养的解释</w:t>
+        </w:r>
+        <w:r>
+          <w:rPr>
+            <w:vertAlign w:val="superscript"/>
+          </w:rPr>
+          <w:t xml:space="preserve">[60]</w:t>
+        </w:r>
+        <w:r>
+          <w:t xml:space="preserve">；英国铁器时代的一只成年鸡腿骨骨折已经愈合，提示它受到过照护；研究者认为，这些早期进入北欧的鸡更可能被视为珍稀动物，而非食物</w:t>
+        </w:r>
+        <w:r>
+          <w:rPr>
+            <w:vertAlign w:val="superscript"/>
+          </w:rPr>
+          <w:t xml:space="preserve">[48]</w:t>
+        </w:r>
+        <w:r>
+          <w:t xml:space="preserve">。Mezber较早鸡骨的食物废弃背景也提供了食用线索</w:t>
+        </w:r>
+        <w:r>
+          <w:rPr>
+            <w:vertAlign w:val="superscript"/>
+          </w:rPr>
+          <w:t xml:space="preserve">[49]</w:t>
+        </w:r>
+        <w:r>
+          <w:t xml:space="preserve">。南黎凡特Maresha公元前4～2世纪的组合中，1092件鸡骨占所比较家畜骨骼的29%，成熟雌鸟、髓质骨和屠宰分割痕迹并见，支持当时已有集中的蛋肉利用</w:t>
+        </w:r>
+        <w:r>
+          <w:rPr>
+            <w:vertAlign w:val="superscript"/>
+          </w:rPr>
+          <w:t xml:space="preserve">[61]</w:t>
+        </w:r>
+        <w:r>
+          <w:t xml:space="preserve">；中亚多个聚落从公元前1千纪后半叶到中世纪反复出土大量鸡蛋壳，反映了鸡蛋的常规利用，作者据此推测产蛋季节性有所减弱</w:t>
+        </w:r>
+        <w:r>
+          <w:rPr>
+            <w:vertAlign w:val="superscript"/>
+          </w:rPr>
+          <w:t xml:space="preserve">[62]</w:t>
+        </w:r>
+        <w:r>
+          <w:t xml:space="preserve">。在东亚，斗鸡的育种和传播也改变了当地鸡群的母系组成（见第3.1节）</w:t>
+        </w:r>
+        <w:r>
+          <w:rPr>
+            <w:vertAlign w:val="superscript"/>
+          </w:rPr>
+          <w:t xml:space="preserve">[9]</w:t>
+        </w:r>
+        <w:r>
+          <w:t xml:space="preserve">。这些记录表明，鸡的出现与集中的蛋肉生产并不总是同步。</w:t>
+        </w:r>
+      </w:ins>
     </w:p>
     <w:p>
       <w:pPr>
@@ -2818,7 +2962,7 @@
         <w:spacing w:before="0" w:after="100" w:line="276" w:lineRule="auto"/>
         <w:ind w:firstLine="0" w:left="0" w:right="0"/>
       </w:pPr>
-      <w:del w:id="5228" w:author="Kiro" w:date="2026-10-11T00:00:00Z">
+      <w:del w:id="5252" w:author="Kiro" w:date="2026-10-11T00:00:00Z">
         <w:r>
           <w:rPr>
             <w:rFonts w:ascii="Times New Roman" w:hAnsi="Times New Roman" w:eastAsia="宋体"/>
@@ -2830,7 +2974,7 @@
           <w:delText>实线概括现有考古时序、历史交流及亲缘资料支持的区域联系；虚线表示候选路线或来源模型；灰色点线表示有争议的前哥伦布时期波利尼西亚—南美联系</w:delText>
         </w:r>
       </w:del>
-      <w:del w:id="5229" w:author="Kiro" w:date="2026-10-11T00:00:00Z">
+      <w:del w:id="5253" w:author="Kiro" w:date="2026-10-11T00:00:00Z">
         <w:r>
           <w:rPr>
             <w:rFonts w:ascii="Times New Roman" w:hAnsi="Times New Roman" w:eastAsia="宋体"/>
@@ -2843,7 +2987,7 @@
           <w:delText>[37,39,48,54,55,56,58,59]</w:delText>
         </w:r>
       </w:del>
-      <w:del w:id="5230" w:author="Kiro" w:date="2026-10-11T00:00:00Z">
+      <w:del w:id="5254" w:author="Kiro" w:date="2026-10-11T00:00:00Z">
         <w:r>
           <w:rPr>
             <w:rFonts w:ascii="Times New Roman" w:hAnsi="Times New Roman" w:eastAsia="宋体"/>
@@ -2855,7 +2999,7 @@
           <w:delText>。阴影为现生</w:delText>
         </w:r>
       </w:del>
-      <w:del w:id="5231" w:author="Kiro" w:date="2026-10-11T00:00:00Z">
+      <w:del w:id="5255" w:author="Kiro" w:date="2026-10-11T00:00:00Z">
         <w:r>
           <w:rPr>
             <w:rFonts w:ascii="Times New Roman" w:hAnsi="Times New Roman" w:eastAsia="宋体"/>
@@ -2867,7 +3011,7 @@
           <w:delText>G. g. spadiceus</w:delText>
         </w:r>
       </w:del>
-      <w:del w:id="5232" w:author="Kiro" w:date="2026-10-11T00:00:00Z">
+      <w:del w:id="5256" w:author="Kiro" w:date="2026-10-11T00:00:00Z">
         <w:r>
           <w:rPr>
             <w:rFonts w:ascii="Times New Roman" w:hAnsi="Times New Roman" w:eastAsia="宋体"/>
@@ -2879,7 +3023,7 @@
           <w:delText>分布范围的示意</w:delText>
         </w:r>
       </w:del>
-      <w:del w:id="5233" w:author="Kiro" w:date="2026-10-11T00:00:00Z">
+      <w:del w:id="5257" w:author="Kiro" w:date="2026-10-11T00:00:00Z">
         <w:r>
           <w:rPr>
             <w:rFonts w:ascii="Times New Roman" w:hAnsi="Times New Roman" w:eastAsia="宋体"/>
@@ -2892,7 +3036,7 @@
           <w:delText>[18]</w:delText>
         </w:r>
       </w:del>
-      <w:del w:id="5234" w:author="Kiro" w:date="2026-10-11T00:00:00Z">
+      <w:del w:id="5258" w:author="Kiro" w:date="2026-10-11T00:00:00Z">
         <w:r>
           <w:rPr>
             <w:rFonts w:ascii="Times New Roman" w:hAnsi="Times New Roman" w:eastAsia="宋体"/>
@@ -2904,7 +3048,7 @@
           <w:delText>。北非沿海及萨赫勒—苏丹带向西非的虚线均为候选路径</w:delText>
         </w:r>
       </w:del>
-      <w:del w:id="5235" w:author="Kiro" w:date="2026-10-11T00:00:00Z">
+      <w:del w:id="5259" w:author="Kiro" w:date="2026-10-11T00:00:00Z">
         <w:r>
           <w:rPr>
             <w:rFonts w:ascii="Times New Roman" w:hAnsi="Times New Roman" w:eastAsia="宋体"/>
@@ -2917,7 +3061,7 @@
           <w:delText>[52]</w:delText>
         </w:r>
       </w:del>
-      <w:del w:id="5236" w:author="Kiro" w:date="2026-10-11T00:00:00Z">
+      <w:del w:id="5260" w:author="Kiro" w:date="2026-10-11T00:00:00Z">
         <w:r>
           <w:rPr>
             <w:rFonts w:ascii="Times New Roman" w:hAnsi="Times New Roman" w:eastAsia="宋体"/>
@@ -2929,7 +3073,7 @@
           <w:delText>。M1表示南亚经东非传入马达加斯加的旧假说，M2表示东非与马达加斯加分别接受外来种源的模型；M2的来源参照包含印度和非洲大陆群体，起点为来源集合的示意位置</w:delText>
         </w:r>
       </w:del>
-      <w:del w:id="5237" w:author="Kiro" w:date="2026-10-11T00:00:00Z">
+      <w:del w:id="5261" w:author="Kiro" w:date="2026-10-11T00:00:00Z">
         <w:r>
           <w:rPr>
             <w:rFonts w:ascii="Times New Roman" w:hAnsi="Times New Roman" w:eastAsia="宋体"/>
@@ -2942,7 +3086,7 @@
           <w:delText>[66,67]</w:delText>
         </w:r>
       </w:del>
-      <w:del w:id="5238" w:author="Kiro" w:date="2026-10-11T00:00:00Z">
+      <w:del w:id="5262" w:author="Kiro" w:date="2026-10-11T00:00:00Z">
         <w:r>
           <w:rPr>
             <w:rFonts w:ascii="Times New Roman" w:hAnsi="Times New Roman" w:eastAsia="宋体"/>
@@ -2954,7 +3098,7 @@
           <w:delText>。两侧A续接殖民时期伊比利亚与海地、佛罗里达的联系</w:delText>
         </w:r>
       </w:del>
-      <w:del w:id="5239" w:author="Kiro" w:date="2026-10-11T00:00:00Z">
+      <w:del w:id="5263" w:author="Kiro" w:date="2026-10-11T00:00:00Z">
         <w:r>
           <w:rPr>
             <w:rFonts w:ascii="Times New Roman" w:hAnsi="Times New Roman" w:eastAsia="宋体"/>
@@ -2967,7 +3111,7 @@
           <w:delText>[39]</w:delText>
         </w:r>
       </w:del>
-      <w:del w:id="5240" w:author="Kiro" w:date="2026-10-11T00:00:00Z">
+      <w:del w:id="5264" w:author="Kiro" w:date="2026-10-11T00:00:00Z">
         <w:r>
           <w:rPr>
             <w:rFonts w:ascii="Times New Roman" w:hAnsi="Times New Roman" w:eastAsia="宋体"/>
@@ -2979,7 +3123,7 @@
           <w:delText>。编号与表1对应，15a/15b分别为Unguja Ukuu/Mahilaka，16a/16b分别为Nenumbo/Tongoleleka。具体年代及证据对象见表1。海岸线依据Natural Earth公开数据。</w:delText>
         </w:r>
       </w:del>
-      <w:ins w:id="5241" w:author="Kiro" w:date="2026-10-11T00:00:00Z">
+      <w:ins w:id="5265" w:author="Kiro" w:date="2026-10-11T00:00:00Z">
         <w:r>
           <w:t xml:space="preserve">实线概括现有考古时序、历史交流及亲缘资料支持的区域联系；虚线表示候选路线或来源模型；灰色点线表示有争议的前哥伦布时期波利尼西亚—南美联系</w:t>
         </w:r>
@@ -5877,37 +6021,57 @@
         <w:spacing w:before="0" w:after="100" w:line="276" w:lineRule="auto"/>
         <w:ind w:firstLine="0" w:left="0" w:right="0"/>
       </w:pPr>
-      <w:r>
-        <w:rPr>
-          <w:rFonts w:ascii="Times New Roman" w:hAnsi="Times New Roman" w:eastAsia="宋体"/>
-          <w:b w:val="0"/>
-          <w:i w:val="0"/>
-          <w:color w:val="000000"/>
-          <w:sz w:val="19"/>
-        </w:rPr>
-        <w:t>cal BP以公元1950年为基准。Nenumbo沿用Peters等所载储库校正区间（95%概率）；Tongoleleka沿用Steadman等原研究对6个个体的加权合并区间，不能视为每个个体均获得同一精确日期</w:t>
-      </w:r>
-      <w:r>
-        <w:rPr>
-          <w:rFonts w:ascii="Times New Roman" w:hAnsi="Times New Roman" w:eastAsia="宋体"/>
-          <w:b w:val="0"/>
-          <w:i w:val="0"/>
-          <w:color w:val="000000"/>
-          <w:sz w:val="19"/>
-          <w:vertAlign w:val="superscript"/>
-        </w:rPr>
-        <w:t>[37,56]</w:t>
-      </w:r>
-      <w:r>
-        <w:rPr>
-          <w:rFonts w:ascii="Times New Roman" w:hAnsi="Times New Roman" w:eastAsia="宋体"/>
-          <w:b w:val="0"/>
-          <w:i w:val="0"/>
-          <w:color w:val="000000"/>
-          <w:sz w:val="19"/>
-        </w:rPr>
-        <w:t>。</w:t>
-      </w:r>
+      <w:del w:id="5266" w:author="Kiro" w:date="2026-10-11T00:00:00Z">
+        <w:r>
+          <w:rPr>
+            <w:rFonts w:ascii="Times New Roman" w:hAnsi="Times New Roman" w:eastAsia="宋体"/>
+            <w:b w:val="0"/>
+            <w:i w:val="0"/>
+            <w:color w:val="000000"/>
+            <w:sz w:val="19"/>
+          </w:rPr>
+          <w:delText>cal BP以公元1950年为基准。Nenumbo沿用Peters等所载储库校正区间（95%概率）；Tongoleleka沿用Steadman等原研究对6个个体的加权合并区间，不能视为每个个体均获得同一精确日期</w:delText>
+        </w:r>
+      </w:del>
+      <w:del w:id="5267" w:author="Kiro" w:date="2026-10-11T00:00:00Z">
+        <w:r>
+          <w:rPr>
+            <w:rFonts w:ascii="Times New Roman" w:hAnsi="Times New Roman" w:eastAsia="宋体"/>
+            <w:b w:val="0"/>
+            <w:i w:val="0"/>
+            <w:color w:val="000000"/>
+            <w:sz w:val="19"/>
+            <w:vertAlign w:val="superscript"/>
+          </w:rPr>
+          <w:delText>[37,56]</w:delText>
+        </w:r>
+      </w:del>
+      <w:del w:id="5268" w:author="Kiro" w:date="2026-10-11T00:00:00Z">
+        <w:r>
+          <w:rPr>
+            <w:rFonts w:ascii="Times New Roman" w:hAnsi="Times New Roman" w:eastAsia="宋体"/>
+            <w:b w:val="0"/>
+            <w:i w:val="0"/>
+            <w:color w:val="000000"/>
+            <w:sz w:val="19"/>
+          </w:rPr>
+          <w:delText>。</w:delText>
+        </w:r>
+      </w:del>
+      <w:ins w:id="5269" w:author="Kiro" w:date="2026-10-11T00:00:00Z">
+        <w:r>
+          <w:t xml:space="preserve">cal BP以公元1950年为基准。Nenumbo沿用全球综合评估转引的储库校正区间（95%概率）；Tongoleleka沿用原研究对6个个体的加权合并区间，不能视为每个个体均获得同一精确日期</w:t>
+        </w:r>
+        <w:r>
+          <w:rPr>
+            <w:vertAlign w:val="superscript"/>
+          </w:rPr>
+          <w:t xml:space="preserve">[37,56]</w:t>
+        </w:r>
+        <w:r>
+          <w:t xml:space="preserve">。</w:t>
+        </w:r>
+      </w:ins>
     </w:p>
     <w:p>
       <w:pPr>
@@ -5946,7 +6110,7 @@
       <w:pPr>
         <w:jc w:val="both"/>
       </w:pPr>
-      <w:del w:id="5242" w:author="Kiro" w:date="2026-10-11T00:00:00Z">
+      <w:del w:id="5270" w:author="Kiro" w:date="2026-10-11T00:00:00Z">
         <w:r>
           <w:rPr>
             <w:b/>
@@ -5954,12 +6118,12 @@
           <w:delText xml:space="preserve">高海拔适应。</w:delText>
         </w:r>
       </w:del>
-      <w:del w:id="5243" w:author="Kiro" w:date="2026-10-11T00:00:00Z">
+      <w:del w:id="5271" w:author="Kiro" w:date="2026-10-11T00:00:00Z">
         <w:r>
           <w:delText xml:space="preserve">高海拔环境中的低氧直接影响鸡胚发育和孵化。在海拔2900 m的孵化试验中，藏鸡和低地矮小鸡的孵化率分别为79.72%和31.69%，补氧提高了孵化率</w:delText>
         </w:r>
       </w:del>
-      <w:del w:id="5244" w:author="Kiro" w:date="2026-10-11T00:00:00Z">
+      <w:del w:id="5272" w:author="Kiro" w:date="2026-10-11T00:00:00Z">
         <w:r>
           <w:rPr>
             <w:vertAlign w:val="superscript"/>
@@ -5967,12 +6131,12 @@
           <w:delText xml:space="preserve">[72]</w:delText>
         </w:r>
       </w:del>
-      <w:del w:id="5245" w:author="Kiro" w:date="2026-10-11T00:00:00Z">
+      <w:del w:id="5273" w:author="Kiro" w:date="2026-10-11T00:00:00Z">
         <w:r>
           <w:delText xml:space="preserve">。藏鸡的供氧适应涉及血红蛋白的氧结合特性和组织释氧能力。αD珠蛋白Met32Leu变异与较高氧亲和力相关</w:delText>
         </w:r>
       </w:del>
-      <w:del w:id="5246" w:author="Kiro" w:date="2026-10-11T00:00:00Z">
+      <w:del w:id="5274" w:author="Kiro" w:date="2026-10-11T00:00:00Z">
         <w:r>
           <w:rPr>
             <w:vertAlign w:val="superscript"/>
@@ -5980,12 +6144,12 @@
           <w:delText xml:space="preserve">[73]</w:delText>
         </w:r>
       </w:del>
-      <w:del w:id="5247" w:author="Kiro" w:date="2026-10-11T00:00:00Z">
+      <w:del w:id="5275" w:author="Kiro" w:date="2026-10-11T00:00:00Z">
         <w:r>
           <w:delText xml:space="preserve">；另一项晚期胚胎研究发现，低氧孵化的藏鸡血红蛋白具有更强的协同性和释氧能力</w:delText>
         </w:r>
       </w:del>
-      <w:del w:id="5248" w:author="Kiro" w:date="2026-10-11T00:00:00Z">
+      <w:del w:id="5276" w:author="Kiro" w:date="2026-10-11T00:00:00Z">
         <w:r>
           <w:rPr>
             <w:vertAlign w:val="superscript"/>
@@ -5993,12 +6157,12 @@
           <w:delText xml:space="preserve">[74]</w:delText>
         </w:r>
       </w:del>
-      <w:del w:id="5249" w:author="Kiro" w:date="2026-10-11T00:00:00Z">
+      <w:del w:id="5277" w:author="Kiro" w:date="2026-10-11T00:00:00Z">
         <w:r>
           <w:delText xml:space="preserve">。选择扫描和胚胎转录组研究涉及的主要功能包括氧运输与缺氧应答（</w:delText>
         </w:r>
       </w:del>
-      <w:del w:id="5250" w:author="Kiro" w:date="2026-10-11T00:00:00Z">
+      <w:del w:id="5278" w:author="Kiro" w:date="2026-10-11T00:00:00Z">
         <w:r>
           <w:rPr>
             <w:i/>
@@ -6006,12 +6170,12 @@
           <w:delText xml:space="preserve">HBAD</w:delText>
         </w:r>
       </w:del>
-      <w:del w:id="5251" w:author="Kiro" w:date="2026-10-11T00:00:00Z">
+      <w:del w:id="5279" w:author="Kiro" w:date="2026-10-11T00:00:00Z">
         <w:r>
           <w:delText xml:space="preserve">、</w:delText>
         </w:r>
       </w:del>
-      <w:del w:id="5252" w:author="Kiro" w:date="2026-10-11T00:00:00Z">
+      <w:del w:id="5280" w:author="Kiro" w:date="2026-10-11T00:00:00Z">
         <w:r>
           <w:rPr>
             <w:i/>
@@ -6019,12 +6183,12 @@
           <w:delText xml:space="preserve">ARNT</w:delText>
         </w:r>
       </w:del>
-      <w:del w:id="5253" w:author="Kiro" w:date="2026-10-11T00:00:00Z">
+      <w:del w:id="5281" w:author="Kiro" w:date="2026-10-11T00:00:00Z">
         <w:r>
           <w:delText xml:space="preserve">）</w:delText>
         </w:r>
       </w:del>
-      <w:del w:id="5254" w:author="Kiro" w:date="2026-10-11T00:00:00Z">
+      <w:del w:id="5282" w:author="Kiro" w:date="2026-10-11T00:00:00Z">
         <w:r>
           <w:rPr>
             <w:vertAlign w:val="superscript"/>
@@ -6032,12 +6196,12 @@
           <w:delText xml:space="preserve">[75,76]</w:delText>
         </w:r>
       </w:del>
-      <w:del w:id="5255" w:author="Kiro" w:date="2026-10-11T00:00:00Z">
+      <w:del w:id="5283" w:author="Kiro" w:date="2026-10-11T00:00:00Z">
         <w:r>
           <w:delText xml:space="preserve">、心肺发育与血管生成（</w:delText>
         </w:r>
       </w:del>
-      <w:del w:id="5256" w:author="Kiro" w:date="2026-10-11T00:00:00Z">
+      <w:del w:id="5284" w:author="Kiro" w:date="2026-10-11T00:00:00Z">
         <w:r>
           <w:rPr>
             <w:i/>
@@ -6045,12 +6209,12 @@
           <w:delText xml:space="preserve">FGFR1</w:delText>
         </w:r>
       </w:del>
-      <w:del w:id="5257" w:author="Kiro" w:date="2026-10-11T00:00:00Z">
+      <w:del w:id="5285" w:author="Kiro" w:date="2026-10-11T00:00:00Z">
         <w:r>
           <w:delText xml:space="preserve">、</w:delText>
         </w:r>
       </w:del>
-      <w:del w:id="5258" w:author="Kiro" w:date="2026-10-11T00:00:00Z">
+      <w:del w:id="5286" w:author="Kiro" w:date="2026-10-11T00:00:00Z">
         <w:r>
           <w:rPr>
             <w:i/>
@@ -6058,12 +6222,12 @@
           <w:delText xml:space="preserve">CTGF</w:delText>
         </w:r>
       </w:del>
-      <w:del w:id="5259" w:author="Kiro" w:date="2026-10-11T00:00:00Z">
+      <w:del w:id="5287" w:author="Kiro" w:date="2026-10-11T00:00:00Z">
         <w:r>
           <w:delText xml:space="preserve">），以及DNA修复和辐射应答（</w:delText>
         </w:r>
       </w:del>
-      <w:del w:id="5260" w:author="Kiro" w:date="2026-10-11T00:00:00Z">
+      <w:del w:id="5288" w:author="Kiro" w:date="2026-10-11T00:00:00Z">
         <w:r>
           <w:rPr>
             <w:i/>
@@ -6071,12 +6235,12 @@
           <w:delText xml:space="preserve">VCP</w:delText>
         </w:r>
       </w:del>
-      <w:del w:id="5261" w:author="Kiro" w:date="2026-10-11T00:00:00Z">
+      <w:del w:id="5289" w:author="Kiro" w:date="2026-10-11T00:00:00Z">
         <w:r>
           <w:delText xml:space="preserve">、</w:delText>
         </w:r>
       </w:del>
-      <w:del w:id="5262" w:author="Kiro" w:date="2026-10-11T00:00:00Z">
+      <w:del w:id="5290" w:author="Kiro" w:date="2026-10-11T00:00:00Z">
         <w:r>
           <w:rPr>
             <w:i/>
@@ -6084,12 +6248,12 @@
           <w:delText xml:space="preserve">FANCG</w:delText>
         </w:r>
       </w:del>
-      <w:del w:id="5263" w:author="Kiro" w:date="2026-10-11T00:00:00Z">
+      <w:del w:id="5291" w:author="Kiro" w:date="2026-10-11T00:00:00Z">
         <w:r>
           <w:delText xml:space="preserve">）</w:delText>
         </w:r>
       </w:del>
-      <w:del w:id="5264" w:author="Kiro" w:date="2026-10-11T00:00:00Z">
+      <w:del w:id="5292" w:author="Kiro" w:date="2026-10-11T00:00:00Z">
         <w:r>
           <w:rPr>
             <w:vertAlign w:val="superscript"/>
@@ -6097,12 +6261,12 @@
           <w:delText xml:space="preserve">[77]</w:delText>
         </w:r>
       </w:del>
-      <w:del w:id="5265" w:author="Kiro" w:date="2026-10-11T00:00:00Z">
+      <w:del w:id="5293" w:author="Kiro" w:date="2026-10-11T00:00:00Z">
         <w:r>
           <w:delText xml:space="preserve">；肝脏表达差异还集中在脂肪酸代谢、能量生成和谷胱甘肽抗氧化过程</w:delText>
         </w:r>
       </w:del>
-      <w:del w:id="5266" w:author="Kiro" w:date="2026-10-11T00:00:00Z">
+      <w:del w:id="5294" w:author="Kiro" w:date="2026-10-11T00:00:00Z">
         <w:r>
           <w:rPr>
             <w:vertAlign w:val="superscript"/>
@@ -6110,12 +6274,12 @@
           <w:delText xml:space="preserve">[76]</w:delText>
         </w:r>
       </w:del>
-      <w:del w:id="5267" w:author="Kiro" w:date="2026-10-11T00:00:00Z">
+      <w:del w:id="5295" w:author="Kiro" w:date="2026-10-11T00:00:00Z">
         <w:r>
           <w:delText xml:space="preserve">。</w:delText>
         </w:r>
       </w:del>
-      <w:ins w:id="5268" w:author="Kiro" w:date="2026-10-11T00:00:00Z">
+      <w:ins w:id="5296" w:author="Kiro" w:date="2026-10-11T00:00:00Z">
         <w:r>
           <w:rPr>
             <w:b/>
@@ -6346,7 +6510,7 @@
       <w:pPr>
         <w:jc w:val="both"/>
       </w:pPr>
-      <w:del w:id="5269" w:author="Kiro" w:date="2026-10-11T00:00:00Z">
+      <w:del w:id="5297" w:author="Kiro" w:date="2026-10-11T00:00:00Z">
         <w:r>
           <w:rPr>
             <w:b/>
@@ -6354,12 +6518,12 @@
           <w:delText xml:space="preserve">温度适应。</w:delText>
         </w:r>
       </w:del>
-      <w:del w:id="5270" w:author="Kiro" w:date="2026-10-11T00:00:00Z">
+      <w:del w:id="5298" w:author="Kiro" w:date="2026-10-11T00:00:00Z">
         <w:r>
           <w:delText xml:space="preserve">高温抑制肉鸡生长和胸肉产量，其影响随日龄和遗传背景而改变</w:delText>
         </w:r>
       </w:del>
-      <w:del w:id="5271" w:author="Kiro" w:date="2026-10-11T00:00:00Z">
+      <w:del w:id="5299" w:author="Kiro" w:date="2026-10-11T00:00:00Z">
         <w:r>
           <w:rPr>
             <w:vertAlign w:val="superscript"/>
@@ -6367,12 +6531,12 @@
           <w:delText xml:space="preserve">[81]</w:delText>
         </w:r>
       </w:del>
-      <w:del w:id="5272" w:author="Kiro" w:date="2026-10-11T00:00:00Z">
+      <w:del w:id="5300" w:author="Kiro" w:date="2026-10-11T00:00:00Z">
         <w:r>
           <w:delText xml:space="preserve">。耐热性也能响应人工选择：在40.6℃、75%相对湿度下按存活时间进行4代双向选择后，5周龄白来航高、低耐热系的存活时间分别为86和58 min</w:delText>
         </w:r>
       </w:del>
-      <w:del w:id="5273" w:author="Kiro" w:date="2026-10-11T00:00:00Z">
+      <w:del w:id="5301" w:author="Kiro" w:date="2026-10-11T00:00:00Z">
         <w:r>
           <w:rPr>
             <w:vertAlign w:val="superscript"/>
@@ -6380,12 +6544,12 @@
           <w:delText xml:space="preserve">[82]</w:delText>
         </w:r>
       </w:del>
-      <w:del w:id="5274" w:author="Kiro" w:date="2026-10-11T00:00:00Z">
+      <w:del w:id="5302" w:author="Kiro" w:date="2026-10-11T00:00:00Z">
         <w:r>
           <w:delText xml:space="preserve">。减少羽毛覆盖改善了散热。在35℃试验中，无羽鸡维持了接近25℃时的生长，而裸颈鸡的生长优势较小</w:delText>
         </w:r>
       </w:del>
-      <w:del w:id="5275" w:author="Kiro" w:date="2026-10-11T00:00:00Z">
+      <w:del w:id="5303" w:author="Kiro" w:date="2026-10-11T00:00:00Z">
         <w:r>
           <w:rPr>
             <w:vertAlign w:val="superscript"/>
@@ -6393,12 +6557,12 @@
           <w:delText xml:space="preserve">[83]</w:delText>
         </w:r>
       </w:del>
-      <w:del w:id="5276" w:author="Kiro" w:date="2026-10-11T00:00:00Z">
+      <w:del w:id="5304" w:author="Kiro" w:date="2026-10-11T00:00:00Z">
         <w:r>
           <w:delText xml:space="preserve">。热带与温带鸡的基因组比较进一步检出代谢调节（</w:delText>
         </w:r>
       </w:del>
-      <w:del w:id="5277" w:author="Kiro" w:date="2026-10-11T00:00:00Z">
+      <w:del w:id="5305" w:author="Kiro" w:date="2026-10-11T00:00:00Z">
         <w:r>
           <w:rPr>
             <w:i/>
@@ -6406,12 +6570,12 @@
           <w:delText xml:space="preserve">FABP2</w:delText>
         </w:r>
       </w:del>
-      <w:del w:id="5278" w:author="Kiro" w:date="2026-10-11T00:00:00Z">
+      <w:del w:id="5306" w:author="Kiro" w:date="2026-10-11T00:00:00Z">
         <w:r>
           <w:delText xml:space="preserve">、</w:delText>
         </w:r>
       </w:del>
-      <w:del w:id="5279" w:author="Kiro" w:date="2026-10-11T00:00:00Z">
+      <w:del w:id="5307" w:author="Kiro" w:date="2026-10-11T00:00:00Z">
         <w:r>
           <w:rPr>
             <w:i/>
@@ -6419,12 +6583,12 @@
           <w:delText xml:space="preserve">RAMP3</w:delText>
         </w:r>
       </w:del>
-      <w:del w:id="5280" w:author="Kiro" w:date="2026-10-11T00:00:00Z">
+      <w:del w:id="5308" w:author="Kiro" w:date="2026-10-11T00:00:00Z">
         <w:r>
           <w:delText xml:space="preserve">、</w:delText>
         </w:r>
       </w:del>
-      <w:del w:id="5281" w:author="Kiro" w:date="2026-10-11T00:00:00Z">
+      <w:del w:id="5309" w:author="Kiro" w:date="2026-10-11T00:00:00Z">
         <w:r>
           <w:rPr>
             <w:i/>
@@ -6432,12 +6596,12 @@
           <w:delText xml:space="preserve">TSHR</w:delText>
         </w:r>
       </w:del>
-      <w:del w:id="5282" w:author="Kiro" w:date="2026-10-11T00:00:00Z">
+      <w:del w:id="5310" w:author="Kiro" w:date="2026-10-11T00:00:00Z">
         <w:r>
           <w:delText xml:space="preserve">）和血管平滑肌收缩（</w:delText>
         </w:r>
       </w:del>
-      <w:del w:id="5283" w:author="Kiro" w:date="2026-10-11T00:00:00Z">
+      <w:del w:id="5311" w:author="Kiro" w:date="2026-10-11T00:00:00Z">
         <w:r>
           <w:rPr>
             <w:i/>
@@ -6445,12 +6609,12 @@
           <w:delText xml:space="preserve">CAMK2D</w:delText>
         </w:r>
       </w:del>
-      <w:del w:id="5284" w:author="Kiro" w:date="2026-10-11T00:00:00Z">
+      <w:del w:id="5312" w:author="Kiro" w:date="2026-10-11T00:00:00Z">
         <w:r>
           <w:delText xml:space="preserve">）相关候选基因。在淮南鸡分离群体中，携带</w:delText>
         </w:r>
       </w:del>
-      <w:del w:id="5285" w:author="Kiro" w:date="2026-10-11T00:00:00Z">
+      <w:del w:id="5313" w:author="Kiro" w:date="2026-10-11T00:00:00Z">
         <w:r>
           <w:rPr>
             <w:i/>
@@ -6458,12 +6622,12 @@
           <w:delText xml:space="preserve">TSHR</w:delText>
         </w:r>
       </w:del>
-      <w:del w:id="5286" w:author="Kiro" w:date="2026-10-11T00:00:00Z">
+      <w:del w:id="5314" w:author="Kiro" w:date="2026-10-11T00:00:00Z">
         <w:r>
           <w:delText xml:space="preserve"> Gly558Arg变异的纯合子经35±1℃、12 h热应激试验后，血清丙氨酸氨基转移酶、乳酸脱氢酶和肌酸激酶水平低于野生型</w:delText>
         </w:r>
       </w:del>
-      <w:del w:id="5287" w:author="Kiro" w:date="2026-10-11T00:00:00Z">
+      <w:del w:id="5315" w:author="Kiro" w:date="2026-10-11T00:00:00Z">
         <w:r>
           <w:rPr>
             <w:vertAlign w:val="superscript"/>
@@ -6471,12 +6635,12 @@
           <w:delText xml:space="preserve">[84]</w:delText>
         </w:r>
       </w:del>
-      <w:del w:id="5288" w:author="Kiro" w:date="2026-10-11T00:00:00Z">
+      <w:del w:id="5316" w:author="Kiro" w:date="2026-10-11T00:00:00Z">
         <w:r>
           <w:delText xml:space="preserve">。该基因与光周期及繁殖反应的关系见第6.2节。</w:delText>
         </w:r>
       </w:del>
-      <w:ins w:id="5289" w:author="Kiro" w:date="2026-10-11T00:00:00Z">
+      <w:ins w:id="5317" w:author="Kiro" w:date="2026-10-11T00:00:00Z">
         <w:r>
           <w:rPr>
             <w:b/>
@@ -6991,7 +7155,7 @@
       <w:pPr>
         <w:jc w:val="both"/>
       </w:pPr>
-      <w:del w:id="5290" w:author="Kiro" w:date="2026-10-11T00:00:00Z">
+      <w:del w:id="5318" w:author="Kiro" w:date="2026-10-11T00:00:00Z">
         <w:r>
           <w:rPr>
             <w:b/>
@@ -6999,12 +7163,12 @@
           <w:delText xml:space="preserve">繁殖。</w:delText>
         </w:r>
       </w:del>
-      <w:del w:id="5291" w:author="Kiro" w:date="2026-10-11T00:00:00Z">
+      <w:del w:id="5319" w:author="Kiro" w:date="2026-10-11T00:00:00Z">
         <w:r>
           <w:delText xml:space="preserve">繁殖改良涉及性成熟、产蛋持续性、孵抱行为和受精能力。相关遗传差异包括光周期反应（</w:delText>
         </w:r>
       </w:del>
-      <w:del w:id="5292" w:author="Kiro" w:date="2026-10-11T00:00:00Z">
+      <w:del w:id="5320" w:author="Kiro" w:date="2026-10-11T00:00:00Z">
         <w:r>
           <w:rPr>
             <w:i/>
@@ -7012,12 +7176,12 @@
           <w:delText xml:space="preserve">TSHR</w:delText>
         </w:r>
       </w:del>
-      <w:del w:id="5293" w:author="Kiro" w:date="2026-10-11T00:00:00Z">
+      <w:del w:id="5321" w:author="Kiro" w:date="2026-10-11T00:00:00Z">
         <w:r>
           <w:delText xml:space="preserve">）</w:delText>
         </w:r>
       </w:del>
-      <w:del w:id="5294" w:author="Kiro" w:date="2026-10-11T00:00:00Z">
+      <w:del w:id="5322" w:author="Kiro" w:date="2026-10-11T00:00:00Z">
         <w:r>
           <w:rPr>
             <w:vertAlign w:val="superscript"/>
@@ -7025,12 +7189,12 @@
           <w:delText xml:space="preserve">[108]</w:delText>
         </w:r>
       </w:del>
-      <w:del w:id="5295" w:author="Kiro" w:date="2026-10-11T00:00:00Z">
+      <w:del w:id="5323" w:author="Kiro" w:date="2026-10-11T00:00:00Z">
         <w:r>
           <w:delText xml:space="preserve">、孵抱行为相关基因座</w:delText>
         </w:r>
       </w:del>
-      <w:del w:id="5296" w:author="Kiro" w:date="2026-10-11T00:00:00Z">
+      <w:del w:id="5324" w:author="Kiro" w:date="2026-10-11T00:00:00Z">
         <w:r>
           <w:rPr>
             <w:vertAlign w:val="superscript"/>
@@ -7038,12 +7202,12 @@
           <w:delText xml:space="preserve">[109]</w:delText>
         </w:r>
       </w:del>
-      <w:del w:id="5297" w:author="Kiro" w:date="2026-10-11T00:00:00Z">
+      <w:del w:id="5325" w:author="Kiro" w:date="2026-10-11T00:00:00Z">
         <w:r>
           <w:delText xml:space="preserve">，以及骨代谢与繁殖性状共享的遗传区域（</w:delText>
         </w:r>
       </w:del>
-      <w:del w:id="5298" w:author="Kiro" w:date="2026-10-11T00:00:00Z">
+      <w:del w:id="5326" w:author="Kiro" w:date="2026-10-11T00:00:00Z">
         <w:r>
           <w:rPr>
             <w:i/>
@@ -7051,12 +7215,12 @@
           <w:delText xml:space="preserve">HAO1</w:delText>
         </w:r>
       </w:del>
-      <w:del w:id="5299" w:author="Kiro" w:date="2026-10-11T00:00:00Z">
+      <w:del w:id="5327" w:author="Kiro" w:date="2026-10-11T00:00:00Z">
         <w:r>
           <w:delText xml:space="preserve">、</w:delText>
         </w:r>
       </w:del>
-      <w:del w:id="5300" w:author="Kiro" w:date="2026-10-11T00:00:00Z">
+      <w:del w:id="5328" w:author="Kiro" w:date="2026-10-11T00:00:00Z">
         <w:r>
           <w:rPr>
             <w:i/>
@@ -7064,12 +7228,12 @@
           <w:delText xml:space="preserve">BMP2</w:delText>
         </w:r>
       </w:del>
-      <w:del w:id="5301" w:author="Kiro" w:date="2026-10-11T00:00:00Z">
+      <w:del w:id="5329" w:author="Kiro" w:date="2026-10-11T00:00:00Z">
         <w:r>
           <w:delText xml:space="preserve">附近）</w:delText>
         </w:r>
       </w:del>
-      <w:del w:id="5302" w:author="Kiro" w:date="2026-10-11T00:00:00Z">
+      <w:del w:id="5330" w:author="Kiro" w:date="2026-10-11T00:00:00Z">
         <w:r>
           <w:rPr>
             <w:vertAlign w:val="superscript"/>
@@ -7077,12 +7241,12 @@
           <w:delText xml:space="preserve">[110]</w:delText>
         </w:r>
       </w:del>
-      <w:del w:id="5303" w:author="Kiro" w:date="2026-10-11T00:00:00Z">
+      <w:del w:id="5331" w:author="Kiro" w:date="2026-10-11T00:00:00Z">
         <w:r>
           <w:delText xml:space="preserve">。在红原鸡与白来航互交群体中，携带家鸡型</w:delText>
         </w:r>
       </w:del>
-      <w:del w:id="5304" w:author="Kiro" w:date="2026-10-11T00:00:00Z">
+      <w:del w:id="5332" w:author="Kiro" w:date="2026-10-11T00:00:00Z">
         <w:r>
           <w:rPr>
             <w:i/>
@@ -7090,12 +7254,12 @@
           <w:delText xml:space="preserve">TSHR</w:delText>
         </w:r>
       </w:del>
-      <w:del w:id="5305" w:author="Kiro" w:date="2026-10-11T00:00:00Z">
+      <w:del w:id="5333" w:author="Kiro" w:date="2026-10-11T00:00:00Z">
         <w:r>
           <w:delText xml:space="preserve">等位基因（558Arg）的纯合雄鸡对日长缩短的睾丸反应较弱；在白来航与丝羽鸡互交群体中，不孵抱亲本来源的等位基因在不同基因座分别促进或抑制孵抱</w:delText>
         </w:r>
       </w:del>
-      <w:del w:id="5306" w:author="Kiro" w:date="2026-10-11T00:00:00Z">
+      <w:del w:id="5334" w:author="Kiro" w:date="2026-10-11T00:00:00Z">
         <w:r>
           <w:rPr>
             <w:vertAlign w:val="superscript"/>
@@ -7103,12 +7267,12 @@
           <w:delText xml:space="preserve">[108,109]</w:delText>
         </w:r>
       </w:del>
-      <w:del w:id="5307" w:author="Kiro" w:date="2026-10-11T00:00:00Z">
+      <w:del w:id="5335" w:author="Kiro" w:date="2026-10-11T00:00:00Z">
         <w:r>
           <w:delText xml:space="preserve">。产蛋调控随阶段变化：对1004只鸡全基因组及至700日龄产蛋记录的联合分析，检出了分期产蛋的加性和显性效应</w:delText>
         </w:r>
       </w:del>
-      <w:del w:id="5308" w:author="Kiro" w:date="2026-10-11T00:00:00Z">
+      <w:del w:id="5336" w:author="Kiro" w:date="2026-10-11T00:00:00Z">
         <w:r>
           <w:rPr>
             <w:vertAlign w:val="superscript"/>
@@ -7116,12 +7280,12 @@
           <w:delText xml:space="preserve">[111]</w:delText>
         </w:r>
       </w:del>
-      <w:del w:id="5309" w:author="Kiro" w:date="2026-10-11T00:00:00Z">
+      <w:del w:id="5337" w:author="Kiro" w:date="2026-10-11T00:00:00Z">
         <w:r>
           <w:delText xml:space="preserve">。另一项研究对商业白洛克母鸡在20、30和58周龄采集的下丘脑、垂体、卵巢及肝脏样本进行分析，显示调控效应具有组织和阶段特异性</w:delText>
         </w:r>
       </w:del>
-      <w:del w:id="5310" w:author="Kiro" w:date="2026-10-11T00:00:00Z">
+      <w:del w:id="5338" w:author="Kiro" w:date="2026-10-11T00:00:00Z">
         <w:r>
           <w:rPr>
             <w:vertAlign w:val="superscript"/>
@@ -7129,12 +7293,12 @@
           <w:delText xml:space="preserve">[112]</w:delText>
         </w:r>
       </w:del>
-      <w:del w:id="5311" w:author="Kiro" w:date="2026-10-11T00:00:00Z">
+      <w:del w:id="5339" w:author="Kiro" w:date="2026-10-11T00:00:00Z">
         <w:r>
           <w:delText xml:space="preserve">。地方鸡长期选择资料中，开产日龄与产蛋量的遗传相关因品系和代次而异</w:delText>
         </w:r>
       </w:del>
-      <w:del w:id="5312" w:author="Kiro" w:date="2026-10-11T00:00:00Z">
+      <w:del w:id="5340" w:author="Kiro" w:date="2026-10-11T00:00:00Z">
         <w:r>
           <w:rPr>
             <w:vertAlign w:val="superscript"/>
@@ -7142,12 +7306,12 @@
           <w:delText xml:space="preserve">[113]</w:delText>
         </w:r>
       </w:del>
-      <w:del w:id="5313" w:author="Kiro" w:date="2026-10-11T00:00:00Z">
+      <w:del w:id="5341" w:author="Kiro" w:date="2026-10-11T00:00:00Z">
         <w:r>
           <w:delText xml:space="preserve">；弗吉尼亚鸡54代8周龄体重双向选择中，低体重选择系的性成熟延迟更明显</w:delText>
         </w:r>
       </w:del>
-      <w:del w:id="5314" w:author="Kiro" w:date="2026-10-11T00:00:00Z">
+      <w:del w:id="5342" w:author="Kiro" w:date="2026-10-11T00:00:00Z">
         <w:r>
           <w:rPr>
             <w:vertAlign w:val="superscript"/>
@@ -7155,12 +7319,12 @@
           <w:delText xml:space="preserve">[114]</w:delText>
         </w:r>
       </w:del>
-      <w:del w:id="5315" w:author="Kiro" w:date="2026-10-11T00:00:00Z">
+      <w:del w:id="5343" w:author="Kiro" w:date="2026-10-11T00:00:00Z">
         <w:r>
           <w:delText xml:space="preserve">。雄鸡的精子运动能力具有遗传基础，并影响雌体储精后的受精效率</w:delText>
         </w:r>
       </w:del>
-      <w:del w:id="5316" w:author="Kiro" w:date="2026-10-11T00:00:00Z">
+      <w:del w:id="5344" w:author="Kiro" w:date="2026-10-11T00:00:00Z">
         <w:r>
           <w:rPr>
             <w:vertAlign w:val="superscript"/>
@@ -7168,12 +7332,12 @@
           <w:delText xml:space="preserve">[115]</w:delText>
         </w:r>
       </w:del>
-      <w:del w:id="5317" w:author="Kiro" w:date="2026-10-11T00:00:00Z">
+      <w:del w:id="5345" w:author="Kiro" w:date="2026-10-11T00:00:00Z">
         <w:r>
           <w:delText xml:space="preserve">。</w:delText>
         </w:r>
       </w:del>
-      <w:ins w:id="5318" w:author="Kiro" w:date="2026-10-11T00:00:00Z">
+      <w:ins w:id="5346" w:author="Kiro" w:date="2026-10-11T00:00:00Z">
         <w:r>
           <w:rPr>
             <w:b/>
@@ -7306,7 +7470,7 @@
       <w:pPr>
         <w:jc w:val="both"/>
       </w:pPr>
-      <w:del w:id="5319" w:author="Kiro" w:date="2026-10-11T00:00:00Z">
+      <w:del w:id="5347" w:author="Kiro" w:date="2026-10-11T00:00:00Z">
         <w:r>
           <w:rPr>
             <w:b/>
@@ -7314,12 +7478,12 @@
           <w:delText xml:space="preserve">外形与观赏性状。</w:delText>
         </w:r>
       </w:del>
-      <w:del w:id="5320" w:author="Kiro" w:date="2026-10-11T00:00:00Z">
+      <w:del w:id="5348" w:author="Kiro" w:date="2026-10-11T00:00:00Z">
         <w:r>
           <w:delText xml:space="preserve">家鸡在羽色、羽型、皮肤色素及头部和四肢外形上形成了丰富的品种差异。这些性状涉及羽色和羽内图案（</w:delText>
         </w:r>
       </w:del>
-      <w:del w:id="5321" w:author="Kiro" w:date="2026-10-11T00:00:00Z">
+      <w:del w:id="5349" w:author="Kiro" w:date="2026-10-11T00:00:00Z">
         <w:r>
           <w:rPr>
             <w:i/>
@@ -7327,12 +7491,12 @@
           <w:delText xml:space="preserve">MC1R</w:delText>
         </w:r>
       </w:del>
-      <w:del w:id="5322" w:author="Kiro" w:date="2026-10-11T00:00:00Z">
+      <w:del w:id="5350" w:author="Kiro" w:date="2026-10-11T00:00:00Z">
         <w:r>
           <w:delText xml:space="preserve">、</w:delText>
         </w:r>
       </w:del>
-      <w:del w:id="5323" w:author="Kiro" w:date="2026-10-11T00:00:00Z">
+      <w:del w:id="5351" w:author="Kiro" w:date="2026-10-11T00:00:00Z">
         <w:r>
           <w:rPr>
             <w:i/>
@@ -7340,12 +7504,12 @@
           <w:delText xml:space="preserve">GJA5</w:delText>
         </w:r>
       </w:del>
-      <w:del w:id="5324" w:author="Kiro" w:date="2026-10-11T00:00:00Z">
+      <w:del w:id="5352" w:author="Kiro" w:date="2026-10-11T00:00:00Z">
         <w:r>
           <w:delText xml:space="preserve">）</w:delText>
         </w:r>
       </w:del>
-      <w:del w:id="5325" w:author="Kiro" w:date="2026-10-11T00:00:00Z">
+      <w:del w:id="5353" w:author="Kiro" w:date="2026-10-11T00:00:00Z">
         <w:r>
           <w:rPr>
             <w:vertAlign w:val="superscript"/>
@@ -7353,12 +7517,12 @@
           <w:delText xml:space="preserve">[116,117]</w:delText>
         </w:r>
       </w:del>
-      <w:del w:id="5326" w:author="Kiro" w:date="2026-10-11T00:00:00Z">
+      <w:del w:id="5354" w:author="Kiro" w:date="2026-10-11T00:00:00Z">
         <w:r>
           <w:delText xml:space="preserve">，真皮与结缔组织黑色素沉着（</w:delText>
         </w:r>
       </w:del>
-      <w:del w:id="5327" w:author="Kiro" w:date="2026-10-11T00:00:00Z">
+      <w:del w:id="5355" w:author="Kiro" w:date="2026-10-11T00:00:00Z">
         <w:r>
           <w:rPr>
             <w:i/>
@@ -7366,12 +7530,12 @@
           <w:delText xml:space="preserve">EDN3</w:delText>
         </w:r>
       </w:del>
-      <w:del w:id="5328" w:author="Kiro" w:date="2026-10-11T00:00:00Z">
+      <w:del w:id="5356" w:author="Kiro" w:date="2026-10-11T00:00:00Z">
         <w:r>
           <w:delText xml:space="preserve">）</w:delText>
         </w:r>
       </w:del>
-      <w:del w:id="5329" w:author="Kiro" w:date="2026-10-11T00:00:00Z">
+      <w:del w:id="5357" w:author="Kiro" w:date="2026-10-11T00:00:00Z">
         <w:r>
           <w:rPr>
             <w:vertAlign w:val="superscript"/>
@@ -7379,12 +7543,12 @@
           <w:delText xml:space="preserve">[118]</w:delText>
         </w:r>
       </w:del>
-      <w:del w:id="5330" w:author="Kiro" w:date="2026-10-11T00:00:00Z">
+      <w:del w:id="5358" w:author="Kiro" w:date="2026-10-11T00:00:00Z">
         <w:r>
           <w:delText xml:space="preserve">，羽毛结构（</w:delText>
         </w:r>
       </w:del>
-      <w:del w:id="5331" w:author="Kiro" w:date="2026-10-11T00:00:00Z">
+      <w:del w:id="5359" w:author="Kiro" w:date="2026-10-11T00:00:00Z">
         <w:r>
           <w:rPr>
             <w:i/>
@@ -7392,12 +7556,12 @@
           <w:delText xml:space="preserve">PDSS2</w:delText>
         </w:r>
       </w:del>
-      <w:del w:id="5332" w:author="Kiro" w:date="2026-10-11T00:00:00Z">
+      <w:del w:id="5360" w:author="Kiro" w:date="2026-10-11T00:00:00Z">
         <w:r>
           <w:delText xml:space="preserve">及角蛋白相关基因）</w:delText>
         </w:r>
       </w:del>
-      <w:del w:id="5333" w:author="Kiro" w:date="2026-10-11T00:00:00Z">
+      <w:del w:id="5361" w:author="Kiro" w:date="2026-10-11T00:00:00Z">
         <w:r>
           <w:rPr>
             <w:vertAlign w:val="superscript"/>
@@ -7405,12 +7569,12 @@
           <w:delText xml:space="preserve">[119,120,121]</w:delText>
         </w:r>
       </w:del>
-      <w:del w:id="5334" w:author="Kiro" w:date="2026-10-11T00:00:00Z">
+      <w:del w:id="5362" w:author="Kiro" w:date="2026-10-11T00:00:00Z">
         <w:r>
           <w:delText xml:space="preserve">，局部羽毛分布（</w:delText>
         </w:r>
       </w:del>
-      <w:del w:id="5335" w:author="Kiro" w:date="2026-10-11T00:00:00Z">
+      <w:del w:id="5363" w:author="Kiro" w:date="2026-10-11T00:00:00Z">
         <w:r>
           <w:rPr>
             <w:i/>
@@ -7418,12 +7582,12 @@
           <w:delText xml:space="preserve">HOXC10</w:delText>
         </w:r>
       </w:del>
-      <w:del w:id="5336" w:author="Kiro" w:date="2026-10-11T00:00:00Z">
+      <w:del w:id="5364" w:author="Kiro" w:date="2026-10-11T00:00:00Z">
         <w:r>
           <w:delText xml:space="preserve">、</w:delText>
         </w:r>
       </w:del>
-      <w:del w:id="5337" w:author="Kiro" w:date="2026-10-11T00:00:00Z">
+      <w:del w:id="5365" w:author="Kiro" w:date="2026-10-11T00:00:00Z">
         <w:r>
           <w:rPr>
             <w:i/>
@@ -7431,12 +7595,12 @@
           <w:delText xml:space="preserve">TBX5</w:delText>
         </w:r>
       </w:del>
-      <w:del w:id="5338" w:author="Kiro" w:date="2026-10-11T00:00:00Z">
+      <w:del w:id="5366" w:author="Kiro" w:date="2026-10-11T00:00:00Z">
         <w:r>
           <w:delText xml:space="preserve">、</w:delText>
         </w:r>
       </w:del>
-      <w:del w:id="5339" w:author="Kiro" w:date="2026-10-11T00:00:00Z">
+      <w:del w:id="5367" w:author="Kiro" w:date="2026-10-11T00:00:00Z">
         <w:r>
           <w:rPr>
             <w:i/>
@@ -7444,12 +7608,12 @@
           <w:delText xml:space="preserve">PITX1</w:delText>
         </w:r>
       </w:del>
-      <w:del w:id="5340" w:author="Kiro" w:date="2026-10-11T00:00:00Z">
+      <w:del w:id="5368" w:author="Kiro" w:date="2026-10-11T00:00:00Z">
         <w:r>
           <w:delText xml:space="preserve">）</w:delText>
         </w:r>
       </w:del>
-      <w:del w:id="5341" w:author="Kiro" w:date="2026-10-11T00:00:00Z">
+      <w:del w:id="5369" w:author="Kiro" w:date="2026-10-11T00:00:00Z">
         <w:r>
           <w:rPr>
             <w:vertAlign w:val="superscript"/>
@@ -7457,12 +7621,12 @@
           <w:delText xml:space="preserve">[122,123]</w:delText>
         </w:r>
       </w:del>
-      <w:del w:id="5342" w:author="Kiro" w:date="2026-10-11T00:00:00Z">
+      <w:del w:id="5370" w:author="Kiro" w:date="2026-10-11T00:00:00Z">
         <w:r>
           <w:delText xml:space="preserve">，以及鸡冠发育（</w:delText>
         </w:r>
       </w:del>
-      <w:del w:id="5343" w:author="Kiro" w:date="2026-10-11T00:00:00Z">
+      <w:del w:id="5371" w:author="Kiro" w:date="2026-10-11T00:00:00Z">
         <w:r>
           <w:rPr>
             <w:i/>
@@ -7470,12 +7634,12 @@
           <w:delText xml:space="preserve">SOX5</w:delText>
         </w:r>
       </w:del>
-      <w:del w:id="5344" w:author="Kiro" w:date="2026-10-11T00:00:00Z">
+      <w:del w:id="5372" w:author="Kiro" w:date="2026-10-11T00:00:00Z">
         <w:r>
           <w:delText xml:space="preserve">、</w:delText>
         </w:r>
       </w:del>
-      <w:del w:id="5345" w:author="Kiro" w:date="2026-10-11T00:00:00Z">
+      <w:del w:id="5373" w:author="Kiro" w:date="2026-10-11T00:00:00Z">
         <w:r>
           <w:rPr>
             <w:i/>
@@ -7483,12 +7647,12 @@
           <w:delText xml:space="preserve">MNR2</w:delText>
         </w:r>
       </w:del>
-      <w:del w:id="5346" w:author="Kiro" w:date="2026-10-11T00:00:00Z">
+      <w:del w:id="5374" w:author="Kiro" w:date="2026-10-11T00:00:00Z">
         <w:r>
           <w:delText xml:space="preserve">）</w:delText>
         </w:r>
       </w:del>
-      <w:del w:id="5347" w:author="Kiro" w:date="2026-10-11T00:00:00Z">
+      <w:del w:id="5375" w:author="Kiro" w:date="2026-10-11T00:00:00Z">
         <w:r>
           <w:rPr>
             <w:vertAlign w:val="superscript"/>
@@ -7496,12 +7660,12 @@
           <w:delText xml:space="preserve">[124,125]</w:delText>
         </w:r>
       </w:del>
-      <w:del w:id="5348" w:author="Kiro" w:date="2026-10-11T00:00:00Z">
+      <w:del w:id="5376" w:author="Kiro" w:date="2026-10-11T00:00:00Z">
         <w:r>
           <w:delText xml:space="preserve">。不同氨基酸替换的组合对</w:delText>
         </w:r>
       </w:del>
-      <w:del w:id="5349" w:author="Kiro" w:date="2026-10-11T00:00:00Z">
+      <w:del w:id="5377" w:author="Kiro" w:date="2026-10-11T00:00:00Z">
         <w:r>
           <w:rPr>
             <w:i/>
@@ -7509,12 +7673,12 @@
           <w:delText xml:space="preserve">MC1R</w:delText>
         </w:r>
       </w:del>
-      <w:del w:id="5350" w:author="Kiro" w:date="2026-10-11T00:00:00Z">
+      <w:del w:id="5378" w:author="Kiro" w:date="2026-10-11T00:00:00Z">
         <w:r>
           <w:delText xml:space="preserve">信号产生增强或抑制作用，</w:delText>
         </w:r>
       </w:del>
-      <w:del w:id="5351" w:author="Kiro" w:date="2026-10-11T00:00:00Z">
+      <w:del w:id="5379" w:author="Kiro" w:date="2026-10-11T00:00:00Z">
         <w:r>
           <w:rPr>
             <w:i/>
@@ -7522,12 +7686,12 @@
           <w:delText xml:space="preserve">PDSS2</w:delText>
         </w:r>
       </w:del>
-      <w:del w:id="5352" w:author="Kiro" w:date="2026-10-11T00:00:00Z">
+      <w:del w:id="5380" w:author="Kiro" w:date="2026-10-11T00:00:00Z">
         <w:r>
           <w:delText xml:space="preserve">调控变异降低其表达，</w:delText>
         </w:r>
       </w:del>
-      <w:del w:id="5353" w:author="Kiro" w:date="2026-10-11T00:00:00Z">
+      <w:del w:id="5381" w:author="Kiro" w:date="2026-10-11T00:00:00Z">
         <w:r>
           <w:rPr>
             <w:i/>
@@ -7535,12 +7699,12 @@
           <w:delText xml:space="preserve">HOXC10</w:delText>
         </w:r>
       </w:del>
-      <w:del w:id="5354" w:author="Kiro" w:date="2026-10-11T00:00:00Z">
+      <w:del w:id="5382" w:author="Kiro" w:date="2026-10-11T00:00:00Z">
         <w:r>
           <w:delText xml:space="preserve">内含子的195 bp重复与头部</w:delText>
         </w:r>
       </w:del>
-      <w:del w:id="5355" w:author="Kiro" w:date="2026-10-11T00:00:00Z">
+      <w:del w:id="5383" w:author="Kiro" w:date="2026-10-11T00:00:00Z">
         <w:r>
           <w:rPr>
             <w:i/>
@@ -7548,12 +7712,12 @@
           <w:delText xml:space="preserve">HOXC</w:delText>
         </w:r>
       </w:del>
-      <w:del w:id="5356" w:author="Kiro" w:date="2026-10-11T00:00:00Z">
+      <w:del w:id="5384" w:author="Kiro" w:date="2026-10-11T00:00:00Z">
         <w:r>
           <w:delText xml:space="preserve">基因簇异位表达及羽冠形成相关</w:delText>
         </w:r>
       </w:del>
-      <w:del w:id="5357" w:author="Kiro" w:date="2026-10-11T00:00:00Z">
+      <w:del w:id="5385" w:author="Kiro" w:date="2026-10-11T00:00:00Z">
         <w:r>
           <w:rPr>
             <w:vertAlign w:val="superscript"/>
@@ -7561,12 +7725,12 @@
           <w:delText xml:space="preserve">[116,119,122]</w:delText>
         </w:r>
       </w:del>
-      <w:del w:id="5358" w:author="Kiro" w:date="2026-10-11T00:00:00Z">
+      <w:del w:id="5386" w:author="Kiro" w:date="2026-10-11T00:00:00Z">
         <w:r>
           <w:delText xml:space="preserve">。卷羽的遗传基础存在品种差异：早期研究鉴定了</w:delText>
         </w:r>
       </w:del>
-      <w:del w:id="5359" w:author="Kiro" w:date="2026-10-11T00:00:00Z">
+      <w:del w:id="5387" w:author="Kiro" w:date="2026-10-11T00:00:00Z">
         <w:r>
           <w:rPr>
             <w:i/>
@@ -7574,12 +7738,12 @@
           <w:delText xml:space="preserve">KRT6A</w:delText>
         </w:r>
       </w:del>
-      <w:del w:id="5360" w:author="Kiro" w:date="2026-10-11T00:00:00Z">
+      <w:del w:id="5388" w:author="Kiro" w:date="2026-10-11T00:00:00Z">
         <w:r>
           <w:delText xml:space="preserve">（原文称</w:delText>
         </w:r>
       </w:del>
-      <w:del w:id="5361" w:author="Kiro" w:date="2026-10-11T00:00:00Z">
+      <w:del w:id="5389" w:author="Kiro" w:date="2026-10-11T00:00:00Z">
         <w:r>
           <w:rPr>
             <w:i/>
@@ -7587,12 +7751,12 @@
           <w:delText xml:space="preserve">KRT75</w:delText>
         </w:r>
       </w:del>
-      <w:del w:id="5362" w:author="Kiro" w:date="2026-10-11T00:00:00Z">
+      <w:del w:id="5390" w:author="Kiro" w:date="2026-10-11T00:00:00Z">
         <w:r>
           <w:delText xml:space="preserve">）变异，麒麟鸡卷羽则与</w:delText>
         </w:r>
       </w:del>
-      <w:del w:id="5363" w:author="Kiro" w:date="2026-10-11T00:00:00Z">
+      <w:del w:id="5391" w:author="Kiro" w:date="2026-10-11T00:00:00Z">
         <w:r>
           <w:rPr>
             <w:i/>
@@ -7600,12 +7764,12 @@
           <w:delText xml:space="preserve">KRT75L4</w:delText>
         </w:r>
       </w:del>
-      <w:del w:id="5364" w:author="Kiro" w:date="2026-10-11T00:00:00Z">
+      <w:del w:id="5392" w:author="Kiro" w:date="2026-10-11T00:00:00Z">
         <w:r>
           <w:delText xml:space="preserve">的15 bp缺失相关</w:delText>
         </w:r>
       </w:del>
-      <w:del w:id="5365" w:author="Kiro" w:date="2026-10-11T00:00:00Z">
+      <w:del w:id="5393" w:author="Kiro" w:date="2026-10-11T00:00:00Z">
         <w:r>
           <w:rPr>
             <w:vertAlign w:val="superscript"/>
@@ -7613,12 +7777,12 @@
           <w:delText xml:space="preserve">[120,121]</w:delText>
         </w:r>
       </w:del>
-      <w:del w:id="5366" w:author="Kiro" w:date="2026-10-11T00:00:00Z">
+      <w:del w:id="5394" w:author="Kiro" w:date="2026-10-11T00:00:00Z">
         <w:r>
           <w:delText xml:space="preserve">。44个品种的517只纤维黑色素沉着鸡共享</w:delText>
         </w:r>
       </w:del>
-      <w:del w:id="5367" w:author="Kiro" w:date="2026-10-11T00:00:00Z">
+      <w:del w:id="5395" w:author="Kiro" w:date="2026-10-11T00:00:00Z">
         <w:r>
           <w:rPr>
             <w:i/>
@@ -7626,12 +7790,12 @@
           <w:delText xml:space="preserve">EDN3</w:delText>
         </w:r>
       </w:del>
-      <w:del w:id="5368" w:author="Kiro" w:date="2026-10-11T00:00:00Z">
+      <w:del w:id="5396" w:author="Kiro" w:date="2026-10-11T00:00:00Z">
         <w:r>
           <w:delText xml:space="preserve">区域的复杂重排</w:delText>
         </w:r>
       </w:del>
-      <w:del w:id="5369" w:author="Kiro" w:date="2026-10-11T00:00:00Z">
+      <w:del w:id="5397" w:author="Kiro" w:date="2026-10-11T00:00:00Z">
         <w:r>
           <w:rPr>
             <w:vertAlign w:val="superscript"/>
@@ -7639,12 +7803,12 @@
           <w:delText xml:space="preserve">[118,126]</w:delText>
         </w:r>
       </w:del>
-      <w:del w:id="5370" w:author="Kiro" w:date="2026-10-11T00:00:00Z">
+      <w:del w:id="5398" w:author="Kiro" w:date="2026-10-11T00:00:00Z">
         <w:r>
           <w:delText xml:space="preserve">。玫瑰冠R1等位型的结构重排改变鸡冠形态，并与R1纯合雄鸡精子运动能力下降相关</w:delText>
         </w:r>
       </w:del>
-      <w:del w:id="5371" w:author="Kiro" w:date="2026-10-11T00:00:00Z">
+      <w:del w:id="5399" w:author="Kiro" w:date="2026-10-11T00:00:00Z">
         <w:r>
           <w:rPr>
             <w:vertAlign w:val="superscript"/>
@@ -7652,12 +7816,12 @@
           <w:delText xml:space="preserve">[125]</w:delText>
         </w:r>
       </w:del>
-      <w:del w:id="5372" w:author="Kiro" w:date="2026-10-11T00:00:00Z">
+      <w:del w:id="5400" w:author="Kiro" w:date="2026-10-11T00:00:00Z">
         <w:r>
           <w:delText xml:space="preserve">。</w:delText>
         </w:r>
       </w:del>
-      <w:ins w:id="5373" w:author="Kiro" w:date="2026-10-11T00:00:00Z">
+      <w:ins w:id="5401" w:author="Kiro" w:date="2026-10-11T00:00:00Z">
         <w:r>
           <w:rPr>
             <w:b/>
@@ -8029,12 +8193,12 @@
       <w:pPr>
         <w:jc w:val="both"/>
       </w:pPr>
-      <w:del w:id="5374" w:author="Kiro" w:date="2026-10-11T00:00:00Z">
+      <w:del w:id="5402" w:author="Kiro" w:date="2026-10-11T00:00:00Z">
         <w:r>
           <w:delText xml:space="preserve">家鸡向原鸡的反向输入也改变了野生群体的遗传组成。印度的核标记研究和新加坡的基因组分析均检出家鸡向红原鸡的渗入，个体间的渗入程度不同</w:delText>
         </w:r>
       </w:del>
-      <w:del w:id="5375" w:author="Kiro" w:date="2026-10-11T00:00:00Z">
+      <w:del w:id="5403" w:author="Kiro" w:date="2026-10-11T00:00:00Z">
         <w:r>
           <w:rPr>
             <w:vertAlign w:val="superscript"/>
@@ -8042,12 +8206,12 @@
           <w:delText xml:space="preserve">[20,132]</w:delText>
         </w:r>
       </w:del>
-      <w:del w:id="5376" w:author="Kiro" w:date="2026-10-11T00:00:00Z">
+      <w:del w:id="5404" w:author="Kiro" w:date="2026-10-11T00:00:00Z">
         <w:r>
           <w:delText xml:space="preserve">。以历史标本为参照，51只家鸡与63只原鸡的基因组比较显示，近百年来家鸡输入增加；其中部分现代红原鸡的全局家鸡祖源估计约占20%—50%</w:delText>
         </w:r>
       </w:del>
-      <w:del w:id="5377" w:author="Kiro" w:date="2026-10-11T00:00:00Z">
+      <w:del w:id="5405" w:author="Kiro" w:date="2026-10-11T00:00:00Z">
         <w:r>
           <w:rPr>
             <w:vertAlign w:val="superscript"/>
@@ -8055,12 +8219,12 @@
           <w:delText xml:space="preserve">[19]</w:delText>
         </w:r>
       </w:del>
-      <w:del w:id="5378" w:author="Kiro" w:date="2026-10-11T00:00:00Z">
+      <w:del w:id="5406" w:author="Kiro" w:date="2026-10-11T00:00:00Z">
         <w:r>
           <w:delText xml:space="preserve">。30个核内含子的分析还支持家鸡向绿原鸡的输入</w:delText>
         </w:r>
       </w:del>
-      <w:del w:id="5379" w:author="Kiro" w:date="2026-10-11T00:00:00Z">
+      <w:del w:id="5407" w:author="Kiro" w:date="2026-10-11T00:00:00Z">
         <w:r>
           <w:rPr>
             <w:vertAlign w:val="superscript"/>
@@ -8068,12 +8232,12 @@
           <w:delText xml:space="preserve">[15]</w:delText>
         </w:r>
       </w:del>
-      <w:del w:id="5380" w:author="Kiro" w:date="2026-10-11T00:00:00Z">
+      <w:del w:id="5408" w:author="Kiro" w:date="2026-10-11T00:00:00Z">
         <w:r>
           <w:delText xml:space="preserve">。</w:delText>
         </w:r>
       </w:del>
-      <w:ins w:id="5381" w:author="Kiro" w:date="2026-10-11T00:00:00Z">
+      <w:ins w:id="5409" w:author="Kiro" w:date="2026-10-11T00:00:00Z">
         <w:r>
           <w:t xml:space="preserve">家鸡向原鸡的反向输入也改变了野生群体的遗传组成。印度的核标记研究和新加坡的基因组分析均检出家鸡向红原鸡的渗入，个体间的渗入程度不同</w:t>
         </w:r>
@@ -8197,12 +8361,12 @@
       <w:pPr>
         <w:jc w:val="both"/>
       </w:pPr>
-      <w:del w:id="5382" w:author="Kiro" w:date="2026-10-11T00:00:00Z">
+      <w:del w:id="5410" w:author="Kiro" w:date="2026-10-11T00:00:00Z">
         <w:r>
           <w:delText xml:space="preserve">地方和传统品种参与商业鸡的育成，商业种源又向地方群体输入遗传成分。线粒体研究显示，东亚鸡曾多次参与荷兰传统品种及西方商业鸡的母系构成；涵盖636个基因组、43个群体的分析进一步表明，亚洲重型品种是现代肉鸡的重要祖源</w:delText>
         </w:r>
       </w:del>
-      <w:del w:id="5383" w:author="Kiro" w:date="2026-10-11T00:00:00Z">
+      <w:del w:id="5411" w:author="Kiro" w:date="2026-10-11T00:00:00Z">
         <w:r>
           <w:rPr>
             <w:vertAlign w:val="superscript"/>
@@ -8210,12 +8374,12 @@
           <w:delText xml:space="preserve">[139,140]</w:delText>
         </w:r>
       </w:del>
-      <w:del w:id="5384" w:author="Kiro" w:date="2026-10-11T00:00:00Z">
+      <w:del w:id="5412" w:author="Kiro" w:date="2026-10-11T00:00:00Z">
         <w:r>
           <w:delText xml:space="preserve">。迁移模型支持中国斗鸡向商业洛岛红鸡、沙栏鸡向商业麻黄鸡，以及商业小白鸡向阳山鸡和惠阳胡须鸡的基因交流</w:delText>
         </w:r>
       </w:del>
-      <w:del w:id="5385" w:author="Kiro" w:date="2026-10-11T00:00:00Z">
+      <w:del w:id="5413" w:author="Kiro" w:date="2026-10-11T00:00:00Z">
         <w:r>
           <w:rPr>
             <w:vertAlign w:val="superscript"/>
@@ -8223,12 +8387,12 @@
           <w:delText xml:space="preserve">[141,142]</w:delText>
         </w:r>
       </w:del>
-      <w:del w:id="5386" w:author="Kiro" w:date="2026-10-11T00:00:00Z">
+      <w:del w:id="5414" w:author="Kiro" w:date="2026-10-11T00:00:00Z">
         <w:r>
           <w:delText xml:space="preserve">。华南微卫星研究较早检出了商业鸡与地方鸡的混合信号</w:delText>
         </w:r>
       </w:del>
-      <w:del w:id="5387" w:author="Kiro" w:date="2026-10-11T00:00:00Z">
+      <w:del w:id="5415" w:author="Kiro" w:date="2026-10-11T00:00:00Z">
         <w:r>
           <w:rPr>
             <w:vertAlign w:val="superscript"/>
@@ -8236,12 +8400,12 @@
           <w:delText xml:space="preserve">[143]</w:delText>
         </w:r>
       </w:del>
-      <w:del w:id="5388" w:author="Kiro" w:date="2026-10-11T00:00:00Z">
+      <w:del w:id="5416" w:author="Kiro" w:date="2026-10-11T00:00:00Z">
         <w:r>
           <w:delText xml:space="preserve">。随后，针对1187只鸡的基因组芯片分析以白洛克肉鸡为参照，在八个中国地方品种中识别出商业相关的候选渗入区段</w:delText>
         </w:r>
       </w:del>
-      <w:del w:id="5389" w:author="Kiro" w:date="2026-10-11T00:00:00Z">
+      <w:del w:id="5417" w:author="Kiro" w:date="2026-10-11T00:00:00Z">
         <w:r>
           <w:rPr>
             <w:vertAlign w:val="superscript"/>
@@ -8249,12 +8413,12 @@
           <w:delText xml:space="preserve">[21]</w:delText>
         </w:r>
       </w:del>
-      <w:del w:id="5390" w:author="Kiro" w:date="2026-10-11T00:00:00Z">
+      <w:del w:id="5418" w:author="Kiro" w:date="2026-10-11T00:00:00Z">
         <w:r>
           <w:delText xml:space="preserve">。商业成分的输入也见于其他地方群体：部分藏鸡带有白来航相关成分，贵州部分地方品种显示上海新杨蛋鸡相关输入，江西部分品种则检出欧洲商业鸡混合信号</w:delText>
         </w:r>
       </w:del>
-      <w:del w:id="5391" w:author="Kiro" w:date="2026-10-11T00:00:00Z">
+      <w:del w:id="5419" w:author="Kiro" w:date="2026-10-11T00:00:00Z">
         <w:r>
           <w:rPr>
             <w:vertAlign w:val="superscript"/>
@@ -8262,12 +8426,12 @@
           <w:delText xml:space="preserve">[137,144,145]</w:delText>
         </w:r>
       </w:del>
-      <w:del w:id="5392" w:author="Kiro" w:date="2026-10-11T00:00:00Z">
+      <w:del w:id="5420" w:author="Kiro" w:date="2026-10-11T00:00:00Z">
         <w:r>
           <w:delText xml:space="preserve">。</w:delText>
         </w:r>
       </w:del>
-      <w:ins w:id="5393" w:author="Kiro" w:date="2026-10-11T00:00:00Z">
+      <w:ins w:id="5421" w:author="Kiro" w:date="2026-10-11T00:00:00Z">
         <w:r>
           <w:t xml:space="preserve">地方和传统品种参与了商业鸡的育成，商业种源又向地方群体输入遗传成分。线粒体研究显示，东亚鸡曾多次参与荷兰传统品种及西方商业鸡的母系构成；涵盖636个基因组、43个群体的分析进一步表明，亚洲重型品种是现代肉鸡的重要祖源</w:t>
         </w:r>
@@ -8436,7 +8600,7 @@
         <w:spacing w:before="0" w:after="100" w:line="276" w:lineRule="auto"/>
         <w:ind w:firstLine="0" w:left="0" w:right="0"/>
       </w:pPr>
-      <w:del w:id="5394" w:author="Kiro" w:date="2026-10-11T00:00:00Z">
+      <w:del w:id="5422" w:author="Kiro" w:date="2026-10-11T00:00:00Z">
         <w:r>
           <w:rPr>
             <w:rFonts w:ascii="Times New Roman" w:hAnsi="Times New Roman" w:eastAsia="宋体"/>
@@ -8448,7 +8612,7 @@
           <w:delText xml:space="preserve">红色、棕色和蓝色箭头分别表示红原鸡、地方与传统家鸡、商业鸡的遗传成分输出，箭头由输出群体指向接受群体。实线概括群体遗传与历史证据支持的祖源联系和后续渗入</w:delText>
         </w:r>
       </w:del>
-      <w:del w:id="5395" w:author="Kiro" w:date="2026-10-11T00:00:00Z">
+      <w:del w:id="5423" w:author="Kiro" w:date="2026-10-11T00:00:00Z">
         <w:r>
           <w:rPr>
             <w:rFonts w:ascii="Times New Roman" w:hAnsi="Times New Roman" w:eastAsia="宋体"/>
@@ -8461,7 +8625,7 @@
           <w:delText xml:space="preserve">[18,19,21,131,139,140,142]</w:delText>
         </w:r>
       </w:del>
-      <w:del w:id="5396" w:author="Kiro" w:date="2026-10-11T00:00:00Z">
+      <w:del w:id="5424" w:author="Kiro" w:date="2026-10-11T00:00:00Z">
         <w:r>
           <w:rPr>
             <w:rFonts w:ascii="Times New Roman" w:hAnsi="Times New Roman" w:eastAsia="宋体"/>
@@ -8473,7 +8637,7 @@
           <w:delText xml:space="preserve">；虚线概括模型推断或假说，包括以参照或圈养红原鸡为对象的商业相关联系</w:delText>
         </w:r>
       </w:del>
-      <w:del w:id="5397" w:author="Kiro" w:date="2026-10-11T00:00:00Z">
+      <w:del w:id="5425" w:author="Kiro" w:date="2026-10-11T00:00:00Z">
         <w:r>
           <w:rPr>
             <w:rFonts w:ascii="Times New Roman" w:hAnsi="Times New Roman" w:eastAsia="宋体"/>
@@ -8486,7 +8650,7 @@
           <w:delText xml:space="preserve">[137,138]</w:delText>
         </w:r>
       </w:del>
-      <w:del w:id="5398" w:author="Kiro" w:date="2026-10-11T00:00:00Z">
+      <w:del w:id="5426" w:author="Kiro" w:date="2026-10-11T00:00:00Z">
         <w:r>
           <w:rPr>
             <w:rFonts w:ascii="Times New Roman" w:hAnsi="Times New Roman" w:eastAsia="宋体"/>
@@ -8498,7 +8662,7 @@
           <w:delText xml:space="preserve">。图中的直接渗入和育种利用仍保留可能性表述，传播和逸生标注概括潜在接触情境。商业鸡属于家鸡，在图中按用途单列；鸡图表示类别，箭头宽度不表示交流量。</w:delText>
         </w:r>
       </w:del>
-      <w:ins w:id="5399" w:author="Kiro" w:date="2026-10-11T00:00:00Z">
+      <w:ins w:id="5427" w:author="Kiro" w:date="2026-10-11T00:00:00Z">
         <w:r>
           <w:t xml:space="preserve">红色、棕色和蓝色箭头分别表示红原鸡、地方与传统家鸡、商业鸡的遗传成分输出，箭头由输出群体指向接受群体。实线概括群体遗传与历史证据支持的祖源联系和后续渗入</w:t>
         </w:r>

--- a/3-7_v12_tracked.docx
+++ b/3-7_v12_tracked.docx
@@ -30,12 +30,12 @@
       <w:pPr>
         <w:jc w:val="both"/>
       </w:pPr>
-      <w:del w:id="5001" w:author="Kiro" w:date="2026-10-11T00:00:00Z">
+      <w:del w:id="5007" w:author="Kiro" w:date="2026-10-11T00:00:00Z">
         <w:r>
           <w:delText>早期研究依据形态比较和杂交结果推断家鸡的祖先，一种观点认为是红原鸡（</w:delText>
         </w:r>
       </w:del>
-      <w:del w:id="5002" w:author="Kiro" w:date="2026-10-11T00:00:00Z">
+      <w:del w:id="5008" w:author="Kiro" w:date="2026-10-11T00:00:00Z">
         <w:r>
           <w:rPr>
             <w:i/>
@@ -43,12 +43,12 @@
           <w:delText>Gallus gallus</w:delText>
         </w:r>
       </w:del>
-      <w:del w:id="5003" w:author="Kiro" w:date="2026-10-11T00:00:00Z">
+      <w:del w:id="5009" w:author="Kiro" w:date="2026-10-11T00:00:00Z">
         <w:r>
           <w:delText>），另一种观点则考虑多个原鸡物种的贡献</w:delText>
         </w:r>
       </w:del>
-      <w:del w:id="5004" w:author="Kiro" w:date="2026-10-11T00:00:00Z">
+      <w:del w:id="5010" w:author="Kiro" w:date="2026-10-11T00:00:00Z">
         <w:r>
           <w:rPr>
             <w:vertAlign w:val="superscript"/>
@@ -56,12 +56,12 @@
           <w:delText>[1,2]</w:delText>
         </w:r>
       </w:del>
-      <w:del w:id="5005" w:author="Kiro" w:date="2026-10-11T00:00:00Z">
+      <w:del w:id="5011" w:author="Kiro" w:date="2026-10-11T00:00:00Z">
         <w:r>
           <w:delText>。线粒体证据最初支持单一起源。控制区的限制性片段长度多态性（RFLP）和部分序列显示，家鸡与泰国</w:delText>
         </w:r>
       </w:del>
-      <w:del w:id="5006" w:author="Kiro" w:date="2026-10-11T00:00:00Z">
+      <w:del w:id="5012" w:author="Kiro" w:date="2026-10-11T00:00:00Z">
         <w:r>
           <w:rPr>
             <w:i/>
@@ -69,12 +69,12 @@
           <w:delText>G. g. gallus</w:delText>
         </w:r>
       </w:del>
-      <w:del w:id="5007" w:author="Kiro" w:date="2026-10-11T00:00:00Z">
+      <w:del w:id="5013" w:author="Kiro" w:date="2026-10-11T00:00:00Z">
         <w:r>
           <w:delText>差异很小，研究据此提出家鸡源于该亚种分布区内的一次驯化</w:delText>
         </w:r>
       </w:del>
-      <w:del w:id="5008" w:author="Kiro" w:date="2026-10-11T00:00:00Z">
+      <w:del w:id="5014" w:author="Kiro" w:date="2026-10-11T00:00:00Z">
         <w:r>
           <w:rPr>
             <w:vertAlign w:val="superscript"/>
@@ -82,12 +82,12 @@
           <w:delText>[3]</w:delText>
         </w:r>
       </w:del>
-      <w:del w:id="5009" w:author="Kiro" w:date="2026-10-11T00:00:00Z">
+      <w:del w:id="5015" w:author="Kiro" w:date="2026-10-11T00:00:00Z">
         <w:r>
           <w:delText>。覆盖原鸡属4个物种和红原鸡3个亚种的比较进一步显示，家鸡与大陆</w:delText>
         </w:r>
       </w:del>
-      <w:del w:id="5010" w:author="Kiro" w:date="2026-10-11T00:00:00Z">
+      <w:del w:id="5016" w:author="Kiro" w:date="2026-10-11T00:00:00Z">
         <w:r>
           <w:rPr>
             <w:i/>
@@ -95,12 +95,12 @@
           <w:delText>G. g. gallus</w:delText>
         </w:r>
       </w:del>
-      <w:del w:id="5011" w:author="Kiro" w:date="2026-10-11T00:00:00Z">
+      <w:del w:id="5017" w:author="Kiro" w:date="2026-10-11T00:00:00Z">
         <w:r>
           <w:delText>、</w:delText>
         </w:r>
       </w:del>
-      <w:del w:id="5012" w:author="Kiro" w:date="2026-10-11T00:00:00Z">
+      <w:del w:id="5018" w:author="Kiro" w:date="2026-10-11T00:00:00Z">
         <w:r>
           <w:rPr>
             <w:i/>
@@ -108,12 +108,12 @@
           <w:delText>G. g. spadiceus</w:delText>
         </w:r>
       </w:del>
-      <w:del w:id="5013" w:author="Kiro" w:date="2026-10-11T00:00:00Z">
+      <w:del w:id="5019" w:author="Kiro" w:date="2026-10-11T00:00:00Z">
         <w:r>
           <w:delText>聚为一簇，</w:delText>
         </w:r>
       </w:del>
-      <w:del w:id="5014" w:author="Kiro" w:date="2026-10-11T00:00:00Z">
+      <w:del w:id="5020" w:author="Kiro" w:date="2026-10-11T00:00:00Z">
         <w:r>
           <w:rPr>
             <w:i/>
@@ -121,12 +121,12 @@
           <w:delText>G. g. bankiva</w:delText>
         </w:r>
       </w:del>
-      <w:del w:id="5015" w:author="Kiro" w:date="2026-10-11T00:00:00Z">
+      <w:del w:id="5021" w:author="Kiro" w:date="2026-10-11T00:00:00Z">
         <w:r>
           <w:delText>则自成一支</w:delText>
         </w:r>
       </w:del>
-      <w:del w:id="5016" w:author="Kiro" w:date="2026-10-11T00:00:00Z">
+      <w:del w:id="5022" w:author="Kiro" w:date="2026-10-11T00:00:00Z">
         <w:r>
           <w:rPr>
             <w:vertAlign w:val="superscript"/>
@@ -134,12 +134,12 @@
           <w:delText>[4]</w:delText>
         </w:r>
       </w:del>
-      <w:del w:id="5017" w:author="Kiro" w:date="2026-10-11T00:00:00Z">
+      <w:del w:id="5023" w:author="Kiro" w:date="2026-10-11T00:00:00Z">
         <w:r>
           <w:delText>。这一阶段确立了家鸡与大陆红原鸡的母系联系，但上述研究所用序列未能清楚区分</w:delText>
         </w:r>
       </w:del>
-      <w:del w:id="5018" w:author="Kiro" w:date="2026-10-11T00:00:00Z">
+      <w:del w:id="5024" w:author="Kiro" w:date="2026-10-11T00:00:00Z">
         <w:r>
           <w:rPr>
             <w:i/>
@@ -147,12 +147,12 @@
           <w:delText>G. g. gallus</w:delText>
         </w:r>
       </w:del>
-      <w:del w:id="5019" w:author="Kiro" w:date="2026-10-11T00:00:00Z">
+      <w:del w:id="5025" w:author="Kiro" w:date="2026-10-11T00:00:00Z">
         <w:r>
           <w:delText>与</w:delText>
         </w:r>
       </w:del>
-      <w:del w:id="5020" w:author="Kiro" w:date="2026-10-11T00:00:00Z">
+      <w:del w:id="5026" w:author="Kiro" w:date="2026-10-11T00:00:00Z">
         <w:r>
           <w:rPr>
             <w:i/>
@@ -160,12 +160,12 @@
           <w:delText>G. g. spadiceus</w:delText>
         </w:r>
       </w:del>
-      <w:del w:id="5021" w:author="Kiro" w:date="2026-10-11T00:00:00Z">
+      <w:del w:id="5027" w:author="Kiro" w:date="2026-10-11T00:00:00Z">
         <w:r>
           <w:delText>，野生参照也未覆盖红原鸡的全部亚种。</w:delText>
         </w:r>
       </w:del>
-      <w:ins w:id="5022" w:author="Kiro" w:date="2026-10-11T00:00:00Z">
+      <w:ins w:id="5028" w:author="Kiro" w:date="2026-10-11T00:00:00Z">
         <w:r>
           <w:t xml:space="preserve">早期研究依据形态比较和杂交结果推断家鸡的祖先：一种观点认为是红原鸡（</w:t>
         </w:r>
@@ -282,12 +282,12 @@
       <w:pPr>
         <w:jc w:val="both"/>
       </w:pPr>
-      <w:del w:id="5023" w:author="Kiro" w:date="2026-10-11T00:00:00Z">
+      <w:del w:id="5029" w:author="Kiro" w:date="2026-10-11T00:00:00Z">
         <w:r>
           <w:delText xml:space="preserve">完整线粒体基因组提高了单倍群归类的精度，也为单倍群的地域差异提供了驯化以外的解释。控制区片段的信息量有限，部分位点的反复突变也会干扰归类。整合4732份家鸡和206份红原鸡的控制区序列以及61份完整线粒体基因组后，A～G等主要单倍群得到确认，部分仅凭控制区作出的归类得到修正；H、I采用了与早期控制区研究不同的单倍群定义</w:delText>
         </w:r>
       </w:del>
-      <w:del w:id="5024" w:author="Kiro" w:date="2026-10-11T00:00:00Z">
+      <w:del w:id="5030" w:author="Kiro" w:date="2026-10-11T00:00:00Z">
         <w:r>
           <w:rPr>
             <w:vertAlign w:val="superscript"/>
@@ -295,12 +295,12 @@
           <w:delText xml:space="preserve">[6]</w:delText>
         </w:r>
       </w:del>
-      <w:del w:id="5025" w:author="Kiro" w:date="2026-10-11T00:00:00Z">
+      <w:del w:id="5031" w:author="Kiro" w:date="2026-10-11T00:00:00Z">
         <w:r>
           <w:delText xml:space="preserve">。地域集中的单倍群仍然存在：E2、E3主要见于南亚，H见于中国西南及部分冲绳斗鸡，研究者据此提出这些地区发生过局部独立驯化。同一研究还提出，驯化前母系变异的保留和驯化后的杂交均可解释家鸡与红原鸡共享的常见单倍群</w:delText>
         </w:r>
       </w:del>
-      <w:del w:id="5026" w:author="Kiro" w:date="2026-10-11T00:00:00Z">
+      <w:del w:id="5032" w:author="Kiro" w:date="2026-10-11T00:00:00Z">
         <w:r>
           <w:rPr>
             <w:vertAlign w:val="superscript"/>
@@ -308,12 +308,12 @@
           <w:delText xml:space="preserve">[6]</w:delText>
         </w:r>
       </w:del>
-      <w:del w:id="5027" w:author="Kiro" w:date="2026-10-11T00:00:00Z">
+      <w:del w:id="5033" w:author="Kiro" w:date="2026-10-11T00:00:00Z">
         <w:r>
           <w:delText xml:space="preserve">。印度的独立驯化主张同样主要依据母系资料。印度家鸡与不同的红原鸡群体共享单倍型</w:delText>
         </w:r>
       </w:del>
-      <w:del w:id="5028" w:author="Kiro" w:date="2026-10-11T00:00:00Z">
+      <w:del w:id="5034" w:author="Kiro" w:date="2026-10-11T00:00:00Z">
         <w:r>
           <w:rPr>
             <w:vertAlign w:val="superscript"/>
@@ -321,12 +321,12 @@
           <w:delText xml:space="preserve">[7]</w:delText>
         </w:r>
       </w:del>
-      <w:del w:id="5029" w:author="Kiro" w:date="2026-10-11T00:00:00Z">
+      <w:del w:id="5035" w:author="Kiro" w:date="2026-10-11T00:00:00Z">
         <w:r>
           <w:delText xml:space="preserve">；印度6个地方品种及圈养红原鸡的完整线粒体比较发现，印度红原鸡与家鸡在系统树上分开，作者结合只含印度样本的分组提出了独立驯化的解释</w:delText>
         </w:r>
       </w:del>
-      <w:del w:id="5030" w:author="Kiro" w:date="2026-10-11T00:00:00Z">
+      <w:del w:id="5036" w:author="Kiro" w:date="2026-10-11T00:00:00Z">
         <w:r>
           <w:rPr>
             <w:vertAlign w:val="superscript"/>
@@ -334,12 +334,12 @@
           <w:delText xml:space="preserve">[8]</w:delText>
         </w:r>
       </w:del>
-      <w:del w:id="5031" w:author="Kiro" w:date="2026-10-11T00:00:00Z">
+      <w:del w:id="5037" w:author="Kiro" w:date="2026-10-11T00:00:00Z">
         <w:r>
           <w:delText xml:space="preserve">。该研究采用每组5只个体的混合样本，未比较独立驯化与家鸡传入后杂交两种情景，其系统树上的A—F分组也未与常用母系单倍群体系建立对应关系</w:delText>
         </w:r>
       </w:del>
-      <w:del w:id="5032" w:author="Kiro" w:date="2026-10-11T00:00:00Z">
+      <w:del w:id="5038" w:author="Kiro" w:date="2026-10-11T00:00:00Z">
         <w:r>
           <w:rPr>
             <w:vertAlign w:val="superscript"/>
@@ -347,12 +347,12 @@
           <w:delText xml:space="preserve">[8]</w:delText>
         </w:r>
       </w:del>
-      <w:del w:id="5033" w:author="Kiro" w:date="2026-10-11T00:00:00Z">
+      <w:del w:id="5039" w:author="Kiro" w:date="2026-10-11T00:00:00Z">
         <w:r>
           <w:delText xml:space="preserve">。</w:delText>
         </w:r>
       </w:del>
-      <w:ins w:id="5034" w:author="Kiro" w:date="2026-10-11T00:00:00Z">
+      <w:ins w:id="5040" w:author="Kiro" w:date="2026-10-11T00:00:00Z">
         <w:r>
           <w:t xml:space="preserve">完整线粒体基因组提高了单倍群归类的精度，也为单倍群的地域差异提供了驯化以外的解释。控制区片段的信息量有限，部分位点的反复突变也会干扰归类。整合4732份家鸡和206份红原鸡的控制区序列以及61份完整线粒体基因组后，A～G等主要单倍群得到确认，部分仅凭控制区作出的归类得到修正。该研究对H、I单倍群的定义与早期控制区研究不同</w:t>
         </w:r>
@@ -380,10 +380,10 @@
       <w:pPr>
         <w:jc w:val="both"/>
         <w:rPr>
-          <w:ins w:id="5035" w:author="Kiro" w:date="2026-10-11T00:00:00Z"/>
+          <w:ins w:id="5041" w:author="Kiro" w:date="2026-10-11T00:00:00Z"/>
         </w:rPr>
       </w:pPr>
-      <w:ins w:id="5036" w:author="Kiro" w:date="2026-10-11T00:00:00Z">
+      <w:ins w:id="5042" w:author="Kiro" w:date="2026-10-11T00:00:00Z">
         <w:r>
           <w:t xml:space="preserve">印度的独立驯化主张同样主要依据母系资料。控制区序列比较显示，印度家鸡与不同的红原鸡群体共享单倍型</w:t>
         </w:r>
@@ -420,12 +420,12 @@
       <w:pPr>
         <w:jc w:val="both"/>
       </w:pPr>
-      <w:del w:id="5037" w:author="Kiro" w:date="2026-10-11T00:00:00Z">
+      <w:del w:id="5043" w:author="Kiro" w:date="2026-10-11T00:00:00Z">
         <w:r>
           <w:delText xml:space="preserve">后续研究显示，驯化后的育种和传播也会影响母系分布。C1亚单倍群和A单倍群在黄淮流域多样性较高，并在东亚斗鸡中富集，其较晚扩张可能与斗鸡的育种和传播有关</w:delText>
         </w:r>
       </w:del>
-      <w:del w:id="5038" w:author="Kiro" w:date="2026-10-11T00:00:00Z">
+      <w:del w:id="5044" w:author="Kiro" w:date="2026-10-11T00:00:00Z">
         <w:r>
           <w:rPr>
             <w:vertAlign w:val="superscript"/>
@@ -433,12 +433,12 @@
           <w:delText xml:space="preserve">[9]</w:delText>
         </w:r>
       </w:del>
-      <w:del w:id="5039" w:author="Kiro" w:date="2026-10-11T00:00:00Z">
+      <w:del w:id="5045" w:author="Kiro" w:date="2026-10-11T00:00:00Z">
         <w:r>
           <w:delText xml:space="preserve">。在完整序列比较中，一只日本德地地鸡的D单倍群序列归入D2亚单倍群，东南亚岛屿和太平洋样本的D单倍群序列归入D1亚单倍群。日本这一母系由此被联系到中国北方及邻近地区；该研究的D2样本来自日本和新疆各一个体</w:delText>
         </w:r>
       </w:del>
-      <w:del w:id="5040" w:author="Kiro" w:date="2026-10-11T00:00:00Z">
+      <w:del w:id="5046" w:author="Kiro" w:date="2026-10-11T00:00:00Z">
         <w:r>
           <w:rPr>
             <w:vertAlign w:val="superscript"/>
@@ -446,12 +446,12 @@
           <w:delText xml:space="preserve">[10]</w:delText>
         </w:r>
       </w:del>
-      <w:del w:id="5041" w:author="Kiro" w:date="2026-10-11T00:00:00Z">
+      <w:del w:id="5047" w:author="Kiro" w:date="2026-10-11T00:00:00Z">
         <w:r>
           <w:delText xml:space="preserve">。</w:delText>
         </w:r>
       </w:del>
-      <w:ins w:id="5042" w:author="Kiro" w:date="2026-10-11T00:00:00Z">
+      <w:ins w:id="5048" w:author="Kiro" w:date="2026-10-11T00:00:00Z">
         <w:r>
           <w:t xml:space="preserve">后续研究显示，驯化后的育种和传播也会影响母系分布。C1亚单倍群和A单倍群在黄淮流域多样性较高，并在东亚斗鸡中富集，其较晚的扩张可能与斗鸡的育种和传播有关</w:t>
         </w:r>
@@ -479,12 +479,12 @@
       <w:pPr>
         <w:jc w:val="both"/>
       </w:pPr>
-      <w:del w:id="5043" w:author="Kiro" w:date="2026-10-11T00:00:00Z">
+      <w:del w:id="5049" w:author="Kiro" w:date="2026-10-11T00:00:00Z">
         <w:r>
           <w:delText xml:space="preserve">线粒体资料确立了家鸡与红原鸡的主要母系联系。祖先母系变异的保留和驯化后杂交共同影响家鸡的母系多样性；选择和性别偏向的基因交流则可造成母系与核基因组亲缘关系的差异</w:delText>
         </w:r>
       </w:del>
-      <w:del w:id="5044" w:author="Kiro" w:date="2026-10-11T00:00:00Z">
+      <w:del w:id="5050" w:author="Kiro" w:date="2026-10-11T00:00:00Z">
         <w:r>
           <w:rPr>
             <w:vertAlign w:val="superscript"/>
@@ -492,12 +492,12 @@
           <w:delText xml:space="preserve">[11,12]</w:delText>
         </w:r>
       </w:del>
-      <w:del w:id="5045" w:author="Kiro" w:date="2026-10-11T00:00:00Z">
+      <w:del w:id="5051" w:author="Kiro" w:date="2026-10-11T00:00:00Z">
         <w:r>
           <w:delText xml:space="preserve">。</w:delText>
         </w:r>
       </w:del>
-      <w:ins w:id="5046" w:author="Kiro" w:date="2026-10-11T00:00:00Z">
+      <w:ins w:id="5052" w:author="Kiro" w:date="2026-10-11T00:00:00Z">
         <w:r>
           <w:t xml:space="preserve">线粒体资料确立了家鸡与红原鸡的主要母系联系。祖先母系变异的保留和驯化后的杂交，共同塑造了家鸡的母系多样性；选择和性别偏向的基因交流，还可使母系亲缘关系与核基因组亲缘关系不一致</w:t>
         </w:r>
@@ -524,12 +524,12 @@
       <w:pPr>
         <w:jc w:val="both"/>
       </w:pPr>
-      <w:del w:id="5047" w:author="Kiro" w:date="2026-10-11T00:00:00Z">
+      <w:del w:id="5053" w:author="Kiro" w:date="2026-10-11T00:00:00Z">
         <w:r>
           <w:delText xml:space="preserve">核DNA由父母双方传递。跨群体比较和群体历史分析可以区分祖先变异保留与后期基因交流，补充母系来源的判断。基于少数亚种和区域样本的比较，所得亲缘结果并不一致。微卫星分析显示，中国地方鸡与中国</w:delText>
         </w:r>
       </w:del>
-      <w:del w:id="5048" w:author="Kiro" w:date="2026-10-11T00:00:00Z">
+      <w:del w:id="5054" w:author="Kiro" w:date="2026-10-11T00:00:00Z">
         <w:r>
           <w:rPr>
             <w:i w:val="1"/>
@@ -537,12 +537,12 @@
           <w:delText xml:space="preserve">G. g. spadiceus</w:delText>
         </w:r>
       </w:del>
-      <w:del w:id="5049" w:author="Kiro" w:date="2026-10-11T00:00:00Z">
+      <w:del w:id="5055" w:author="Kiro" w:date="2026-10-11T00:00:00Z">
         <w:r>
           <w:delText xml:space="preserve">的亲缘关系比与泰国</w:delText>
         </w:r>
       </w:del>
-      <w:del w:id="5050" w:author="Kiro" w:date="2026-10-11T00:00:00Z">
+      <w:del w:id="5056" w:author="Kiro" w:date="2026-10-11T00:00:00Z">
         <w:r>
           <w:rPr>
             <w:i w:val="1"/>
@@ -550,12 +550,12 @@
           <w:delText xml:space="preserve">G. g. gallus</w:delText>
         </w:r>
       </w:del>
-      <w:del w:id="5051" w:author="Kiro" w:date="2026-10-11T00:00:00Z">
+      <w:del w:id="5057" w:author="Kiro" w:date="2026-10-11T00:00:00Z">
         <w:r>
           <w:delText xml:space="preserve">更近</w:delText>
         </w:r>
       </w:del>
-      <w:del w:id="5052" w:author="Kiro" w:date="2026-10-11T00:00:00Z">
+      <w:del w:id="5058" w:author="Kiro" w:date="2026-10-11T00:00:00Z">
         <w:r>
           <w:rPr>
             <w:vertAlign w:val="superscript"/>
@@ -563,12 +563,12 @@
           <w:delText xml:space="preserve">[13]</w:delText>
         </w:r>
       </w:del>
-      <w:del w:id="5053" w:author="Kiro" w:date="2026-10-11T00:00:00Z">
+      <w:del w:id="5059" w:author="Kiro" w:date="2026-10-11T00:00:00Z">
         <w:r>
           <w:delText xml:space="preserve">。泰国取样的12个红原鸡群体（298只，来自11个保护中心，含</w:delText>
         </w:r>
       </w:del>
-      <w:del w:id="5054" w:author="Kiro" w:date="2026-10-11T00:00:00Z">
+      <w:del w:id="5060" w:author="Kiro" w:date="2026-10-11T00:00:00Z">
         <w:r>
           <w:rPr>
             <w:i w:val="1"/>
@@ -576,12 +576,12 @@
           <w:delText xml:space="preserve">G. g. gallus</w:delText>
         </w:r>
       </w:del>
-      <w:del w:id="5055" w:author="Kiro" w:date="2026-10-11T00:00:00Z">
+      <w:del w:id="5061" w:author="Kiro" w:date="2026-10-11T00:00:00Z">
         <w:r>
           <w:delText xml:space="preserve">和</w:delText>
         </w:r>
       </w:del>
-      <w:del w:id="5056" w:author="Kiro" w:date="2026-10-11T00:00:00Z">
+      <w:del w:id="5062" w:author="Kiro" w:date="2026-10-11T00:00:00Z">
         <w:r>
           <w:rPr>
             <w:i w:val="1"/>
@@ -589,12 +589,12 @@
           <w:delText xml:space="preserve">G. g. spadiceus</w:delText>
         </w:r>
       </w:del>
-      <w:del w:id="5057" w:author="Kiro" w:date="2026-10-11T00:00:00Z">
+      <w:del w:id="5063" w:author="Kiro" w:date="2026-10-11T00:00:00Z">
         <w:r>
           <w:delText xml:space="preserve">）与10个鸡品种（138只）的微卫星比较未清楚区分两个红原鸡亚种，家鸡与</w:delText>
         </w:r>
       </w:del>
-      <w:del w:id="5058" w:author="Kiro" w:date="2026-10-11T00:00:00Z">
+      <w:del w:id="5064" w:author="Kiro" w:date="2026-10-11T00:00:00Z">
         <w:r>
           <w:rPr>
             <w:i w:val="1"/>
@@ -602,12 +602,12 @@
           <w:delText xml:space="preserve">G. g. spadiceus</w:delText>
         </w:r>
       </w:del>
-      <w:del w:id="5059" w:author="Kiro" w:date="2026-10-11T00:00:00Z">
+      <w:del w:id="5065" w:author="Kiro" w:date="2026-10-11T00:00:00Z">
         <w:r>
           <w:delText xml:space="preserve">的亲缘也未比与</w:delText>
         </w:r>
       </w:del>
-      <w:del w:id="5060" w:author="Kiro" w:date="2026-10-11T00:00:00Z">
+      <w:del w:id="5066" w:author="Kiro" w:date="2026-10-11T00:00:00Z">
         <w:r>
           <w:rPr>
             <w:i w:val="1"/>
@@ -615,12 +615,12 @@
           <w:delText xml:space="preserve">G. g. gallus</w:delText>
         </w:r>
       </w:del>
-      <w:del w:id="5061" w:author="Kiro" w:date="2026-10-11T00:00:00Z">
+      <w:del w:id="5067" w:author="Kiro" w:date="2026-10-11T00:00:00Z">
         <w:r>
           <w:delText xml:space="preserve">更近。红原鸡群体的遗传多样性较高，作者结合原鸡中特有的母系变异，推测驯化涉及部分原鸡基因库；亚洲其他地区所见的部分线粒体单倍群未在这些泰国样本中出现，作者据此提出东南亚多地独立驯化的解释</w:delText>
         </w:r>
       </w:del>
-      <w:del w:id="5062" w:author="Kiro" w:date="2026-10-11T00:00:00Z">
+      <w:del w:id="5068" w:author="Kiro" w:date="2026-10-11T00:00:00Z">
         <w:r>
           <w:rPr>
             <w:vertAlign w:val="superscript"/>
@@ -628,12 +628,12 @@
           <w:delText xml:space="preserve">[14]</w:delText>
         </w:r>
       </w:del>
-      <w:del w:id="5063" w:author="Kiro" w:date="2026-10-11T00:00:00Z">
+      <w:del w:id="5069" w:author="Kiro" w:date="2026-10-11T00:00:00Z">
         <w:r>
           <w:delText xml:space="preserve">。25个核基因座的30个内含子序列分析，将家鸡与红原鸡共享的单倍型解释为祖先多态保留和后期渗入共同作用的结果；模型估计两者于58,000±16,000年前分化，远早于考古记录的驯化年代</w:delText>
         </w:r>
       </w:del>
-      <w:del w:id="5064" w:author="Kiro" w:date="2026-10-11T00:00:00Z">
+      <w:del w:id="5070" w:author="Kiro" w:date="2026-10-11T00:00:00Z">
         <w:r>
           <w:rPr>
             <w:vertAlign w:val="superscript"/>
@@ -641,12 +641,12 @@
           <w:delText xml:space="preserve">[15]</w:delText>
         </w:r>
       </w:del>
-      <w:del w:id="5065" w:author="Kiro" w:date="2026-10-11T00:00:00Z">
+      <w:del w:id="5071" w:author="Kiro" w:date="2026-10-11T00:00:00Z">
         <w:r>
           <w:delText xml:space="preserve">。</w:delText>
         </w:r>
       </w:del>
-      <w:ins w:id="5066" w:author="Kiro" w:date="2026-10-11T00:00:00Z">
+      <w:ins w:id="5072" w:author="Kiro" w:date="2026-10-11T00:00:00Z">
         <w:r>
           <w:t xml:space="preserve">核DNA由父母双方传递。跨群体比较和群体历史分析可以区分祖先变异的保留与后期基因交流，从而补充对母系来源的判断。基于少数亚种和区域样本的比较，得到的亲缘结果并不一致。微卫星分析显示，中国地方鸡与中国</w:t>
         </w:r>
@@ -737,12 +737,12 @@
       <w:pPr>
         <w:jc w:val="both"/>
       </w:pPr>
-      <w:del w:id="5067" w:author="Kiro" w:date="2026-10-11T00:00:00Z">
+      <w:del w:id="5073" w:author="Kiro" w:date="2026-10-11T00:00:00Z">
         <w:r>
           <w:delText xml:space="preserve">在覆盖原鸡属各物种的全基因组比较中，红原鸡是家鸡的主要祖先物种，其他物种的贡献以渗入形式存在，其中家鸡与灰原鸡之间的双向渗入较为广泛（见第3.3节）</w:delText>
         </w:r>
       </w:del>
-      <w:del w:id="5068" w:author="Kiro" w:date="2026-10-11T00:00:00Z">
+      <w:del w:id="5074" w:author="Kiro" w:date="2026-10-11T00:00:00Z">
         <w:r>
           <w:rPr>
             <w:vertAlign w:val="superscript"/>
@@ -750,12 +750,12 @@
           <w:delText xml:space="preserve">[16]</w:delText>
         </w:r>
       </w:del>
-      <w:del w:id="5069" w:author="Kiro" w:date="2026-10-11T00:00:00Z">
+      <w:del w:id="5075" w:author="Kiro" w:date="2026-10-11T00:00:00Z">
         <w:r>
           <w:delText xml:space="preserve">。覆盖红原鸡全部5个亚种的863个基因组进一步把主要祖源定位到</w:delText>
         </w:r>
       </w:del>
-      <w:del w:id="5070" w:author="Kiro" w:date="2026-10-11T00:00:00Z">
+      <w:del w:id="5076" w:author="Kiro" w:date="2026-10-11T00:00:00Z">
         <w:r>
           <w:rPr>
             <w:i w:val="1"/>
@@ -763,12 +763,12 @@
           <w:delText xml:space="preserve">G. g. spadiceus</w:delText>
         </w:r>
       </w:del>
-      <w:del w:id="5071" w:author="Kiro" w:date="2026-10-11T00:00:00Z">
+      <w:del w:id="5077" w:author="Kiro" w:date="2026-10-11T00:00:00Z">
         <w:r>
           <w:delText xml:space="preserve">：696只家鸡中，除2只外都与部分</w:delText>
         </w:r>
       </w:del>
-      <w:del w:id="5072" w:author="Kiro" w:date="2026-10-11T00:00:00Z">
+      <w:del w:id="5078" w:author="Kiro" w:date="2026-10-11T00:00:00Z">
         <w:r>
           <w:rPr>
             <w:i w:val="1"/>
@@ -776,12 +776,12 @@
           <w:delText xml:space="preserve">G. g. spadiceus</w:delText>
         </w:r>
       </w:del>
-      <w:del w:id="5073" w:author="Kiro" w:date="2026-10-11T00:00:00Z">
+      <w:del w:id="5079" w:author="Kiro" w:date="2026-10-11T00:00:00Z">
         <w:r>
           <w:delText xml:space="preserve">构成单系群，群体结构、等位基因共享和群体混合图（TreeMix）</w:delText>
         </w:r>
       </w:del>
-      <w:del w:id="5074" w:author="Kiro" w:date="2026-10-11T00:00:00Z">
+      <w:del w:id="5080" w:author="Kiro" w:date="2026-10-11T00:00:00Z">
         <w:r>
           <w:rPr>
             <w:vertAlign w:val="superscript"/>
@@ -789,12 +789,12 @@
           <w:delText xml:space="preserve">[17]</w:delText>
         </w:r>
       </w:del>
-      <w:del w:id="5075" w:author="Kiro" w:date="2026-10-11T00:00:00Z">
+      <w:del w:id="5081" w:author="Kiro" w:date="2026-10-11T00:00:00Z">
         <w:r>
           <w:delText xml:space="preserve">分析也都指向</w:delText>
         </w:r>
       </w:del>
-      <w:del w:id="5076" w:author="Kiro" w:date="2026-10-11T00:00:00Z">
+      <w:del w:id="5082" w:author="Kiro" w:date="2026-10-11T00:00:00Z">
         <w:r>
           <w:rPr>
             <w:i w:val="1"/>
@@ -802,7 +802,7 @@
           <w:delText xml:space="preserve">G. g. spadiceus</w:delText>
         </w:r>
       </w:del>
-      <w:del w:id="5077" w:author="Kiro" w:date="2026-10-11T00:00:00Z">
+      <w:del w:id="5083" w:author="Kiro" w:date="2026-10-11T00:00:00Z">
         <w:r>
           <w:rPr>
             <w:vertAlign w:val="superscript"/>
@@ -810,12 +810,12 @@
           <w:delText xml:space="preserve">[18]</w:delText>
         </w:r>
       </w:del>
-      <w:del w:id="5078" w:author="Kiro" w:date="2026-10-11T00:00:00Z">
+      <w:del w:id="5084" w:author="Kiro" w:date="2026-10-11T00:00:00Z">
         <w:r>
           <w:delText xml:space="preserve">。约一个世纪前的历史</w:delText>
         </w:r>
       </w:del>
-      <w:del w:id="5079" w:author="Kiro" w:date="2026-10-11T00:00:00Z">
+      <w:del w:id="5085" w:author="Kiro" w:date="2026-10-11T00:00:00Z">
         <w:r>
           <w:rPr>
             <w:i w:val="1"/>
@@ -823,12 +823,12 @@
           <w:delText xml:space="preserve">G. g. spadiceus</w:delText>
         </w:r>
       </w:del>
-      <w:del w:id="5080" w:author="Kiro" w:date="2026-10-11T00:00:00Z">
+      <w:del w:id="5086" w:author="Kiro" w:date="2026-10-11T00:00:00Z">
         <w:r>
           <w:delText xml:space="preserve">标本也比其他亚种更接近家鸡，支持现生基因组的主要祖源判断</w:delText>
         </w:r>
       </w:del>
-      <w:del w:id="5081" w:author="Kiro" w:date="2026-10-11T00:00:00Z">
+      <w:del w:id="5087" w:author="Kiro" w:date="2026-10-11T00:00:00Z">
         <w:r>
           <w:rPr>
             <w:vertAlign w:val="superscript"/>
@@ -836,12 +836,12 @@
           <w:delText xml:space="preserve">[19]</w:delText>
         </w:r>
       </w:del>
-      <w:del w:id="5082" w:author="Kiro" w:date="2026-10-11T00:00:00Z">
+      <w:del w:id="5088" w:author="Kiro" w:date="2026-10-11T00:00:00Z">
         <w:r>
           <w:delText xml:space="preserve">。</w:delText>
         </w:r>
       </w:del>
-      <w:ins w:id="5083" w:author="Kiro" w:date="2026-10-11T00:00:00Z">
+      <w:ins w:id="5089" w:author="Kiro" w:date="2026-10-11T00:00:00Z">
         <w:r>
           <w:t xml:space="preserve">在覆盖原鸡属各物种的全基因组比较中，红原鸡是家鸡的主要祖先物种，其他物种的贡献以渗入形式存在，其中家鸡与灰原鸡之间的双向渗入较为广泛（见第3.3节）</w:t>
         </w:r>
@@ -929,12 +929,12 @@
       <w:pPr>
         <w:jc w:val="both"/>
       </w:pPr>
-      <w:del w:id="5084" w:author="Kiro" w:date="2026-10-11T00:00:00Z">
+      <w:del w:id="5090" w:author="Kiro" w:date="2026-10-11T00:00:00Z">
         <w:r>
           <w:delText xml:space="preserve">家鸡在驯化后的传播和育种中还吸收了其他亚种与品种的遗传成分。全基因组研究比较了印度鸡来源的两种情景：</w:delText>
         </w:r>
       </w:del>
-      <w:del w:id="5085" w:author="Kiro" w:date="2026-10-11T00:00:00Z">
+      <w:del w:id="5091" w:author="Kiro" w:date="2026-10-11T00:00:00Z">
         <w:r>
           <w:rPr>
             <w:i w:val="1"/>
@@ -942,12 +942,12 @@
           <w:delText xml:space="preserve">G. g. spadiceus</w:delText>
         </w:r>
       </w:del>
-      <w:del w:id="5086" w:author="Kiro" w:date="2026-10-11T00:00:00Z">
+      <w:del w:id="5092" w:author="Kiro" w:date="2026-10-11T00:00:00Z">
         <w:r>
           <w:delText xml:space="preserve">来源的鸡群传入后吸收当地</w:delText>
         </w:r>
       </w:del>
-      <w:del w:id="5087" w:author="Kiro" w:date="2026-10-11T00:00:00Z">
+      <w:del w:id="5093" w:author="Kiro" w:date="2026-10-11T00:00:00Z">
         <w:r>
           <w:rPr>
             <w:i w:val="1"/>
@@ -955,12 +955,12 @@
           <w:delText xml:space="preserve">G. g. murghi</w:delText>
         </w:r>
       </w:del>
-      <w:del w:id="5088" w:author="Kiro" w:date="2026-10-11T00:00:00Z">
+      <w:del w:id="5094" w:author="Kiro" w:date="2026-10-11T00:00:00Z">
         <w:r>
           <w:delText xml:space="preserve">变异，或</w:delText>
         </w:r>
       </w:del>
-      <w:del w:id="5089" w:author="Kiro" w:date="2026-10-11T00:00:00Z">
+      <w:del w:id="5095" w:author="Kiro" w:date="2026-10-11T00:00:00Z">
         <w:r>
           <w:rPr>
             <w:i w:val="1"/>
@@ -968,12 +968,12 @@
           <w:delText xml:space="preserve">G. g. murghi</w:delText>
         </w:r>
       </w:del>
-      <w:del w:id="5090" w:author="Kiro" w:date="2026-10-11T00:00:00Z">
+      <w:del w:id="5096" w:author="Kiro" w:date="2026-10-11T00:00:00Z">
         <w:r>
           <w:delText xml:space="preserve">先被独立驯化、其后代再被外来鸡群大量替代。印度鸡与</w:delText>
         </w:r>
       </w:del>
-      <w:del w:id="5091" w:author="Kiro" w:date="2026-10-11T00:00:00Z">
+      <w:del w:id="5097" w:author="Kiro" w:date="2026-10-11T00:00:00Z">
         <w:r>
           <w:rPr>
             <w:i w:val="1"/>
@@ -981,12 +981,12 @@
           <w:delText xml:space="preserve">G. g. murghi</w:delText>
         </w:r>
       </w:del>
-      <w:del w:id="5092" w:author="Kiro" w:date="2026-10-11T00:00:00Z">
+      <w:del w:id="5098" w:author="Kiro" w:date="2026-10-11T00:00:00Z">
         <w:r>
           <w:delText xml:space="preserve">共享的单倍型片段长于与</w:delText>
         </w:r>
       </w:del>
-      <w:del w:id="5093" w:author="Kiro" w:date="2026-10-11T00:00:00Z">
+      <w:del w:id="5099" w:author="Kiro" w:date="2026-10-11T00:00:00Z">
         <w:r>
           <w:rPr>
             <w:i w:val="1"/>
@@ -994,12 +994,12 @@
           <w:delText xml:space="preserve">G. g. spadiceus</w:delText>
         </w:r>
       </w:del>
-      <w:del w:id="5094" w:author="Kiro" w:date="2026-10-11T00:00:00Z">
+      <w:del w:id="5100" w:author="Kiro" w:date="2026-10-11T00:00:00Z">
         <w:r>
           <w:delText xml:space="preserve">共享的片段，群体历史模型也更支持前一种解释</w:delText>
         </w:r>
       </w:del>
-      <w:del w:id="5095" w:author="Kiro" w:date="2026-10-11T00:00:00Z">
+      <w:del w:id="5101" w:author="Kiro" w:date="2026-10-11T00:00:00Z">
         <w:r>
           <w:rPr>
             <w:vertAlign w:val="superscript"/>
@@ -1007,12 +1007,12 @@
           <w:delText xml:space="preserve">[18]</w:delText>
         </w:r>
       </w:del>
-      <w:del w:id="5096" w:author="Kiro" w:date="2026-10-11T00:00:00Z">
+      <w:del w:id="5102" w:author="Kiro" w:date="2026-10-11T00:00:00Z">
         <w:r>
           <w:delText xml:space="preserve">。多国商业白来航样本中，</w:delText>
         </w:r>
       </w:del>
-      <w:del w:id="5097" w:author="Kiro" w:date="2026-10-11T00:00:00Z">
+      <w:del w:id="5103" w:author="Kiro" w:date="2026-10-11T00:00:00Z">
         <w:r>
           <w:rPr>
             <w:i w:val="1"/>
@@ -1020,12 +1020,12 @@
           <w:delText xml:space="preserve">G. g. murghi</w:delText>
         </w:r>
       </w:del>
-      <w:del w:id="5098" w:author="Kiro" w:date="2026-10-11T00:00:00Z">
+      <w:del w:id="5104" w:author="Kiro" w:date="2026-10-11T00:00:00Z">
         <w:r>
           <w:delText xml:space="preserve">祖源约占25%；印度尼西亚鸡含</w:delText>
         </w:r>
       </w:del>
-      <w:del w:id="5099" w:author="Kiro" w:date="2026-10-11T00:00:00Z">
+      <w:del w:id="5105" w:author="Kiro" w:date="2026-10-11T00:00:00Z">
         <w:r>
           <w:rPr>
             <w:i w:val="1"/>
@@ -1033,12 +1033,12 @@
           <w:delText xml:space="preserve">G. g. bankiva</w:delText>
         </w:r>
       </w:del>
-      <w:del w:id="5100" w:author="Kiro" w:date="2026-10-11T00:00:00Z">
+      <w:del w:id="5106" w:author="Kiro" w:date="2026-10-11T00:00:00Z">
         <w:r>
           <w:delText xml:space="preserve">和</w:delText>
         </w:r>
       </w:del>
-      <w:del w:id="5101" w:author="Kiro" w:date="2026-10-11T00:00:00Z">
+      <w:del w:id="5107" w:author="Kiro" w:date="2026-10-11T00:00:00Z">
         <w:r>
           <w:rPr>
             <w:i w:val="1"/>
@@ -1046,12 +1046,12 @@
           <w:delText xml:space="preserve">G. g. gallus</w:delText>
         </w:r>
       </w:del>
-      <w:del w:id="5102" w:author="Kiro" w:date="2026-10-11T00:00:00Z">
+      <w:del w:id="5108" w:author="Kiro" w:date="2026-10-11T00:00:00Z">
         <w:r>
           <w:delText xml:space="preserve">相关祖源，中国鸡含</w:delText>
         </w:r>
       </w:del>
-      <w:del w:id="5103" w:author="Kiro" w:date="2026-10-11T00:00:00Z">
+      <w:del w:id="5109" w:author="Kiro" w:date="2026-10-11T00:00:00Z">
         <w:r>
           <w:rPr>
             <w:i w:val="1"/>
@@ -1059,12 +1059,12 @@
           <w:delText xml:space="preserve">G. g. jabouillei</w:delText>
         </w:r>
       </w:del>
-      <w:del w:id="5104" w:author="Kiro" w:date="2026-10-11T00:00:00Z">
+      <w:del w:id="5110" w:author="Kiro" w:date="2026-10-11T00:00:00Z">
         <w:r>
           <w:delText xml:space="preserve">相关祖源</w:delText>
         </w:r>
       </w:del>
-      <w:del w:id="5105" w:author="Kiro" w:date="2026-10-11T00:00:00Z">
+      <w:del w:id="5111" w:author="Kiro" w:date="2026-10-11T00:00:00Z">
         <w:r>
           <w:rPr>
             <w:vertAlign w:val="superscript"/>
@@ -1072,12 +1072,12 @@
           <w:delText xml:space="preserve">[18]</w:delText>
         </w:r>
       </w:del>
-      <w:del w:id="5106" w:author="Kiro" w:date="2026-10-11T00:00:00Z">
+      <w:del w:id="5112" w:author="Kiro" w:date="2026-10-11T00:00:00Z">
         <w:r>
           <w:delText xml:space="preserve">。印度57只野生红原鸡与79只邻近家鸡的比较识别出混合个体，共享母系单倍型的频率提示家鸡向野生群体的输入</w:delText>
         </w:r>
       </w:del>
-      <w:del w:id="5107" w:author="Kiro" w:date="2026-10-11T00:00:00Z">
+      <w:del w:id="5113" w:author="Kiro" w:date="2026-10-11T00:00:00Z">
         <w:r>
           <w:rPr>
             <w:vertAlign w:val="superscript"/>
@@ -1085,12 +1085,12 @@
           <w:delText xml:space="preserve">[20]</w:delText>
         </w:r>
       </w:del>
-      <w:del w:id="5108" w:author="Kiro" w:date="2026-10-11T00:00:00Z">
+      <w:del w:id="5114" w:author="Kiro" w:date="2026-10-11T00:00:00Z">
         <w:r>
           <w:delText xml:space="preserve">。商业鸡的输入同样改变了地方鸡：8个中国地方品种平均约15%的基因组来自商业肉鸡渗入，范围从藏鸡的0.64%到惠阳胡须鸡的21.52%</w:delText>
         </w:r>
       </w:del>
-      <w:del w:id="5109" w:author="Kiro" w:date="2026-10-11T00:00:00Z">
+      <w:del w:id="5115" w:author="Kiro" w:date="2026-10-11T00:00:00Z">
         <w:r>
           <w:rPr>
             <w:vertAlign w:val="superscript"/>
@@ -1098,12 +1098,12 @@
           <w:delText xml:space="preserve">[21]</w:delText>
         </w:r>
       </w:del>
-      <w:del w:id="5110" w:author="Kiro" w:date="2026-10-11T00:00:00Z">
+      <w:del w:id="5116" w:author="Kiro" w:date="2026-10-11T00:00:00Z">
         <w:r>
           <w:delText xml:space="preserve">。现代鸡群的亲缘关系是主要祖源与后期交流共同作用的结果。</w:delText>
         </w:r>
       </w:del>
-      <w:ins w:id="5111" w:author="Kiro" w:date="2026-10-11T00:00:00Z">
+      <w:ins w:id="5117" w:author="Kiro" w:date="2026-10-11T00:00:00Z">
         <w:r>
           <w:t xml:space="preserve">驯化以后，家鸡在传播和育种中继续吸收其他亚种的遗传成分。全基因组研究比较了印度鸡来源的两种情景：一是</w:t>
         </w:r>
@@ -1221,12 +1221,12 @@
       <w:pPr>
         <w:jc w:val="both"/>
       </w:pPr>
-      <w:del w:id="5112" w:author="Kiro" w:date="2026-10-11T00:00:00Z">
+      <w:del w:id="5118" w:author="Kiro" w:date="2026-10-11T00:00:00Z">
         <w:r>
           <w:delText xml:space="preserve">全基因组比较和历史标本资料支持</w:delText>
         </w:r>
       </w:del>
-      <w:del w:id="5113" w:author="Kiro" w:date="2026-10-11T00:00:00Z">
+      <w:del w:id="5119" w:author="Kiro" w:date="2026-10-11T00:00:00Z">
         <w:r>
           <w:rPr>
             <w:i w:val="1"/>
@@ -1234,12 +1234,12 @@
           <w:delText xml:space="preserve">G. g. spadiceus</w:delText>
         </w:r>
       </w:del>
-      <w:del w:id="5114" w:author="Kiro" w:date="2026-10-11T00:00:00Z">
+      <w:del w:id="5120" w:author="Kiro" w:date="2026-10-11T00:00:00Z">
         <w:r>
           <w:delText xml:space="preserve">相关群体为家鸡的主要祖先</w:delText>
         </w:r>
       </w:del>
-      <w:del w:id="5115" w:author="Kiro" w:date="2026-10-11T00:00:00Z">
+      <w:del w:id="5121" w:author="Kiro" w:date="2026-10-11T00:00:00Z">
         <w:r>
           <w:rPr>
             <w:vertAlign w:val="superscript"/>
@@ -1247,12 +1247,12 @@
           <w:delText xml:space="preserve">[18,19]</w:delText>
         </w:r>
       </w:del>
-      <w:del w:id="5116" w:author="Kiro" w:date="2026-10-11T00:00:00Z">
+      <w:del w:id="5122" w:author="Kiro" w:date="2026-10-11T00:00:00Z">
         <w:r>
           <w:delText xml:space="preserve">。多个地域母系单倍群与共同的主要核祖源并存。该亚种内部参与驯化的群体数、地点和驯化次数仍需结合考古记录判断（见第4节）。</w:delText>
         </w:r>
       </w:del>
-      <w:ins w:id="5117" w:author="Kiro" w:date="2026-10-11T00:00:00Z">
+      <w:ins w:id="5123" w:author="Kiro" w:date="2026-10-11T00:00:00Z">
         <w:r>
           <w:t xml:space="preserve">全基因组比较和历史标本资料支持</w:t>
         </w:r>
@@ -1297,12 +1297,12 @@
       <w:pPr>
         <w:jc w:val="both"/>
       </w:pPr>
-      <w:del w:id="5118" w:author="Kiro" w:date="2026-10-11T00:00:00Z">
+      <w:del w:id="5124" w:author="Kiro" w:date="2026-10-11T00:00:00Z">
         <w:r>
           <w:delText xml:space="preserve">其他原鸡物种对家鸡的贡献以局部核片段为主。最清楚的实例是黄色皮肤：该性状被定位到包含</w:delText>
         </w:r>
       </w:del>
-      <w:del w:id="5119" w:author="Kiro" w:date="2026-10-11T00:00:00Z">
+      <w:del w:id="5125" w:author="Kiro" w:date="2026-10-11T00:00:00Z">
         <w:r>
           <w:rPr>
             <w:i w:val="1"/>
@@ -1310,12 +1310,12 @@
           <w:delText xml:space="preserve">BCO2</w:delText>
         </w:r>
       </w:del>
-      <w:del w:id="5120" w:author="Kiro" w:date="2026-10-11T00:00:00Z">
+      <w:del w:id="5126" w:author="Kiro" w:date="2026-10-11T00:00:00Z">
         <w:r>
           <w:delText xml:space="preserve">的23.8 kb片段，黄皮家鸡的该片段与灰原鸡（</w:delText>
         </w:r>
       </w:del>
-      <w:del w:id="5121" w:author="Kiro" w:date="2026-10-11T00:00:00Z">
+      <w:del w:id="5127" w:author="Kiro" w:date="2026-10-11T00:00:00Z">
         <w:r>
           <w:rPr>
             <w:i w:val="1"/>
@@ -1323,12 +1323,12 @@
           <w:delText xml:space="preserve">G. sonneratii</w:delText>
         </w:r>
       </w:del>
-      <w:del w:id="5122" w:author="Kiro" w:date="2026-10-11T00:00:00Z">
+      <w:del w:id="5128" w:author="Kiro" w:date="2026-10-11T00:00:00Z">
         <w:r>
           <w:delText xml:space="preserve">）接近，线粒体和另外5个核标记则支持家鸡与红原鸡的亲缘关系，该片段最可能经杂交来自灰原鸡</w:delText>
         </w:r>
       </w:del>
-      <w:del w:id="5123" w:author="Kiro" w:date="2026-10-11T00:00:00Z">
+      <w:del w:id="5129" w:author="Kiro" w:date="2026-10-11T00:00:00Z">
         <w:r>
           <w:rPr>
             <w:vertAlign w:val="superscript"/>
@@ -1336,12 +1336,12 @@
           <w:delText xml:space="preserve">[22]</w:delText>
         </w:r>
       </w:del>
-      <w:del w:id="5124" w:author="Kiro" w:date="2026-10-11T00:00:00Z">
+      <w:del w:id="5130" w:author="Kiro" w:date="2026-10-11T00:00:00Z">
         <w:r>
           <w:delText xml:space="preserve">。这一等位型还影响类胡萝卜素的储存与分配。连续回交实验在近似相同的白来航背景下比较两种等位型，发现黄皮型鸡皮肤、肌肉和脂肪中的</w:delText>
         </w:r>
       </w:del>
-      <w:del w:id="5125" w:author="Kiro" w:date="2026-10-11T00:00:00Z">
+      <w:del w:id="5131" w:author="Kiro" w:date="2026-10-11T00:00:00Z">
         <w:r>
           <w:rPr>
             <w:i w:val="1"/>
@@ -1349,12 +1349,12 @@
           <w:delText xml:space="preserve">BCO2</w:delText>
         </w:r>
       </w:del>
-      <w:del w:id="5126" w:author="Kiro" w:date="2026-10-11T00:00:00Z">
+      <w:del w:id="5132" w:author="Kiro" w:date="2026-10-11T00:00:00Z">
         <w:r>
           <w:delText xml:space="preserve">表达较低，腿部皮肤积累的类胡萝卜素较多；停止补喂胡萝卜和苜蓿后，其母鸡产蛋早期的蛋黄叶黄素也高于红原鸡型母鸡</w:delText>
         </w:r>
       </w:del>
-      <w:del w:id="5127" w:author="Kiro" w:date="2026-10-11T00:00:00Z">
+      <w:del w:id="5133" w:author="Kiro" w:date="2026-10-11T00:00:00Z">
         <w:r>
           <w:rPr>
             <w:vertAlign w:val="superscript"/>
@@ -1362,12 +1362,12 @@
           <w:delText xml:space="preserve">[23]</w:delText>
         </w:r>
       </w:del>
-      <w:del w:id="5128" w:author="Kiro" w:date="2026-10-11T00:00:00Z">
+      <w:del w:id="5134" w:author="Kiro" w:date="2026-10-11T00:00:00Z">
         <w:r>
           <w:delText xml:space="preserve">。全基因组分析在多个鸡群中又识别出8处灰原鸡来源的候选区域，并检出家鸡或红原鸡向灰原鸡的反向输入</w:delText>
         </w:r>
       </w:del>
-      <w:del w:id="5129" w:author="Kiro" w:date="2026-10-11T00:00:00Z">
+      <w:del w:id="5135" w:author="Kiro" w:date="2026-10-11T00:00:00Z">
         <w:r>
           <w:rPr>
             <w:vertAlign w:val="superscript"/>
@@ -1375,12 +1375,12 @@
           <w:delText xml:space="preserve">[16]</w:delText>
         </w:r>
       </w:del>
-      <w:del w:id="5130" w:author="Kiro" w:date="2026-10-11T00:00:00Z">
+      <w:del w:id="5136" w:author="Kiro" w:date="2026-10-11T00:00:00Z">
         <w:r>
           <w:delText xml:space="preserve">。此外，含</w:delText>
         </w:r>
       </w:del>
-      <w:del w:id="5131" w:author="Kiro" w:date="2026-10-11T00:00:00Z">
+      <w:del w:id="5137" w:author="Kiro" w:date="2026-10-11T00:00:00Z">
         <w:r>
           <w:rPr>
             <w:i w:val="1"/>
@@ -1388,12 +1388,12 @@
           <w:delText xml:space="preserve">IGFBP2</w:delText>
         </w:r>
       </w:del>
-      <w:del w:id="5132" w:author="Kiro" w:date="2026-10-11T00:00:00Z">
+      <w:del w:id="5138" w:author="Kiro" w:date="2026-10-11T00:00:00Z">
         <w:r>
           <w:delText xml:space="preserve">、</w:delText>
         </w:r>
       </w:del>
-      <w:del w:id="5133" w:author="Kiro" w:date="2026-10-11T00:00:00Z">
+      <w:del w:id="5139" w:author="Kiro" w:date="2026-10-11T00:00:00Z">
         <w:r>
           <w:rPr>
             <w:i w:val="1"/>
@@ -1401,12 +1401,12 @@
           <w:delText xml:space="preserve">TKT</w:delText>
         </w:r>
       </w:del>
-      <w:del w:id="5134" w:author="Kiro" w:date="2026-10-11T00:00:00Z">
+      <w:del w:id="5140" w:author="Kiro" w:date="2026-10-11T00:00:00Z">
         <w:r>
           <w:delText xml:space="preserve">、</w:delText>
         </w:r>
       </w:del>
-      <w:del w:id="5135" w:author="Kiro" w:date="2026-10-11T00:00:00Z">
+      <w:del w:id="5141" w:author="Kiro" w:date="2026-10-11T00:00:00Z">
         <w:r>
           <w:rPr>
             <w:i w:val="1"/>
@@ -1414,12 +1414,12 @@
           <w:delText xml:space="preserve">MYBPHL</w:delText>
         </w:r>
       </w:del>
-      <w:del w:id="5136" w:author="Kiro" w:date="2026-10-11T00:00:00Z">
+      <w:del w:id="5142" w:author="Kiro" w:date="2026-10-11T00:00:00Z">
         <w:r>
           <w:delText xml:space="preserve">等基因的候选片段可能与生长或肌肉性状有关，但效应尚未验证</w:delText>
         </w:r>
       </w:del>
-      <w:del w:id="5137" w:author="Kiro" w:date="2026-10-11T00:00:00Z">
+      <w:del w:id="5143" w:author="Kiro" w:date="2026-10-11T00:00:00Z">
         <w:r>
           <w:rPr>
             <w:vertAlign w:val="superscript"/>
@@ -1427,12 +1427,12 @@
           <w:delText xml:space="preserve">[24,25]</w:delText>
         </w:r>
       </w:del>
-      <w:del w:id="5138" w:author="Kiro" w:date="2026-10-11T00:00:00Z">
+      <w:del w:id="5144" w:author="Kiro" w:date="2026-10-11T00:00:00Z">
         <w:r>
           <w:delText xml:space="preserve">。斯里兰卡原鸡（</w:delText>
         </w:r>
       </w:del>
-      <w:del w:id="5139" w:author="Kiro" w:date="2026-10-11T00:00:00Z">
+      <w:del w:id="5145" w:author="Kiro" w:date="2026-10-11T00:00:00Z">
         <w:r>
           <w:rPr>
             <w:i w:val="1"/>
@@ -1440,12 +1440,12 @@
           <w:delText xml:space="preserve">G. lafayettii</w:delText>
         </w:r>
       </w:del>
-      <w:del w:id="5140" w:author="Kiro" w:date="2026-10-11T00:00:00Z">
+      <w:del w:id="5146" w:author="Kiro" w:date="2026-10-11T00:00:00Z">
         <w:r>
           <w:delText xml:space="preserve">）和绿原鸡（</w:delText>
         </w:r>
       </w:del>
-      <w:del w:id="5141" w:author="Kiro" w:date="2026-10-11T00:00:00Z">
+      <w:del w:id="5147" w:author="Kiro" w:date="2026-10-11T00:00:00Z">
         <w:r>
           <w:rPr>
             <w:i w:val="1"/>
@@ -1453,12 +1453,12 @@
           <w:delText xml:space="preserve">G. varius</w:delText>
         </w:r>
       </w:del>
-      <w:del w:id="5142" w:author="Kiro" w:date="2026-10-11T00:00:00Z">
+      <w:del w:id="5148" w:author="Kiro" w:date="2026-10-11T00:00:00Z">
         <w:r>
           <w:delText xml:space="preserve">）的核片段实例较少。斯里兰卡地方鸡的线粒体比较未显示斯里兰卡原鸡的母系贡献</w:delText>
         </w:r>
       </w:del>
-      <w:del w:id="5143" w:author="Kiro" w:date="2026-10-11T00:00:00Z">
+      <w:del w:id="5149" w:author="Kiro" w:date="2026-10-11T00:00:00Z">
         <w:r>
           <w:rPr>
             <w:vertAlign w:val="superscript"/>
@@ -1466,12 +1466,12 @@
           <w:delText xml:space="preserve">[26]</w:delText>
         </w:r>
       </w:del>
-      <w:del w:id="5144" w:author="Kiro" w:date="2026-10-11T00:00:00Z">
+      <w:del w:id="5150" w:author="Kiro" w:date="2026-10-11T00:00:00Z">
         <w:r>
           <w:delText xml:space="preserve">；对印度尼西亚鸡及其美国后代等群体的全基因组比较显示，绿原鸡的整体贡献很小</w:delText>
         </w:r>
       </w:del>
-      <w:del w:id="5145" w:author="Kiro" w:date="2026-10-11T00:00:00Z">
+      <w:del w:id="5151" w:author="Kiro" w:date="2026-10-11T00:00:00Z">
         <w:r>
           <w:rPr>
             <w:vertAlign w:val="superscript"/>
@@ -1479,12 +1479,12 @@
           <w:delText xml:space="preserve">[27]</w:delText>
         </w:r>
       </w:del>
-      <w:del w:id="5146" w:author="Kiro" w:date="2026-10-11T00:00:00Z">
+      <w:del w:id="5152" w:author="Kiro" w:date="2026-10-11T00:00:00Z">
         <w:r>
           <w:delText xml:space="preserve">。局部分析在斯里兰卡家鸡中检出4处斯里兰卡原鸡来源的候选区域，并在狼山鸡中检出约100 kb的绿原鸡来源片段</w:delText>
         </w:r>
       </w:del>
-      <w:del w:id="5147" w:author="Kiro" w:date="2026-10-11T00:00:00Z">
+      <w:del w:id="5153" w:author="Kiro" w:date="2026-10-11T00:00:00Z">
         <w:r>
           <w:rPr>
             <w:vertAlign w:val="superscript"/>
@@ -1492,12 +1492,12 @@
           <w:delText xml:space="preserve">[16]</w:delText>
         </w:r>
       </w:del>
-      <w:del w:id="5148" w:author="Kiro" w:date="2026-10-11T00:00:00Z">
+      <w:del w:id="5154" w:author="Kiro" w:date="2026-10-11T00:00:00Z">
         <w:r>
           <w:delText xml:space="preserve">。其他物种的局部贡献与家鸡以红原鸡为主的祖源并存。多数片段进入家鸡的具体时期仍不清楚</w:delText>
         </w:r>
       </w:del>
-      <w:del w:id="5149" w:author="Kiro" w:date="2026-10-11T00:00:00Z">
+      <w:del w:id="5155" w:author="Kiro" w:date="2026-10-11T00:00:00Z">
         <w:r>
           <w:rPr>
             <w:vertAlign w:val="superscript"/>
@@ -1505,12 +1505,12 @@
           <w:delText xml:space="preserve">[16,24,25]</w:delText>
         </w:r>
       </w:del>
-      <w:del w:id="5150" w:author="Kiro" w:date="2026-10-11T00:00:00Z">
+      <w:del w:id="5156" w:author="Kiro" w:date="2026-10-11T00:00:00Z">
         <w:r>
           <w:delText xml:space="preserve">。</w:delText>
         </w:r>
       </w:del>
-      <w:ins w:id="5151" w:author="Kiro" w:date="2026-10-11T00:00:00Z">
+      <w:ins w:id="5157" w:author="Kiro" w:date="2026-10-11T00:00:00Z">
         <w:r>
           <w:t xml:space="preserve">其他原鸡物种对家鸡的贡献以局部核片段为主，其中灰原鸡的贡献最为明确。最清楚的实例是黄色皮肤。该性状被定位到包含</w:t>
         </w:r>
@@ -1610,10 +1610,10 @@
       <w:pPr>
         <w:jc w:val="both"/>
         <w:rPr>
-          <w:ins w:id="5152" w:author="Kiro" w:date="2026-10-11T00:00:00Z"/>
+          <w:ins w:id="5158" w:author="Kiro" w:date="2026-10-11T00:00:00Z"/>
         </w:rPr>
       </w:pPr>
-      <w:ins w:id="5153" w:author="Kiro" w:date="2026-10-11T00:00:00Z">
+      <w:ins w:id="5159" w:author="Kiro" w:date="2026-10-11T00:00:00Z">
         <w:r>
           <w:t xml:space="preserve">斯里兰卡原鸡（</w:t>
         </w:r>
@@ -1693,12 +1693,12 @@
       <w:pPr>
         <w:jc w:val="both"/>
       </w:pPr>
-      <w:del w:id="5154" w:author="Kiro" w:date="2026-10-11T00:00:00Z">
+      <w:del w:id="5160" w:author="Kiro" w:date="2026-10-11T00:00:00Z">
         <w:r>
           <w:delText xml:space="preserve">中国北方早全新世驯化的主张受到重新检验后，现有较可靠的证据更多指向中国西南和东南亚大陆，但具体驯化地点仍未完全确定。古线粒体DNA研究曾提出中国北方距今约1万年的驯化解释</w:delText>
         </w:r>
       </w:del>
-      <w:del w:id="5155" w:author="Kiro" w:date="2026-10-11T00:00:00Z">
+      <w:del w:id="5161" w:author="Kiro" w:date="2026-10-11T00:00:00Z">
         <w:r>
           <w:rPr>
             <w:vertAlign w:val="superscript"/>
@@ -1706,12 +1706,12 @@
           <w:delText xml:space="preserve">[28]</w:delText>
         </w:r>
       </w:del>
-      <w:del w:id="5156" w:author="Kiro" w:date="2026-10-11T00:00:00Z">
+      <w:del w:id="5162" w:author="Kiro" w:date="2026-10-11T00:00:00Z">
         <w:r>
           <w:delText xml:space="preserve">，随后引发了围绕序列、骨骼鉴定和遗址背景的讨论</w:delText>
         </w:r>
       </w:del>
-      <w:del w:id="5157" w:author="Kiro" w:date="2026-10-11T00:00:00Z">
+      <w:del w:id="5163" w:author="Kiro" w:date="2026-10-11T00:00:00Z">
         <w:r>
           <w:rPr>
             <w:vertAlign w:val="superscript"/>
@@ -1719,12 +1719,12 @@
           <w:delText xml:space="preserve">[29,30,31,32,33]</w:delText>
         </w:r>
       </w:del>
-      <w:del w:id="5158" w:author="Kiro" w:date="2026-10-11T00:00:00Z">
+      <w:del w:id="5164" w:author="Kiro" w:date="2026-10-11T00:00:00Z">
         <w:r>
           <w:delText xml:space="preserve">。骨骼重鉴表明，中国中北部18处遗址原报的429件鸡骨均非鸡骨</w:delText>
         </w:r>
       </w:del>
-      <w:del w:id="5159" w:author="Kiro" w:date="2026-10-11T00:00:00Z">
+      <w:del w:id="5165" w:author="Kiro" w:date="2026-10-11T00:00:00Z">
         <w:r>
           <w:rPr>
             <w:vertAlign w:val="superscript"/>
@@ -1732,12 +1732,12 @@
           <w:delText xml:space="preserve">[34]</w:delText>
         </w:r>
       </w:del>
-      <w:del w:id="5160" w:author="Kiro" w:date="2026-10-11T00:00:00Z">
+      <w:del w:id="5166" w:author="Kiro" w:date="2026-10-11T00:00:00Z">
         <w:r>
           <w:delText xml:space="preserve">；大地湾的疑似鸡骨则属于以谷物为食的雉鸡</w:delText>
         </w:r>
       </w:del>
-      <w:del w:id="5161" w:author="Kiro" w:date="2026-10-11T00:00:00Z">
+      <w:del w:id="5167" w:author="Kiro" w:date="2026-10-11T00:00:00Z">
         <w:r>
           <w:rPr>
             <w:vertAlign w:val="superscript"/>
@@ -1745,12 +1745,12 @@
           <w:delText xml:space="preserve">[35,36]</w:delText>
         </w:r>
       </w:del>
-      <w:del w:id="5162" w:author="Kiro" w:date="2026-10-11T00:00:00Z">
+      <w:del w:id="5168" w:author="Kiro" w:date="2026-10-11T00:00:00Z">
         <w:r>
           <w:delText xml:space="preserve">。这些重鉴结果使中国北方早全新世驯化的主张失去了主要考古支撑。南亚考古资料也未为较早的印度独立驯化提供可靠支持。公元前2千纪以前的原鸡属遗存，物种鉴定和家养属性都难以确认；Daimabad的哈拉帕期地层未见原鸡属，至约公元前1500～1200年的早Jorwe期才出现</w:delText>
         </w:r>
       </w:del>
-      <w:del w:id="5163" w:author="Kiro" w:date="2026-10-11T00:00:00Z">
+      <w:del w:id="5169" w:author="Kiro" w:date="2026-10-11T00:00:00Z">
         <w:r>
           <w:rPr>
             <w:vertAlign w:val="superscript"/>
@@ -1758,12 +1758,12 @@
           <w:delText xml:space="preserve">[37]</w:delText>
         </w:r>
       </w:del>
-      <w:del w:id="5164" w:author="Kiro" w:date="2026-10-11T00:00:00Z">
+      <w:del w:id="5170" w:author="Kiro" w:date="2026-10-11T00:00:00Z">
         <w:r>
           <w:delText xml:space="preserve">。核基因组分析也更支持家鸡传入印度后吸收当地</w:delText>
         </w:r>
       </w:del>
-      <w:del w:id="5165" w:author="Kiro" w:date="2026-10-11T00:00:00Z">
+      <w:del w:id="5171" w:author="Kiro" w:date="2026-10-11T00:00:00Z">
         <w:r>
           <w:rPr>
             <w:i w:val="1"/>
@@ -1771,12 +1771,12 @@
           <w:delText xml:space="preserve">G. g. murghi</w:delText>
         </w:r>
       </w:del>
-      <w:del w:id="5166" w:author="Kiro" w:date="2026-10-11T00:00:00Z">
+      <w:del w:id="5172" w:author="Kiro" w:date="2026-10-11T00:00:00Z">
         <w:r>
           <w:delText xml:space="preserve">变异的解释（见第3.2节）</w:delText>
         </w:r>
       </w:del>
-      <w:del w:id="5167" w:author="Kiro" w:date="2026-10-11T00:00:00Z">
+      <w:del w:id="5173" w:author="Kiro" w:date="2026-10-11T00:00:00Z">
         <w:r>
           <w:rPr>
             <w:vertAlign w:val="superscript"/>
@@ -1784,12 +1784,12 @@
           <w:delText xml:space="preserve">[18]</w:delText>
         </w:r>
       </w:del>
-      <w:del w:id="5168" w:author="Kiro" w:date="2026-10-11T00:00:00Z">
+      <w:del w:id="5174" w:author="Kiro" w:date="2026-10-11T00:00:00Z">
         <w:r>
           <w:delText xml:space="preserve">。泰国Ban Non Wat发现了候选鸡骨</w:delText>
         </w:r>
       </w:del>
-      <w:del w:id="5169" w:author="Kiro" w:date="2026-10-11T00:00:00Z">
+      <w:del w:id="5175" w:author="Kiro" w:date="2026-10-11T00:00:00Z">
         <w:r>
           <w:rPr>
             <w:vertAlign w:val="superscript"/>
@@ -1797,12 +1797,12 @@
           <w:delText xml:space="preserve">[38]</w:delText>
         </w:r>
       </w:del>
-      <w:del w:id="5170" w:author="Kiro" w:date="2026-10-11T00:00:00Z">
+      <w:del w:id="5176" w:author="Kiro" w:date="2026-10-11T00:00:00Z">
         <w:r>
           <w:delText xml:space="preserve">，较晚阶段遗存的古线粒体序列也确认了原鸡属身份</w:delText>
         </w:r>
       </w:del>
-      <w:del w:id="5171" w:author="Kiro" w:date="2026-10-11T00:00:00Z">
+      <w:del w:id="5177" w:author="Kiro" w:date="2026-10-11T00:00:00Z">
         <w:r>
           <w:rPr>
             <w:vertAlign w:val="superscript"/>
@@ -1810,12 +1810,12 @@
           <w:delText xml:space="preserve">[39]</w:delText>
         </w:r>
       </w:del>
-      <w:del w:id="5172" w:author="Kiro" w:date="2026-10-11T00:00:00Z">
+      <w:del w:id="5178" w:author="Kiro" w:date="2026-10-11T00:00:00Z">
         <w:r>
           <w:delText xml:space="preserve">。Peters等将该遗址约公元前1650～1250年的遗存列为其综合评估中最早的明确家鸡记录</w:delText>
         </w:r>
       </w:del>
-      <w:del w:id="5173" w:author="Kiro" w:date="2026-10-11T00:00:00Z">
+      <w:del w:id="5179" w:author="Kiro" w:date="2026-10-11T00:00:00Z">
         <w:r>
           <w:rPr>
             <w:vertAlign w:val="superscript"/>
@@ -1823,12 +1823,12 @@
           <w:delText xml:space="preserve">[37]</w:delText>
         </w:r>
       </w:del>
-      <w:del w:id="5174" w:author="Kiro" w:date="2026-10-11T00:00:00Z">
+      <w:del w:id="5180" w:author="Kiro" w:date="2026-10-11T00:00:00Z">
         <w:r>
           <w:delText xml:space="preserve">，这一年代对应遗址的新石器1期</w:delText>
         </w:r>
       </w:del>
-      <w:del w:id="5175" w:author="Kiro" w:date="2026-10-11T00:00:00Z">
+      <w:del w:id="5181" w:author="Kiro" w:date="2026-10-11T00:00:00Z">
         <w:r>
           <w:rPr>
             <w:vertAlign w:val="superscript"/>
@@ -1836,12 +1836,12 @@
           <w:delText xml:space="preserve">[40]</w:delText>
         </w:r>
       </w:del>
-      <w:del w:id="5176" w:author="Kiro" w:date="2026-10-11T00:00:00Z">
+      <w:del w:id="5182" w:author="Kiro" w:date="2026-10-11T00:00:00Z">
         <w:r>
           <w:delText xml:space="preserve">。云南菜园子和大墩子的鸡骨年代可能更早，有研究据此主张把云南纳入驯化区域</w:delText>
         </w:r>
       </w:del>
-      <w:del w:id="5177" w:author="Kiro" w:date="2026-10-11T00:00:00Z">
+      <w:del w:id="5183" w:author="Kiro" w:date="2026-10-11T00:00:00Z">
         <w:r>
           <w:rPr>
             <w:vertAlign w:val="superscript"/>
@@ -1849,12 +1849,12 @@
           <w:delText xml:space="preserve">[41]</w:delText>
         </w:r>
       </w:del>
-      <w:del w:id="5178" w:author="Kiro" w:date="2026-10-11T00:00:00Z">
+      <w:del w:id="5184" w:author="Kiro" w:date="2026-10-11T00:00:00Z">
         <w:r>
           <w:delText xml:space="preserve">；菜园子的鸡骨缺少可复核的形态描述，大墩子的标本在原报告中则被列为可能家养，目前仍作为候选记录</w:delText>
         </w:r>
       </w:del>
-      <w:del w:id="5179" w:author="Kiro" w:date="2026-10-11T00:00:00Z">
+      <w:del w:id="5185" w:author="Kiro" w:date="2026-10-11T00:00:00Z">
         <w:r>
           <w:rPr>
             <w:vertAlign w:val="superscript"/>
@@ -1862,12 +1862,12 @@
           <w:delText xml:space="preserve">[42]</w:delText>
         </w:r>
       </w:del>
-      <w:del w:id="5180" w:author="Kiro" w:date="2026-10-11T00:00:00Z">
+      <w:del w:id="5186" w:author="Kiro" w:date="2026-10-11T00:00:00Z">
         <w:r>
           <w:delText xml:space="preserve">。泰国与云南的候选地点位于</w:delText>
         </w:r>
       </w:del>
-      <w:del w:id="5181" w:author="Kiro" w:date="2026-10-11T00:00:00Z">
+      <w:del w:id="5187" w:author="Kiro" w:date="2026-10-11T00:00:00Z">
         <w:r>
           <w:rPr>
             <w:i w:val="1"/>
@@ -1875,12 +1875,12 @@
           <w:delText xml:space="preserve">G. g. spadiceus</w:delText>
         </w:r>
       </w:del>
-      <w:del w:id="5182" w:author="Kiro" w:date="2026-10-11T00:00:00Z">
+      <w:del w:id="5188" w:author="Kiro" w:date="2026-10-11T00:00:00Z">
         <w:r>
           <w:delText xml:space="preserve">现今的分布区（中国西南、泰国北部和缅甸）内或其附近，与遗传证据指向的区域相接</w:delText>
         </w:r>
       </w:del>
-      <w:del w:id="5183" w:author="Kiro" w:date="2026-10-11T00:00:00Z">
+      <w:del w:id="5189" w:author="Kiro" w:date="2026-10-11T00:00:00Z">
         <w:r>
           <w:rPr>
             <w:vertAlign w:val="superscript"/>
@@ -1888,12 +1888,12 @@
           <w:delText xml:space="preserve">[18]</w:delText>
         </w:r>
       </w:del>
-      <w:del w:id="5184" w:author="Kiro" w:date="2026-10-11T00:00:00Z">
+      <w:del w:id="5190" w:author="Kiro" w:date="2026-10-11T00:00:00Z">
         <w:r>
           <w:delText xml:space="preserve">。Wang等用多重序列马尔可夫溯祖模型（MSMC）估计，家鸡与</w:delText>
         </w:r>
       </w:del>
-      <w:del w:id="5185" w:author="Kiro" w:date="2026-10-11T00:00:00Z">
+      <w:del w:id="5191" w:author="Kiro" w:date="2026-10-11T00:00:00Z">
         <w:r>
           <w:rPr>
             <w:i w:val="1"/>
@@ -1901,12 +1901,12 @@
           <w:delText xml:space="preserve">G. g. spadiceus</w:delText>
         </w:r>
       </w:del>
-      <w:del w:id="5186" w:author="Kiro" w:date="2026-10-11T00:00:00Z">
+      <w:del w:id="5192" w:author="Kiro" w:date="2026-10-11T00:00:00Z">
         <w:r>
           <w:delText xml:space="preserve">约在（9500±3300）年前分化</w:delText>
         </w:r>
       </w:del>
-      <w:del w:id="5187" w:author="Kiro" w:date="2026-10-11T00:00:00Z">
+      <w:del w:id="5193" w:author="Kiro" w:date="2026-10-11T00:00:00Z">
         <w:r>
           <w:rPr>
             <w:vertAlign w:val="superscript"/>
@@ -1914,12 +1914,12 @@
           <w:delText xml:space="preserve">[18]</w:delText>
         </w:r>
       </w:del>
-      <w:del w:id="5188" w:author="Kiro" w:date="2026-10-11T00:00:00Z">
+      <w:del w:id="5194" w:author="Kiro" w:date="2026-10-11T00:00:00Z">
         <w:r>
           <w:delText xml:space="preserve">；这一节点可能对应开始饲养前祖先群体的分化。</w:delText>
         </w:r>
       </w:del>
-      <w:ins w:id="5189" w:author="Kiro" w:date="2026-10-11T00:00:00Z">
+      <w:ins w:id="5195" w:author="Kiro" w:date="2026-10-11T00:00:00Z">
         <w:r>
           <w:t xml:space="preserve">中国北方早全新世驯化的主张受到重新检验后，现有较可靠的证据更多指向中国西南和东南亚大陆，但具体驯化地点仍未完全确定。古线粒体DNA研究曾提出中国北方距今约1万年的驯化解释</w:t>
         </w:r>
@@ -1965,10 +1965,10 @@
       <w:pPr>
         <w:jc w:val="both"/>
         <w:rPr>
-          <w:ins w:id="5190" w:author="Kiro" w:date="2026-10-11T00:00:00Z"/>
+          <w:ins w:id="5196" w:author="Kiro" w:date="2026-10-11T00:00:00Z"/>
         </w:rPr>
       </w:pPr>
-      <w:ins w:id="5191" w:author="Kiro" w:date="2026-10-11T00:00:00Z">
+      <w:ins w:id="5197" w:author="Kiro" w:date="2026-10-11T00:00:00Z">
         <w:r>
           <w:t xml:space="preserve">南亚考古资料也未能为较早的印度独立驯化提供可靠支持。公元前2千纪以前的原鸡属遗存，其物种鉴定和家养属性都难以确认；Daimabad的哈拉帕期地层未见原鸡属，原鸡属到约公元前1500～1200年的早Jorwe期才出现</w:t>
         </w:r>
@@ -2005,10 +2005,10 @@
       <w:pPr>
         <w:jc w:val="both"/>
         <w:rPr>
-          <w:ins w:id="5192" w:author="Kiro" w:date="2026-10-11T00:00:00Z"/>
+          <w:ins w:id="5198" w:author="Kiro" w:date="2026-10-11T00:00:00Z"/>
         </w:rPr>
       </w:pPr>
-      <w:ins w:id="5193" w:author="Kiro" w:date="2026-10-11T00:00:00Z">
+      <w:ins w:id="5199" w:author="Kiro" w:date="2026-10-11T00:00:00Z">
         <w:r>
           <w:t xml:space="preserve">目前最早的明确家鸡记录来自泰国Ban Non Wat：该遗址发现了候选鸡骨</w:t>
         </w:r>
@@ -2116,12 +2116,12 @@
       <w:pPr>
         <w:jc w:val="both"/>
       </w:pPr>
-      <w:del w:id="5194" w:author="Kiro" w:date="2026-10-11T00:00:00Z">
+      <w:del w:id="5200" w:author="Kiro" w:date="2026-10-11T00:00:00Z">
         <w:r>
           <w:delText xml:space="preserve">这一带早期家鸡的出现，与稻、粟农业的扩散有关。农业共栖模型认为，稻、粟种植进入原鸡分布区后，开垦和休耕形成的次生灌丛扩大了适宜生境，收获、加工和储藏留下的谷物又提供了食物，原鸡因此反复接近聚落</w:delText>
         </w:r>
       </w:del>
-      <w:del w:id="5195" w:author="Kiro" w:date="2026-10-11T00:00:00Z">
+      <w:del w:id="5201" w:author="Kiro" w:date="2026-10-11T00:00:00Z">
         <w:r>
           <w:rPr>
             <w:vertAlign w:val="superscript"/>
@@ -2129,12 +2129,12 @@
           <w:delText xml:space="preserve">[37]</w:delText>
         </w:r>
       </w:del>
-      <w:del w:id="5196" w:author="Kiro" w:date="2026-10-11T00:00:00Z">
+      <w:del w:id="5202" w:author="Kiro" w:date="2026-10-11T00:00:00Z">
         <w:r>
           <w:delText xml:space="preserve">。这一过程符合动物驯化的共栖路径：人类先改变动物的食物和生境，再逐步加强对其繁殖和生存的管理</w:delText>
         </w:r>
       </w:del>
-      <w:del w:id="5197" w:author="Kiro" w:date="2026-10-11T00:00:00Z">
+      <w:del w:id="5203" w:author="Kiro" w:date="2026-10-11T00:00:00Z">
         <w:r>
           <w:rPr>
             <w:vertAlign w:val="superscript"/>
@@ -2142,12 +2142,12 @@
           <w:delText xml:space="preserve">[43]</w:delText>
         </w:r>
       </w:del>
-      <w:del w:id="5198" w:author="Kiro" w:date="2026-10-11T00:00:00Z">
+      <w:del w:id="5204" w:author="Kiro" w:date="2026-10-11T00:00:00Z">
         <w:r>
           <w:delText xml:space="preserve">。现代生态观察支持其中的食物和生境联系。泰国的红原鸡利用开垦地及其边缘，嗉囊和肌胃中既有栽培稻、玉米，也有野外食物</w:delText>
         </w:r>
       </w:del>
-      <w:del w:id="5199" w:author="Kiro" w:date="2026-10-11T00:00:00Z">
+      <w:del w:id="5205" w:author="Kiro" w:date="2026-10-11T00:00:00Z">
         <w:r>
           <w:rPr>
             <w:vertAlign w:val="superscript"/>
@@ -2155,12 +2155,12 @@
           <w:delText xml:space="preserve">[44]</w:delText>
         </w:r>
       </w:del>
-      <w:del w:id="5200" w:author="Kiro" w:date="2026-10-11T00:00:00Z">
+      <w:del w:id="5206" w:author="Kiro" w:date="2026-10-11T00:00:00Z">
         <w:r>
           <w:delText xml:space="preserve">；桂西南的红原鸡利用多种灌丛，繁殖季会到村落附近与放养家鸡交配</w:delText>
         </w:r>
       </w:del>
-      <w:del w:id="5201" w:author="Kiro" w:date="2026-10-11T00:00:00Z">
+      <w:del w:id="5207" w:author="Kiro" w:date="2026-10-11T00:00:00Z">
         <w:r>
           <w:rPr>
             <w:vertAlign w:val="superscript"/>
@@ -2168,12 +2168,12 @@
           <w:delText xml:space="preserve">[45]</w:delText>
         </w:r>
       </w:del>
-      <w:del w:id="5202" w:author="Kiro" w:date="2026-10-11T00:00:00Z">
+      <w:del w:id="5208" w:author="Kiro" w:date="2026-10-11T00:00:00Z">
         <w:r>
           <w:delText xml:space="preserve">。云南白羊村和大墩子出土的稻、粟、黍遗存，说明候选驯化区当时已具备这类农业条件</w:delText>
         </w:r>
       </w:del>
-      <w:del w:id="5203" w:author="Kiro" w:date="2026-10-11T00:00:00Z">
+      <w:del w:id="5209" w:author="Kiro" w:date="2026-10-11T00:00:00Z">
         <w:r>
           <w:rPr>
             <w:vertAlign w:val="superscript"/>
@@ -2181,12 +2181,12 @@
           <w:delText xml:space="preserve">[46,47]</w:delText>
         </w:r>
       </w:del>
-      <w:del w:id="5204" w:author="Kiro" w:date="2026-10-11T00:00:00Z">
+      <w:del w:id="5210" w:author="Kiro" w:date="2026-10-11T00:00:00Z">
         <w:r>
           <w:delText xml:space="preserve">。不过，接近聚落还不等于被饲养，大地湾以谷物为食的雉鸡就是一例</w:delText>
         </w:r>
       </w:del>
-      <w:del w:id="5205" w:author="Kiro" w:date="2026-10-11T00:00:00Z">
+      <w:del w:id="5211" w:author="Kiro" w:date="2026-10-11T00:00:00Z">
         <w:r>
           <w:rPr>
             <w:vertAlign w:val="superscript"/>
@@ -2194,12 +2194,12 @@
           <w:delText xml:space="preserve">[35]</w:delText>
         </w:r>
       </w:del>
-      <w:del w:id="5206" w:author="Kiro" w:date="2026-10-11T00:00:00Z">
+      <w:del w:id="5212" w:author="Kiro" w:date="2026-10-11T00:00:00Z">
         <w:r>
           <w:delText xml:space="preserve">。原鸡还需经过人类的容纳和留养才能进入持续饲养。图1概括了农业共栖、持续饲养、传播和后续变化之间的联系。</w:delText>
         </w:r>
       </w:del>
-      <w:ins w:id="5207" w:author="Kiro" w:date="2026-10-11T00:00:00Z">
+      <w:ins w:id="5213" w:author="Kiro" w:date="2026-10-11T00:00:00Z">
         <w:r>
           <w:t xml:space="preserve">这一带早期家鸡的出现，在时间上与稻、粟农业的扩散相吻合。农业共栖模型认为，稻、粟种植进入原鸡分布区后，开垦和休耕形成的次生灌丛扩大了适宜生境，收获、加工和储藏留下的谷物又提供了食物，原鸡因此反复接近聚落</w:t>
         </w:r>
@@ -2324,7 +2324,7 @@
         <w:spacing w:before="0" w:after="100" w:line="276" w:lineRule="auto"/>
         <w:ind w:firstLine="0" w:left="0" w:right="0"/>
       </w:pPr>
-      <w:del w:id="5208" w:author="Kiro" w:date="2026-10-11T00:00:00Z">
+      <w:del w:id="5214" w:author="Kiro" w:date="2026-10-11T00:00:00Z">
         <w:r>
           <w:rPr>
             <w:rFonts w:ascii="Times New Roman" w:hAnsi="Times New Roman" w:eastAsia="宋体"/>
@@ -2336,7 +2336,7 @@
           <w:delText>农业改变食物与生境，可能促进原鸡反复接近聚落，持续饲养和繁殖管理进一步改变人鸡关系</w:delText>
         </w:r>
       </w:del>
-      <w:del w:id="5209" w:author="Kiro" w:date="2026-10-11T00:00:00Z">
+      <w:del w:id="5215" w:author="Kiro" w:date="2026-10-11T00:00:00Z">
         <w:r>
           <w:rPr>
             <w:rFonts w:ascii="Times New Roman" w:hAnsi="Times New Roman" w:eastAsia="宋体"/>
@@ -2349,7 +2349,7 @@
           <w:delText>[37,43]</w:delText>
         </w:r>
       </w:del>
-      <w:del w:id="5210" w:author="Kiro" w:date="2026-10-11T00:00:00Z">
+      <w:del w:id="5216" w:author="Kiro" w:date="2026-10-11T00:00:00Z">
         <w:r>
           <w:rPr>
             <w:rFonts w:ascii="Times New Roman" w:hAnsi="Times New Roman" w:eastAsia="宋体"/>
@@ -2361,7 +2361,7 @@
           <w:delText>。四部分概括可以相互重叠的过程，不表示严格分离的年代阶段。家鸡主要核祖源与</w:delText>
         </w:r>
       </w:del>
-      <w:del w:id="5211" w:author="Kiro" w:date="2026-10-11T00:00:00Z">
+      <w:del w:id="5217" w:author="Kiro" w:date="2026-10-11T00:00:00Z">
         <w:r>
           <w:rPr>
             <w:rFonts w:ascii="Times New Roman" w:hAnsi="Times New Roman" w:eastAsia="宋体"/>
@@ -2373,7 +2373,7 @@
           <w:delText>G. g. spadiceus</w:delText>
         </w:r>
       </w:del>
-      <w:del w:id="5212" w:author="Kiro" w:date="2026-10-11T00:00:00Z">
+      <w:del w:id="5218" w:author="Kiro" w:date="2026-10-11T00:00:00Z">
         <w:r>
           <w:rPr>
             <w:rFonts w:ascii="Times New Roman" w:hAnsi="Times New Roman" w:eastAsia="宋体"/>
@@ -2385,7 +2385,7 @@
           <w:delText>相关；其他原鸡的局部渗入及后续家鸡间的基因交流继续影响其遗传组成</w:delText>
         </w:r>
       </w:del>
-      <w:del w:id="5213" w:author="Kiro" w:date="2026-10-11T00:00:00Z">
+      <w:del w:id="5219" w:author="Kiro" w:date="2026-10-11T00:00:00Z">
         <w:r>
           <w:rPr>
             <w:rFonts w:ascii="Times New Roman" w:hAnsi="Times New Roman" w:eastAsia="宋体"/>
@@ -2398,7 +2398,7 @@
           <w:delText>[16,18,21,22]</w:delText>
         </w:r>
       </w:del>
-      <w:del w:id="5214" w:author="Kiro" w:date="2026-10-11T00:00:00Z">
+      <w:del w:id="5220" w:author="Kiro" w:date="2026-10-11T00:00:00Z">
         <w:r>
           <w:rPr>
             <w:rFonts w:ascii="Times New Roman" w:hAnsi="Times New Roman" w:eastAsia="宋体"/>
@@ -2410,7 +2410,7 @@
           <w:delText>。</w:delText>
         </w:r>
       </w:del>
-      <w:ins w:id="5215" w:author="Kiro" w:date="2026-10-11T00:00:00Z">
+      <w:ins w:id="5221" w:author="Kiro" w:date="2026-10-11T00:00:00Z">
         <w:r>
           <w:t xml:space="preserve">农业改变了食物与生境，可能促使原鸡反复接近聚落；持续饲养和繁殖管理进一步改变了人鸡关系</w:t>
         </w:r>
@@ -2455,12 +2455,12 @@
       <w:pPr>
         <w:jc w:val="both"/>
       </w:pPr>
-      <w:del w:id="5216" w:author="Kiro" w:date="2026-10-11T00:00:00Z">
+      <w:del w:id="5222" w:author="Kiro" w:date="2026-10-11T00:00:00Z">
         <w:r>
           <w:delText xml:space="preserve">家鸡从东南亚半岛和中国西南向外传播，于公元前2千纪后期到达中国中部、南亚和美索不达米亚</w:delText>
         </w:r>
       </w:del>
-      <w:del w:id="5217" w:author="Kiro" w:date="2026-10-11T00:00:00Z">
+      <w:del w:id="5223" w:author="Kiro" w:date="2026-10-11T00:00:00Z">
         <w:r>
           <w:rPr>
             <w:vertAlign w:val="superscript"/>
@@ -2468,12 +2468,12 @@
           <w:delText xml:space="preserve">[37]</w:delText>
         </w:r>
       </w:del>
-      <w:del w:id="5218" w:author="Kiro" w:date="2026-10-11T00:00:00Z">
+      <w:del w:id="5224" w:author="Kiro" w:date="2026-10-11T00:00:00Z">
         <w:r>
           <w:delText xml:space="preserve">。直接测年修正了不少依据层位给出的早期年代。欧洲及西北非16处遗址的23件候选早期鸡骨经直接测年，有18件晚于原报层位年代，地中海欧洲的可靠记录因此落在公元前1千纪</w:delText>
         </w:r>
       </w:del>
-      <w:del w:id="5219" w:author="Kiro" w:date="2026-10-11T00:00:00Z">
+      <w:del w:id="5225" w:author="Kiro" w:date="2026-10-11T00:00:00Z">
         <w:r>
           <w:rPr>
             <w:vertAlign w:val="superscript"/>
@@ -2481,12 +2481,12 @@
           <w:delText xml:space="preserve">[48]</w:delText>
         </w:r>
       </w:del>
-      <w:del w:id="5220" w:author="Kiro" w:date="2026-10-11T00:00:00Z">
+      <w:del w:id="5226" w:author="Kiro" w:date="2026-10-11T00:00:00Z">
         <w:r>
           <w:delText xml:space="preserve">。向南，非洲之角Mezber的鸡骨直接年代为公元前820～595年，研究将其与南阿拉伯和红海的交流联系起来</w:delText>
         </w:r>
       </w:del>
-      <w:del w:id="5221" w:author="Kiro" w:date="2026-10-11T00:00:00Z">
+      <w:del w:id="5227" w:author="Kiro" w:date="2026-10-11T00:00:00Z">
         <w:r>
           <w:rPr>
             <w:vertAlign w:val="superscript"/>
@@ -2494,12 +2494,12 @@
           <w:delText xml:space="preserve">[49]</w:delText>
         </w:r>
       </w:del>
-      <w:del w:id="5222" w:author="Kiro" w:date="2026-10-11T00:00:00Z">
+      <w:del w:id="5228" w:author="Kiro" w:date="2026-10-11T00:00:00Z">
         <w:r>
           <w:delText xml:space="preserve">；下埃及、内尼日尔三角洲和东非沿海的记录则展示了后续区域传播</w:delText>
         </w:r>
       </w:del>
-      <w:del w:id="5223" w:author="Kiro" w:date="2026-10-11T00:00:00Z">
+      <w:del w:id="5229" w:author="Kiro" w:date="2026-10-11T00:00:00Z">
         <w:r>
           <w:rPr>
             <w:vertAlign w:val="superscript"/>
@@ -2507,12 +2507,12 @@
           <w:delText xml:space="preserve">[50,51,52,53]</w:delText>
         </w:r>
       </w:del>
-      <w:del w:id="5224" w:author="Kiro" w:date="2026-10-11T00:00:00Z">
+      <w:del w:id="5230" w:author="Kiro" w:date="2026-10-11T00:00:00Z">
         <w:r>
           <w:delText xml:space="preserve">。东非Unguja Ukuu和马达加斯加Mahilaka经古DNA确认的鸡骨，分别出自公元7～8世纪和11～13世纪参与印度洋贸易的港口背景</w:delText>
         </w:r>
       </w:del>
-      <w:del w:id="5225" w:author="Kiro" w:date="2026-10-11T00:00:00Z">
+      <w:del w:id="5231" w:author="Kiro" w:date="2026-10-11T00:00:00Z">
         <w:r>
           <w:rPr>
             <w:vertAlign w:val="superscript"/>
@@ -2520,12 +2520,12 @@
           <w:delText xml:space="preserve">[53]</w:delText>
         </w:r>
       </w:del>
-      <w:del w:id="5226" w:author="Kiro" w:date="2026-10-11T00:00:00Z">
+      <w:del w:id="5232" w:author="Kiro" w:date="2026-10-11T00:00:00Z">
         <w:r>
           <w:delText xml:space="preserve">。这些区域记录反映了较早的红海联系和较晚的印度洋交流，各地的最早记录只代表目前能够确认的出现时间。</w:delText>
         </w:r>
       </w:del>
-      <w:ins w:id="5227" w:author="Kiro" w:date="2026-10-11T00:00:00Z">
+      <w:ins w:id="5233" w:author="Kiro" w:date="2026-10-11T00:00:00Z">
         <w:r>
           <w:t xml:space="preserve">家鸡从东南亚半岛和中国西南向外传播，于公元前2千纪后期到达中国中部、南亚和美索不达米亚</w:t>
         </w:r>
@@ -2580,12 +2580,12 @@
       <w:pPr>
         <w:jc w:val="both"/>
       </w:pPr>
-      <w:del w:id="5228" w:author="Kiro" w:date="2026-10-11T00:00:00Z">
+      <w:del w:id="5234" w:author="Kiro" w:date="2026-10-11T00:00:00Z">
         <w:r>
           <w:delText xml:space="preserve">向东，日本的可靠记录始于弥生时期，唐古·键遗址一件鸡骨的直接年代为公元前381～204年</w:delText>
         </w:r>
       </w:del>
-      <w:del w:id="5229" w:author="Kiro" w:date="2026-10-11T00:00:00Z">
+      <w:del w:id="5235" w:author="Kiro" w:date="2026-10-11T00:00:00Z">
         <w:r>
           <w:rPr>
             <w:vertAlign w:val="superscript"/>
@@ -2593,12 +2593,12 @@
           <w:delText xml:space="preserve">[54]</w:delText>
         </w:r>
       </w:del>
-      <w:del w:id="5230" w:author="Kiro" w:date="2026-10-11T00:00:00Z">
+      <w:del w:id="5236" w:author="Kiro" w:date="2026-10-11T00:00:00Z">
         <w:r>
           <w:delText xml:space="preserve">；现代日本鸡群则由多个亚洲来源形成，后来的输入持续改变其组成</w:delText>
         </w:r>
       </w:del>
-      <w:del w:id="5231" w:author="Kiro" w:date="2026-10-11T00:00:00Z">
+      <w:del w:id="5237" w:author="Kiro" w:date="2026-10-11T00:00:00Z">
         <w:r>
           <w:rPr>
             <w:vertAlign w:val="superscript"/>
@@ -2606,12 +2606,12 @@
           <w:delText xml:space="preserve">[55]</w:delText>
         </w:r>
       </w:del>
-      <w:del w:id="5232" w:author="Kiro" w:date="2026-10-11T00:00:00Z">
+      <w:del w:id="5238" w:author="Kiro" w:date="2026-10-11T00:00:00Z">
         <w:r>
           <w:delText xml:space="preserve">。拉皮塔文化遗址显示，公元前1千纪早期鸡已进入汤加、瓦努阿图等太平洋西南部岛屿</w:delText>
         </w:r>
       </w:del>
-      <w:del w:id="5233" w:author="Kiro" w:date="2026-10-11T00:00:00Z">
+      <w:del w:id="5239" w:author="Kiro" w:date="2026-10-11T00:00:00Z">
         <w:r>
           <w:rPr>
             <w:vertAlign w:val="superscript"/>
@@ -2619,12 +2619,12 @@
           <w:delText xml:space="preserve">[56,57,58]</w:delText>
         </w:r>
       </w:del>
-      <w:del w:id="5234" w:author="Kiro" w:date="2026-10-11T00:00:00Z">
+      <w:del w:id="5240" w:author="Kiro" w:date="2026-10-11T00:00:00Z">
         <w:r>
           <w:delText xml:space="preserve">，随后到达夏威夷和Rapa Nui；Niue、夏威夷和Rapa Nui复核所得的22条可重复古鸡母系序列均属D单倍群</w:delText>
         </w:r>
       </w:del>
-      <w:del w:id="5235" w:author="Kiro" w:date="2026-10-11T00:00:00Z">
+      <w:del w:id="5241" w:author="Kiro" w:date="2026-10-11T00:00:00Z">
         <w:r>
           <w:rPr>
             <w:vertAlign w:val="superscript"/>
@@ -2632,12 +2632,12 @@
           <w:delText xml:space="preserve">[59]</w:delText>
         </w:r>
       </w:del>
-      <w:del w:id="5236" w:author="Kiro" w:date="2026-10-11T00:00:00Z">
+      <w:del w:id="5242" w:author="Kiro" w:date="2026-10-11T00:00:00Z">
         <w:r>
           <w:delText xml:space="preserve">。</w:delText>
         </w:r>
       </w:del>
-      <w:ins w:id="5237" w:author="Kiro" w:date="2026-10-11T00:00:00Z">
+      <w:ins w:id="5243" w:author="Kiro" w:date="2026-10-11T00:00:00Z">
         <w:r>
           <w:t xml:space="preserve">向东，日本的可靠记录始于弥生时期，唐古·键遗址一件鸡骨的直接年代为公元前381～204年</w:t>
         </w:r>
@@ -2683,12 +2683,12 @@
       <w:pPr>
         <w:jc w:val="both"/>
       </w:pPr>
-      <w:del w:id="5238" w:author="Kiro" w:date="2026-10-11T00:00:00Z">
+      <w:del w:id="5244" w:author="Kiro" w:date="2026-10-11T00:00:00Z">
         <w:r>
           <w:delText xml:space="preserve">鸡在传播过程中的用途因地而异，珍视、照护和食用可以并存。Arslantepe的鸡骨较为完整，缺少典型的食物处理痕迹，更符合展示或作为珍稀动物饲养的解释</w:delText>
         </w:r>
       </w:del>
-      <w:del w:id="5239" w:author="Kiro" w:date="2026-10-11T00:00:00Z">
+      <w:del w:id="5245" w:author="Kiro" w:date="2026-10-11T00:00:00Z">
         <w:r>
           <w:rPr>
             <w:vertAlign w:val="superscript"/>
@@ -2696,12 +2696,12 @@
           <w:delText xml:space="preserve">[60]</w:delText>
         </w:r>
       </w:del>
-      <w:del w:id="5240" w:author="Kiro" w:date="2026-10-11T00:00:00Z">
+      <w:del w:id="5246" w:author="Kiro" w:date="2026-10-11T00:00:00Z">
         <w:r>
           <w:delText xml:space="preserve">；英国较早的鸡多为完整埋葬，并有老龄个体和骨折愈合的记录，说明部分鸡受到长期照护</w:delText>
         </w:r>
       </w:del>
-      <w:del w:id="5241" w:author="Kiro" w:date="2026-10-11T00:00:00Z">
+      <w:del w:id="5247" w:author="Kiro" w:date="2026-10-11T00:00:00Z">
         <w:r>
           <w:rPr>
             <w:vertAlign w:val="superscript"/>
@@ -2709,12 +2709,12 @@
           <w:delText xml:space="preserve">[48]</w:delText>
         </w:r>
       </w:del>
-      <w:del w:id="5242" w:author="Kiro" w:date="2026-10-11T00:00:00Z">
+      <w:del w:id="5248" w:author="Kiro" w:date="2026-10-11T00:00:00Z">
         <w:r>
           <w:delText xml:space="preserve">。Mezber较早鸡骨的食物废弃背景也提供了食用线索</w:delText>
         </w:r>
       </w:del>
-      <w:del w:id="5243" w:author="Kiro" w:date="2026-10-11T00:00:00Z">
+      <w:del w:id="5249" w:author="Kiro" w:date="2026-10-11T00:00:00Z">
         <w:r>
           <w:rPr>
             <w:vertAlign w:val="superscript"/>
@@ -2722,12 +2722,12 @@
           <w:delText xml:space="preserve">[49]</w:delText>
         </w:r>
       </w:del>
-      <w:del w:id="5244" w:author="Kiro" w:date="2026-10-11T00:00:00Z">
+      <w:del w:id="5250" w:author="Kiro" w:date="2026-10-11T00:00:00Z">
         <w:r>
           <w:delText xml:space="preserve">。南黎凡特Maresha公元前4～2世纪的组合中，1092件鸡骨占所比较家畜骨骼的29%，成熟雌鸟、髓质骨和屠宰分割痕迹并见，支持当时已有集中的蛋肉利用</w:delText>
         </w:r>
       </w:del>
-      <w:del w:id="5245" w:author="Kiro" w:date="2026-10-11T00:00:00Z">
+      <w:del w:id="5251" w:author="Kiro" w:date="2026-10-11T00:00:00Z">
         <w:r>
           <w:rPr>
             <w:vertAlign w:val="superscript"/>
@@ -2735,12 +2735,12 @@
           <w:delText xml:space="preserve">[61]</w:delText>
         </w:r>
       </w:del>
-      <w:del w:id="5246" w:author="Kiro" w:date="2026-10-11T00:00:00Z">
+      <w:del w:id="5252" w:author="Kiro" w:date="2026-10-11T00:00:00Z">
         <w:r>
           <w:delText xml:space="preserve">；中亚多个聚落从公元前1千纪后半叶到中世纪反复出土大量鸡蛋壳，反映了鸡蛋的常规利用，作者据此推测产蛋季节性有所减弱</w:delText>
         </w:r>
       </w:del>
-      <w:del w:id="5247" w:author="Kiro" w:date="2026-10-11T00:00:00Z">
+      <w:del w:id="5253" w:author="Kiro" w:date="2026-10-11T00:00:00Z">
         <w:r>
           <w:rPr>
             <w:vertAlign w:val="superscript"/>
@@ -2748,12 +2748,12 @@
           <w:delText xml:space="preserve">[62]</w:delText>
         </w:r>
       </w:del>
-      <w:del w:id="5248" w:author="Kiro" w:date="2026-10-11T00:00:00Z">
+      <w:del w:id="5254" w:author="Kiro" w:date="2026-10-11T00:00:00Z">
         <w:r>
           <w:delText xml:space="preserve">。在东亚，C1亚单倍群和A单倍群在斗鸡中富集，其较晚扩张可能与斗鸡的育种和传播有关</w:delText>
         </w:r>
       </w:del>
-      <w:del w:id="5249" w:author="Kiro" w:date="2026-10-11T00:00:00Z">
+      <w:del w:id="5255" w:author="Kiro" w:date="2026-10-11T00:00:00Z">
         <w:r>
           <w:rPr>
             <w:vertAlign w:val="superscript"/>
@@ -2761,12 +2761,12 @@
           <w:delText xml:space="preserve">[9]</w:delText>
         </w:r>
       </w:del>
-      <w:del w:id="5250" w:author="Kiro" w:date="2026-10-11T00:00:00Z">
+      <w:del w:id="5256" w:author="Kiro" w:date="2026-10-11T00:00:00Z">
         <w:r>
           <w:delText xml:space="preserve">。这些记录表明，鸡的出现与集中的蛋肉生产并不总是同步。</w:delText>
         </w:r>
       </w:del>
-      <w:ins w:id="5251" w:author="Kiro" w:date="2026-10-11T00:00:00Z">
+      <w:ins w:id="5257" w:author="Kiro" w:date="2026-10-11T00:00:00Z">
         <w:r>
           <w:t xml:space="preserve">鸡在传播过程中的用途因地而异，珍视、照护和食用可以并存。Arslantepe的鸡骨较为完整，缺少典型的食物处理痕迹，更符合展示或作为珍稀动物饲养的解释</w:t>
         </w:r>
@@ -2962,7 +2962,7 @@
         <w:spacing w:before="0" w:after="100" w:line="276" w:lineRule="auto"/>
         <w:ind w:firstLine="0" w:left="0" w:right="0"/>
       </w:pPr>
-      <w:del w:id="5252" w:author="Kiro" w:date="2026-10-11T00:00:00Z">
+      <w:del w:id="5258" w:author="Kiro" w:date="2026-10-11T00:00:00Z">
         <w:r>
           <w:rPr>
             <w:rFonts w:ascii="Times New Roman" w:hAnsi="Times New Roman" w:eastAsia="宋体"/>
@@ -2974,7 +2974,7 @@
           <w:delText>实线概括现有考古时序、历史交流及亲缘资料支持的区域联系；虚线表示候选路线或来源模型；灰色点线表示有争议的前哥伦布时期波利尼西亚—南美联系</w:delText>
         </w:r>
       </w:del>
-      <w:del w:id="5253" w:author="Kiro" w:date="2026-10-11T00:00:00Z">
+      <w:del w:id="5259" w:author="Kiro" w:date="2026-10-11T00:00:00Z">
         <w:r>
           <w:rPr>
             <w:rFonts w:ascii="Times New Roman" w:hAnsi="Times New Roman" w:eastAsia="宋体"/>
@@ -2987,7 +2987,7 @@
           <w:delText>[37,39,48,54,55,56,58,59]</w:delText>
         </w:r>
       </w:del>
-      <w:del w:id="5254" w:author="Kiro" w:date="2026-10-11T00:00:00Z">
+      <w:del w:id="5260" w:author="Kiro" w:date="2026-10-11T00:00:00Z">
         <w:r>
           <w:rPr>
             <w:rFonts w:ascii="Times New Roman" w:hAnsi="Times New Roman" w:eastAsia="宋体"/>
@@ -2999,7 +2999,7 @@
           <w:delText>。阴影为现生</w:delText>
         </w:r>
       </w:del>
-      <w:del w:id="5255" w:author="Kiro" w:date="2026-10-11T00:00:00Z">
+      <w:del w:id="5261" w:author="Kiro" w:date="2026-10-11T00:00:00Z">
         <w:r>
           <w:rPr>
             <w:rFonts w:ascii="Times New Roman" w:hAnsi="Times New Roman" w:eastAsia="宋体"/>
@@ -3011,7 +3011,7 @@
           <w:delText>G. g. spadiceus</w:delText>
         </w:r>
       </w:del>
-      <w:del w:id="5256" w:author="Kiro" w:date="2026-10-11T00:00:00Z">
+      <w:del w:id="5262" w:author="Kiro" w:date="2026-10-11T00:00:00Z">
         <w:r>
           <w:rPr>
             <w:rFonts w:ascii="Times New Roman" w:hAnsi="Times New Roman" w:eastAsia="宋体"/>
@@ -3023,7 +3023,7 @@
           <w:delText>分布范围的示意</w:delText>
         </w:r>
       </w:del>
-      <w:del w:id="5257" w:author="Kiro" w:date="2026-10-11T00:00:00Z">
+      <w:del w:id="5263" w:author="Kiro" w:date="2026-10-11T00:00:00Z">
         <w:r>
           <w:rPr>
             <w:rFonts w:ascii="Times New Roman" w:hAnsi="Times New Roman" w:eastAsia="宋体"/>
@@ -3036,7 +3036,7 @@
           <w:delText>[18]</w:delText>
         </w:r>
       </w:del>
-      <w:del w:id="5258" w:author="Kiro" w:date="2026-10-11T00:00:00Z">
+      <w:del w:id="5264" w:author="Kiro" w:date="2026-10-11T00:00:00Z">
         <w:r>
           <w:rPr>
             <w:rFonts w:ascii="Times New Roman" w:hAnsi="Times New Roman" w:eastAsia="宋体"/>
@@ -3048,7 +3048,7 @@
           <w:delText>。北非沿海及萨赫勒—苏丹带向西非的虚线均为候选路径</w:delText>
         </w:r>
       </w:del>
-      <w:del w:id="5259" w:author="Kiro" w:date="2026-10-11T00:00:00Z">
+      <w:del w:id="5265" w:author="Kiro" w:date="2026-10-11T00:00:00Z">
         <w:r>
           <w:rPr>
             <w:rFonts w:ascii="Times New Roman" w:hAnsi="Times New Roman" w:eastAsia="宋体"/>
@@ -3061,7 +3061,7 @@
           <w:delText>[52]</w:delText>
         </w:r>
       </w:del>
-      <w:del w:id="5260" w:author="Kiro" w:date="2026-10-11T00:00:00Z">
+      <w:del w:id="5266" w:author="Kiro" w:date="2026-10-11T00:00:00Z">
         <w:r>
           <w:rPr>
             <w:rFonts w:ascii="Times New Roman" w:hAnsi="Times New Roman" w:eastAsia="宋体"/>
@@ -3073,7 +3073,7 @@
           <w:delText>。M1表示南亚经东非传入马达加斯加的旧假说，M2表示东非与马达加斯加分别接受外来种源的模型；M2的来源参照包含印度和非洲大陆群体，起点为来源集合的示意位置</w:delText>
         </w:r>
       </w:del>
-      <w:del w:id="5261" w:author="Kiro" w:date="2026-10-11T00:00:00Z">
+      <w:del w:id="5267" w:author="Kiro" w:date="2026-10-11T00:00:00Z">
         <w:r>
           <w:rPr>
             <w:rFonts w:ascii="Times New Roman" w:hAnsi="Times New Roman" w:eastAsia="宋体"/>
@@ -3086,7 +3086,7 @@
           <w:delText>[66,67]</w:delText>
         </w:r>
       </w:del>
-      <w:del w:id="5262" w:author="Kiro" w:date="2026-10-11T00:00:00Z">
+      <w:del w:id="5268" w:author="Kiro" w:date="2026-10-11T00:00:00Z">
         <w:r>
           <w:rPr>
             <w:rFonts w:ascii="Times New Roman" w:hAnsi="Times New Roman" w:eastAsia="宋体"/>
@@ -3098,7 +3098,7 @@
           <w:delText>。两侧A续接殖民时期伊比利亚与海地、佛罗里达的联系</w:delText>
         </w:r>
       </w:del>
-      <w:del w:id="5263" w:author="Kiro" w:date="2026-10-11T00:00:00Z">
+      <w:del w:id="5269" w:author="Kiro" w:date="2026-10-11T00:00:00Z">
         <w:r>
           <w:rPr>
             <w:rFonts w:ascii="Times New Roman" w:hAnsi="Times New Roman" w:eastAsia="宋体"/>
@@ -3111,7 +3111,7 @@
           <w:delText>[39]</w:delText>
         </w:r>
       </w:del>
-      <w:del w:id="5264" w:author="Kiro" w:date="2026-10-11T00:00:00Z">
+      <w:del w:id="5270" w:author="Kiro" w:date="2026-10-11T00:00:00Z">
         <w:r>
           <w:rPr>
             <w:rFonts w:ascii="Times New Roman" w:hAnsi="Times New Roman" w:eastAsia="宋体"/>
@@ -3123,7 +3123,7 @@
           <w:delText>。编号与表1对应，15a/15b分别为Unguja Ukuu/Mahilaka，16a/16b分别为Nenumbo/Tongoleleka。具体年代及证据对象见表1。海岸线依据Natural Earth公开数据。</w:delText>
         </w:r>
       </w:del>
-      <w:ins w:id="5265" w:author="Kiro" w:date="2026-10-11T00:00:00Z">
+      <w:ins w:id="5271" w:author="Kiro" w:date="2026-10-11T00:00:00Z">
         <w:r>
           <w:t xml:space="preserve">实线概括现有考古时序、历史交流及亲缘资料支持的区域联系；虚线表示候选路线或来源模型；灰色点线表示有争议的前哥伦布时期波利尼西亚—南美联系</w:t>
         </w:r>
@@ -6021,7 +6021,7 @@
         <w:spacing w:before="0" w:after="100" w:line="276" w:lineRule="auto"/>
         <w:ind w:firstLine="0" w:left="0" w:right="0"/>
       </w:pPr>
-      <w:del w:id="5266" w:author="Kiro" w:date="2026-10-11T00:00:00Z">
+      <w:del w:id="5272" w:author="Kiro" w:date="2026-10-11T00:00:00Z">
         <w:r>
           <w:rPr>
             <w:rFonts w:ascii="Times New Roman" w:hAnsi="Times New Roman" w:eastAsia="宋体"/>
@@ -6033,7 +6033,7 @@
           <w:delText>cal BP以公元1950年为基准。Nenumbo沿用Peters等所载储库校正区间（95%概率）；Tongoleleka沿用Steadman等原研究对6个个体的加权合并区间，不能视为每个个体均获得同一精确日期</w:delText>
         </w:r>
       </w:del>
-      <w:del w:id="5267" w:author="Kiro" w:date="2026-10-11T00:00:00Z">
+      <w:del w:id="5273" w:author="Kiro" w:date="2026-10-11T00:00:00Z">
         <w:r>
           <w:rPr>
             <w:rFonts w:ascii="Times New Roman" w:hAnsi="Times New Roman" w:eastAsia="宋体"/>
@@ -6046,7 +6046,7 @@
           <w:delText>[37,56]</w:delText>
         </w:r>
       </w:del>
-      <w:del w:id="5268" w:author="Kiro" w:date="2026-10-11T00:00:00Z">
+      <w:del w:id="5274" w:author="Kiro" w:date="2026-10-11T00:00:00Z">
         <w:r>
           <w:rPr>
             <w:rFonts w:ascii="Times New Roman" w:hAnsi="Times New Roman" w:eastAsia="宋体"/>
@@ -6058,7 +6058,7 @@
           <w:delText>。</w:delText>
         </w:r>
       </w:del>
-      <w:ins w:id="5269" w:author="Kiro" w:date="2026-10-11T00:00:00Z">
+      <w:ins w:id="5275" w:author="Kiro" w:date="2026-10-11T00:00:00Z">
         <w:r>
           <w:t xml:space="preserve">cal BP以公元1950年为基准。Nenumbo沿用全球综合评估转引的储库校正区间（95%概率）；Tongoleleka沿用原研究对6个个体的加权合并区间，不能视为每个个体均获得同一精确日期</w:t>
         </w:r>
@@ -6100,17 +6100,30 @@
     </w:p>
     <w:p>
       <w:pPr>
-        <w:pStyle w:val="Heading2"/>
-      </w:pPr>
-      <w:r>
-        <w:t xml:space="preserve">6.1 环境适应与抗病性</w:t>
-      </w:r>
+        <w:jc w:val="both"/>
+        <w:rPr>
+          <w:ins w:id="5001" w:author="Kiro" w:date="2026-10-11T00:00:00Z"/>
+        </w:rPr>
+      </w:pPr>
+      <w:ins w:id="5002" w:author="Kiro" w:date="2026-10-11T00:00:00Z">
+        <w:r>
+          <w:t xml:space="preserve">家鸡传播到不同气候和海拔的地区，并被用于食用、产蛋、观赏和斗鸡等不同目的之后，各地鸡群在环境适应和用途性状上逐渐分化。本节先讨论自然环境和病原压力下的适应（6.1），再讨论人工选择下的生长、繁殖、外形和斗鸡性状（6.2）。</w:t>
+        </w:r>
+      </w:ins>
     </w:p>
     <w:p>
       <w:pPr>
+        <w:pStyle w:val="Heading2"/>
+      </w:pPr>
+      <w:r>
+        <w:t xml:space="preserve">6.1 环境适应与抗病性</w:t>
+      </w:r>
+    </w:p>
+    <w:p>
+      <w:pPr>
         <w:jc w:val="both"/>
       </w:pPr>
-      <w:del w:id="5270" w:author="Kiro" w:date="2026-10-11T00:00:00Z">
+      <w:del w:id="5276" w:author="Kiro" w:date="2026-10-11T00:00:00Z">
         <w:r>
           <w:rPr>
             <w:b/>
@@ -6118,12 +6131,12 @@
           <w:delText xml:space="preserve">高海拔适应。</w:delText>
         </w:r>
       </w:del>
-      <w:del w:id="5271" w:author="Kiro" w:date="2026-10-11T00:00:00Z">
+      <w:del w:id="5277" w:author="Kiro" w:date="2026-10-11T00:00:00Z">
         <w:r>
           <w:delText xml:space="preserve">高海拔环境中的低氧直接影响鸡胚发育和孵化。在海拔2900 m的孵化试验中，藏鸡和低地矮小鸡的孵化率分别为79.72%和31.69%，补氧提高了孵化率</w:delText>
         </w:r>
       </w:del>
-      <w:del w:id="5272" w:author="Kiro" w:date="2026-10-11T00:00:00Z">
+      <w:del w:id="5278" w:author="Kiro" w:date="2026-10-11T00:00:00Z">
         <w:r>
           <w:rPr>
             <w:vertAlign w:val="superscript"/>
@@ -6131,12 +6144,12 @@
           <w:delText xml:space="preserve">[72]</w:delText>
         </w:r>
       </w:del>
-      <w:del w:id="5273" w:author="Kiro" w:date="2026-10-11T00:00:00Z">
+      <w:del w:id="5279" w:author="Kiro" w:date="2026-10-11T00:00:00Z">
         <w:r>
           <w:delText xml:space="preserve">。藏鸡的供氧适应涉及血红蛋白的氧结合特性和组织释氧能力。αD珠蛋白Met32Leu变异与较高氧亲和力相关</w:delText>
         </w:r>
       </w:del>
-      <w:del w:id="5274" w:author="Kiro" w:date="2026-10-11T00:00:00Z">
+      <w:del w:id="5280" w:author="Kiro" w:date="2026-10-11T00:00:00Z">
         <w:r>
           <w:rPr>
             <w:vertAlign w:val="superscript"/>
@@ -6144,12 +6157,12 @@
           <w:delText xml:space="preserve">[73]</w:delText>
         </w:r>
       </w:del>
-      <w:del w:id="5275" w:author="Kiro" w:date="2026-10-11T00:00:00Z">
+      <w:del w:id="5281" w:author="Kiro" w:date="2026-10-11T00:00:00Z">
         <w:r>
           <w:delText xml:space="preserve">；另一项晚期胚胎研究发现，低氧孵化的藏鸡血红蛋白具有更强的协同性和释氧能力</w:delText>
         </w:r>
       </w:del>
-      <w:del w:id="5276" w:author="Kiro" w:date="2026-10-11T00:00:00Z">
+      <w:del w:id="5282" w:author="Kiro" w:date="2026-10-11T00:00:00Z">
         <w:r>
           <w:rPr>
             <w:vertAlign w:val="superscript"/>
@@ -6157,12 +6170,12 @@
           <w:delText xml:space="preserve">[74]</w:delText>
         </w:r>
       </w:del>
-      <w:del w:id="5277" w:author="Kiro" w:date="2026-10-11T00:00:00Z">
+      <w:del w:id="5283" w:author="Kiro" w:date="2026-10-11T00:00:00Z">
         <w:r>
           <w:delText xml:space="preserve">。选择扫描和胚胎转录组研究涉及的主要功能包括氧运输与缺氧应答（</w:delText>
         </w:r>
       </w:del>
-      <w:del w:id="5278" w:author="Kiro" w:date="2026-10-11T00:00:00Z">
+      <w:del w:id="5284" w:author="Kiro" w:date="2026-10-11T00:00:00Z">
         <w:r>
           <w:rPr>
             <w:i/>
@@ -6170,12 +6183,12 @@
           <w:delText xml:space="preserve">HBAD</w:delText>
         </w:r>
       </w:del>
-      <w:del w:id="5279" w:author="Kiro" w:date="2026-10-11T00:00:00Z">
+      <w:del w:id="5285" w:author="Kiro" w:date="2026-10-11T00:00:00Z">
         <w:r>
           <w:delText xml:space="preserve">、</w:delText>
         </w:r>
       </w:del>
-      <w:del w:id="5280" w:author="Kiro" w:date="2026-10-11T00:00:00Z">
+      <w:del w:id="5286" w:author="Kiro" w:date="2026-10-11T00:00:00Z">
         <w:r>
           <w:rPr>
             <w:i/>
@@ -6183,12 +6196,12 @@
           <w:delText xml:space="preserve">ARNT</w:delText>
         </w:r>
       </w:del>
-      <w:del w:id="5281" w:author="Kiro" w:date="2026-10-11T00:00:00Z">
+      <w:del w:id="5287" w:author="Kiro" w:date="2026-10-11T00:00:00Z">
         <w:r>
           <w:delText xml:space="preserve">）</w:delText>
         </w:r>
       </w:del>
-      <w:del w:id="5282" w:author="Kiro" w:date="2026-10-11T00:00:00Z">
+      <w:del w:id="5288" w:author="Kiro" w:date="2026-10-11T00:00:00Z">
         <w:r>
           <w:rPr>
             <w:vertAlign w:val="superscript"/>
@@ -6196,12 +6209,12 @@
           <w:delText xml:space="preserve">[75,76]</w:delText>
         </w:r>
       </w:del>
-      <w:del w:id="5283" w:author="Kiro" w:date="2026-10-11T00:00:00Z">
+      <w:del w:id="5289" w:author="Kiro" w:date="2026-10-11T00:00:00Z">
         <w:r>
           <w:delText xml:space="preserve">、心肺发育与血管生成（</w:delText>
         </w:r>
       </w:del>
-      <w:del w:id="5284" w:author="Kiro" w:date="2026-10-11T00:00:00Z">
+      <w:del w:id="5290" w:author="Kiro" w:date="2026-10-11T00:00:00Z">
         <w:r>
           <w:rPr>
             <w:i/>
@@ -6209,12 +6222,12 @@
           <w:delText xml:space="preserve">FGFR1</w:delText>
         </w:r>
       </w:del>
-      <w:del w:id="5285" w:author="Kiro" w:date="2026-10-11T00:00:00Z">
+      <w:del w:id="5291" w:author="Kiro" w:date="2026-10-11T00:00:00Z">
         <w:r>
           <w:delText xml:space="preserve">、</w:delText>
         </w:r>
       </w:del>
-      <w:del w:id="5286" w:author="Kiro" w:date="2026-10-11T00:00:00Z">
+      <w:del w:id="5292" w:author="Kiro" w:date="2026-10-11T00:00:00Z">
         <w:r>
           <w:rPr>
             <w:i/>
@@ -6222,12 +6235,12 @@
           <w:delText xml:space="preserve">CTGF</w:delText>
         </w:r>
       </w:del>
-      <w:del w:id="5287" w:author="Kiro" w:date="2026-10-11T00:00:00Z">
+      <w:del w:id="5293" w:author="Kiro" w:date="2026-10-11T00:00:00Z">
         <w:r>
           <w:delText xml:space="preserve">），以及DNA修复和辐射应答（</w:delText>
         </w:r>
       </w:del>
-      <w:del w:id="5288" w:author="Kiro" w:date="2026-10-11T00:00:00Z">
+      <w:del w:id="5294" w:author="Kiro" w:date="2026-10-11T00:00:00Z">
         <w:r>
           <w:rPr>
             <w:i/>
@@ -6235,12 +6248,12 @@
           <w:delText xml:space="preserve">VCP</w:delText>
         </w:r>
       </w:del>
-      <w:del w:id="5289" w:author="Kiro" w:date="2026-10-11T00:00:00Z">
+      <w:del w:id="5295" w:author="Kiro" w:date="2026-10-11T00:00:00Z">
         <w:r>
           <w:delText xml:space="preserve">、</w:delText>
         </w:r>
       </w:del>
-      <w:del w:id="5290" w:author="Kiro" w:date="2026-10-11T00:00:00Z">
+      <w:del w:id="5296" w:author="Kiro" w:date="2026-10-11T00:00:00Z">
         <w:r>
           <w:rPr>
             <w:i/>
@@ -6248,12 +6261,12 @@
           <w:delText xml:space="preserve">FANCG</w:delText>
         </w:r>
       </w:del>
-      <w:del w:id="5291" w:author="Kiro" w:date="2026-10-11T00:00:00Z">
+      <w:del w:id="5297" w:author="Kiro" w:date="2026-10-11T00:00:00Z">
         <w:r>
           <w:delText xml:space="preserve">）</w:delText>
         </w:r>
       </w:del>
-      <w:del w:id="5292" w:author="Kiro" w:date="2026-10-11T00:00:00Z">
+      <w:del w:id="5298" w:author="Kiro" w:date="2026-10-11T00:00:00Z">
         <w:r>
           <w:rPr>
             <w:vertAlign w:val="superscript"/>
@@ -6261,12 +6274,12 @@
           <w:delText xml:space="preserve">[77]</w:delText>
         </w:r>
       </w:del>
-      <w:del w:id="5293" w:author="Kiro" w:date="2026-10-11T00:00:00Z">
+      <w:del w:id="5299" w:author="Kiro" w:date="2026-10-11T00:00:00Z">
         <w:r>
           <w:delText xml:space="preserve">；肝脏表达差异还集中在脂肪酸代谢、能量生成和谷胱甘肽抗氧化过程</w:delText>
         </w:r>
       </w:del>
-      <w:del w:id="5294" w:author="Kiro" w:date="2026-10-11T00:00:00Z">
+      <w:del w:id="5300" w:author="Kiro" w:date="2026-10-11T00:00:00Z">
         <w:r>
           <w:rPr>
             <w:vertAlign w:val="superscript"/>
@@ -6274,12 +6287,12 @@
           <w:delText xml:space="preserve">[76]</w:delText>
         </w:r>
       </w:del>
-      <w:del w:id="5295" w:author="Kiro" w:date="2026-10-11T00:00:00Z">
+      <w:del w:id="5301" w:author="Kiro" w:date="2026-10-11T00:00:00Z">
         <w:r>
           <w:delText xml:space="preserve">。</w:delText>
         </w:r>
       </w:del>
-      <w:ins w:id="5296" w:author="Kiro" w:date="2026-10-11T00:00:00Z">
+      <w:ins w:id="5302" w:author="Kiro" w:date="2026-10-11T00:00:00Z">
         <w:r>
           <w:rPr>
             <w:b/>
@@ -6510,7 +6523,7 @@
       <w:pPr>
         <w:jc w:val="both"/>
       </w:pPr>
-      <w:del w:id="5297" w:author="Kiro" w:date="2026-10-11T00:00:00Z">
+      <w:del w:id="5303" w:author="Kiro" w:date="2026-10-11T00:00:00Z">
         <w:r>
           <w:rPr>
             <w:b/>
@@ -6518,12 +6531,12 @@
           <w:delText xml:space="preserve">温度适应。</w:delText>
         </w:r>
       </w:del>
-      <w:del w:id="5298" w:author="Kiro" w:date="2026-10-11T00:00:00Z">
+      <w:del w:id="5304" w:author="Kiro" w:date="2026-10-11T00:00:00Z">
         <w:r>
           <w:delText xml:space="preserve">高温抑制肉鸡生长和胸肉产量，其影响随日龄和遗传背景而改变</w:delText>
         </w:r>
       </w:del>
-      <w:del w:id="5299" w:author="Kiro" w:date="2026-10-11T00:00:00Z">
+      <w:del w:id="5305" w:author="Kiro" w:date="2026-10-11T00:00:00Z">
         <w:r>
           <w:rPr>
             <w:vertAlign w:val="superscript"/>
@@ -6531,12 +6544,12 @@
           <w:delText xml:space="preserve">[81]</w:delText>
         </w:r>
       </w:del>
-      <w:del w:id="5300" w:author="Kiro" w:date="2026-10-11T00:00:00Z">
+      <w:del w:id="5306" w:author="Kiro" w:date="2026-10-11T00:00:00Z">
         <w:r>
           <w:delText xml:space="preserve">。耐热性也能响应人工选择：在40.6℃、75%相对湿度下按存活时间进行4代双向选择后，5周龄白来航高、低耐热系的存活时间分别为86和58 min</w:delText>
         </w:r>
       </w:del>
-      <w:del w:id="5301" w:author="Kiro" w:date="2026-10-11T00:00:00Z">
+      <w:del w:id="5307" w:author="Kiro" w:date="2026-10-11T00:00:00Z">
         <w:r>
           <w:rPr>
             <w:vertAlign w:val="superscript"/>
@@ -6544,12 +6557,12 @@
           <w:delText xml:space="preserve">[82]</w:delText>
         </w:r>
       </w:del>
-      <w:del w:id="5302" w:author="Kiro" w:date="2026-10-11T00:00:00Z">
+      <w:del w:id="5308" w:author="Kiro" w:date="2026-10-11T00:00:00Z">
         <w:r>
           <w:delText xml:space="preserve">。减少羽毛覆盖改善了散热。在35℃试验中，无羽鸡维持了接近25℃时的生长，而裸颈鸡的生长优势较小</w:delText>
         </w:r>
       </w:del>
-      <w:del w:id="5303" w:author="Kiro" w:date="2026-10-11T00:00:00Z">
+      <w:del w:id="5309" w:author="Kiro" w:date="2026-10-11T00:00:00Z">
         <w:r>
           <w:rPr>
             <w:vertAlign w:val="superscript"/>
@@ -6557,12 +6570,12 @@
           <w:delText xml:space="preserve">[83]</w:delText>
         </w:r>
       </w:del>
-      <w:del w:id="5304" w:author="Kiro" w:date="2026-10-11T00:00:00Z">
+      <w:del w:id="5310" w:author="Kiro" w:date="2026-10-11T00:00:00Z">
         <w:r>
           <w:delText xml:space="preserve">。热带与温带鸡的基因组比较进一步检出代谢调节（</w:delText>
         </w:r>
       </w:del>
-      <w:del w:id="5305" w:author="Kiro" w:date="2026-10-11T00:00:00Z">
+      <w:del w:id="5311" w:author="Kiro" w:date="2026-10-11T00:00:00Z">
         <w:r>
           <w:rPr>
             <w:i/>
@@ -6570,12 +6583,12 @@
           <w:delText xml:space="preserve">FABP2</w:delText>
         </w:r>
       </w:del>
-      <w:del w:id="5306" w:author="Kiro" w:date="2026-10-11T00:00:00Z">
+      <w:del w:id="5312" w:author="Kiro" w:date="2026-10-11T00:00:00Z">
         <w:r>
           <w:delText xml:space="preserve">、</w:delText>
         </w:r>
       </w:del>
-      <w:del w:id="5307" w:author="Kiro" w:date="2026-10-11T00:00:00Z">
+      <w:del w:id="5313" w:author="Kiro" w:date="2026-10-11T00:00:00Z">
         <w:r>
           <w:rPr>
             <w:i/>
@@ -6583,12 +6596,12 @@
           <w:delText xml:space="preserve">RAMP3</w:delText>
         </w:r>
       </w:del>
-      <w:del w:id="5308" w:author="Kiro" w:date="2026-10-11T00:00:00Z">
+      <w:del w:id="5314" w:author="Kiro" w:date="2026-10-11T00:00:00Z">
         <w:r>
           <w:delText xml:space="preserve">、</w:delText>
         </w:r>
       </w:del>
-      <w:del w:id="5309" w:author="Kiro" w:date="2026-10-11T00:00:00Z">
+      <w:del w:id="5315" w:author="Kiro" w:date="2026-10-11T00:00:00Z">
         <w:r>
           <w:rPr>
             <w:i/>
@@ -6596,12 +6609,12 @@
           <w:delText xml:space="preserve">TSHR</w:delText>
         </w:r>
       </w:del>
-      <w:del w:id="5310" w:author="Kiro" w:date="2026-10-11T00:00:00Z">
+      <w:del w:id="5316" w:author="Kiro" w:date="2026-10-11T00:00:00Z">
         <w:r>
           <w:delText xml:space="preserve">）和血管平滑肌收缩（</w:delText>
         </w:r>
       </w:del>
-      <w:del w:id="5311" w:author="Kiro" w:date="2026-10-11T00:00:00Z">
+      <w:del w:id="5317" w:author="Kiro" w:date="2026-10-11T00:00:00Z">
         <w:r>
           <w:rPr>
             <w:i/>
@@ -6609,12 +6622,12 @@
           <w:delText xml:space="preserve">CAMK2D</w:delText>
         </w:r>
       </w:del>
-      <w:del w:id="5312" w:author="Kiro" w:date="2026-10-11T00:00:00Z">
+      <w:del w:id="5318" w:author="Kiro" w:date="2026-10-11T00:00:00Z">
         <w:r>
           <w:delText xml:space="preserve">）相关候选基因。在淮南鸡分离群体中，携带</w:delText>
         </w:r>
       </w:del>
-      <w:del w:id="5313" w:author="Kiro" w:date="2026-10-11T00:00:00Z">
+      <w:del w:id="5319" w:author="Kiro" w:date="2026-10-11T00:00:00Z">
         <w:r>
           <w:rPr>
             <w:i/>
@@ -6622,12 +6635,12 @@
           <w:delText xml:space="preserve">TSHR</w:delText>
         </w:r>
       </w:del>
-      <w:del w:id="5314" w:author="Kiro" w:date="2026-10-11T00:00:00Z">
+      <w:del w:id="5320" w:author="Kiro" w:date="2026-10-11T00:00:00Z">
         <w:r>
           <w:delText xml:space="preserve"> Gly558Arg变异的纯合子经35±1℃、12 h热应激试验后，血清丙氨酸氨基转移酶、乳酸脱氢酶和肌酸激酶水平低于野生型</w:delText>
         </w:r>
       </w:del>
-      <w:del w:id="5315" w:author="Kiro" w:date="2026-10-11T00:00:00Z">
+      <w:del w:id="5321" w:author="Kiro" w:date="2026-10-11T00:00:00Z">
         <w:r>
           <w:rPr>
             <w:vertAlign w:val="superscript"/>
@@ -6635,12 +6648,12 @@
           <w:delText xml:space="preserve">[84]</w:delText>
         </w:r>
       </w:del>
-      <w:del w:id="5316" w:author="Kiro" w:date="2026-10-11T00:00:00Z">
+      <w:del w:id="5322" w:author="Kiro" w:date="2026-10-11T00:00:00Z">
         <w:r>
           <w:delText xml:space="preserve">。该基因与光周期及繁殖反应的关系见第6.2节。</w:delText>
         </w:r>
       </w:del>
-      <w:ins w:id="5317" w:author="Kiro" w:date="2026-10-11T00:00:00Z">
+      <w:ins w:id="5323" w:author="Kiro" w:date="2026-10-11T00:00:00Z">
         <w:r>
           <w:rPr>
             <w:b/>
@@ -6720,7 +6733,7 @@
           <w:t xml:space="preserve">[84]</w:t>
         </w:r>
         <w:r>
-          <w:t xml:space="preserve">。在淮南鸡分离群体中，携带</w:t>
+          <w:t xml:space="preserve">。在淮南鸡分离群体中，</w:t>
         </w:r>
         <w:r>
           <w:rPr>
@@ -6729,7 +6742,7 @@
           <w:t xml:space="preserve">TSHR</w:t>
         </w:r>
         <w:r>
-          <w:t xml:space="preserve"> Gly558Arg变异的纯合子经35±1℃、12 h热应激试验后，血清丙氨酸氨基转移酶、乳酸脱氢酶和肌酸激酶水平低于野生型</w:t>
+          <w:t xml:space="preserve"> 558Arg等位基因纯合子经35±1℃、12 h热应激试验后，血清丙氨酸氨基转移酶、乳酸脱氢酶和肌酸激酶水平低于野生型</w:t>
         </w:r>
         <w:r>
           <w:rPr>
@@ -6817,105 +6830,250 @@
       <w:pPr>
         <w:jc w:val="both"/>
       </w:pPr>
-      <w:r>
-        <w:rPr>
-          <w:b/>
-        </w:rPr>
-        <w:t xml:space="preserve">抗病性。</w:t>
-      </w:r>
-      <w:r>
-        <w:t xml:space="preserve">鸡的抗病性差异表现为感染后的生长受损、组织病变和病原负荷不同。在抗性法尤米鸡与易感白来航鸡的F₂群体中，研究定位到与柔嫩艾美耳球虫感染后增重、血细胞比容和肠道病变等性状相关的数量性状基因座（QTL），其中增重相关基因座分布于多个染色体</w:t>
-      </w:r>
-      <w:r>
-        <w:rPr>
-          <w:vertAlign w:val="superscript"/>
-        </w:rPr>
-        <w:t xml:space="preserve">[89]</w:t>
-      </w:r>
-      <w:r>
-        <w:t xml:space="preserve">。空肠弯曲杆菌肠道定植抗性的14号染色体QTL在回交群体和F₉高级互交群体中得到定位与细化，14号和16号染色体上的两个抗性区域与既有沙门氏菌抗性QTL重叠</w:t>
-      </w:r>
-      <w:r>
-        <w:rPr>
-          <w:vertAlign w:val="superscript"/>
-        </w:rPr>
-        <w:t xml:space="preserve">[90]</w:t>
-      </w:r>
-      <w:r>
-        <w:t xml:space="preserve">。对沙门氏菌相关细胞表型的研究，将抗性基因座与异嗜性粒细胞功能联系起来。在肉鸡×白来航和肉鸡×法尤米两组F₁₃高级互交群体中，</w:t>
-      </w:r>
-      <w:r>
-        <w:rPr>
-          <w:i/>
-        </w:rPr>
-        <w:t xml:space="preserve">SLC11A1</w:t>
-      </w:r>
-      <w:r>
-        <w:t xml:space="preserve">区域分别与吞噬和胞外诱捕网形成相关；在后一群体中，</w:t>
-      </w:r>
-      <w:r>
-        <w:rPr>
-          <w:i/>
-        </w:rPr>
-        <w:t xml:space="preserve">SAL1</w:t>
-      </w:r>
-      <w:r>
-        <w:t xml:space="preserve">基因座也与胞外诱捕网形成相关，其候选基因</w:t>
-      </w:r>
-      <w:r>
-        <w:rPr>
-          <w:i/>
-        </w:rPr>
-        <w:t xml:space="preserve">SIVA1</w:t>
-      </w:r>
-      <w:r>
-        <w:t xml:space="preserve">涉及细胞死亡调节</w:t>
-      </w:r>
-      <w:r>
-        <w:rPr>
-          <w:vertAlign w:val="superscript"/>
-        </w:rPr>
-        <w:t xml:space="preserve">[91]</w:t>
-      </w:r>
-      <w:r>
-        <w:t xml:space="preserve">。马立克病抗性品系与易感品系的基因组比较则检出含有</w:t>
-      </w:r>
-      <w:r>
-        <w:rPr>
-          <w:i/>
-        </w:rPr>
-        <w:t xml:space="preserve">AKT1</w:t>
-      </w:r>
-      <w:r>
-        <w:t xml:space="preserve">、</w:t>
-      </w:r>
-      <w:r>
-        <w:rPr>
-          <w:i/>
-        </w:rPr>
-        <w:t xml:space="preserve">API5</w:t>
-      </w:r>
-      <w:r>
-        <w:t xml:space="preserve">、</w:t>
-      </w:r>
-      <w:r>
-        <w:rPr>
-          <w:i/>
-        </w:rPr>
-        <w:t xml:space="preserve">TNFSF13B</w:t>
-      </w:r>
-      <w:r>
-        <w:t xml:space="preserve">等基因的候选区域，涉及细胞存活、凋亡及B细胞调节</w:t>
-      </w:r>
-      <w:r>
-        <w:rPr>
-          <w:vertAlign w:val="superscript"/>
-        </w:rPr>
-        <w:t xml:space="preserve">[92]</w:t>
-      </w:r>
-      <w:r>
-        <w:t xml:space="preserve">。</w:t>
-      </w:r>
+      <w:del w:id="5324" w:author="Kiro" w:date="2026-10-11T00:00:00Z">
+        <w:r>
+          <w:rPr>
+            <w:b/>
+          </w:rPr>
+          <w:delText xml:space="preserve">抗病性。</w:delText>
+        </w:r>
+      </w:del>
+      <w:del w:id="5325" w:author="Kiro" w:date="2026-10-11T00:00:00Z">
+        <w:r>
+          <w:delText xml:space="preserve">鸡的抗病性差异表现为感染后的生长受损、组织病变和病原负荷不同。在抗性法尤米鸡与易感白来航鸡的F₂群体中，研究定位到与柔嫩艾美耳球虫感染后增重、血细胞比容和肠道病变等性状相关的数量性状基因座（QTL），其中增重相关基因座分布于多个染色体</w:delText>
+        </w:r>
+      </w:del>
+      <w:del w:id="5326" w:author="Kiro" w:date="2026-10-11T00:00:00Z">
+        <w:r>
+          <w:rPr>
+            <w:vertAlign w:val="superscript"/>
+          </w:rPr>
+          <w:delText xml:space="preserve">[89]</w:delText>
+        </w:r>
+      </w:del>
+      <w:del w:id="5327" w:author="Kiro" w:date="2026-10-11T00:00:00Z">
+        <w:r>
+          <w:delText xml:space="preserve">。空肠弯曲杆菌肠道定植抗性的14号染色体QTL在回交群体和F₉高级互交群体中得到定位与细化，14号和16号染色体上的两个抗性区域与既有沙门氏菌抗性QTL重叠</w:delText>
+        </w:r>
+      </w:del>
+      <w:del w:id="5328" w:author="Kiro" w:date="2026-10-11T00:00:00Z">
+        <w:r>
+          <w:rPr>
+            <w:vertAlign w:val="superscript"/>
+          </w:rPr>
+          <w:delText xml:space="preserve">[90]</w:delText>
+        </w:r>
+      </w:del>
+      <w:del w:id="5329" w:author="Kiro" w:date="2026-10-11T00:00:00Z">
+        <w:r>
+          <w:delText xml:space="preserve">。对沙门氏菌相关细胞表型的研究，将抗性基因座与异嗜性粒细胞功能联系起来。在肉鸡×白来航和肉鸡×法尤米两组F₁₃高级互交群体中，</w:delText>
+        </w:r>
+      </w:del>
+      <w:del w:id="5330" w:author="Kiro" w:date="2026-10-11T00:00:00Z">
+        <w:r>
+          <w:rPr>
+            <w:i/>
+          </w:rPr>
+          <w:delText xml:space="preserve">SLC11A1</w:delText>
+        </w:r>
+      </w:del>
+      <w:del w:id="5331" w:author="Kiro" w:date="2026-10-11T00:00:00Z">
+        <w:r>
+          <w:delText xml:space="preserve">区域分别与吞噬和胞外诱捕网形成相关；在后一群体中，</w:delText>
+        </w:r>
+      </w:del>
+      <w:del w:id="5332" w:author="Kiro" w:date="2026-10-11T00:00:00Z">
+        <w:r>
+          <w:rPr>
+            <w:i/>
+          </w:rPr>
+          <w:delText xml:space="preserve">SAL1</w:delText>
+        </w:r>
+      </w:del>
+      <w:del w:id="5333" w:author="Kiro" w:date="2026-10-11T00:00:00Z">
+        <w:r>
+          <w:delText xml:space="preserve">基因座也与胞外诱捕网形成相关，其候选基因</w:delText>
+        </w:r>
+      </w:del>
+      <w:del w:id="5334" w:author="Kiro" w:date="2026-10-11T00:00:00Z">
+        <w:r>
+          <w:rPr>
+            <w:i/>
+          </w:rPr>
+          <w:delText xml:space="preserve">SIVA1</w:delText>
+        </w:r>
+      </w:del>
+      <w:del w:id="5335" w:author="Kiro" w:date="2026-10-11T00:00:00Z">
+        <w:r>
+          <w:delText xml:space="preserve">涉及细胞死亡调节</w:delText>
+        </w:r>
+      </w:del>
+      <w:del w:id="5336" w:author="Kiro" w:date="2026-10-11T00:00:00Z">
+        <w:r>
+          <w:rPr>
+            <w:vertAlign w:val="superscript"/>
+          </w:rPr>
+          <w:delText xml:space="preserve">[91]</w:delText>
+        </w:r>
+      </w:del>
+      <w:del w:id="5337" w:author="Kiro" w:date="2026-10-11T00:00:00Z">
+        <w:r>
+          <w:delText xml:space="preserve">。马立克病抗性品系与易感品系的基因组比较则检出含有</w:delText>
+        </w:r>
+      </w:del>
+      <w:del w:id="5338" w:author="Kiro" w:date="2026-10-11T00:00:00Z">
+        <w:r>
+          <w:rPr>
+            <w:i/>
+          </w:rPr>
+          <w:delText xml:space="preserve">AKT1</w:delText>
+        </w:r>
+      </w:del>
+      <w:del w:id="5339" w:author="Kiro" w:date="2026-10-11T00:00:00Z">
+        <w:r>
+          <w:delText xml:space="preserve">、</w:delText>
+        </w:r>
+      </w:del>
+      <w:del w:id="5340" w:author="Kiro" w:date="2026-10-11T00:00:00Z">
+        <w:r>
+          <w:rPr>
+            <w:i/>
+          </w:rPr>
+          <w:delText xml:space="preserve">API5</w:delText>
+        </w:r>
+      </w:del>
+      <w:del w:id="5341" w:author="Kiro" w:date="2026-10-11T00:00:00Z">
+        <w:r>
+          <w:delText xml:space="preserve">、</w:delText>
+        </w:r>
+      </w:del>
+      <w:del w:id="5342" w:author="Kiro" w:date="2026-10-11T00:00:00Z">
+        <w:r>
+          <w:rPr>
+            <w:i/>
+          </w:rPr>
+          <w:delText xml:space="preserve">TNFSF13B</w:delText>
+        </w:r>
+      </w:del>
+      <w:del w:id="5343" w:author="Kiro" w:date="2026-10-11T00:00:00Z">
+        <w:r>
+          <w:delText xml:space="preserve">等基因的候选区域，涉及细胞存活、凋亡及B细胞调节</w:delText>
+        </w:r>
+      </w:del>
+      <w:del w:id="5344" w:author="Kiro" w:date="2026-10-11T00:00:00Z">
+        <w:r>
+          <w:rPr>
+            <w:vertAlign w:val="superscript"/>
+          </w:rPr>
+          <w:delText xml:space="preserve">[92]</w:delText>
+        </w:r>
+      </w:del>
+      <w:del w:id="5345" w:author="Kiro" w:date="2026-10-11T00:00:00Z">
+        <w:r>
+          <w:delText xml:space="preserve">。</w:delText>
+        </w:r>
+      </w:del>
+      <w:ins w:id="5346" w:author="Kiro" w:date="2026-10-11T00:00:00Z">
+        <w:r>
+          <w:rPr>
+            <w:b/>
+          </w:rPr>
+          <w:t xml:space="preserve">抗病性。</w:t>
+        </w:r>
+        <w:r>
+          <w:t xml:space="preserve">鸡的抗病性差异表现为感染后的生长受损、组织病变和病原负荷不同。在抗性法尤米鸡与易感白来航鸡的F₂群体中，研究定位到与柔嫩艾美耳球虫感染后增重、血细胞比容和肠道病变等性状相关的数量性状基因座（QTL），其中增重相关基因座分布于多个染色体</w:t>
+        </w:r>
+        <w:r>
+          <w:rPr>
+            <w:vertAlign w:val="superscript"/>
+          </w:rPr>
+          <w:t xml:space="preserve">[89]</w:t>
+        </w:r>
+        <w:r>
+          <w:t xml:space="preserve">。空肠弯曲杆菌肠道定植抗性的14号染色体QTL在回交群体和F₉高级互交群体中得到定位与细化，14号和16号染色体上的两个抗性区域与既有沙门氏菌抗性QTL重叠</w:t>
+        </w:r>
+        <w:r>
+          <w:rPr>
+            <w:vertAlign w:val="superscript"/>
+          </w:rPr>
+          <w:t xml:space="preserve">[90]</w:t>
+        </w:r>
+        <w:r>
+          <w:t xml:space="preserve">。对沙门氏菌相关细胞表型的研究，将抗性基因座与异嗜性粒细胞功能联系起来。在肉鸡×白来航和肉鸡×法尤米两组F₁₃高级互交群体中，</w:t>
+        </w:r>
+        <w:r>
+          <w:rPr>
+            <w:i/>
+          </w:rPr>
+          <w:t xml:space="preserve">SLC11A1</w:t>
+        </w:r>
+        <w:r>
+          <w:t xml:space="preserve">区域分别与吞噬和胞外诱捕网形成相关；在后一群体中，</w:t>
+        </w:r>
+        <w:r>
+          <w:rPr>
+            <w:i/>
+          </w:rPr>
+          <w:t xml:space="preserve">SAL1</w:t>
+        </w:r>
+        <w:r>
+          <w:t xml:space="preserve">基因座也与胞外诱捕网形成相关，其候选基因</w:t>
+        </w:r>
+        <w:r>
+          <w:rPr>
+            <w:i/>
+          </w:rPr>
+          <w:t xml:space="preserve">SIVA1</w:t>
+        </w:r>
+        <w:r>
+          <w:t xml:space="preserve">涉及细胞死亡调节</w:t>
+        </w:r>
+        <w:r>
+          <w:rPr>
+            <w:vertAlign w:val="superscript"/>
+          </w:rPr>
+          <w:t xml:space="preserve">[91]</w:t>
+        </w:r>
+        <w:r>
+          <w:t xml:space="preserve">。在马立克病抗性的白来航近交系63、易感系72及其衍生品系中，抗性组的纯合片段含</w:t>
+        </w:r>
+        <w:r>
+          <w:rPr>
+            <w:i/>
+          </w:rPr>
+          <w:t xml:space="preserve">TNFSF13B</w:t>
+        </w:r>
+        <w:r>
+          <w:t xml:space="preserve">等免疫相关基因，群体分化分析则检出与细胞死亡和抗凋亡相关的</w:t>
+        </w:r>
+        <w:r>
+          <w:rPr>
+            <w:i/>
+          </w:rPr>
+          <w:t xml:space="preserve">AKT1</w:t>
+        </w:r>
+        <w:r>
+          <w:t xml:space="preserve">、</w:t>
+        </w:r>
+        <w:r>
+          <w:rPr>
+            <w:i/>
+          </w:rPr>
+          <w:t xml:space="preserve">API5</w:t>
+        </w:r>
+        <w:r>
+          <w:t xml:space="preserve">等基因</w:t>
+        </w:r>
+        <w:r>
+          <w:rPr>
+            <w:vertAlign w:val="superscript"/>
+          </w:rPr>
+          <w:t xml:space="preserve">[92]</w:t>
+        </w:r>
+        <w:r>
+          <w:t xml:space="preserve">。</w:t>
+        </w:r>
+      </w:ins>
     </w:p>
     <w:p>
       <w:pPr>
@@ -6996,6 +7154,19 @@
     </w:p>
     <w:p>
       <w:pPr>
+        <w:jc w:val="both"/>
+        <w:rPr>
+          <w:ins w:id="5003" w:author="Kiro" w:date="2026-10-11T00:00:00Z"/>
+        </w:rPr>
+      </w:pPr>
+      <w:ins w:id="5004" w:author="Kiro" w:date="2026-10-11T00:00:00Z">
+        <w:r>
+          <w:t xml:space="preserve">总之，这些适应性差异既见于地方鸡，也见于实验品系；除少数位点有功能验证外，多数证据来自选择扫描、关联定位或表达比较，相关变异出现的时间大多尚未确定。</w:t>
+        </w:r>
+      </w:ins>
+    </w:p>
+    <w:p>
+      <w:pPr>
         <w:pStyle w:val="Heading2"/>
       </w:pPr>
       <w:r>
@@ -7155,7 +7326,7 @@
       <w:pPr>
         <w:jc w:val="both"/>
       </w:pPr>
-      <w:del w:id="5318" w:author="Kiro" w:date="2026-10-11T00:00:00Z">
+      <w:del w:id="5347" w:author="Kiro" w:date="2026-10-11T00:00:00Z">
         <w:r>
           <w:rPr>
             <w:b/>
@@ -7163,12 +7334,12 @@
           <w:delText xml:space="preserve">繁殖。</w:delText>
         </w:r>
       </w:del>
-      <w:del w:id="5319" w:author="Kiro" w:date="2026-10-11T00:00:00Z">
+      <w:del w:id="5348" w:author="Kiro" w:date="2026-10-11T00:00:00Z">
         <w:r>
           <w:delText xml:space="preserve">繁殖改良涉及性成熟、产蛋持续性、孵抱行为和受精能力。相关遗传差异包括光周期反应（</w:delText>
         </w:r>
       </w:del>
-      <w:del w:id="5320" w:author="Kiro" w:date="2026-10-11T00:00:00Z">
+      <w:del w:id="5349" w:author="Kiro" w:date="2026-10-11T00:00:00Z">
         <w:r>
           <w:rPr>
             <w:i/>
@@ -7176,12 +7347,12 @@
           <w:delText xml:space="preserve">TSHR</w:delText>
         </w:r>
       </w:del>
-      <w:del w:id="5321" w:author="Kiro" w:date="2026-10-11T00:00:00Z">
+      <w:del w:id="5350" w:author="Kiro" w:date="2026-10-11T00:00:00Z">
         <w:r>
           <w:delText xml:space="preserve">）</w:delText>
         </w:r>
       </w:del>
-      <w:del w:id="5322" w:author="Kiro" w:date="2026-10-11T00:00:00Z">
+      <w:del w:id="5351" w:author="Kiro" w:date="2026-10-11T00:00:00Z">
         <w:r>
           <w:rPr>
             <w:vertAlign w:val="superscript"/>
@@ -7189,12 +7360,12 @@
           <w:delText xml:space="preserve">[108]</w:delText>
         </w:r>
       </w:del>
-      <w:del w:id="5323" w:author="Kiro" w:date="2026-10-11T00:00:00Z">
+      <w:del w:id="5352" w:author="Kiro" w:date="2026-10-11T00:00:00Z">
         <w:r>
           <w:delText xml:space="preserve">、孵抱行为相关基因座</w:delText>
         </w:r>
       </w:del>
-      <w:del w:id="5324" w:author="Kiro" w:date="2026-10-11T00:00:00Z">
+      <w:del w:id="5353" w:author="Kiro" w:date="2026-10-11T00:00:00Z">
         <w:r>
           <w:rPr>
             <w:vertAlign w:val="superscript"/>
@@ -7202,12 +7373,12 @@
           <w:delText xml:space="preserve">[109]</w:delText>
         </w:r>
       </w:del>
-      <w:del w:id="5325" w:author="Kiro" w:date="2026-10-11T00:00:00Z">
+      <w:del w:id="5354" w:author="Kiro" w:date="2026-10-11T00:00:00Z">
         <w:r>
           <w:delText xml:space="preserve">，以及骨代谢与繁殖性状共享的遗传区域（</w:delText>
         </w:r>
       </w:del>
-      <w:del w:id="5326" w:author="Kiro" w:date="2026-10-11T00:00:00Z">
+      <w:del w:id="5355" w:author="Kiro" w:date="2026-10-11T00:00:00Z">
         <w:r>
           <w:rPr>
             <w:i/>
@@ -7215,12 +7386,12 @@
           <w:delText xml:space="preserve">HAO1</w:delText>
         </w:r>
       </w:del>
-      <w:del w:id="5327" w:author="Kiro" w:date="2026-10-11T00:00:00Z">
+      <w:del w:id="5356" w:author="Kiro" w:date="2026-10-11T00:00:00Z">
         <w:r>
           <w:delText xml:space="preserve">、</w:delText>
         </w:r>
       </w:del>
-      <w:del w:id="5328" w:author="Kiro" w:date="2026-10-11T00:00:00Z">
+      <w:del w:id="5357" w:author="Kiro" w:date="2026-10-11T00:00:00Z">
         <w:r>
           <w:rPr>
             <w:i/>
@@ -7228,12 +7399,12 @@
           <w:delText xml:space="preserve">BMP2</w:delText>
         </w:r>
       </w:del>
-      <w:del w:id="5329" w:author="Kiro" w:date="2026-10-11T00:00:00Z">
+      <w:del w:id="5358" w:author="Kiro" w:date="2026-10-11T00:00:00Z">
         <w:r>
           <w:delText xml:space="preserve">附近）</w:delText>
         </w:r>
       </w:del>
-      <w:del w:id="5330" w:author="Kiro" w:date="2026-10-11T00:00:00Z">
+      <w:del w:id="5359" w:author="Kiro" w:date="2026-10-11T00:00:00Z">
         <w:r>
           <w:rPr>
             <w:vertAlign w:val="superscript"/>
@@ -7241,12 +7412,12 @@
           <w:delText xml:space="preserve">[110]</w:delText>
         </w:r>
       </w:del>
-      <w:del w:id="5331" w:author="Kiro" w:date="2026-10-11T00:00:00Z">
+      <w:del w:id="5360" w:author="Kiro" w:date="2026-10-11T00:00:00Z">
         <w:r>
           <w:delText xml:space="preserve">。在红原鸡与白来航互交群体中，携带家鸡型</w:delText>
         </w:r>
       </w:del>
-      <w:del w:id="5332" w:author="Kiro" w:date="2026-10-11T00:00:00Z">
+      <w:del w:id="5361" w:author="Kiro" w:date="2026-10-11T00:00:00Z">
         <w:r>
           <w:rPr>
             <w:i/>
@@ -7254,12 +7425,12 @@
           <w:delText xml:space="preserve">TSHR</w:delText>
         </w:r>
       </w:del>
-      <w:del w:id="5333" w:author="Kiro" w:date="2026-10-11T00:00:00Z">
+      <w:del w:id="5362" w:author="Kiro" w:date="2026-10-11T00:00:00Z">
         <w:r>
           <w:delText xml:space="preserve">等位基因（558Arg）的纯合雄鸡对日长缩短的睾丸反应较弱；在白来航与丝羽鸡互交群体中，不孵抱亲本来源的等位基因在不同基因座分别促进或抑制孵抱</w:delText>
         </w:r>
       </w:del>
-      <w:del w:id="5334" w:author="Kiro" w:date="2026-10-11T00:00:00Z">
+      <w:del w:id="5363" w:author="Kiro" w:date="2026-10-11T00:00:00Z">
         <w:r>
           <w:rPr>
             <w:vertAlign w:val="superscript"/>
@@ -7267,12 +7438,12 @@
           <w:delText xml:space="preserve">[108,109]</w:delText>
         </w:r>
       </w:del>
-      <w:del w:id="5335" w:author="Kiro" w:date="2026-10-11T00:00:00Z">
+      <w:del w:id="5364" w:author="Kiro" w:date="2026-10-11T00:00:00Z">
         <w:r>
           <w:delText xml:space="preserve">。产蛋调控随阶段变化：对1004只鸡全基因组及至700日龄产蛋记录的联合分析，检出了分期产蛋的加性和显性效应</w:delText>
         </w:r>
       </w:del>
-      <w:del w:id="5336" w:author="Kiro" w:date="2026-10-11T00:00:00Z">
+      <w:del w:id="5365" w:author="Kiro" w:date="2026-10-11T00:00:00Z">
         <w:r>
           <w:rPr>
             <w:vertAlign w:val="superscript"/>
@@ -7280,12 +7451,12 @@
           <w:delText xml:space="preserve">[111]</w:delText>
         </w:r>
       </w:del>
-      <w:del w:id="5337" w:author="Kiro" w:date="2026-10-11T00:00:00Z">
+      <w:del w:id="5366" w:author="Kiro" w:date="2026-10-11T00:00:00Z">
         <w:r>
           <w:delText xml:space="preserve">。另一项研究对商业白洛克母鸡在20、30和58周龄采集的下丘脑、垂体、卵巢及肝脏样本进行分析，显示调控效应具有组织和阶段特异性</w:delText>
         </w:r>
       </w:del>
-      <w:del w:id="5338" w:author="Kiro" w:date="2026-10-11T00:00:00Z">
+      <w:del w:id="5367" w:author="Kiro" w:date="2026-10-11T00:00:00Z">
         <w:r>
           <w:rPr>
             <w:vertAlign w:val="superscript"/>
@@ -7293,12 +7464,12 @@
           <w:delText xml:space="preserve">[112]</w:delText>
         </w:r>
       </w:del>
-      <w:del w:id="5339" w:author="Kiro" w:date="2026-10-11T00:00:00Z">
+      <w:del w:id="5368" w:author="Kiro" w:date="2026-10-11T00:00:00Z">
         <w:r>
           <w:delText xml:space="preserve">。地方鸡长期选择资料中，开产日龄与产蛋量的遗传相关因品系和代次而异</w:delText>
         </w:r>
       </w:del>
-      <w:del w:id="5340" w:author="Kiro" w:date="2026-10-11T00:00:00Z">
+      <w:del w:id="5369" w:author="Kiro" w:date="2026-10-11T00:00:00Z">
         <w:r>
           <w:rPr>
             <w:vertAlign w:val="superscript"/>
@@ -7306,12 +7477,12 @@
           <w:delText xml:space="preserve">[113]</w:delText>
         </w:r>
       </w:del>
-      <w:del w:id="5341" w:author="Kiro" w:date="2026-10-11T00:00:00Z">
+      <w:del w:id="5370" w:author="Kiro" w:date="2026-10-11T00:00:00Z">
         <w:r>
           <w:delText xml:space="preserve">；弗吉尼亚鸡54代8周龄体重双向选择中，低体重选择系的性成熟延迟更明显</w:delText>
         </w:r>
       </w:del>
-      <w:del w:id="5342" w:author="Kiro" w:date="2026-10-11T00:00:00Z">
+      <w:del w:id="5371" w:author="Kiro" w:date="2026-10-11T00:00:00Z">
         <w:r>
           <w:rPr>
             <w:vertAlign w:val="superscript"/>
@@ -7319,12 +7490,12 @@
           <w:delText xml:space="preserve">[114]</w:delText>
         </w:r>
       </w:del>
-      <w:del w:id="5343" w:author="Kiro" w:date="2026-10-11T00:00:00Z">
+      <w:del w:id="5372" w:author="Kiro" w:date="2026-10-11T00:00:00Z">
         <w:r>
           <w:delText xml:space="preserve">。雄鸡的精子运动能力具有遗传基础，并影响雌体储精后的受精效率</w:delText>
         </w:r>
       </w:del>
-      <w:del w:id="5344" w:author="Kiro" w:date="2026-10-11T00:00:00Z">
+      <w:del w:id="5373" w:author="Kiro" w:date="2026-10-11T00:00:00Z">
         <w:r>
           <w:rPr>
             <w:vertAlign w:val="superscript"/>
@@ -7332,12 +7503,12 @@
           <w:delText xml:space="preserve">[115]</w:delText>
         </w:r>
       </w:del>
-      <w:del w:id="5345" w:author="Kiro" w:date="2026-10-11T00:00:00Z">
+      <w:del w:id="5374" w:author="Kiro" w:date="2026-10-11T00:00:00Z">
         <w:r>
           <w:delText xml:space="preserve">。</w:delText>
         </w:r>
       </w:del>
-      <w:ins w:id="5346" w:author="Kiro" w:date="2026-10-11T00:00:00Z">
+      <w:ins w:id="5375" w:author="Kiro" w:date="2026-10-11T00:00:00Z">
         <w:r>
           <w:rPr>
             <w:b/>
@@ -7470,7 +7641,7 @@
       <w:pPr>
         <w:jc w:val="both"/>
       </w:pPr>
-      <w:del w:id="5347" w:author="Kiro" w:date="2026-10-11T00:00:00Z">
+      <w:del w:id="5376" w:author="Kiro" w:date="2026-10-11T00:00:00Z">
         <w:r>
           <w:rPr>
             <w:b/>
@@ -7478,12 +7649,12 @@
           <w:delText xml:space="preserve">外形与观赏性状。</w:delText>
         </w:r>
       </w:del>
-      <w:del w:id="5348" w:author="Kiro" w:date="2026-10-11T00:00:00Z">
+      <w:del w:id="5377" w:author="Kiro" w:date="2026-10-11T00:00:00Z">
         <w:r>
           <w:delText xml:space="preserve">家鸡在羽色、羽型、皮肤色素及头部和四肢外形上形成了丰富的品种差异。这些性状涉及羽色和羽内图案（</w:delText>
         </w:r>
       </w:del>
-      <w:del w:id="5349" w:author="Kiro" w:date="2026-10-11T00:00:00Z">
+      <w:del w:id="5378" w:author="Kiro" w:date="2026-10-11T00:00:00Z">
         <w:r>
           <w:rPr>
             <w:i/>
@@ -7491,12 +7662,12 @@
           <w:delText xml:space="preserve">MC1R</w:delText>
         </w:r>
       </w:del>
-      <w:del w:id="5350" w:author="Kiro" w:date="2026-10-11T00:00:00Z">
+      <w:del w:id="5379" w:author="Kiro" w:date="2026-10-11T00:00:00Z">
         <w:r>
           <w:delText xml:space="preserve">、</w:delText>
         </w:r>
       </w:del>
-      <w:del w:id="5351" w:author="Kiro" w:date="2026-10-11T00:00:00Z">
+      <w:del w:id="5380" w:author="Kiro" w:date="2026-10-11T00:00:00Z">
         <w:r>
           <w:rPr>
             <w:i/>
@@ -7504,12 +7675,12 @@
           <w:delText xml:space="preserve">GJA5</w:delText>
         </w:r>
       </w:del>
-      <w:del w:id="5352" w:author="Kiro" w:date="2026-10-11T00:00:00Z">
+      <w:del w:id="5381" w:author="Kiro" w:date="2026-10-11T00:00:00Z">
         <w:r>
           <w:delText xml:space="preserve">）</w:delText>
         </w:r>
       </w:del>
-      <w:del w:id="5353" w:author="Kiro" w:date="2026-10-11T00:00:00Z">
+      <w:del w:id="5382" w:author="Kiro" w:date="2026-10-11T00:00:00Z">
         <w:r>
           <w:rPr>
             <w:vertAlign w:val="superscript"/>
@@ -7517,12 +7688,12 @@
           <w:delText xml:space="preserve">[116,117]</w:delText>
         </w:r>
       </w:del>
-      <w:del w:id="5354" w:author="Kiro" w:date="2026-10-11T00:00:00Z">
+      <w:del w:id="5383" w:author="Kiro" w:date="2026-10-11T00:00:00Z">
         <w:r>
           <w:delText xml:space="preserve">，真皮与结缔组织黑色素沉着（</w:delText>
         </w:r>
       </w:del>
-      <w:del w:id="5355" w:author="Kiro" w:date="2026-10-11T00:00:00Z">
+      <w:del w:id="5384" w:author="Kiro" w:date="2026-10-11T00:00:00Z">
         <w:r>
           <w:rPr>
             <w:i/>
@@ -7530,12 +7701,12 @@
           <w:delText xml:space="preserve">EDN3</w:delText>
         </w:r>
       </w:del>
-      <w:del w:id="5356" w:author="Kiro" w:date="2026-10-11T00:00:00Z">
+      <w:del w:id="5385" w:author="Kiro" w:date="2026-10-11T00:00:00Z">
         <w:r>
           <w:delText xml:space="preserve">）</w:delText>
         </w:r>
       </w:del>
-      <w:del w:id="5357" w:author="Kiro" w:date="2026-10-11T00:00:00Z">
+      <w:del w:id="5386" w:author="Kiro" w:date="2026-10-11T00:00:00Z">
         <w:r>
           <w:rPr>
             <w:vertAlign w:val="superscript"/>
@@ -7543,12 +7714,12 @@
           <w:delText xml:space="preserve">[118]</w:delText>
         </w:r>
       </w:del>
-      <w:del w:id="5358" w:author="Kiro" w:date="2026-10-11T00:00:00Z">
+      <w:del w:id="5387" w:author="Kiro" w:date="2026-10-11T00:00:00Z">
         <w:r>
           <w:delText xml:space="preserve">，羽毛结构（</w:delText>
         </w:r>
       </w:del>
-      <w:del w:id="5359" w:author="Kiro" w:date="2026-10-11T00:00:00Z">
+      <w:del w:id="5388" w:author="Kiro" w:date="2026-10-11T00:00:00Z">
         <w:r>
           <w:rPr>
             <w:i/>
@@ -7556,12 +7727,12 @@
           <w:delText xml:space="preserve">PDSS2</w:delText>
         </w:r>
       </w:del>
-      <w:del w:id="5360" w:author="Kiro" w:date="2026-10-11T00:00:00Z">
+      <w:del w:id="5389" w:author="Kiro" w:date="2026-10-11T00:00:00Z">
         <w:r>
           <w:delText xml:space="preserve">及角蛋白相关基因）</w:delText>
         </w:r>
       </w:del>
-      <w:del w:id="5361" w:author="Kiro" w:date="2026-10-11T00:00:00Z">
+      <w:del w:id="5390" w:author="Kiro" w:date="2026-10-11T00:00:00Z">
         <w:r>
           <w:rPr>
             <w:vertAlign w:val="superscript"/>
@@ -7569,12 +7740,12 @@
           <w:delText xml:space="preserve">[119,120,121]</w:delText>
         </w:r>
       </w:del>
-      <w:del w:id="5362" w:author="Kiro" w:date="2026-10-11T00:00:00Z">
+      <w:del w:id="5391" w:author="Kiro" w:date="2026-10-11T00:00:00Z">
         <w:r>
           <w:delText xml:space="preserve">，局部羽毛分布（</w:delText>
         </w:r>
       </w:del>
-      <w:del w:id="5363" w:author="Kiro" w:date="2026-10-11T00:00:00Z">
+      <w:del w:id="5392" w:author="Kiro" w:date="2026-10-11T00:00:00Z">
         <w:r>
           <w:rPr>
             <w:i/>
@@ -7582,12 +7753,12 @@
           <w:delText xml:space="preserve">HOXC10</w:delText>
         </w:r>
       </w:del>
-      <w:del w:id="5364" w:author="Kiro" w:date="2026-10-11T00:00:00Z">
+      <w:del w:id="5393" w:author="Kiro" w:date="2026-10-11T00:00:00Z">
         <w:r>
           <w:delText xml:space="preserve">、</w:delText>
         </w:r>
       </w:del>
-      <w:del w:id="5365" w:author="Kiro" w:date="2026-10-11T00:00:00Z">
+      <w:del w:id="5394" w:author="Kiro" w:date="2026-10-11T00:00:00Z">
         <w:r>
           <w:rPr>
             <w:i/>
@@ -7595,12 +7766,12 @@
           <w:delText xml:space="preserve">TBX5</w:delText>
         </w:r>
       </w:del>
-      <w:del w:id="5366" w:author="Kiro" w:date="2026-10-11T00:00:00Z">
+      <w:del w:id="5395" w:author="Kiro" w:date="2026-10-11T00:00:00Z">
         <w:r>
           <w:delText xml:space="preserve">、</w:delText>
         </w:r>
       </w:del>
-      <w:del w:id="5367" w:author="Kiro" w:date="2026-10-11T00:00:00Z">
+      <w:del w:id="5396" w:author="Kiro" w:date="2026-10-11T00:00:00Z">
         <w:r>
           <w:rPr>
             <w:i/>
@@ -7608,12 +7779,12 @@
           <w:delText xml:space="preserve">PITX1</w:delText>
         </w:r>
       </w:del>
-      <w:del w:id="5368" w:author="Kiro" w:date="2026-10-11T00:00:00Z">
+      <w:del w:id="5397" w:author="Kiro" w:date="2026-10-11T00:00:00Z">
         <w:r>
           <w:delText xml:space="preserve">）</w:delText>
         </w:r>
       </w:del>
-      <w:del w:id="5369" w:author="Kiro" w:date="2026-10-11T00:00:00Z">
+      <w:del w:id="5398" w:author="Kiro" w:date="2026-10-11T00:00:00Z">
         <w:r>
           <w:rPr>
             <w:vertAlign w:val="superscript"/>
@@ -7621,12 +7792,12 @@
           <w:delText xml:space="preserve">[122,123]</w:delText>
         </w:r>
       </w:del>
-      <w:del w:id="5370" w:author="Kiro" w:date="2026-10-11T00:00:00Z">
+      <w:del w:id="5399" w:author="Kiro" w:date="2026-10-11T00:00:00Z">
         <w:r>
           <w:delText xml:space="preserve">，以及鸡冠发育（</w:delText>
         </w:r>
       </w:del>
-      <w:del w:id="5371" w:author="Kiro" w:date="2026-10-11T00:00:00Z">
+      <w:del w:id="5400" w:author="Kiro" w:date="2026-10-11T00:00:00Z">
         <w:r>
           <w:rPr>
             <w:i/>
@@ -7634,12 +7805,12 @@
           <w:delText xml:space="preserve">SOX5</w:delText>
         </w:r>
       </w:del>
-      <w:del w:id="5372" w:author="Kiro" w:date="2026-10-11T00:00:00Z">
+      <w:del w:id="5401" w:author="Kiro" w:date="2026-10-11T00:00:00Z">
         <w:r>
           <w:delText xml:space="preserve">、</w:delText>
         </w:r>
       </w:del>
-      <w:del w:id="5373" w:author="Kiro" w:date="2026-10-11T00:00:00Z">
+      <w:del w:id="5402" w:author="Kiro" w:date="2026-10-11T00:00:00Z">
         <w:r>
           <w:rPr>
             <w:i/>
@@ -7647,12 +7818,12 @@
           <w:delText xml:space="preserve">MNR2</w:delText>
         </w:r>
       </w:del>
-      <w:del w:id="5374" w:author="Kiro" w:date="2026-10-11T00:00:00Z">
+      <w:del w:id="5403" w:author="Kiro" w:date="2026-10-11T00:00:00Z">
         <w:r>
           <w:delText xml:space="preserve">）</w:delText>
         </w:r>
       </w:del>
-      <w:del w:id="5375" w:author="Kiro" w:date="2026-10-11T00:00:00Z">
+      <w:del w:id="5404" w:author="Kiro" w:date="2026-10-11T00:00:00Z">
         <w:r>
           <w:rPr>
             <w:vertAlign w:val="superscript"/>
@@ -7660,12 +7831,12 @@
           <w:delText xml:space="preserve">[124,125]</w:delText>
         </w:r>
       </w:del>
-      <w:del w:id="5376" w:author="Kiro" w:date="2026-10-11T00:00:00Z">
+      <w:del w:id="5405" w:author="Kiro" w:date="2026-10-11T00:00:00Z">
         <w:r>
           <w:delText xml:space="preserve">。不同氨基酸替换的组合对</w:delText>
         </w:r>
       </w:del>
-      <w:del w:id="5377" w:author="Kiro" w:date="2026-10-11T00:00:00Z">
+      <w:del w:id="5406" w:author="Kiro" w:date="2026-10-11T00:00:00Z">
         <w:r>
           <w:rPr>
             <w:i/>
@@ -7673,12 +7844,12 @@
           <w:delText xml:space="preserve">MC1R</w:delText>
         </w:r>
       </w:del>
-      <w:del w:id="5378" w:author="Kiro" w:date="2026-10-11T00:00:00Z">
+      <w:del w:id="5407" w:author="Kiro" w:date="2026-10-11T00:00:00Z">
         <w:r>
           <w:delText xml:space="preserve">信号产生增强或抑制作用，</w:delText>
         </w:r>
       </w:del>
-      <w:del w:id="5379" w:author="Kiro" w:date="2026-10-11T00:00:00Z">
+      <w:del w:id="5408" w:author="Kiro" w:date="2026-10-11T00:00:00Z">
         <w:r>
           <w:rPr>
             <w:i/>
@@ -7686,12 +7857,12 @@
           <w:delText xml:space="preserve">PDSS2</w:delText>
         </w:r>
       </w:del>
-      <w:del w:id="5380" w:author="Kiro" w:date="2026-10-11T00:00:00Z">
+      <w:del w:id="5409" w:author="Kiro" w:date="2026-10-11T00:00:00Z">
         <w:r>
           <w:delText xml:space="preserve">调控变异降低其表达，</w:delText>
         </w:r>
       </w:del>
-      <w:del w:id="5381" w:author="Kiro" w:date="2026-10-11T00:00:00Z">
+      <w:del w:id="5410" w:author="Kiro" w:date="2026-10-11T00:00:00Z">
         <w:r>
           <w:rPr>
             <w:i/>
@@ -7699,12 +7870,12 @@
           <w:delText xml:space="preserve">HOXC10</w:delText>
         </w:r>
       </w:del>
-      <w:del w:id="5382" w:author="Kiro" w:date="2026-10-11T00:00:00Z">
+      <w:del w:id="5411" w:author="Kiro" w:date="2026-10-11T00:00:00Z">
         <w:r>
           <w:delText xml:space="preserve">内含子的195 bp重复与头部</w:delText>
         </w:r>
       </w:del>
-      <w:del w:id="5383" w:author="Kiro" w:date="2026-10-11T00:00:00Z">
+      <w:del w:id="5412" w:author="Kiro" w:date="2026-10-11T00:00:00Z">
         <w:r>
           <w:rPr>
             <w:i/>
@@ -7712,12 +7883,12 @@
           <w:delText xml:space="preserve">HOXC</w:delText>
         </w:r>
       </w:del>
-      <w:del w:id="5384" w:author="Kiro" w:date="2026-10-11T00:00:00Z">
+      <w:del w:id="5413" w:author="Kiro" w:date="2026-10-11T00:00:00Z">
         <w:r>
           <w:delText xml:space="preserve">基因簇异位表达及羽冠形成相关</w:delText>
         </w:r>
       </w:del>
-      <w:del w:id="5385" w:author="Kiro" w:date="2026-10-11T00:00:00Z">
+      <w:del w:id="5414" w:author="Kiro" w:date="2026-10-11T00:00:00Z">
         <w:r>
           <w:rPr>
             <w:vertAlign w:val="superscript"/>
@@ -7725,12 +7896,12 @@
           <w:delText xml:space="preserve">[116,119,122]</w:delText>
         </w:r>
       </w:del>
-      <w:del w:id="5386" w:author="Kiro" w:date="2026-10-11T00:00:00Z">
+      <w:del w:id="5415" w:author="Kiro" w:date="2026-10-11T00:00:00Z">
         <w:r>
           <w:delText xml:space="preserve">。卷羽的遗传基础存在品种差异：早期研究鉴定了</w:delText>
         </w:r>
       </w:del>
-      <w:del w:id="5387" w:author="Kiro" w:date="2026-10-11T00:00:00Z">
+      <w:del w:id="5416" w:author="Kiro" w:date="2026-10-11T00:00:00Z">
         <w:r>
           <w:rPr>
             <w:i/>
@@ -7738,12 +7909,12 @@
           <w:delText xml:space="preserve">KRT6A</w:delText>
         </w:r>
       </w:del>
-      <w:del w:id="5388" w:author="Kiro" w:date="2026-10-11T00:00:00Z">
+      <w:del w:id="5417" w:author="Kiro" w:date="2026-10-11T00:00:00Z">
         <w:r>
           <w:delText xml:space="preserve">（原文称</w:delText>
         </w:r>
       </w:del>
-      <w:del w:id="5389" w:author="Kiro" w:date="2026-10-11T00:00:00Z">
+      <w:del w:id="5418" w:author="Kiro" w:date="2026-10-11T00:00:00Z">
         <w:r>
           <w:rPr>
             <w:i/>
@@ -7751,12 +7922,12 @@
           <w:delText xml:space="preserve">KRT75</w:delText>
         </w:r>
       </w:del>
-      <w:del w:id="5390" w:author="Kiro" w:date="2026-10-11T00:00:00Z">
+      <w:del w:id="5419" w:author="Kiro" w:date="2026-10-11T00:00:00Z">
         <w:r>
           <w:delText xml:space="preserve">）变异，麒麟鸡卷羽则与</w:delText>
         </w:r>
       </w:del>
-      <w:del w:id="5391" w:author="Kiro" w:date="2026-10-11T00:00:00Z">
+      <w:del w:id="5420" w:author="Kiro" w:date="2026-10-11T00:00:00Z">
         <w:r>
           <w:rPr>
             <w:i/>
@@ -7764,12 +7935,12 @@
           <w:delText xml:space="preserve">KRT75L4</w:delText>
         </w:r>
       </w:del>
-      <w:del w:id="5392" w:author="Kiro" w:date="2026-10-11T00:00:00Z">
+      <w:del w:id="5421" w:author="Kiro" w:date="2026-10-11T00:00:00Z">
         <w:r>
           <w:delText xml:space="preserve">的15 bp缺失相关</w:delText>
         </w:r>
       </w:del>
-      <w:del w:id="5393" w:author="Kiro" w:date="2026-10-11T00:00:00Z">
+      <w:del w:id="5422" w:author="Kiro" w:date="2026-10-11T00:00:00Z">
         <w:r>
           <w:rPr>
             <w:vertAlign w:val="superscript"/>
@@ -7777,12 +7948,12 @@
           <w:delText xml:space="preserve">[120,121]</w:delText>
         </w:r>
       </w:del>
-      <w:del w:id="5394" w:author="Kiro" w:date="2026-10-11T00:00:00Z">
+      <w:del w:id="5423" w:author="Kiro" w:date="2026-10-11T00:00:00Z">
         <w:r>
           <w:delText xml:space="preserve">。44个品种的517只纤维黑色素沉着鸡共享</w:delText>
         </w:r>
       </w:del>
-      <w:del w:id="5395" w:author="Kiro" w:date="2026-10-11T00:00:00Z">
+      <w:del w:id="5424" w:author="Kiro" w:date="2026-10-11T00:00:00Z">
         <w:r>
           <w:rPr>
             <w:i/>
@@ -7790,12 +7961,12 @@
           <w:delText xml:space="preserve">EDN3</w:delText>
         </w:r>
       </w:del>
-      <w:del w:id="5396" w:author="Kiro" w:date="2026-10-11T00:00:00Z">
+      <w:del w:id="5425" w:author="Kiro" w:date="2026-10-11T00:00:00Z">
         <w:r>
           <w:delText xml:space="preserve">区域的复杂重排</w:delText>
         </w:r>
       </w:del>
-      <w:del w:id="5397" w:author="Kiro" w:date="2026-10-11T00:00:00Z">
+      <w:del w:id="5426" w:author="Kiro" w:date="2026-10-11T00:00:00Z">
         <w:r>
           <w:rPr>
             <w:vertAlign w:val="superscript"/>
@@ -7803,12 +7974,12 @@
           <w:delText xml:space="preserve">[118,126]</w:delText>
         </w:r>
       </w:del>
-      <w:del w:id="5398" w:author="Kiro" w:date="2026-10-11T00:00:00Z">
+      <w:del w:id="5427" w:author="Kiro" w:date="2026-10-11T00:00:00Z">
         <w:r>
           <w:delText xml:space="preserve">。玫瑰冠R1等位型的结构重排改变鸡冠形态，并与R1纯合雄鸡精子运动能力下降相关</w:delText>
         </w:r>
       </w:del>
-      <w:del w:id="5399" w:author="Kiro" w:date="2026-10-11T00:00:00Z">
+      <w:del w:id="5428" w:author="Kiro" w:date="2026-10-11T00:00:00Z">
         <w:r>
           <w:rPr>
             <w:vertAlign w:val="superscript"/>
@@ -7816,12 +7987,12 @@
           <w:delText xml:space="preserve">[125]</w:delText>
         </w:r>
       </w:del>
-      <w:del w:id="5400" w:author="Kiro" w:date="2026-10-11T00:00:00Z">
+      <w:del w:id="5429" w:author="Kiro" w:date="2026-10-11T00:00:00Z">
         <w:r>
           <w:delText xml:space="preserve">。</w:delText>
         </w:r>
       </w:del>
-      <w:ins w:id="5401" w:author="Kiro" w:date="2026-10-11T00:00:00Z">
+      <w:ins w:id="5430" w:author="Kiro" w:date="2026-10-11T00:00:00Z">
         <w:r>
           <w:rPr>
             <w:b/>
@@ -8155,6 +8326,37 @@
     </w:p>
     <w:p>
       <w:pPr>
+        <w:jc w:val="both"/>
+        <w:rPr>
+          <w:ins w:id="5005" w:author="Kiro" w:date="2026-10-11T00:00:00Z"/>
+        </w:rPr>
+      </w:pPr>
+      <w:ins w:id="5006" w:author="Kiro" w:date="2026-10-11T00:00:00Z">
+        <w:r>
+          <w:t xml:space="preserve">总之，近代定向选择显著改变了生长和繁殖性状；选择响应既来自多个原有遗传变异的共同作用，也涉及调控变异和结构变异，如</w:t>
+        </w:r>
+        <w:r>
+          <w:rPr>
+            <w:i/>
+          </w:rPr>
+          <w:t xml:space="preserve">IGF2BP1</w:t>
+        </w:r>
+        <w:r>
+          <w:t xml:space="preserve">上游缺失、rs734209466和玫瑰冠R1重排</w:t>
+        </w:r>
+        <w:r>
+          <w:rPr>
+            <w:vertAlign w:val="superscript"/>
+          </w:rPr>
+          <w:t xml:space="preserve">[100,102,103,125]</w:t>
+        </w:r>
+        <w:r>
+          <w:t xml:space="preserve">。</w:t>
+        </w:r>
+      </w:ins>
+    </w:p>
+    <w:p>
+      <w:pPr>
         <w:pStyle w:val="Heading1"/>
       </w:pPr>
       <w:r>
@@ -8193,12 +8395,12 @@
       <w:pPr>
         <w:jc w:val="both"/>
       </w:pPr>
-      <w:del w:id="5402" w:author="Kiro" w:date="2026-10-11T00:00:00Z">
+      <w:del w:id="5431" w:author="Kiro" w:date="2026-10-11T00:00:00Z">
         <w:r>
           <w:delText xml:space="preserve">家鸡向原鸡的反向输入也改变了野生群体的遗传组成。印度的核标记研究和新加坡的基因组分析均检出家鸡向红原鸡的渗入，个体间的渗入程度不同</w:delText>
         </w:r>
       </w:del>
-      <w:del w:id="5403" w:author="Kiro" w:date="2026-10-11T00:00:00Z">
+      <w:del w:id="5432" w:author="Kiro" w:date="2026-10-11T00:00:00Z">
         <w:r>
           <w:rPr>
             <w:vertAlign w:val="superscript"/>
@@ -8206,12 +8408,12 @@
           <w:delText xml:space="preserve">[20,132]</w:delText>
         </w:r>
       </w:del>
-      <w:del w:id="5404" w:author="Kiro" w:date="2026-10-11T00:00:00Z">
+      <w:del w:id="5433" w:author="Kiro" w:date="2026-10-11T00:00:00Z">
         <w:r>
           <w:delText xml:space="preserve">。以历史标本为参照，51只家鸡与63只原鸡的基因组比较显示，近百年来家鸡输入增加；其中部分现代红原鸡的全局家鸡祖源估计约占20%—50%</w:delText>
         </w:r>
       </w:del>
-      <w:del w:id="5405" w:author="Kiro" w:date="2026-10-11T00:00:00Z">
+      <w:del w:id="5434" w:author="Kiro" w:date="2026-10-11T00:00:00Z">
         <w:r>
           <w:rPr>
             <w:vertAlign w:val="superscript"/>
@@ -8219,12 +8421,12 @@
           <w:delText xml:space="preserve">[19]</w:delText>
         </w:r>
       </w:del>
-      <w:del w:id="5406" w:author="Kiro" w:date="2026-10-11T00:00:00Z">
+      <w:del w:id="5435" w:author="Kiro" w:date="2026-10-11T00:00:00Z">
         <w:r>
           <w:delText xml:space="preserve">。30个核内含子的分析还支持家鸡向绿原鸡的输入</w:delText>
         </w:r>
       </w:del>
-      <w:del w:id="5407" w:author="Kiro" w:date="2026-10-11T00:00:00Z">
+      <w:del w:id="5436" w:author="Kiro" w:date="2026-10-11T00:00:00Z">
         <w:r>
           <w:rPr>
             <w:vertAlign w:val="superscript"/>
@@ -8232,12 +8434,12 @@
           <w:delText xml:space="preserve">[15]</w:delText>
         </w:r>
       </w:del>
-      <w:del w:id="5408" w:author="Kiro" w:date="2026-10-11T00:00:00Z">
+      <w:del w:id="5437" w:author="Kiro" w:date="2026-10-11T00:00:00Z">
         <w:r>
           <w:delText xml:space="preserve">。</w:delText>
         </w:r>
       </w:del>
-      <w:ins w:id="5409" w:author="Kiro" w:date="2026-10-11T00:00:00Z">
+      <w:ins w:id="5438" w:author="Kiro" w:date="2026-10-11T00:00:00Z">
         <w:r>
           <w:t xml:space="preserve">家鸡向原鸡的反向输入也改变了野生群体的遗传组成。印度的核标记研究和新加坡的基因组分析均检出家鸡向红原鸡的渗入，个体间的渗入程度不同</w:t>
         </w:r>
@@ -8361,12 +8563,12 @@
       <w:pPr>
         <w:jc w:val="both"/>
       </w:pPr>
-      <w:del w:id="5410" w:author="Kiro" w:date="2026-10-11T00:00:00Z">
+      <w:del w:id="5439" w:author="Kiro" w:date="2026-10-11T00:00:00Z">
         <w:r>
           <w:delText xml:space="preserve">地方和传统品种参与商业鸡的育成，商业种源又向地方群体输入遗传成分。线粒体研究显示，东亚鸡曾多次参与荷兰传统品种及西方商业鸡的母系构成；涵盖636个基因组、43个群体的分析进一步表明，亚洲重型品种是现代肉鸡的重要祖源</w:delText>
         </w:r>
       </w:del>
-      <w:del w:id="5411" w:author="Kiro" w:date="2026-10-11T00:00:00Z">
+      <w:del w:id="5440" w:author="Kiro" w:date="2026-10-11T00:00:00Z">
         <w:r>
           <w:rPr>
             <w:vertAlign w:val="superscript"/>
@@ -8374,12 +8576,12 @@
           <w:delText xml:space="preserve">[139,140]</w:delText>
         </w:r>
       </w:del>
-      <w:del w:id="5412" w:author="Kiro" w:date="2026-10-11T00:00:00Z">
+      <w:del w:id="5441" w:author="Kiro" w:date="2026-10-11T00:00:00Z">
         <w:r>
           <w:delText xml:space="preserve">。迁移模型支持中国斗鸡向商业洛岛红鸡、沙栏鸡向商业麻黄鸡，以及商业小白鸡向阳山鸡和惠阳胡须鸡的基因交流</w:delText>
         </w:r>
       </w:del>
-      <w:del w:id="5413" w:author="Kiro" w:date="2026-10-11T00:00:00Z">
+      <w:del w:id="5442" w:author="Kiro" w:date="2026-10-11T00:00:00Z">
         <w:r>
           <w:rPr>
             <w:vertAlign w:val="superscript"/>
@@ -8387,12 +8589,12 @@
           <w:delText xml:space="preserve">[141,142]</w:delText>
         </w:r>
       </w:del>
-      <w:del w:id="5414" w:author="Kiro" w:date="2026-10-11T00:00:00Z">
+      <w:del w:id="5443" w:author="Kiro" w:date="2026-10-11T00:00:00Z">
         <w:r>
           <w:delText xml:space="preserve">。华南微卫星研究较早检出了商业鸡与地方鸡的混合信号</w:delText>
         </w:r>
       </w:del>
-      <w:del w:id="5415" w:author="Kiro" w:date="2026-10-11T00:00:00Z">
+      <w:del w:id="5444" w:author="Kiro" w:date="2026-10-11T00:00:00Z">
         <w:r>
           <w:rPr>
             <w:vertAlign w:val="superscript"/>
@@ -8400,12 +8602,12 @@
           <w:delText xml:space="preserve">[143]</w:delText>
         </w:r>
       </w:del>
-      <w:del w:id="5416" w:author="Kiro" w:date="2026-10-11T00:00:00Z">
+      <w:del w:id="5445" w:author="Kiro" w:date="2026-10-11T00:00:00Z">
         <w:r>
           <w:delText xml:space="preserve">。随后，针对1187只鸡的基因组芯片分析以白洛克肉鸡为参照，在八个中国地方品种中识别出商业相关的候选渗入区段</w:delText>
         </w:r>
       </w:del>
-      <w:del w:id="5417" w:author="Kiro" w:date="2026-10-11T00:00:00Z">
+      <w:del w:id="5446" w:author="Kiro" w:date="2026-10-11T00:00:00Z">
         <w:r>
           <w:rPr>
             <w:vertAlign w:val="superscript"/>
@@ -8413,12 +8615,12 @@
           <w:delText xml:space="preserve">[21]</w:delText>
         </w:r>
       </w:del>
-      <w:del w:id="5418" w:author="Kiro" w:date="2026-10-11T00:00:00Z">
+      <w:del w:id="5447" w:author="Kiro" w:date="2026-10-11T00:00:00Z">
         <w:r>
           <w:delText xml:space="preserve">。商业成分的输入也见于其他地方群体：部分藏鸡带有白来航相关成分，贵州部分地方品种显示上海新杨蛋鸡相关输入，江西部分品种则检出欧洲商业鸡混合信号</w:delText>
         </w:r>
       </w:del>
-      <w:del w:id="5419" w:author="Kiro" w:date="2026-10-11T00:00:00Z">
+      <w:del w:id="5448" w:author="Kiro" w:date="2026-10-11T00:00:00Z">
         <w:r>
           <w:rPr>
             <w:vertAlign w:val="superscript"/>
@@ -8426,12 +8628,12 @@
           <w:delText xml:space="preserve">[137,144,145]</w:delText>
         </w:r>
       </w:del>
-      <w:del w:id="5420" w:author="Kiro" w:date="2026-10-11T00:00:00Z">
+      <w:del w:id="5449" w:author="Kiro" w:date="2026-10-11T00:00:00Z">
         <w:r>
           <w:delText xml:space="preserve">。</w:delText>
         </w:r>
       </w:del>
-      <w:ins w:id="5421" w:author="Kiro" w:date="2026-10-11T00:00:00Z">
+      <w:ins w:id="5450" w:author="Kiro" w:date="2026-10-11T00:00:00Z">
         <w:r>
           <w:t xml:space="preserve">地方和传统品种参与了商业鸡的育成，商业种源又向地方群体输入遗传成分。线粒体研究显示，东亚鸡曾多次参与荷兰传统品种及西方商业鸡的母系构成；涵盖636个基因组、43个群体的分析进一步表明，亚洲重型品种是现代肉鸡的重要祖源</w:t>
         </w:r>
@@ -8600,7 +8802,7 @@
         <w:spacing w:before="0" w:after="100" w:line="276" w:lineRule="auto"/>
         <w:ind w:firstLine="0" w:left="0" w:right="0"/>
       </w:pPr>
-      <w:del w:id="5422" w:author="Kiro" w:date="2026-10-11T00:00:00Z">
+      <w:del w:id="5451" w:author="Kiro" w:date="2026-10-11T00:00:00Z">
         <w:r>
           <w:rPr>
             <w:rFonts w:ascii="Times New Roman" w:hAnsi="Times New Roman" w:eastAsia="宋体"/>
@@ -8612,7 +8814,7 @@
           <w:delText xml:space="preserve">红色、棕色和蓝色箭头分别表示红原鸡、地方与传统家鸡、商业鸡的遗传成分输出，箭头由输出群体指向接受群体。实线概括群体遗传与历史证据支持的祖源联系和后续渗入</w:delText>
         </w:r>
       </w:del>
-      <w:del w:id="5423" w:author="Kiro" w:date="2026-10-11T00:00:00Z">
+      <w:del w:id="5452" w:author="Kiro" w:date="2026-10-11T00:00:00Z">
         <w:r>
           <w:rPr>
             <w:rFonts w:ascii="Times New Roman" w:hAnsi="Times New Roman" w:eastAsia="宋体"/>
@@ -8625,7 +8827,7 @@
           <w:delText xml:space="preserve">[18,19,21,131,139,140,142]</w:delText>
         </w:r>
       </w:del>
-      <w:del w:id="5424" w:author="Kiro" w:date="2026-10-11T00:00:00Z">
+      <w:del w:id="5453" w:author="Kiro" w:date="2026-10-11T00:00:00Z">
         <w:r>
           <w:rPr>
             <w:rFonts w:ascii="Times New Roman" w:hAnsi="Times New Roman" w:eastAsia="宋体"/>
@@ -8637,7 +8839,7 @@
           <w:delText xml:space="preserve">；虚线概括模型推断或假说，包括以参照或圈养红原鸡为对象的商业相关联系</w:delText>
         </w:r>
       </w:del>
-      <w:del w:id="5425" w:author="Kiro" w:date="2026-10-11T00:00:00Z">
+      <w:del w:id="5454" w:author="Kiro" w:date="2026-10-11T00:00:00Z">
         <w:r>
           <w:rPr>
             <w:rFonts w:ascii="Times New Roman" w:hAnsi="Times New Roman" w:eastAsia="宋体"/>
@@ -8650,7 +8852,7 @@
           <w:delText xml:space="preserve">[137,138]</w:delText>
         </w:r>
       </w:del>
-      <w:del w:id="5426" w:author="Kiro" w:date="2026-10-11T00:00:00Z">
+      <w:del w:id="5455" w:author="Kiro" w:date="2026-10-11T00:00:00Z">
         <w:r>
           <w:rPr>
             <w:rFonts w:ascii="Times New Roman" w:hAnsi="Times New Roman" w:eastAsia="宋体"/>
@@ -8662,7 +8864,7 @@
           <w:delText xml:space="preserve">。图中的直接渗入和育种利用仍保留可能性表述，传播和逸生标注概括潜在接触情境。商业鸡属于家鸡，在图中按用途单列；鸡图表示类别，箭头宽度不表示交流量。</w:delText>
         </w:r>
       </w:del>
-      <w:ins w:id="5427" w:author="Kiro" w:date="2026-10-11T00:00:00Z">
+      <w:ins w:id="5456" w:author="Kiro" w:date="2026-10-11T00:00:00Z">
         <w:r>
           <w:t xml:space="preserve">红色、棕色和蓝色箭头分别表示红原鸡、地方与传统家鸡、商业鸡的遗传成分输出，箭头由输出群体指向接受群体。实线概括群体遗传与历史证据支持的祖源联系和后续渗入</w:t>
         </w:r>

--- a/3-7_v12_tracked.docx
+++ b/3-7_v12_tracked.docx
@@ -30,12 +30,12 @@
       <w:pPr>
         <w:jc w:val="both"/>
       </w:pPr>
-      <w:del w:id="5007" w:author="Kiro" w:date="2026-10-11T00:00:00Z">
+      <w:del w:id="5011" w:author="Kiro" w:date="2026-10-11T00:00:00Z">
         <w:r>
           <w:delText>早期研究依据形态比较和杂交结果推断家鸡的祖先，一种观点认为是红原鸡（</w:delText>
         </w:r>
       </w:del>
-      <w:del w:id="5008" w:author="Kiro" w:date="2026-10-11T00:00:00Z">
+      <w:del w:id="5012" w:author="Kiro" w:date="2026-10-11T00:00:00Z">
         <w:r>
           <w:rPr>
             <w:i/>
@@ -43,12 +43,12 @@
           <w:delText>Gallus gallus</w:delText>
         </w:r>
       </w:del>
-      <w:del w:id="5009" w:author="Kiro" w:date="2026-10-11T00:00:00Z">
+      <w:del w:id="5013" w:author="Kiro" w:date="2026-10-11T00:00:00Z">
         <w:r>
           <w:delText>），另一种观点则考虑多个原鸡物种的贡献</w:delText>
         </w:r>
       </w:del>
-      <w:del w:id="5010" w:author="Kiro" w:date="2026-10-11T00:00:00Z">
+      <w:del w:id="5014" w:author="Kiro" w:date="2026-10-11T00:00:00Z">
         <w:r>
           <w:rPr>
             <w:vertAlign w:val="superscript"/>
@@ -56,12 +56,12 @@
           <w:delText>[1,2]</w:delText>
         </w:r>
       </w:del>
-      <w:del w:id="5011" w:author="Kiro" w:date="2026-10-11T00:00:00Z">
+      <w:del w:id="5015" w:author="Kiro" w:date="2026-10-11T00:00:00Z">
         <w:r>
           <w:delText>。线粒体证据最初支持单一起源。控制区的限制性片段长度多态性（RFLP）和部分序列显示，家鸡与泰国</w:delText>
         </w:r>
       </w:del>
-      <w:del w:id="5012" w:author="Kiro" w:date="2026-10-11T00:00:00Z">
+      <w:del w:id="5016" w:author="Kiro" w:date="2026-10-11T00:00:00Z">
         <w:r>
           <w:rPr>
             <w:i/>
@@ -69,12 +69,12 @@
           <w:delText>G. g. gallus</w:delText>
         </w:r>
       </w:del>
-      <w:del w:id="5013" w:author="Kiro" w:date="2026-10-11T00:00:00Z">
+      <w:del w:id="5017" w:author="Kiro" w:date="2026-10-11T00:00:00Z">
         <w:r>
           <w:delText>差异很小，研究据此提出家鸡源于该亚种分布区内的一次驯化</w:delText>
         </w:r>
       </w:del>
-      <w:del w:id="5014" w:author="Kiro" w:date="2026-10-11T00:00:00Z">
+      <w:del w:id="5018" w:author="Kiro" w:date="2026-10-11T00:00:00Z">
         <w:r>
           <w:rPr>
             <w:vertAlign w:val="superscript"/>
@@ -82,12 +82,12 @@
           <w:delText>[3]</w:delText>
         </w:r>
       </w:del>
-      <w:del w:id="5015" w:author="Kiro" w:date="2026-10-11T00:00:00Z">
+      <w:del w:id="5019" w:author="Kiro" w:date="2026-10-11T00:00:00Z">
         <w:r>
           <w:delText>。覆盖原鸡属4个物种和红原鸡3个亚种的比较进一步显示，家鸡与大陆</w:delText>
         </w:r>
       </w:del>
-      <w:del w:id="5016" w:author="Kiro" w:date="2026-10-11T00:00:00Z">
+      <w:del w:id="5020" w:author="Kiro" w:date="2026-10-11T00:00:00Z">
         <w:r>
           <w:rPr>
             <w:i/>
@@ -95,12 +95,12 @@
           <w:delText>G. g. gallus</w:delText>
         </w:r>
       </w:del>
-      <w:del w:id="5017" w:author="Kiro" w:date="2026-10-11T00:00:00Z">
+      <w:del w:id="5021" w:author="Kiro" w:date="2026-10-11T00:00:00Z">
         <w:r>
           <w:delText>、</w:delText>
         </w:r>
       </w:del>
-      <w:del w:id="5018" w:author="Kiro" w:date="2026-10-11T00:00:00Z">
+      <w:del w:id="5022" w:author="Kiro" w:date="2026-10-11T00:00:00Z">
         <w:r>
           <w:rPr>
             <w:i/>
@@ -108,12 +108,12 @@
           <w:delText>G. g. spadiceus</w:delText>
         </w:r>
       </w:del>
-      <w:del w:id="5019" w:author="Kiro" w:date="2026-10-11T00:00:00Z">
+      <w:del w:id="5023" w:author="Kiro" w:date="2026-10-11T00:00:00Z">
         <w:r>
           <w:delText>聚为一簇，</w:delText>
         </w:r>
       </w:del>
-      <w:del w:id="5020" w:author="Kiro" w:date="2026-10-11T00:00:00Z">
+      <w:del w:id="5024" w:author="Kiro" w:date="2026-10-11T00:00:00Z">
         <w:r>
           <w:rPr>
             <w:i/>
@@ -121,12 +121,12 @@
           <w:delText>G. g. bankiva</w:delText>
         </w:r>
       </w:del>
-      <w:del w:id="5021" w:author="Kiro" w:date="2026-10-11T00:00:00Z">
+      <w:del w:id="5025" w:author="Kiro" w:date="2026-10-11T00:00:00Z">
         <w:r>
           <w:delText>则自成一支</w:delText>
         </w:r>
       </w:del>
-      <w:del w:id="5022" w:author="Kiro" w:date="2026-10-11T00:00:00Z">
+      <w:del w:id="5026" w:author="Kiro" w:date="2026-10-11T00:00:00Z">
         <w:r>
           <w:rPr>
             <w:vertAlign w:val="superscript"/>
@@ -134,12 +134,12 @@
           <w:delText>[4]</w:delText>
         </w:r>
       </w:del>
-      <w:del w:id="5023" w:author="Kiro" w:date="2026-10-11T00:00:00Z">
+      <w:del w:id="5027" w:author="Kiro" w:date="2026-10-11T00:00:00Z">
         <w:r>
           <w:delText>。这一阶段确立了家鸡与大陆红原鸡的母系联系，但上述研究所用序列未能清楚区分</w:delText>
         </w:r>
       </w:del>
-      <w:del w:id="5024" w:author="Kiro" w:date="2026-10-11T00:00:00Z">
+      <w:del w:id="5028" w:author="Kiro" w:date="2026-10-11T00:00:00Z">
         <w:r>
           <w:rPr>
             <w:i/>
@@ -147,12 +147,12 @@
           <w:delText>G. g. gallus</w:delText>
         </w:r>
       </w:del>
-      <w:del w:id="5025" w:author="Kiro" w:date="2026-10-11T00:00:00Z">
+      <w:del w:id="5029" w:author="Kiro" w:date="2026-10-11T00:00:00Z">
         <w:r>
           <w:delText>与</w:delText>
         </w:r>
       </w:del>
-      <w:del w:id="5026" w:author="Kiro" w:date="2026-10-11T00:00:00Z">
+      <w:del w:id="5030" w:author="Kiro" w:date="2026-10-11T00:00:00Z">
         <w:r>
           <w:rPr>
             <w:i/>
@@ -160,12 +160,12 @@
           <w:delText>G. g. spadiceus</w:delText>
         </w:r>
       </w:del>
-      <w:del w:id="5027" w:author="Kiro" w:date="2026-10-11T00:00:00Z">
+      <w:del w:id="5031" w:author="Kiro" w:date="2026-10-11T00:00:00Z">
         <w:r>
           <w:delText>，野生参照也未覆盖红原鸡的全部亚种。</w:delText>
         </w:r>
       </w:del>
-      <w:ins w:id="5028" w:author="Kiro" w:date="2026-10-11T00:00:00Z">
+      <w:ins w:id="5032" w:author="Kiro" w:date="2026-10-11T00:00:00Z">
         <w:r>
           <w:t xml:space="preserve">早期研究依据形态比较和杂交结果推断家鸡的祖先：一种观点认为是红原鸡（</w:t>
         </w:r>
@@ -282,12 +282,12 @@
       <w:pPr>
         <w:jc w:val="both"/>
       </w:pPr>
-      <w:del w:id="5029" w:author="Kiro" w:date="2026-10-11T00:00:00Z">
+      <w:del w:id="5033" w:author="Kiro" w:date="2026-10-11T00:00:00Z">
         <w:r>
           <w:delText xml:space="preserve">完整线粒体基因组提高了单倍群归类的精度，也为单倍群的地域差异提供了驯化以外的解释。控制区片段的信息量有限，部分位点的反复突变也会干扰归类。整合4732份家鸡和206份红原鸡的控制区序列以及61份完整线粒体基因组后，A～G等主要单倍群得到确认，部分仅凭控制区作出的归类得到修正；H、I采用了与早期控制区研究不同的单倍群定义</w:delText>
         </w:r>
       </w:del>
-      <w:del w:id="5030" w:author="Kiro" w:date="2026-10-11T00:00:00Z">
+      <w:del w:id="5034" w:author="Kiro" w:date="2026-10-11T00:00:00Z">
         <w:r>
           <w:rPr>
             <w:vertAlign w:val="superscript"/>
@@ -295,12 +295,12 @@
           <w:delText xml:space="preserve">[6]</w:delText>
         </w:r>
       </w:del>
-      <w:del w:id="5031" w:author="Kiro" w:date="2026-10-11T00:00:00Z">
+      <w:del w:id="5035" w:author="Kiro" w:date="2026-10-11T00:00:00Z">
         <w:r>
           <w:delText xml:space="preserve">。地域集中的单倍群仍然存在：E2、E3主要见于南亚，H见于中国西南及部分冲绳斗鸡，研究者据此提出这些地区发生过局部独立驯化。同一研究还提出，驯化前母系变异的保留和驯化后的杂交均可解释家鸡与红原鸡共享的常见单倍群</w:delText>
         </w:r>
       </w:del>
-      <w:del w:id="5032" w:author="Kiro" w:date="2026-10-11T00:00:00Z">
+      <w:del w:id="5036" w:author="Kiro" w:date="2026-10-11T00:00:00Z">
         <w:r>
           <w:rPr>
             <w:vertAlign w:val="superscript"/>
@@ -308,12 +308,12 @@
           <w:delText xml:space="preserve">[6]</w:delText>
         </w:r>
       </w:del>
-      <w:del w:id="5033" w:author="Kiro" w:date="2026-10-11T00:00:00Z">
+      <w:del w:id="5037" w:author="Kiro" w:date="2026-10-11T00:00:00Z">
         <w:r>
           <w:delText xml:space="preserve">。印度的独立驯化主张同样主要依据母系资料。印度家鸡与不同的红原鸡群体共享单倍型</w:delText>
         </w:r>
       </w:del>
-      <w:del w:id="5034" w:author="Kiro" w:date="2026-10-11T00:00:00Z">
+      <w:del w:id="5038" w:author="Kiro" w:date="2026-10-11T00:00:00Z">
         <w:r>
           <w:rPr>
             <w:vertAlign w:val="superscript"/>
@@ -321,12 +321,12 @@
           <w:delText xml:space="preserve">[7]</w:delText>
         </w:r>
       </w:del>
-      <w:del w:id="5035" w:author="Kiro" w:date="2026-10-11T00:00:00Z">
+      <w:del w:id="5039" w:author="Kiro" w:date="2026-10-11T00:00:00Z">
         <w:r>
           <w:delText xml:space="preserve">；印度6个地方品种及圈养红原鸡的完整线粒体比较发现，印度红原鸡与家鸡在系统树上分开，作者结合只含印度样本的分组提出了独立驯化的解释</w:delText>
         </w:r>
       </w:del>
-      <w:del w:id="5036" w:author="Kiro" w:date="2026-10-11T00:00:00Z">
+      <w:del w:id="5040" w:author="Kiro" w:date="2026-10-11T00:00:00Z">
         <w:r>
           <w:rPr>
             <w:vertAlign w:val="superscript"/>
@@ -334,12 +334,12 @@
           <w:delText xml:space="preserve">[8]</w:delText>
         </w:r>
       </w:del>
-      <w:del w:id="5037" w:author="Kiro" w:date="2026-10-11T00:00:00Z">
+      <w:del w:id="5041" w:author="Kiro" w:date="2026-10-11T00:00:00Z">
         <w:r>
           <w:delText xml:space="preserve">。该研究采用每组5只个体的混合样本，未比较独立驯化与家鸡传入后杂交两种情景，其系统树上的A—F分组也未与常用母系单倍群体系建立对应关系</w:delText>
         </w:r>
       </w:del>
-      <w:del w:id="5038" w:author="Kiro" w:date="2026-10-11T00:00:00Z">
+      <w:del w:id="5042" w:author="Kiro" w:date="2026-10-11T00:00:00Z">
         <w:r>
           <w:rPr>
             <w:vertAlign w:val="superscript"/>
@@ -347,12 +347,12 @@
           <w:delText xml:space="preserve">[8]</w:delText>
         </w:r>
       </w:del>
-      <w:del w:id="5039" w:author="Kiro" w:date="2026-10-11T00:00:00Z">
+      <w:del w:id="5043" w:author="Kiro" w:date="2026-10-11T00:00:00Z">
         <w:r>
           <w:delText xml:space="preserve">。</w:delText>
         </w:r>
       </w:del>
-      <w:ins w:id="5040" w:author="Kiro" w:date="2026-10-11T00:00:00Z">
+      <w:ins w:id="5044" w:author="Kiro" w:date="2026-10-11T00:00:00Z">
         <w:r>
           <w:t xml:space="preserve">完整线粒体基因组提高了单倍群归类的精度，也为单倍群的地域差异提供了驯化以外的解释。控制区片段的信息量有限，部分位点的反复突变也会干扰归类。整合4732份家鸡和206份红原鸡的控制区序列以及61份完整线粒体基因组后，A～G等主要单倍群得到确认，部分仅凭控制区作出的归类得到修正。该研究对H、I单倍群的定义与早期控制区研究不同</w:t>
         </w:r>
@@ -380,10 +380,10 @@
       <w:pPr>
         <w:jc w:val="both"/>
         <w:rPr>
-          <w:ins w:id="5041" w:author="Kiro" w:date="2026-10-11T00:00:00Z"/>
+          <w:ins w:id="5045" w:author="Kiro" w:date="2026-10-11T00:00:00Z"/>
         </w:rPr>
       </w:pPr>
-      <w:ins w:id="5042" w:author="Kiro" w:date="2026-10-11T00:00:00Z">
+      <w:ins w:id="5046" w:author="Kiro" w:date="2026-10-11T00:00:00Z">
         <w:r>
           <w:t xml:space="preserve">印度的独立驯化主张同样主要依据母系资料。控制区序列比较显示，印度家鸡与不同的红原鸡群体共享单倍型</w:t>
         </w:r>
@@ -420,12 +420,12 @@
       <w:pPr>
         <w:jc w:val="both"/>
       </w:pPr>
-      <w:del w:id="5043" w:author="Kiro" w:date="2026-10-11T00:00:00Z">
+      <w:del w:id="5047" w:author="Kiro" w:date="2026-10-11T00:00:00Z">
         <w:r>
           <w:delText xml:space="preserve">后续研究显示，驯化后的育种和传播也会影响母系分布。C1亚单倍群和A单倍群在黄淮流域多样性较高，并在东亚斗鸡中富集，其较晚扩张可能与斗鸡的育种和传播有关</w:delText>
         </w:r>
       </w:del>
-      <w:del w:id="5044" w:author="Kiro" w:date="2026-10-11T00:00:00Z">
+      <w:del w:id="5048" w:author="Kiro" w:date="2026-10-11T00:00:00Z">
         <w:r>
           <w:rPr>
             <w:vertAlign w:val="superscript"/>
@@ -433,12 +433,12 @@
           <w:delText xml:space="preserve">[9]</w:delText>
         </w:r>
       </w:del>
-      <w:del w:id="5045" w:author="Kiro" w:date="2026-10-11T00:00:00Z">
+      <w:del w:id="5049" w:author="Kiro" w:date="2026-10-11T00:00:00Z">
         <w:r>
           <w:delText xml:space="preserve">。在完整序列比较中，一只日本德地地鸡的D单倍群序列归入D2亚单倍群，东南亚岛屿和太平洋样本的D单倍群序列归入D1亚单倍群。日本这一母系由此被联系到中国北方及邻近地区；该研究的D2样本来自日本和新疆各一个体</w:delText>
         </w:r>
       </w:del>
-      <w:del w:id="5046" w:author="Kiro" w:date="2026-10-11T00:00:00Z">
+      <w:del w:id="5050" w:author="Kiro" w:date="2026-10-11T00:00:00Z">
         <w:r>
           <w:rPr>
             <w:vertAlign w:val="superscript"/>
@@ -446,12 +446,12 @@
           <w:delText xml:space="preserve">[10]</w:delText>
         </w:r>
       </w:del>
-      <w:del w:id="5047" w:author="Kiro" w:date="2026-10-11T00:00:00Z">
+      <w:del w:id="5051" w:author="Kiro" w:date="2026-10-11T00:00:00Z">
         <w:r>
           <w:delText xml:space="preserve">。</w:delText>
         </w:r>
       </w:del>
-      <w:ins w:id="5048" w:author="Kiro" w:date="2026-10-11T00:00:00Z">
+      <w:ins w:id="5052" w:author="Kiro" w:date="2026-10-11T00:00:00Z">
         <w:r>
           <w:t xml:space="preserve">后续研究显示，驯化后的育种和传播也会影响母系分布。C1亚单倍群和A单倍群在黄淮流域多样性较高，并在东亚斗鸡中富集，其较晚的扩张可能与斗鸡的育种和传播有关</w:t>
         </w:r>
@@ -479,12 +479,12 @@
       <w:pPr>
         <w:jc w:val="both"/>
       </w:pPr>
-      <w:del w:id="5049" w:author="Kiro" w:date="2026-10-11T00:00:00Z">
+      <w:del w:id="5053" w:author="Kiro" w:date="2026-10-11T00:00:00Z">
         <w:r>
           <w:delText xml:space="preserve">线粒体资料确立了家鸡与红原鸡的主要母系联系。祖先母系变异的保留和驯化后杂交共同影响家鸡的母系多样性；选择和性别偏向的基因交流则可造成母系与核基因组亲缘关系的差异</w:delText>
         </w:r>
       </w:del>
-      <w:del w:id="5050" w:author="Kiro" w:date="2026-10-11T00:00:00Z">
+      <w:del w:id="5054" w:author="Kiro" w:date="2026-10-11T00:00:00Z">
         <w:r>
           <w:rPr>
             <w:vertAlign w:val="superscript"/>
@@ -492,12 +492,12 @@
           <w:delText xml:space="preserve">[11,12]</w:delText>
         </w:r>
       </w:del>
-      <w:del w:id="5051" w:author="Kiro" w:date="2026-10-11T00:00:00Z">
+      <w:del w:id="5055" w:author="Kiro" w:date="2026-10-11T00:00:00Z">
         <w:r>
           <w:delText xml:space="preserve">。</w:delText>
         </w:r>
       </w:del>
-      <w:ins w:id="5052" w:author="Kiro" w:date="2026-10-11T00:00:00Z">
+      <w:ins w:id="5056" w:author="Kiro" w:date="2026-10-11T00:00:00Z">
         <w:r>
           <w:t xml:space="preserve">线粒体资料确立了家鸡与红原鸡的主要母系联系。祖先母系变异的保留和驯化后的杂交，共同塑造了家鸡的母系多样性；选择和性别偏向的基因交流，还可使母系亲缘关系与核基因组亲缘关系不一致</w:t>
         </w:r>
@@ -524,12 +524,12 @@
       <w:pPr>
         <w:jc w:val="both"/>
       </w:pPr>
-      <w:del w:id="5053" w:author="Kiro" w:date="2026-10-11T00:00:00Z">
+      <w:del w:id="5057" w:author="Kiro" w:date="2026-10-11T00:00:00Z">
         <w:r>
           <w:delText xml:space="preserve">核DNA由父母双方传递。跨群体比较和群体历史分析可以区分祖先变异保留与后期基因交流，补充母系来源的判断。基于少数亚种和区域样本的比较，所得亲缘结果并不一致。微卫星分析显示，中国地方鸡与中国</w:delText>
         </w:r>
       </w:del>
-      <w:del w:id="5054" w:author="Kiro" w:date="2026-10-11T00:00:00Z">
+      <w:del w:id="5058" w:author="Kiro" w:date="2026-10-11T00:00:00Z">
         <w:r>
           <w:rPr>
             <w:i w:val="1"/>
@@ -537,12 +537,12 @@
           <w:delText xml:space="preserve">G. g. spadiceus</w:delText>
         </w:r>
       </w:del>
-      <w:del w:id="5055" w:author="Kiro" w:date="2026-10-11T00:00:00Z">
+      <w:del w:id="5059" w:author="Kiro" w:date="2026-10-11T00:00:00Z">
         <w:r>
           <w:delText xml:space="preserve">的亲缘关系比与泰国</w:delText>
         </w:r>
       </w:del>
-      <w:del w:id="5056" w:author="Kiro" w:date="2026-10-11T00:00:00Z">
+      <w:del w:id="5060" w:author="Kiro" w:date="2026-10-11T00:00:00Z">
         <w:r>
           <w:rPr>
             <w:i w:val="1"/>
@@ -550,12 +550,12 @@
           <w:delText xml:space="preserve">G. g. gallus</w:delText>
         </w:r>
       </w:del>
-      <w:del w:id="5057" w:author="Kiro" w:date="2026-10-11T00:00:00Z">
+      <w:del w:id="5061" w:author="Kiro" w:date="2026-10-11T00:00:00Z">
         <w:r>
           <w:delText xml:space="preserve">更近</w:delText>
         </w:r>
       </w:del>
-      <w:del w:id="5058" w:author="Kiro" w:date="2026-10-11T00:00:00Z">
+      <w:del w:id="5062" w:author="Kiro" w:date="2026-10-11T00:00:00Z">
         <w:r>
           <w:rPr>
             <w:vertAlign w:val="superscript"/>
@@ -563,12 +563,12 @@
           <w:delText xml:space="preserve">[13]</w:delText>
         </w:r>
       </w:del>
-      <w:del w:id="5059" w:author="Kiro" w:date="2026-10-11T00:00:00Z">
+      <w:del w:id="5063" w:author="Kiro" w:date="2026-10-11T00:00:00Z">
         <w:r>
           <w:delText xml:space="preserve">。泰国取样的12个红原鸡群体（298只，来自11个保护中心，含</w:delText>
         </w:r>
       </w:del>
-      <w:del w:id="5060" w:author="Kiro" w:date="2026-10-11T00:00:00Z">
+      <w:del w:id="5064" w:author="Kiro" w:date="2026-10-11T00:00:00Z">
         <w:r>
           <w:rPr>
             <w:i w:val="1"/>
@@ -576,12 +576,12 @@
           <w:delText xml:space="preserve">G. g. gallus</w:delText>
         </w:r>
       </w:del>
-      <w:del w:id="5061" w:author="Kiro" w:date="2026-10-11T00:00:00Z">
+      <w:del w:id="5065" w:author="Kiro" w:date="2026-10-11T00:00:00Z">
         <w:r>
           <w:delText xml:space="preserve">和</w:delText>
         </w:r>
       </w:del>
-      <w:del w:id="5062" w:author="Kiro" w:date="2026-10-11T00:00:00Z">
+      <w:del w:id="5066" w:author="Kiro" w:date="2026-10-11T00:00:00Z">
         <w:r>
           <w:rPr>
             <w:i w:val="1"/>
@@ -589,12 +589,12 @@
           <w:delText xml:space="preserve">G. g. spadiceus</w:delText>
         </w:r>
       </w:del>
-      <w:del w:id="5063" w:author="Kiro" w:date="2026-10-11T00:00:00Z">
+      <w:del w:id="5067" w:author="Kiro" w:date="2026-10-11T00:00:00Z">
         <w:r>
           <w:delText xml:space="preserve">）与10个鸡品种（138只）的微卫星比较未清楚区分两个红原鸡亚种，家鸡与</w:delText>
         </w:r>
       </w:del>
-      <w:del w:id="5064" w:author="Kiro" w:date="2026-10-11T00:00:00Z">
+      <w:del w:id="5068" w:author="Kiro" w:date="2026-10-11T00:00:00Z">
         <w:r>
           <w:rPr>
             <w:i w:val="1"/>
@@ -602,12 +602,12 @@
           <w:delText xml:space="preserve">G. g. spadiceus</w:delText>
         </w:r>
       </w:del>
-      <w:del w:id="5065" w:author="Kiro" w:date="2026-10-11T00:00:00Z">
+      <w:del w:id="5069" w:author="Kiro" w:date="2026-10-11T00:00:00Z">
         <w:r>
           <w:delText xml:space="preserve">的亲缘也未比与</w:delText>
         </w:r>
       </w:del>
-      <w:del w:id="5066" w:author="Kiro" w:date="2026-10-11T00:00:00Z">
+      <w:del w:id="5070" w:author="Kiro" w:date="2026-10-11T00:00:00Z">
         <w:r>
           <w:rPr>
             <w:i w:val="1"/>
@@ -615,12 +615,12 @@
           <w:delText xml:space="preserve">G. g. gallus</w:delText>
         </w:r>
       </w:del>
-      <w:del w:id="5067" w:author="Kiro" w:date="2026-10-11T00:00:00Z">
+      <w:del w:id="5071" w:author="Kiro" w:date="2026-10-11T00:00:00Z">
         <w:r>
           <w:delText xml:space="preserve">更近。红原鸡群体的遗传多样性较高，作者结合原鸡中特有的母系变异，推测驯化涉及部分原鸡基因库；亚洲其他地区所见的部分线粒体单倍群未在这些泰国样本中出现，作者据此提出东南亚多地独立驯化的解释</w:delText>
         </w:r>
       </w:del>
-      <w:del w:id="5068" w:author="Kiro" w:date="2026-10-11T00:00:00Z">
+      <w:del w:id="5072" w:author="Kiro" w:date="2026-10-11T00:00:00Z">
         <w:r>
           <w:rPr>
             <w:vertAlign w:val="superscript"/>
@@ -628,12 +628,12 @@
           <w:delText xml:space="preserve">[14]</w:delText>
         </w:r>
       </w:del>
-      <w:del w:id="5069" w:author="Kiro" w:date="2026-10-11T00:00:00Z">
+      <w:del w:id="5073" w:author="Kiro" w:date="2026-10-11T00:00:00Z">
         <w:r>
           <w:delText xml:space="preserve">。25个核基因座的30个内含子序列分析，将家鸡与红原鸡共享的单倍型解释为祖先多态保留和后期渗入共同作用的结果；模型估计两者于58,000±16,000年前分化，远早于考古记录的驯化年代</w:delText>
         </w:r>
       </w:del>
-      <w:del w:id="5070" w:author="Kiro" w:date="2026-10-11T00:00:00Z">
+      <w:del w:id="5074" w:author="Kiro" w:date="2026-10-11T00:00:00Z">
         <w:r>
           <w:rPr>
             <w:vertAlign w:val="superscript"/>
@@ -641,12 +641,12 @@
           <w:delText xml:space="preserve">[15]</w:delText>
         </w:r>
       </w:del>
-      <w:del w:id="5071" w:author="Kiro" w:date="2026-10-11T00:00:00Z">
+      <w:del w:id="5075" w:author="Kiro" w:date="2026-10-11T00:00:00Z">
         <w:r>
           <w:delText xml:space="preserve">。</w:delText>
         </w:r>
       </w:del>
-      <w:ins w:id="5072" w:author="Kiro" w:date="2026-10-11T00:00:00Z">
+      <w:ins w:id="5076" w:author="Kiro" w:date="2026-10-11T00:00:00Z">
         <w:r>
           <w:t xml:space="preserve">核DNA由父母双方传递。跨群体比较和群体历史分析可以区分祖先变异的保留与后期基因交流，从而补充对母系来源的判断。基于少数亚种和区域样本的比较，得到的亲缘结果并不一致。微卫星分析显示，中国地方鸡与中国</w:t>
         </w:r>
@@ -737,12 +737,12 @@
       <w:pPr>
         <w:jc w:val="both"/>
       </w:pPr>
-      <w:del w:id="5073" w:author="Kiro" w:date="2026-10-11T00:00:00Z">
+      <w:del w:id="5077" w:author="Kiro" w:date="2026-10-11T00:00:00Z">
         <w:r>
           <w:delText xml:space="preserve">在覆盖原鸡属各物种的全基因组比较中，红原鸡是家鸡的主要祖先物种，其他物种的贡献以渗入形式存在，其中家鸡与灰原鸡之间的双向渗入较为广泛（见第3.3节）</w:delText>
         </w:r>
       </w:del>
-      <w:del w:id="5074" w:author="Kiro" w:date="2026-10-11T00:00:00Z">
+      <w:del w:id="5078" w:author="Kiro" w:date="2026-10-11T00:00:00Z">
         <w:r>
           <w:rPr>
             <w:vertAlign w:val="superscript"/>
@@ -750,12 +750,12 @@
           <w:delText xml:space="preserve">[16]</w:delText>
         </w:r>
       </w:del>
-      <w:del w:id="5075" w:author="Kiro" w:date="2026-10-11T00:00:00Z">
+      <w:del w:id="5079" w:author="Kiro" w:date="2026-10-11T00:00:00Z">
         <w:r>
           <w:delText xml:space="preserve">。覆盖红原鸡全部5个亚种的863个基因组进一步把主要祖源定位到</w:delText>
         </w:r>
       </w:del>
-      <w:del w:id="5076" w:author="Kiro" w:date="2026-10-11T00:00:00Z">
+      <w:del w:id="5080" w:author="Kiro" w:date="2026-10-11T00:00:00Z">
         <w:r>
           <w:rPr>
             <w:i w:val="1"/>
@@ -763,12 +763,12 @@
           <w:delText xml:space="preserve">G. g. spadiceus</w:delText>
         </w:r>
       </w:del>
-      <w:del w:id="5077" w:author="Kiro" w:date="2026-10-11T00:00:00Z">
+      <w:del w:id="5081" w:author="Kiro" w:date="2026-10-11T00:00:00Z">
         <w:r>
           <w:delText xml:space="preserve">：696只家鸡中，除2只外都与部分</w:delText>
         </w:r>
       </w:del>
-      <w:del w:id="5078" w:author="Kiro" w:date="2026-10-11T00:00:00Z">
+      <w:del w:id="5082" w:author="Kiro" w:date="2026-10-11T00:00:00Z">
         <w:r>
           <w:rPr>
             <w:i w:val="1"/>
@@ -776,12 +776,12 @@
           <w:delText xml:space="preserve">G. g. spadiceus</w:delText>
         </w:r>
       </w:del>
-      <w:del w:id="5079" w:author="Kiro" w:date="2026-10-11T00:00:00Z">
+      <w:del w:id="5083" w:author="Kiro" w:date="2026-10-11T00:00:00Z">
         <w:r>
           <w:delText xml:space="preserve">构成单系群，群体结构、等位基因共享和群体混合图（TreeMix）</w:delText>
         </w:r>
       </w:del>
-      <w:del w:id="5080" w:author="Kiro" w:date="2026-10-11T00:00:00Z">
+      <w:del w:id="5084" w:author="Kiro" w:date="2026-10-11T00:00:00Z">
         <w:r>
           <w:rPr>
             <w:vertAlign w:val="superscript"/>
@@ -789,12 +789,12 @@
           <w:delText xml:space="preserve">[17]</w:delText>
         </w:r>
       </w:del>
-      <w:del w:id="5081" w:author="Kiro" w:date="2026-10-11T00:00:00Z">
+      <w:del w:id="5085" w:author="Kiro" w:date="2026-10-11T00:00:00Z">
         <w:r>
           <w:delText xml:space="preserve">分析也都指向</w:delText>
         </w:r>
       </w:del>
-      <w:del w:id="5082" w:author="Kiro" w:date="2026-10-11T00:00:00Z">
+      <w:del w:id="5086" w:author="Kiro" w:date="2026-10-11T00:00:00Z">
         <w:r>
           <w:rPr>
             <w:i w:val="1"/>
@@ -802,7 +802,7 @@
           <w:delText xml:space="preserve">G. g. spadiceus</w:delText>
         </w:r>
       </w:del>
-      <w:del w:id="5083" w:author="Kiro" w:date="2026-10-11T00:00:00Z">
+      <w:del w:id="5087" w:author="Kiro" w:date="2026-10-11T00:00:00Z">
         <w:r>
           <w:rPr>
             <w:vertAlign w:val="superscript"/>
@@ -810,12 +810,12 @@
           <w:delText xml:space="preserve">[18]</w:delText>
         </w:r>
       </w:del>
-      <w:del w:id="5084" w:author="Kiro" w:date="2026-10-11T00:00:00Z">
+      <w:del w:id="5088" w:author="Kiro" w:date="2026-10-11T00:00:00Z">
         <w:r>
           <w:delText xml:space="preserve">。约一个世纪前的历史</w:delText>
         </w:r>
       </w:del>
-      <w:del w:id="5085" w:author="Kiro" w:date="2026-10-11T00:00:00Z">
+      <w:del w:id="5089" w:author="Kiro" w:date="2026-10-11T00:00:00Z">
         <w:r>
           <w:rPr>
             <w:i w:val="1"/>
@@ -823,12 +823,12 @@
           <w:delText xml:space="preserve">G. g. spadiceus</w:delText>
         </w:r>
       </w:del>
-      <w:del w:id="5086" w:author="Kiro" w:date="2026-10-11T00:00:00Z">
+      <w:del w:id="5090" w:author="Kiro" w:date="2026-10-11T00:00:00Z">
         <w:r>
           <w:delText xml:space="preserve">标本也比其他亚种更接近家鸡，支持现生基因组的主要祖源判断</w:delText>
         </w:r>
       </w:del>
-      <w:del w:id="5087" w:author="Kiro" w:date="2026-10-11T00:00:00Z">
+      <w:del w:id="5091" w:author="Kiro" w:date="2026-10-11T00:00:00Z">
         <w:r>
           <w:rPr>
             <w:vertAlign w:val="superscript"/>
@@ -836,12 +836,12 @@
           <w:delText xml:space="preserve">[19]</w:delText>
         </w:r>
       </w:del>
-      <w:del w:id="5088" w:author="Kiro" w:date="2026-10-11T00:00:00Z">
+      <w:del w:id="5092" w:author="Kiro" w:date="2026-10-11T00:00:00Z">
         <w:r>
           <w:delText xml:space="preserve">。</w:delText>
         </w:r>
       </w:del>
-      <w:ins w:id="5089" w:author="Kiro" w:date="2026-10-11T00:00:00Z">
+      <w:ins w:id="5093" w:author="Kiro" w:date="2026-10-11T00:00:00Z">
         <w:r>
           <w:t xml:space="preserve">在覆盖原鸡属各物种的全基因组比较中，红原鸡是家鸡的主要祖先物种，其他物种的贡献以渗入形式存在，其中家鸡与灰原鸡之间的双向渗入较为广泛（见第3.3节）</w:t>
         </w:r>
@@ -929,12 +929,12 @@
       <w:pPr>
         <w:jc w:val="both"/>
       </w:pPr>
-      <w:del w:id="5090" w:author="Kiro" w:date="2026-10-11T00:00:00Z">
+      <w:del w:id="5094" w:author="Kiro" w:date="2026-10-11T00:00:00Z">
         <w:r>
           <w:delText xml:space="preserve">家鸡在驯化后的传播和育种中还吸收了其他亚种与品种的遗传成分。全基因组研究比较了印度鸡来源的两种情景：</w:delText>
         </w:r>
       </w:del>
-      <w:del w:id="5091" w:author="Kiro" w:date="2026-10-11T00:00:00Z">
+      <w:del w:id="5095" w:author="Kiro" w:date="2026-10-11T00:00:00Z">
         <w:r>
           <w:rPr>
             <w:i w:val="1"/>
@@ -942,12 +942,12 @@
           <w:delText xml:space="preserve">G. g. spadiceus</w:delText>
         </w:r>
       </w:del>
-      <w:del w:id="5092" w:author="Kiro" w:date="2026-10-11T00:00:00Z">
+      <w:del w:id="5096" w:author="Kiro" w:date="2026-10-11T00:00:00Z">
         <w:r>
           <w:delText xml:space="preserve">来源的鸡群传入后吸收当地</w:delText>
         </w:r>
       </w:del>
-      <w:del w:id="5093" w:author="Kiro" w:date="2026-10-11T00:00:00Z">
+      <w:del w:id="5097" w:author="Kiro" w:date="2026-10-11T00:00:00Z">
         <w:r>
           <w:rPr>
             <w:i w:val="1"/>
@@ -955,12 +955,12 @@
           <w:delText xml:space="preserve">G. g. murghi</w:delText>
         </w:r>
       </w:del>
-      <w:del w:id="5094" w:author="Kiro" w:date="2026-10-11T00:00:00Z">
+      <w:del w:id="5098" w:author="Kiro" w:date="2026-10-11T00:00:00Z">
         <w:r>
           <w:delText xml:space="preserve">变异，或</w:delText>
         </w:r>
       </w:del>
-      <w:del w:id="5095" w:author="Kiro" w:date="2026-10-11T00:00:00Z">
+      <w:del w:id="5099" w:author="Kiro" w:date="2026-10-11T00:00:00Z">
         <w:r>
           <w:rPr>
             <w:i w:val="1"/>
@@ -968,12 +968,12 @@
           <w:delText xml:space="preserve">G. g. murghi</w:delText>
         </w:r>
       </w:del>
-      <w:del w:id="5096" w:author="Kiro" w:date="2026-10-11T00:00:00Z">
+      <w:del w:id="5100" w:author="Kiro" w:date="2026-10-11T00:00:00Z">
         <w:r>
           <w:delText xml:space="preserve">先被独立驯化、其后代再被外来鸡群大量替代。印度鸡与</w:delText>
         </w:r>
       </w:del>
-      <w:del w:id="5097" w:author="Kiro" w:date="2026-10-11T00:00:00Z">
+      <w:del w:id="5101" w:author="Kiro" w:date="2026-10-11T00:00:00Z">
         <w:r>
           <w:rPr>
             <w:i w:val="1"/>
@@ -981,12 +981,12 @@
           <w:delText xml:space="preserve">G. g. murghi</w:delText>
         </w:r>
       </w:del>
-      <w:del w:id="5098" w:author="Kiro" w:date="2026-10-11T00:00:00Z">
+      <w:del w:id="5102" w:author="Kiro" w:date="2026-10-11T00:00:00Z">
         <w:r>
           <w:delText xml:space="preserve">共享的单倍型片段长于与</w:delText>
         </w:r>
       </w:del>
-      <w:del w:id="5099" w:author="Kiro" w:date="2026-10-11T00:00:00Z">
+      <w:del w:id="5103" w:author="Kiro" w:date="2026-10-11T00:00:00Z">
         <w:r>
           <w:rPr>
             <w:i w:val="1"/>
@@ -994,12 +994,12 @@
           <w:delText xml:space="preserve">G. g. spadiceus</w:delText>
         </w:r>
       </w:del>
-      <w:del w:id="5100" w:author="Kiro" w:date="2026-10-11T00:00:00Z">
+      <w:del w:id="5104" w:author="Kiro" w:date="2026-10-11T00:00:00Z">
         <w:r>
           <w:delText xml:space="preserve">共享的片段，群体历史模型也更支持前一种解释</w:delText>
         </w:r>
       </w:del>
-      <w:del w:id="5101" w:author="Kiro" w:date="2026-10-11T00:00:00Z">
+      <w:del w:id="5105" w:author="Kiro" w:date="2026-10-11T00:00:00Z">
         <w:r>
           <w:rPr>
             <w:vertAlign w:val="superscript"/>
@@ -1007,12 +1007,12 @@
           <w:delText xml:space="preserve">[18]</w:delText>
         </w:r>
       </w:del>
-      <w:del w:id="5102" w:author="Kiro" w:date="2026-10-11T00:00:00Z">
+      <w:del w:id="5106" w:author="Kiro" w:date="2026-10-11T00:00:00Z">
         <w:r>
           <w:delText xml:space="preserve">。多国商业白来航样本中，</w:delText>
         </w:r>
       </w:del>
-      <w:del w:id="5103" w:author="Kiro" w:date="2026-10-11T00:00:00Z">
+      <w:del w:id="5107" w:author="Kiro" w:date="2026-10-11T00:00:00Z">
         <w:r>
           <w:rPr>
             <w:i w:val="1"/>
@@ -1020,12 +1020,12 @@
           <w:delText xml:space="preserve">G. g. murghi</w:delText>
         </w:r>
       </w:del>
-      <w:del w:id="5104" w:author="Kiro" w:date="2026-10-11T00:00:00Z">
+      <w:del w:id="5108" w:author="Kiro" w:date="2026-10-11T00:00:00Z">
         <w:r>
           <w:delText xml:space="preserve">祖源约占25%；印度尼西亚鸡含</w:delText>
         </w:r>
       </w:del>
-      <w:del w:id="5105" w:author="Kiro" w:date="2026-10-11T00:00:00Z">
+      <w:del w:id="5109" w:author="Kiro" w:date="2026-10-11T00:00:00Z">
         <w:r>
           <w:rPr>
             <w:i w:val="1"/>
@@ -1033,12 +1033,12 @@
           <w:delText xml:space="preserve">G. g. bankiva</w:delText>
         </w:r>
       </w:del>
-      <w:del w:id="5106" w:author="Kiro" w:date="2026-10-11T00:00:00Z">
+      <w:del w:id="5110" w:author="Kiro" w:date="2026-10-11T00:00:00Z">
         <w:r>
           <w:delText xml:space="preserve">和</w:delText>
         </w:r>
       </w:del>
-      <w:del w:id="5107" w:author="Kiro" w:date="2026-10-11T00:00:00Z">
+      <w:del w:id="5111" w:author="Kiro" w:date="2026-10-11T00:00:00Z">
         <w:r>
           <w:rPr>
             <w:i w:val="1"/>
@@ -1046,12 +1046,12 @@
           <w:delText xml:space="preserve">G. g. gallus</w:delText>
         </w:r>
       </w:del>
-      <w:del w:id="5108" w:author="Kiro" w:date="2026-10-11T00:00:00Z">
+      <w:del w:id="5112" w:author="Kiro" w:date="2026-10-11T00:00:00Z">
         <w:r>
           <w:delText xml:space="preserve">相关祖源，中国鸡含</w:delText>
         </w:r>
       </w:del>
-      <w:del w:id="5109" w:author="Kiro" w:date="2026-10-11T00:00:00Z">
+      <w:del w:id="5113" w:author="Kiro" w:date="2026-10-11T00:00:00Z">
         <w:r>
           <w:rPr>
             <w:i w:val="1"/>
@@ -1059,12 +1059,12 @@
           <w:delText xml:space="preserve">G. g. jabouillei</w:delText>
         </w:r>
       </w:del>
-      <w:del w:id="5110" w:author="Kiro" w:date="2026-10-11T00:00:00Z">
+      <w:del w:id="5114" w:author="Kiro" w:date="2026-10-11T00:00:00Z">
         <w:r>
           <w:delText xml:space="preserve">相关祖源</w:delText>
         </w:r>
       </w:del>
-      <w:del w:id="5111" w:author="Kiro" w:date="2026-10-11T00:00:00Z">
+      <w:del w:id="5115" w:author="Kiro" w:date="2026-10-11T00:00:00Z">
         <w:r>
           <w:rPr>
             <w:vertAlign w:val="superscript"/>
@@ -1072,12 +1072,12 @@
           <w:delText xml:space="preserve">[18]</w:delText>
         </w:r>
       </w:del>
-      <w:del w:id="5112" w:author="Kiro" w:date="2026-10-11T00:00:00Z">
+      <w:del w:id="5116" w:author="Kiro" w:date="2026-10-11T00:00:00Z">
         <w:r>
           <w:delText xml:space="preserve">。印度57只野生红原鸡与79只邻近家鸡的比较识别出混合个体，共享母系单倍型的频率提示家鸡向野生群体的输入</w:delText>
         </w:r>
       </w:del>
-      <w:del w:id="5113" w:author="Kiro" w:date="2026-10-11T00:00:00Z">
+      <w:del w:id="5117" w:author="Kiro" w:date="2026-10-11T00:00:00Z">
         <w:r>
           <w:rPr>
             <w:vertAlign w:val="superscript"/>
@@ -1085,12 +1085,12 @@
           <w:delText xml:space="preserve">[20]</w:delText>
         </w:r>
       </w:del>
-      <w:del w:id="5114" w:author="Kiro" w:date="2026-10-11T00:00:00Z">
+      <w:del w:id="5118" w:author="Kiro" w:date="2026-10-11T00:00:00Z">
         <w:r>
           <w:delText xml:space="preserve">。商业鸡的输入同样改变了地方鸡：8个中国地方品种平均约15%的基因组来自商业肉鸡渗入，范围从藏鸡的0.64%到惠阳胡须鸡的21.52%</w:delText>
         </w:r>
       </w:del>
-      <w:del w:id="5115" w:author="Kiro" w:date="2026-10-11T00:00:00Z">
+      <w:del w:id="5119" w:author="Kiro" w:date="2026-10-11T00:00:00Z">
         <w:r>
           <w:rPr>
             <w:vertAlign w:val="superscript"/>
@@ -1098,12 +1098,12 @@
           <w:delText xml:space="preserve">[21]</w:delText>
         </w:r>
       </w:del>
-      <w:del w:id="5116" w:author="Kiro" w:date="2026-10-11T00:00:00Z">
+      <w:del w:id="5120" w:author="Kiro" w:date="2026-10-11T00:00:00Z">
         <w:r>
           <w:delText xml:space="preserve">。现代鸡群的亲缘关系是主要祖源与后期交流共同作用的结果。</w:delText>
         </w:r>
       </w:del>
-      <w:ins w:id="5117" w:author="Kiro" w:date="2026-10-11T00:00:00Z">
+      <w:ins w:id="5121" w:author="Kiro" w:date="2026-10-11T00:00:00Z">
         <w:r>
           <w:t xml:space="preserve">驯化以后，家鸡在传播和育种中继续吸收其他亚种的遗传成分。全基因组研究比较了印度鸡来源的两种情景：一是</w:t>
         </w:r>
@@ -1221,12 +1221,12 @@
       <w:pPr>
         <w:jc w:val="both"/>
       </w:pPr>
-      <w:del w:id="5118" w:author="Kiro" w:date="2026-10-11T00:00:00Z">
+      <w:del w:id="5122" w:author="Kiro" w:date="2026-10-11T00:00:00Z">
         <w:r>
           <w:delText xml:space="preserve">全基因组比较和历史标本资料支持</w:delText>
         </w:r>
       </w:del>
-      <w:del w:id="5119" w:author="Kiro" w:date="2026-10-11T00:00:00Z">
+      <w:del w:id="5123" w:author="Kiro" w:date="2026-10-11T00:00:00Z">
         <w:r>
           <w:rPr>
             <w:i w:val="1"/>
@@ -1234,12 +1234,12 @@
           <w:delText xml:space="preserve">G. g. spadiceus</w:delText>
         </w:r>
       </w:del>
-      <w:del w:id="5120" w:author="Kiro" w:date="2026-10-11T00:00:00Z">
+      <w:del w:id="5124" w:author="Kiro" w:date="2026-10-11T00:00:00Z">
         <w:r>
           <w:delText xml:space="preserve">相关群体为家鸡的主要祖先</w:delText>
         </w:r>
       </w:del>
-      <w:del w:id="5121" w:author="Kiro" w:date="2026-10-11T00:00:00Z">
+      <w:del w:id="5125" w:author="Kiro" w:date="2026-10-11T00:00:00Z">
         <w:r>
           <w:rPr>
             <w:vertAlign w:val="superscript"/>
@@ -1247,12 +1247,12 @@
           <w:delText xml:space="preserve">[18,19]</w:delText>
         </w:r>
       </w:del>
-      <w:del w:id="5122" w:author="Kiro" w:date="2026-10-11T00:00:00Z">
+      <w:del w:id="5126" w:author="Kiro" w:date="2026-10-11T00:00:00Z">
         <w:r>
           <w:delText xml:space="preserve">。多个地域母系单倍群与共同的主要核祖源并存。该亚种内部参与驯化的群体数、地点和驯化次数仍需结合考古记录判断（见第4节）。</w:delText>
         </w:r>
       </w:del>
-      <w:ins w:id="5123" w:author="Kiro" w:date="2026-10-11T00:00:00Z">
+      <w:ins w:id="5127" w:author="Kiro" w:date="2026-10-11T00:00:00Z">
         <w:r>
           <w:t xml:space="preserve">全基因组比较和历史标本资料支持</w:t>
         </w:r>
@@ -1297,12 +1297,12 @@
       <w:pPr>
         <w:jc w:val="both"/>
       </w:pPr>
-      <w:del w:id="5124" w:author="Kiro" w:date="2026-10-11T00:00:00Z">
+      <w:del w:id="5128" w:author="Kiro" w:date="2026-10-11T00:00:00Z">
         <w:r>
           <w:delText xml:space="preserve">其他原鸡物种对家鸡的贡献以局部核片段为主。最清楚的实例是黄色皮肤：该性状被定位到包含</w:delText>
         </w:r>
       </w:del>
-      <w:del w:id="5125" w:author="Kiro" w:date="2026-10-11T00:00:00Z">
+      <w:del w:id="5129" w:author="Kiro" w:date="2026-10-11T00:00:00Z">
         <w:r>
           <w:rPr>
             <w:i w:val="1"/>
@@ -1310,12 +1310,12 @@
           <w:delText xml:space="preserve">BCO2</w:delText>
         </w:r>
       </w:del>
-      <w:del w:id="5126" w:author="Kiro" w:date="2026-10-11T00:00:00Z">
+      <w:del w:id="5130" w:author="Kiro" w:date="2026-10-11T00:00:00Z">
         <w:r>
           <w:delText xml:space="preserve">的23.8 kb片段，黄皮家鸡的该片段与灰原鸡（</w:delText>
         </w:r>
       </w:del>
-      <w:del w:id="5127" w:author="Kiro" w:date="2026-10-11T00:00:00Z">
+      <w:del w:id="5131" w:author="Kiro" w:date="2026-10-11T00:00:00Z">
         <w:r>
           <w:rPr>
             <w:i w:val="1"/>
@@ -1323,12 +1323,12 @@
           <w:delText xml:space="preserve">G. sonneratii</w:delText>
         </w:r>
       </w:del>
-      <w:del w:id="5128" w:author="Kiro" w:date="2026-10-11T00:00:00Z">
+      <w:del w:id="5132" w:author="Kiro" w:date="2026-10-11T00:00:00Z">
         <w:r>
           <w:delText xml:space="preserve">）接近，线粒体和另外5个核标记则支持家鸡与红原鸡的亲缘关系，该片段最可能经杂交来自灰原鸡</w:delText>
         </w:r>
       </w:del>
-      <w:del w:id="5129" w:author="Kiro" w:date="2026-10-11T00:00:00Z">
+      <w:del w:id="5133" w:author="Kiro" w:date="2026-10-11T00:00:00Z">
         <w:r>
           <w:rPr>
             <w:vertAlign w:val="superscript"/>
@@ -1336,12 +1336,12 @@
           <w:delText xml:space="preserve">[22]</w:delText>
         </w:r>
       </w:del>
-      <w:del w:id="5130" w:author="Kiro" w:date="2026-10-11T00:00:00Z">
+      <w:del w:id="5134" w:author="Kiro" w:date="2026-10-11T00:00:00Z">
         <w:r>
           <w:delText xml:space="preserve">。这一等位型还影响类胡萝卜素的储存与分配。连续回交实验在近似相同的白来航背景下比较两种等位型，发现黄皮型鸡皮肤、肌肉和脂肪中的</w:delText>
         </w:r>
       </w:del>
-      <w:del w:id="5131" w:author="Kiro" w:date="2026-10-11T00:00:00Z">
+      <w:del w:id="5135" w:author="Kiro" w:date="2026-10-11T00:00:00Z">
         <w:r>
           <w:rPr>
             <w:i w:val="1"/>
@@ -1349,12 +1349,12 @@
           <w:delText xml:space="preserve">BCO2</w:delText>
         </w:r>
       </w:del>
-      <w:del w:id="5132" w:author="Kiro" w:date="2026-10-11T00:00:00Z">
+      <w:del w:id="5136" w:author="Kiro" w:date="2026-10-11T00:00:00Z">
         <w:r>
           <w:delText xml:space="preserve">表达较低，腿部皮肤积累的类胡萝卜素较多；停止补喂胡萝卜和苜蓿后，其母鸡产蛋早期的蛋黄叶黄素也高于红原鸡型母鸡</w:delText>
         </w:r>
       </w:del>
-      <w:del w:id="5133" w:author="Kiro" w:date="2026-10-11T00:00:00Z">
+      <w:del w:id="5137" w:author="Kiro" w:date="2026-10-11T00:00:00Z">
         <w:r>
           <w:rPr>
             <w:vertAlign w:val="superscript"/>
@@ -1362,12 +1362,12 @@
           <w:delText xml:space="preserve">[23]</w:delText>
         </w:r>
       </w:del>
-      <w:del w:id="5134" w:author="Kiro" w:date="2026-10-11T00:00:00Z">
+      <w:del w:id="5138" w:author="Kiro" w:date="2026-10-11T00:00:00Z">
         <w:r>
           <w:delText xml:space="preserve">。全基因组分析在多个鸡群中又识别出8处灰原鸡来源的候选区域，并检出家鸡或红原鸡向灰原鸡的反向输入</w:delText>
         </w:r>
       </w:del>
-      <w:del w:id="5135" w:author="Kiro" w:date="2026-10-11T00:00:00Z">
+      <w:del w:id="5139" w:author="Kiro" w:date="2026-10-11T00:00:00Z">
         <w:r>
           <w:rPr>
             <w:vertAlign w:val="superscript"/>
@@ -1375,12 +1375,12 @@
           <w:delText xml:space="preserve">[16]</w:delText>
         </w:r>
       </w:del>
-      <w:del w:id="5136" w:author="Kiro" w:date="2026-10-11T00:00:00Z">
+      <w:del w:id="5140" w:author="Kiro" w:date="2026-10-11T00:00:00Z">
         <w:r>
           <w:delText xml:space="preserve">。此外，含</w:delText>
         </w:r>
       </w:del>
-      <w:del w:id="5137" w:author="Kiro" w:date="2026-10-11T00:00:00Z">
+      <w:del w:id="5141" w:author="Kiro" w:date="2026-10-11T00:00:00Z">
         <w:r>
           <w:rPr>
             <w:i w:val="1"/>
@@ -1388,12 +1388,12 @@
           <w:delText xml:space="preserve">IGFBP2</w:delText>
         </w:r>
       </w:del>
-      <w:del w:id="5138" w:author="Kiro" w:date="2026-10-11T00:00:00Z">
+      <w:del w:id="5142" w:author="Kiro" w:date="2026-10-11T00:00:00Z">
         <w:r>
           <w:delText xml:space="preserve">、</w:delText>
         </w:r>
       </w:del>
-      <w:del w:id="5139" w:author="Kiro" w:date="2026-10-11T00:00:00Z">
+      <w:del w:id="5143" w:author="Kiro" w:date="2026-10-11T00:00:00Z">
         <w:r>
           <w:rPr>
             <w:i w:val="1"/>
@@ -1401,12 +1401,12 @@
           <w:delText xml:space="preserve">TKT</w:delText>
         </w:r>
       </w:del>
-      <w:del w:id="5140" w:author="Kiro" w:date="2026-10-11T00:00:00Z">
+      <w:del w:id="5144" w:author="Kiro" w:date="2026-10-11T00:00:00Z">
         <w:r>
           <w:delText xml:space="preserve">、</w:delText>
         </w:r>
       </w:del>
-      <w:del w:id="5141" w:author="Kiro" w:date="2026-10-11T00:00:00Z">
+      <w:del w:id="5145" w:author="Kiro" w:date="2026-10-11T00:00:00Z">
         <w:r>
           <w:rPr>
             <w:i w:val="1"/>
@@ -1414,12 +1414,12 @@
           <w:delText xml:space="preserve">MYBPHL</w:delText>
         </w:r>
       </w:del>
-      <w:del w:id="5142" w:author="Kiro" w:date="2026-10-11T00:00:00Z">
+      <w:del w:id="5146" w:author="Kiro" w:date="2026-10-11T00:00:00Z">
         <w:r>
           <w:delText xml:space="preserve">等基因的候选片段可能与生长或肌肉性状有关，但效应尚未验证</w:delText>
         </w:r>
       </w:del>
-      <w:del w:id="5143" w:author="Kiro" w:date="2026-10-11T00:00:00Z">
+      <w:del w:id="5147" w:author="Kiro" w:date="2026-10-11T00:00:00Z">
         <w:r>
           <w:rPr>
             <w:vertAlign w:val="superscript"/>
@@ -1427,12 +1427,12 @@
           <w:delText xml:space="preserve">[24,25]</w:delText>
         </w:r>
       </w:del>
-      <w:del w:id="5144" w:author="Kiro" w:date="2026-10-11T00:00:00Z">
+      <w:del w:id="5148" w:author="Kiro" w:date="2026-10-11T00:00:00Z">
         <w:r>
           <w:delText xml:space="preserve">。斯里兰卡原鸡（</w:delText>
         </w:r>
       </w:del>
-      <w:del w:id="5145" w:author="Kiro" w:date="2026-10-11T00:00:00Z">
+      <w:del w:id="5149" w:author="Kiro" w:date="2026-10-11T00:00:00Z">
         <w:r>
           <w:rPr>
             <w:i w:val="1"/>
@@ -1440,12 +1440,12 @@
           <w:delText xml:space="preserve">G. lafayettii</w:delText>
         </w:r>
       </w:del>
-      <w:del w:id="5146" w:author="Kiro" w:date="2026-10-11T00:00:00Z">
+      <w:del w:id="5150" w:author="Kiro" w:date="2026-10-11T00:00:00Z">
         <w:r>
           <w:delText xml:space="preserve">）和绿原鸡（</w:delText>
         </w:r>
       </w:del>
-      <w:del w:id="5147" w:author="Kiro" w:date="2026-10-11T00:00:00Z">
+      <w:del w:id="5151" w:author="Kiro" w:date="2026-10-11T00:00:00Z">
         <w:r>
           <w:rPr>
             <w:i w:val="1"/>
@@ -1453,12 +1453,12 @@
           <w:delText xml:space="preserve">G. varius</w:delText>
         </w:r>
       </w:del>
-      <w:del w:id="5148" w:author="Kiro" w:date="2026-10-11T00:00:00Z">
+      <w:del w:id="5152" w:author="Kiro" w:date="2026-10-11T00:00:00Z">
         <w:r>
           <w:delText xml:space="preserve">）的核片段实例较少。斯里兰卡地方鸡的线粒体比较未显示斯里兰卡原鸡的母系贡献</w:delText>
         </w:r>
       </w:del>
-      <w:del w:id="5149" w:author="Kiro" w:date="2026-10-11T00:00:00Z">
+      <w:del w:id="5153" w:author="Kiro" w:date="2026-10-11T00:00:00Z">
         <w:r>
           <w:rPr>
             <w:vertAlign w:val="superscript"/>
@@ -1466,12 +1466,12 @@
           <w:delText xml:space="preserve">[26]</w:delText>
         </w:r>
       </w:del>
-      <w:del w:id="5150" w:author="Kiro" w:date="2026-10-11T00:00:00Z">
+      <w:del w:id="5154" w:author="Kiro" w:date="2026-10-11T00:00:00Z">
         <w:r>
           <w:delText xml:space="preserve">；对印度尼西亚鸡及其美国后代等群体的全基因组比较显示，绿原鸡的整体贡献很小</w:delText>
         </w:r>
       </w:del>
-      <w:del w:id="5151" w:author="Kiro" w:date="2026-10-11T00:00:00Z">
+      <w:del w:id="5155" w:author="Kiro" w:date="2026-10-11T00:00:00Z">
         <w:r>
           <w:rPr>
             <w:vertAlign w:val="superscript"/>
@@ -1479,12 +1479,12 @@
           <w:delText xml:space="preserve">[27]</w:delText>
         </w:r>
       </w:del>
-      <w:del w:id="5152" w:author="Kiro" w:date="2026-10-11T00:00:00Z">
+      <w:del w:id="5156" w:author="Kiro" w:date="2026-10-11T00:00:00Z">
         <w:r>
           <w:delText xml:space="preserve">。局部分析在斯里兰卡家鸡中检出4处斯里兰卡原鸡来源的候选区域，并在狼山鸡中检出约100 kb的绿原鸡来源片段</w:delText>
         </w:r>
       </w:del>
-      <w:del w:id="5153" w:author="Kiro" w:date="2026-10-11T00:00:00Z">
+      <w:del w:id="5157" w:author="Kiro" w:date="2026-10-11T00:00:00Z">
         <w:r>
           <w:rPr>
             <w:vertAlign w:val="superscript"/>
@@ -1492,12 +1492,12 @@
           <w:delText xml:space="preserve">[16]</w:delText>
         </w:r>
       </w:del>
-      <w:del w:id="5154" w:author="Kiro" w:date="2026-10-11T00:00:00Z">
+      <w:del w:id="5158" w:author="Kiro" w:date="2026-10-11T00:00:00Z">
         <w:r>
           <w:delText xml:space="preserve">。其他物种的局部贡献与家鸡以红原鸡为主的祖源并存。多数片段进入家鸡的具体时期仍不清楚</w:delText>
         </w:r>
       </w:del>
-      <w:del w:id="5155" w:author="Kiro" w:date="2026-10-11T00:00:00Z">
+      <w:del w:id="5159" w:author="Kiro" w:date="2026-10-11T00:00:00Z">
         <w:r>
           <w:rPr>
             <w:vertAlign w:val="superscript"/>
@@ -1505,12 +1505,12 @@
           <w:delText xml:space="preserve">[16,24,25]</w:delText>
         </w:r>
       </w:del>
-      <w:del w:id="5156" w:author="Kiro" w:date="2026-10-11T00:00:00Z">
+      <w:del w:id="5160" w:author="Kiro" w:date="2026-10-11T00:00:00Z">
         <w:r>
           <w:delText xml:space="preserve">。</w:delText>
         </w:r>
       </w:del>
-      <w:ins w:id="5157" w:author="Kiro" w:date="2026-10-11T00:00:00Z">
+      <w:ins w:id="5161" w:author="Kiro" w:date="2026-10-11T00:00:00Z">
         <w:r>
           <w:t xml:space="preserve">其他原鸡物种对家鸡的贡献以局部核片段为主，其中灰原鸡的贡献最为明确。最清楚的实例是黄色皮肤。该性状被定位到包含</w:t>
         </w:r>
@@ -1610,10 +1610,10 @@
       <w:pPr>
         <w:jc w:val="both"/>
         <w:rPr>
-          <w:ins w:id="5158" w:author="Kiro" w:date="2026-10-11T00:00:00Z"/>
+          <w:ins w:id="5162" w:author="Kiro" w:date="2026-10-11T00:00:00Z"/>
         </w:rPr>
       </w:pPr>
-      <w:ins w:id="5159" w:author="Kiro" w:date="2026-10-11T00:00:00Z">
+      <w:ins w:id="5163" w:author="Kiro" w:date="2026-10-11T00:00:00Z">
         <w:r>
           <w:t xml:space="preserve">斯里兰卡原鸡（</w:t>
         </w:r>
@@ -1693,12 +1693,12 @@
       <w:pPr>
         <w:jc w:val="both"/>
       </w:pPr>
-      <w:del w:id="5160" w:author="Kiro" w:date="2026-10-11T00:00:00Z">
+      <w:del w:id="5164" w:author="Kiro" w:date="2026-10-11T00:00:00Z">
         <w:r>
           <w:delText xml:space="preserve">中国北方早全新世驯化的主张受到重新检验后，现有较可靠的证据更多指向中国西南和东南亚大陆，但具体驯化地点仍未完全确定。古线粒体DNA研究曾提出中国北方距今约1万年的驯化解释</w:delText>
         </w:r>
       </w:del>
-      <w:del w:id="5161" w:author="Kiro" w:date="2026-10-11T00:00:00Z">
+      <w:del w:id="5165" w:author="Kiro" w:date="2026-10-11T00:00:00Z">
         <w:r>
           <w:rPr>
             <w:vertAlign w:val="superscript"/>
@@ -1706,12 +1706,12 @@
           <w:delText xml:space="preserve">[28]</w:delText>
         </w:r>
       </w:del>
-      <w:del w:id="5162" w:author="Kiro" w:date="2026-10-11T00:00:00Z">
+      <w:del w:id="5166" w:author="Kiro" w:date="2026-10-11T00:00:00Z">
         <w:r>
           <w:delText xml:space="preserve">，随后引发了围绕序列、骨骼鉴定和遗址背景的讨论</w:delText>
         </w:r>
       </w:del>
-      <w:del w:id="5163" w:author="Kiro" w:date="2026-10-11T00:00:00Z">
+      <w:del w:id="5167" w:author="Kiro" w:date="2026-10-11T00:00:00Z">
         <w:r>
           <w:rPr>
             <w:vertAlign w:val="superscript"/>
@@ -1719,12 +1719,12 @@
           <w:delText xml:space="preserve">[29,30,31,32,33]</w:delText>
         </w:r>
       </w:del>
-      <w:del w:id="5164" w:author="Kiro" w:date="2026-10-11T00:00:00Z">
+      <w:del w:id="5168" w:author="Kiro" w:date="2026-10-11T00:00:00Z">
         <w:r>
           <w:delText xml:space="preserve">。骨骼重鉴表明，中国中北部18处遗址原报的429件鸡骨均非鸡骨</w:delText>
         </w:r>
       </w:del>
-      <w:del w:id="5165" w:author="Kiro" w:date="2026-10-11T00:00:00Z">
+      <w:del w:id="5169" w:author="Kiro" w:date="2026-10-11T00:00:00Z">
         <w:r>
           <w:rPr>
             <w:vertAlign w:val="superscript"/>
@@ -1732,12 +1732,12 @@
           <w:delText xml:space="preserve">[34]</w:delText>
         </w:r>
       </w:del>
-      <w:del w:id="5166" w:author="Kiro" w:date="2026-10-11T00:00:00Z">
+      <w:del w:id="5170" w:author="Kiro" w:date="2026-10-11T00:00:00Z">
         <w:r>
           <w:delText xml:space="preserve">；大地湾的疑似鸡骨则属于以谷物为食的雉鸡</w:delText>
         </w:r>
       </w:del>
-      <w:del w:id="5167" w:author="Kiro" w:date="2026-10-11T00:00:00Z">
+      <w:del w:id="5171" w:author="Kiro" w:date="2026-10-11T00:00:00Z">
         <w:r>
           <w:rPr>
             <w:vertAlign w:val="superscript"/>
@@ -1745,12 +1745,12 @@
           <w:delText xml:space="preserve">[35,36]</w:delText>
         </w:r>
       </w:del>
-      <w:del w:id="5168" w:author="Kiro" w:date="2026-10-11T00:00:00Z">
+      <w:del w:id="5172" w:author="Kiro" w:date="2026-10-11T00:00:00Z">
         <w:r>
           <w:delText xml:space="preserve">。这些重鉴结果使中国北方早全新世驯化的主张失去了主要考古支撑。南亚考古资料也未为较早的印度独立驯化提供可靠支持。公元前2千纪以前的原鸡属遗存，物种鉴定和家养属性都难以确认；Daimabad的哈拉帕期地层未见原鸡属，至约公元前1500～1200年的早Jorwe期才出现</w:delText>
         </w:r>
       </w:del>
-      <w:del w:id="5169" w:author="Kiro" w:date="2026-10-11T00:00:00Z">
+      <w:del w:id="5173" w:author="Kiro" w:date="2026-10-11T00:00:00Z">
         <w:r>
           <w:rPr>
             <w:vertAlign w:val="superscript"/>
@@ -1758,12 +1758,12 @@
           <w:delText xml:space="preserve">[37]</w:delText>
         </w:r>
       </w:del>
-      <w:del w:id="5170" w:author="Kiro" w:date="2026-10-11T00:00:00Z">
+      <w:del w:id="5174" w:author="Kiro" w:date="2026-10-11T00:00:00Z">
         <w:r>
           <w:delText xml:space="preserve">。核基因组分析也更支持家鸡传入印度后吸收当地</w:delText>
         </w:r>
       </w:del>
-      <w:del w:id="5171" w:author="Kiro" w:date="2026-10-11T00:00:00Z">
+      <w:del w:id="5175" w:author="Kiro" w:date="2026-10-11T00:00:00Z">
         <w:r>
           <w:rPr>
             <w:i w:val="1"/>
@@ -1771,12 +1771,12 @@
           <w:delText xml:space="preserve">G. g. murghi</w:delText>
         </w:r>
       </w:del>
-      <w:del w:id="5172" w:author="Kiro" w:date="2026-10-11T00:00:00Z">
+      <w:del w:id="5176" w:author="Kiro" w:date="2026-10-11T00:00:00Z">
         <w:r>
           <w:delText xml:space="preserve">变异的解释（见第3.2节）</w:delText>
         </w:r>
       </w:del>
-      <w:del w:id="5173" w:author="Kiro" w:date="2026-10-11T00:00:00Z">
+      <w:del w:id="5177" w:author="Kiro" w:date="2026-10-11T00:00:00Z">
         <w:r>
           <w:rPr>
             <w:vertAlign w:val="superscript"/>
@@ -1784,12 +1784,12 @@
           <w:delText xml:space="preserve">[18]</w:delText>
         </w:r>
       </w:del>
-      <w:del w:id="5174" w:author="Kiro" w:date="2026-10-11T00:00:00Z">
+      <w:del w:id="5178" w:author="Kiro" w:date="2026-10-11T00:00:00Z">
         <w:r>
           <w:delText xml:space="preserve">。泰国Ban Non Wat发现了候选鸡骨</w:delText>
         </w:r>
       </w:del>
-      <w:del w:id="5175" w:author="Kiro" w:date="2026-10-11T00:00:00Z">
+      <w:del w:id="5179" w:author="Kiro" w:date="2026-10-11T00:00:00Z">
         <w:r>
           <w:rPr>
             <w:vertAlign w:val="superscript"/>
@@ -1797,12 +1797,12 @@
           <w:delText xml:space="preserve">[38]</w:delText>
         </w:r>
       </w:del>
-      <w:del w:id="5176" w:author="Kiro" w:date="2026-10-11T00:00:00Z">
+      <w:del w:id="5180" w:author="Kiro" w:date="2026-10-11T00:00:00Z">
         <w:r>
           <w:delText xml:space="preserve">，较晚阶段遗存的古线粒体序列也确认了原鸡属身份</w:delText>
         </w:r>
       </w:del>
-      <w:del w:id="5177" w:author="Kiro" w:date="2026-10-11T00:00:00Z">
+      <w:del w:id="5181" w:author="Kiro" w:date="2026-10-11T00:00:00Z">
         <w:r>
           <w:rPr>
             <w:vertAlign w:val="superscript"/>
@@ -1810,12 +1810,12 @@
           <w:delText xml:space="preserve">[39]</w:delText>
         </w:r>
       </w:del>
-      <w:del w:id="5178" w:author="Kiro" w:date="2026-10-11T00:00:00Z">
+      <w:del w:id="5182" w:author="Kiro" w:date="2026-10-11T00:00:00Z">
         <w:r>
           <w:delText xml:space="preserve">。Peters等将该遗址约公元前1650～1250年的遗存列为其综合评估中最早的明确家鸡记录</w:delText>
         </w:r>
       </w:del>
-      <w:del w:id="5179" w:author="Kiro" w:date="2026-10-11T00:00:00Z">
+      <w:del w:id="5183" w:author="Kiro" w:date="2026-10-11T00:00:00Z">
         <w:r>
           <w:rPr>
             <w:vertAlign w:val="superscript"/>
@@ -1823,12 +1823,12 @@
           <w:delText xml:space="preserve">[37]</w:delText>
         </w:r>
       </w:del>
-      <w:del w:id="5180" w:author="Kiro" w:date="2026-10-11T00:00:00Z">
+      <w:del w:id="5184" w:author="Kiro" w:date="2026-10-11T00:00:00Z">
         <w:r>
           <w:delText xml:space="preserve">，这一年代对应遗址的新石器1期</w:delText>
         </w:r>
       </w:del>
-      <w:del w:id="5181" w:author="Kiro" w:date="2026-10-11T00:00:00Z">
+      <w:del w:id="5185" w:author="Kiro" w:date="2026-10-11T00:00:00Z">
         <w:r>
           <w:rPr>
             <w:vertAlign w:val="superscript"/>
@@ -1836,12 +1836,12 @@
           <w:delText xml:space="preserve">[40]</w:delText>
         </w:r>
       </w:del>
-      <w:del w:id="5182" w:author="Kiro" w:date="2026-10-11T00:00:00Z">
+      <w:del w:id="5186" w:author="Kiro" w:date="2026-10-11T00:00:00Z">
         <w:r>
           <w:delText xml:space="preserve">。云南菜园子和大墩子的鸡骨年代可能更早，有研究据此主张把云南纳入驯化区域</w:delText>
         </w:r>
       </w:del>
-      <w:del w:id="5183" w:author="Kiro" w:date="2026-10-11T00:00:00Z">
+      <w:del w:id="5187" w:author="Kiro" w:date="2026-10-11T00:00:00Z">
         <w:r>
           <w:rPr>
             <w:vertAlign w:val="superscript"/>
@@ -1849,12 +1849,12 @@
           <w:delText xml:space="preserve">[41]</w:delText>
         </w:r>
       </w:del>
-      <w:del w:id="5184" w:author="Kiro" w:date="2026-10-11T00:00:00Z">
+      <w:del w:id="5188" w:author="Kiro" w:date="2026-10-11T00:00:00Z">
         <w:r>
           <w:delText xml:space="preserve">；菜园子的鸡骨缺少可复核的形态描述，大墩子的标本在原报告中则被列为可能家养，目前仍作为候选记录</w:delText>
         </w:r>
       </w:del>
-      <w:del w:id="5185" w:author="Kiro" w:date="2026-10-11T00:00:00Z">
+      <w:del w:id="5189" w:author="Kiro" w:date="2026-10-11T00:00:00Z">
         <w:r>
           <w:rPr>
             <w:vertAlign w:val="superscript"/>
@@ -1862,12 +1862,12 @@
           <w:delText xml:space="preserve">[42]</w:delText>
         </w:r>
       </w:del>
-      <w:del w:id="5186" w:author="Kiro" w:date="2026-10-11T00:00:00Z">
+      <w:del w:id="5190" w:author="Kiro" w:date="2026-10-11T00:00:00Z">
         <w:r>
           <w:delText xml:space="preserve">。泰国与云南的候选地点位于</w:delText>
         </w:r>
       </w:del>
-      <w:del w:id="5187" w:author="Kiro" w:date="2026-10-11T00:00:00Z">
+      <w:del w:id="5191" w:author="Kiro" w:date="2026-10-11T00:00:00Z">
         <w:r>
           <w:rPr>
             <w:i w:val="1"/>
@@ -1875,12 +1875,12 @@
           <w:delText xml:space="preserve">G. g. spadiceus</w:delText>
         </w:r>
       </w:del>
-      <w:del w:id="5188" w:author="Kiro" w:date="2026-10-11T00:00:00Z">
+      <w:del w:id="5192" w:author="Kiro" w:date="2026-10-11T00:00:00Z">
         <w:r>
           <w:delText xml:space="preserve">现今的分布区（中国西南、泰国北部和缅甸）内或其附近，与遗传证据指向的区域相接</w:delText>
         </w:r>
       </w:del>
-      <w:del w:id="5189" w:author="Kiro" w:date="2026-10-11T00:00:00Z">
+      <w:del w:id="5193" w:author="Kiro" w:date="2026-10-11T00:00:00Z">
         <w:r>
           <w:rPr>
             <w:vertAlign w:val="superscript"/>
@@ -1888,12 +1888,12 @@
           <w:delText xml:space="preserve">[18]</w:delText>
         </w:r>
       </w:del>
-      <w:del w:id="5190" w:author="Kiro" w:date="2026-10-11T00:00:00Z">
+      <w:del w:id="5194" w:author="Kiro" w:date="2026-10-11T00:00:00Z">
         <w:r>
           <w:delText xml:space="preserve">。Wang等用多重序列马尔可夫溯祖模型（MSMC）估计，家鸡与</w:delText>
         </w:r>
       </w:del>
-      <w:del w:id="5191" w:author="Kiro" w:date="2026-10-11T00:00:00Z">
+      <w:del w:id="5195" w:author="Kiro" w:date="2026-10-11T00:00:00Z">
         <w:r>
           <w:rPr>
             <w:i w:val="1"/>
@@ -1901,12 +1901,12 @@
           <w:delText xml:space="preserve">G. g. spadiceus</w:delText>
         </w:r>
       </w:del>
-      <w:del w:id="5192" w:author="Kiro" w:date="2026-10-11T00:00:00Z">
+      <w:del w:id="5196" w:author="Kiro" w:date="2026-10-11T00:00:00Z">
         <w:r>
           <w:delText xml:space="preserve">约在（9500±3300）年前分化</w:delText>
         </w:r>
       </w:del>
-      <w:del w:id="5193" w:author="Kiro" w:date="2026-10-11T00:00:00Z">
+      <w:del w:id="5197" w:author="Kiro" w:date="2026-10-11T00:00:00Z">
         <w:r>
           <w:rPr>
             <w:vertAlign w:val="superscript"/>
@@ -1914,12 +1914,12 @@
           <w:delText xml:space="preserve">[18]</w:delText>
         </w:r>
       </w:del>
-      <w:del w:id="5194" w:author="Kiro" w:date="2026-10-11T00:00:00Z">
+      <w:del w:id="5198" w:author="Kiro" w:date="2026-10-11T00:00:00Z">
         <w:r>
           <w:delText xml:space="preserve">；这一节点可能对应开始饲养前祖先群体的分化。</w:delText>
         </w:r>
       </w:del>
-      <w:ins w:id="5195" w:author="Kiro" w:date="2026-10-11T00:00:00Z">
+      <w:ins w:id="5199" w:author="Kiro" w:date="2026-10-11T00:00:00Z">
         <w:r>
           <w:t xml:space="preserve">中国北方早全新世驯化的主张受到重新检验后，现有较可靠的证据更多指向中国西南和东南亚大陆，但具体驯化地点仍未完全确定。古线粒体DNA研究曾提出中国北方距今约1万年的驯化解释</w:t>
         </w:r>
@@ -1965,10 +1965,10 @@
       <w:pPr>
         <w:jc w:val="both"/>
         <w:rPr>
-          <w:ins w:id="5196" w:author="Kiro" w:date="2026-10-11T00:00:00Z"/>
+          <w:ins w:id="5200" w:author="Kiro" w:date="2026-10-11T00:00:00Z"/>
         </w:rPr>
       </w:pPr>
-      <w:ins w:id="5197" w:author="Kiro" w:date="2026-10-11T00:00:00Z">
+      <w:ins w:id="5201" w:author="Kiro" w:date="2026-10-11T00:00:00Z">
         <w:r>
           <w:t xml:space="preserve">南亚考古资料也未能为较早的印度独立驯化提供可靠支持。公元前2千纪以前的原鸡属遗存，其物种鉴定和家养属性都难以确认；Daimabad的哈拉帕期地层未见原鸡属，原鸡属到约公元前1500～1200年的早Jorwe期才出现</w:t>
         </w:r>
@@ -2005,10 +2005,10 @@
       <w:pPr>
         <w:jc w:val="both"/>
         <w:rPr>
-          <w:ins w:id="5198" w:author="Kiro" w:date="2026-10-11T00:00:00Z"/>
+          <w:ins w:id="5202" w:author="Kiro" w:date="2026-10-11T00:00:00Z"/>
         </w:rPr>
       </w:pPr>
-      <w:ins w:id="5199" w:author="Kiro" w:date="2026-10-11T00:00:00Z">
+      <w:ins w:id="5203" w:author="Kiro" w:date="2026-10-11T00:00:00Z">
         <w:r>
           <w:t xml:space="preserve">目前最早的明确家鸡记录来自泰国Ban Non Wat：该遗址发现了候选鸡骨</w:t>
         </w:r>
@@ -2116,12 +2116,12 @@
       <w:pPr>
         <w:jc w:val="both"/>
       </w:pPr>
-      <w:del w:id="5200" w:author="Kiro" w:date="2026-10-11T00:00:00Z">
+      <w:del w:id="5204" w:author="Kiro" w:date="2026-10-11T00:00:00Z">
         <w:r>
           <w:delText xml:space="preserve">这一带早期家鸡的出现，与稻、粟农业的扩散有关。农业共栖模型认为，稻、粟种植进入原鸡分布区后，开垦和休耕形成的次生灌丛扩大了适宜生境，收获、加工和储藏留下的谷物又提供了食物，原鸡因此反复接近聚落</w:delText>
         </w:r>
       </w:del>
-      <w:del w:id="5201" w:author="Kiro" w:date="2026-10-11T00:00:00Z">
+      <w:del w:id="5205" w:author="Kiro" w:date="2026-10-11T00:00:00Z">
         <w:r>
           <w:rPr>
             <w:vertAlign w:val="superscript"/>
@@ -2129,12 +2129,12 @@
           <w:delText xml:space="preserve">[37]</w:delText>
         </w:r>
       </w:del>
-      <w:del w:id="5202" w:author="Kiro" w:date="2026-10-11T00:00:00Z">
+      <w:del w:id="5206" w:author="Kiro" w:date="2026-10-11T00:00:00Z">
         <w:r>
           <w:delText xml:space="preserve">。这一过程符合动物驯化的共栖路径：人类先改变动物的食物和生境，再逐步加强对其繁殖和生存的管理</w:delText>
         </w:r>
       </w:del>
-      <w:del w:id="5203" w:author="Kiro" w:date="2026-10-11T00:00:00Z">
+      <w:del w:id="5207" w:author="Kiro" w:date="2026-10-11T00:00:00Z">
         <w:r>
           <w:rPr>
             <w:vertAlign w:val="superscript"/>
@@ -2142,12 +2142,12 @@
           <w:delText xml:space="preserve">[43]</w:delText>
         </w:r>
       </w:del>
-      <w:del w:id="5204" w:author="Kiro" w:date="2026-10-11T00:00:00Z">
+      <w:del w:id="5208" w:author="Kiro" w:date="2026-10-11T00:00:00Z">
         <w:r>
           <w:delText xml:space="preserve">。现代生态观察支持其中的食物和生境联系。泰国的红原鸡利用开垦地及其边缘，嗉囊和肌胃中既有栽培稻、玉米，也有野外食物</w:delText>
         </w:r>
       </w:del>
-      <w:del w:id="5205" w:author="Kiro" w:date="2026-10-11T00:00:00Z">
+      <w:del w:id="5209" w:author="Kiro" w:date="2026-10-11T00:00:00Z">
         <w:r>
           <w:rPr>
             <w:vertAlign w:val="superscript"/>
@@ -2155,12 +2155,12 @@
           <w:delText xml:space="preserve">[44]</w:delText>
         </w:r>
       </w:del>
-      <w:del w:id="5206" w:author="Kiro" w:date="2026-10-11T00:00:00Z">
+      <w:del w:id="5210" w:author="Kiro" w:date="2026-10-11T00:00:00Z">
         <w:r>
           <w:delText xml:space="preserve">；桂西南的红原鸡利用多种灌丛，繁殖季会到村落附近与放养家鸡交配</w:delText>
         </w:r>
       </w:del>
-      <w:del w:id="5207" w:author="Kiro" w:date="2026-10-11T00:00:00Z">
+      <w:del w:id="5211" w:author="Kiro" w:date="2026-10-11T00:00:00Z">
         <w:r>
           <w:rPr>
             <w:vertAlign w:val="superscript"/>
@@ -2168,12 +2168,12 @@
           <w:delText xml:space="preserve">[45]</w:delText>
         </w:r>
       </w:del>
-      <w:del w:id="5208" w:author="Kiro" w:date="2026-10-11T00:00:00Z">
+      <w:del w:id="5212" w:author="Kiro" w:date="2026-10-11T00:00:00Z">
         <w:r>
           <w:delText xml:space="preserve">。云南白羊村和大墩子出土的稻、粟、黍遗存，说明候选驯化区当时已具备这类农业条件</w:delText>
         </w:r>
       </w:del>
-      <w:del w:id="5209" w:author="Kiro" w:date="2026-10-11T00:00:00Z">
+      <w:del w:id="5213" w:author="Kiro" w:date="2026-10-11T00:00:00Z">
         <w:r>
           <w:rPr>
             <w:vertAlign w:val="superscript"/>
@@ -2181,12 +2181,12 @@
           <w:delText xml:space="preserve">[46,47]</w:delText>
         </w:r>
       </w:del>
-      <w:del w:id="5210" w:author="Kiro" w:date="2026-10-11T00:00:00Z">
+      <w:del w:id="5214" w:author="Kiro" w:date="2026-10-11T00:00:00Z">
         <w:r>
           <w:delText xml:space="preserve">。不过，接近聚落还不等于被饲养，大地湾以谷物为食的雉鸡就是一例</w:delText>
         </w:r>
       </w:del>
-      <w:del w:id="5211" w:author="Kiro" w:date="2026-10-11T00:00:00Z">
+      <w:del w:id="5215" w:author="Kiro" w:date="2026-10-11T00:00:00Z">
         <w:r>
           <w:rPr>
             <w:vertAlign w:val="superscript"/>
@@ -2194,12 +2194,12 @@
           <w:delText xml:space="preserve">[35]</w:delText>
         </w:r>
       </w:del>
-      <w:del w:id="5212" w:author="Kiro" w:date="2026-10-11T00:00:00Z">
+      <w:del w:id="5216" w:author="Kiro" w:date="2026-10-11T00:00:00Z">
         <w:r>
           <w:delText xml:space="preserve">。原鸡还需经过人类的容纳和留养才能进入持续饲养。图1概括了农业共栖、持续饲养、传播和后续变化之间的联系。</w:delText>
         </w:r>
       </w:del>
-      <w:ins w:id="5213" w:author="Kiro" w:date="2026-10-11T00:00:00Z">
+      <w:ins w:id="5217" w:author="Kiro" w:date="2026-10-11T00:00:00Z">
         <w:r>
           <w:t xml:space="preserve">这一带早期家鸡的出现，在时间上与稻、粟农业的扩散相吻合。农业共栖模型认为，稻、粟种植进入原鸡分布区后，开垦和休耕形成的次生灌丛扩大了适宜生境，收获、加工和储藏留下的谷物又提供了食物，原鸡因此反复接近聚落</w:t>
         </w:r>
@@ -2324,7 +2324,7 @@
         <w:spacing w:before="0" w:after="100" w:line="276" w:lineRule="auto"/>
         <w:ind w:firstLine="0" w:left="0" w:right="0"/>
       </w:pPr>
-      <w:del w:id="5214" w:author="Kiro" w:date="2026-10-11T00:00:00Z">
+      <w:del w:id="5218" w:author="Kiro" w:date="2026-10-11T00:00:00Z">
         <w:r>
           <w:rPr>
             <w:rFonts w:ascii="Times New Roman" w:hAnsi="Times New Roman" w:eastAsia="宋体"/>
@@ -2336,7 +2336,7 @@
           <w:delText>农业改变食物与生境，可能促进原鸡反复接近聚落，持续饲养和繁殖管理进一步改变人鸡关系</w:delText>
         </w:r>
       </w:del>
-      <w:del w:id="5215" w:author="Kiro" w:date="2026-10-11T00:00:00Z">
+      <w:del w:id="5219" w:author="Kiro" w:date="2026-10-11T00:00:00Z">
         <w:r>
           <w:rPr>
             <w:rFonts w:ascii="Times New Roman" w:hAnsi="Times New Roman" w:eastAsia="宋体"/>
@@ -2349,7 +2349,7 @@
           <w:delText>[37,43]</w:delText>
         </w:r>
       </w:del>
-      <w:del w:id="5216" w:author="Kiro" w:date="2026-10-11T00:00:00Z">
+      <w:del w:id="5220" w:author="Kiro" w:date="2026-10-11T00:00:00Z">
         <w:r>
           <w:rPr>
             <w:rFonts w:ascii="Times New Roman" w:hAnsi="Times New Roman" w:eastAsia="宋体"/>
@@ -2361,7 +2361,7 @@
           <w:delText>。四部分概括可以相互重叠的过程，不表示严格分离的年代阶段。家鸡主要核祖源与</w:delText>
         </w:r>
       </w:del>
-      <w:del w:id="5217" w:author="Kiro" w:date="2026-10-11T00:00:00Z">
+      <w:del w:id="5221" w:author="Kiro" w:date="2026-10-11T00:00:00Z">
         <w:r>
           <w:rPr>
             <w:rFonts w:ascii="Times New Roman" w:hAnsi="Times New Roman" w:eastAsia="宋体"/>
@@ -2373,7 +2373,7 @@
           <w:delText>G. g. spadiceus</w:delText>
         </w:r>
       </w:del>
-      <w:del w:id="5218" w:author="Kiro" w:date="2026-10-11T00:00:00Z">
+      <w:del w:id="5222" w:author="Kiro" w:date="2026-10-11T00:00:00Z">
         <w:r>
           <w:rPr>
             <w:rFonts w:ascii="Times New Roman" w:hAnsi="Times New Roman" w:eastAsia="宋体"/>
@@ -2385,7 +2385,7 @@
           <w:delText>相关；其他原鸡的局部渗入及后续家鸡间的基因交流继续影响其遗传组成</w:delText>
         </w:r>
       </w:del>
-      <w:del w:id="5219" w:author="Kiro" w:date="2026-10-11T00:00:00Z">
+      <w:del w:id="5223" w:author="Kiro" w:date="2026-10-11T00:00:00Z">
         <w:r>
           <w:rPr>
             <w:rFonts w:ascii="Times New Roman" w:hAnsi="Times New Roman" w:eastAsia="宋体"/>
@@ -2398,7 +2398,7 @@
           <w:delText>[16,18,21,22]</w:delText>
         </w:r>
       </w:del>
-      <w:del w:id="5220" w:author="Kiro" w:date="2026-10-11T00:00:00Z">
+      <w:del w:id="5224" w:author="Kiro" w:date="2026-10-11T00:00:00Z">
         <w:r>
           <w:rPr>
             <w:rFonts w:ascii="Times New Roman" w:hAnsi="Times New Roman" w:eastAsia="宋体"/>
@@ -2410,7 +2410,7 @@
           <w:delText>。</w:delText>
         </w:r>
       </w:del>
-      <w:ins w:id="5221" w:author="Kiro" w:date="2026-10-11T00:00:00Z">
+      <w:ins w:id="5225" w:author="Kiro" w:date="2026-10-11T00:00:00Z">
         <w:r>
           <w:t xml:space="preserve">农业改变了食物与生境，可能促使原鸡反复接近聚落；持续饲养和繁殖管理进一步改变了人鸡关系</w:t>
         </w:r>
@@ -2455,12 +2455,12 @@
       <w:pPr>
         <w:jc w:val="both"/>
       </w:pPr>
-      <w:del w:id="5222" w:author="Kiro" w:date="2026-10-11T00:00:00Z">
+      <w:del w:id="5226" w:author="Kiro" w:date="2026-10-11T00:00:00Z">
         <w:r>
           <w:delText xml:space="preserve">家鸡从东南亚半岛和中国西南向外传播，于公元前2千纪后期到达中国中部、南亚和美索不达米亚</w:delText>
         </w:r>
       </w:del>
-      <w:del w:id="5223" w:author="Kiro" w:date="2026-10-11T00:00:00Z">
+      <w:del w:id="5227" w:author="Kiro" w:date="2026-10-11T00:00:00Z">
         <w:r>
           <w:rPr>
             <w:vertAlign w:val="superscript"/>
@@ -2468,12 +2468,12 @@
           <w:delText xml:space="preserve">[37]</w:delText>
         </w:r>
       </w:del>
-      <w:del w:id="5224" w:author="Kiro" w:date="2026-10-11T00:00:00Z">
+      <w:del w:id="5228" w:author="Kiro" w:date="2026-10-11T00:00:00Z">
         <w:r>
           <w:delText xml:space="preserve">。直接测年修正了不少依据层位给出的早期年代。欧洲及西北非16处遗址的23件候选早期鸡骨经直接测年，有18件晚于原报层位年代，地中海欧洲的可靠记录因此落在公元前1千纪</w:delText>
         </w:r>
       </w:del>
-      <w:del w:id="5225" w:author="Kiro" w:date="2026-10-11T00:00:00Z">
+      <w:del w:id="5229" w:author="Kiro" w:date="2026-10-11T00:00:00Z">
         <w:r>
           <w:rPr>
             <w:vertAlign w:val="superscript"/>
@@ -2481,12 +2481,12 @@
           <w:delText xml:space="preserve">[48]</w:delText>
         </w:r>
       </w:del>
-      <w:del w:id="5226" w:author="Kiro" w:date="2026-10-11T00:00:00Z">
+      <w:del w:id="5230" w:author="Kiro" w:date="2026-10-11T00:00:00Z">
         <w:r>
           <w:delText xml:space="preserve">。向南，非洲之角Mezber的鸡骨直接年代为公元前820～595年，研究将其与南阿拉伯和红海的交流联系起来</w:delText>
         </w:r>
       </w:del>
-      <w:del w:id="5227" w:author="Kiro" w:date="2026-10-11T00:00:00Z">
+      <w:del w:id="5231" w:author="Kiro" w:date="2026-10-11T00:00:00Z">
         <w:r>
           <w:rPr>
             <w:vertAlign w:val="superscript"/>
@@ -2494,12 +2494,12 @@
           <w:delText xml:space="preserve">[49]</w:delText>
         </w:r>
       </w:del>
-      <w:del w:id="5228" w:author="Kiro" w:date="2026-10-11T00:00:00Z">
+      <w:del w:id="5232" w:author="Kiro" w:date="2026-10-11T00:00:00Z">
         <w:r>
           <w:delText xml:space="preserve">；下埃及、内尼日尔三角洲和东非沿海的记录则展示了后续区域传播</w:delText>
         </w:r>
       </w:del>
-      <w:del w:id="5229" w:author="Kiro" w:date="2026-10-11T00:00:00Z">
+      <w:del w:id="5233" w:author="Kiro" w:date="2026-10-11T00:00:00Z">
         <w:r>
           <w:rPr>
             <w:vertAlign w:val="superscript"/>
@@ -2507,12 +2507,12 @@
           <w:delText xml:space="preserve">[50,51,52,53]</w:delText>
         </w:r>
       </w:del>
-      <w:del w:id="5230" w:author="Kiro" w:date="2026-10-11T00:00:00Z">
+      <w:del w:id="5234" w:author="Kiro" w:date="2026-10-11T00:00:00Z">
         <w:r>
           <w:delText xml:space="preserve">。东非Unguja Ukuu和马达加斯加Mahilaka经古DNA确认的鸡骨，分别出自公元7～8世纪和11～13世纪参与印度洋贸易的港口背景</w:delText>
         </w:r>
       </w:del>
-      <w:del w:id="5231" w:author="Kiro" w:date="2026-10-11T00:00:00Z">
+      <w:del w:id="5235" w:author="Kiro" w:date="2026-10-11T00:00:00Z">
         <w:r>
           <w:rPr>
             <w:vertAlign w:val="superscript"/>
@@ -2520,12 +2520,12 @@
           <w:delText xml:space="preserve">[53]</w:delText>
         </w:r>
       </w:del>
-      <w:del w:id="5232" w:author="Kiro" w:date="2026-10-11T00:00:00Z">
+      <w:del w:id="5236" w:author="Kiro" w:date="2026-10-11T00:00:00Z">
         <w:r>
           <w:delText xml:space="preserve">。这些区域记录反映了较早的红海联系和较晚的印度洋交流，各地的最早记录只代表目前能够确认的出现时间。</w:delText>
         </w:r>
       </w:del>
-      <w:ins w:id="5233" w:author="Kiro" w:date="2026-10-11T00:00:00Z">
+      <w:ins w:id="5237" w:author="Kiro" w:date="2026-10-11T00:00:00Z">
         <w:r>
           <w:t xml:space="preserve">家鸡从东南亚半岛和中国西南向外传播，于公元前2千纪后期到达中国中部、南亚和美索不达米亚</w:t>
         </w:r>
@@ -2580,12 +2580,12 @@
       <w:pPr>
         <w:jc w:val="both"/>
       </w:pPr>
-      <w:del w:id="5234" w:author="Kiro" w:date="2026-10-11T00:00:00Z">
+      <w:del w:id="5238" w:author="Kiro" w:date="2026-10-11T00:00:00Z">
         <w:r>
           <w:delText xml:space="preserve">向东，日本的可靠记录始于弥生时期，唐古·键遗址一件鸡骨的直接年代为公元前381～204年</w:delText>
         </w:r>
       </w:del>
-      <w:del w:id="5235" w:author="Kiro" w:date="2026-10-11T00:00:00Z">
+      <w:del w:id="5239" w:author="Kiro" w:date="2026-10-11T00:00:00Z">
         <w:r>
           <w:rPr>
             <w:vertAlign w:val="superscript"/>
@@ -2593,12 +2593,12 @@
           <w:delText xml:space="preserve">[54]</w:delText>
         </w:r>
       </w:del>
-      <w:del w:id="5236" w:author="Kiro" w:date="2026-10-11T00:00:00Z">
+      <w:del w:id="5240" w:author="Kiro" w:date="2026-10-11T00:00:00Z">
         <w:r>
           <w:delText xml:space="preserve">；现代日本鸡群则由多个亚洲来源形成，后来的输入持续改变其组成</w:delText>
         </w:r>
       </w:del>
-      <w:del w:id="5237" w:author="Kiro" w:date="2026-10-11T00:00:00Z">
+      <w:del w:id="5241" w:author="Kiro" w:date="2026-10-11T00:00:00Z">
         <w:r>
           <w:rPr>
             <w:vertAlign w:val="superscript"/>
@@ -2606,12 +2606,12 @@
           <w:delText xml:space="preserve">[55]</w:delText>
         </w:r>
       </w:del>
-      <w:del w:id="5238" w:author="Kiro" w:date="2026-10-11T00:00:00Z">
+      <w:del w:id="5242" w:author="Kiro" w:date="2026-10-11T00:00:00Z">
         <w:r>
           <w:delText xml:space="preserve">。拉皮塔文化遗址显示，公元前1千纪早期鸡已进入汤加、瓦努阿图等太平洋西南部岛屿</w:delText>
         </w:r>
       </w:del>
-      <w:del w:id="5239" w:author="Kiro" w:date="2026-10-11T00:00:00Z">
+      <w:del w:id="5243" w:author="Kiro" w:date="2026-10-11T00:00:00Z">
         <w:r>
           <w:rPr>
             <w:vertAlign w:val="superscript"/>
@@ -2619,12 +2619,12 @@
           <w:delText xml:space="preserve">[56,57,58]</w:delText>
         </w:r>
       </w:del>
-      <w:del w:id="5240" w:author="Kiro" w:date="2026-10-11T00:00:00Z">
+      <w:del w:id="5244" w:author="Kiro" w:date="2026-10-11T00:00:00Z">
         <w:r>
           <w:delText xml:space="preserve">，随后到达夏威夷和Rapa Nui；Niue、夏威夷和Rapa Nui复核所得的22条可重复古鸡母系序列均属D单倍群</w:delText>
         </w:r>
       </w:del>
-      <w:del w:id="5241" w:author="Kiro" w:date="2026-10-11T00:00:00Z">
+      <w:del w:id="5245" w:author="Kiro" w:date="2026-10-11T00:00:00Z">
         <w:r>
           <w:rPr>
             <w:vertAlign w:val="superscript"/>
@@ -2632,12 +2632,12 @@
           <w:delText xml:space="preserve">[59]</w:delText>
         </w:r>
       </w:del>
-      <w:del w:id="5242" w:author="Kiro" w:date="2026-10-11T00:00:00Z">
+      <w:del w:id="5246" w:author="Kiro" w:date="2026-10-11T00:00:00Z">
         <w:r>
           <w:delText xml:space="preserve">。</w:delText>
         </w:r>
       </w:del>
-      <w:ins w:id="5243" w:author="Kiro" w:date="2026-10-11T00:00:00Z">
+      <w:ins w:id="5247" w:author="Kiro" w:date="2026-10-11T00:00:00Z">
         <w:r>
           <w:t xml:space="preserve">向东，日本的可靠记录始于弥生时期，唐古·键遗址一件鸡骨的直接年代为公元前381～204年</w:t>
         </w:r>
@@ -2683,12 +2683,12 @@
       <w:pPr>
         <w:jc w:val="both"/>
       </w:pPr>
-      <w:del w:id="5244" w:author="Kiro" w:date="2026-10-11T00:00:00Z">
+      <w:del w:id="5248" w:author="Kiro" w:date="2026-10-11T00:00:00Z">
         <w:r>
           <w:delText xml:space="preserve">鸡在传播过程中的用途因地而异，珍视、照护和食用可以并存。Arslantepe的鸡骨较为完整，缺少典型的食物处理痕迹，更符合展示或作为珍稀动物饲养的解释</w:delText>
         </w:r>
       </w:del>
-      <w:del w:id="5245" w:author="Kiro" w:date="2026-10-11T00:00:00Z">
+      <w:del w:id="5249" w:author="Kiro" w:date="2026-10-11T00:00:00Z">
         <w:r>
           <w:rPr>
             <w:vertAlign w:val="superscript"/>
@@ -2696,12 +2696,12 @@
           <w:delText xml:space="preserve">[60]</w:delText>
         </w:r>
       </w:del>
-      <w:del w:id="5246" w:author="Kiro" w:date="2026-10-11T00:00:00Z">
+      <w:del w:id="5250" w:author="Kiro" w:date="2026-10-11T00:00:00Z">
         <w:r>
           <w:delText xml:space="preserve">；英国较早的鸡多为完整埋葬，并有老龄个体和骨折愈合的记录，说明部分鸡受到长期照护</w:delText>
         </w:r>
       </w:del>
-      <w:del w:id="5247" w:author="Kiro" w:date="2026-10-11T00:00:00Z">
+      <w:del w:id="5251" w:author="Kiro" w:date="2026-10-11T00:00:00Z">
         <w:r>
           <w:rPr>
             <w:vertAlign w:val="superscript"/>
@@ -2709,12 +2709,12 @@
           <w:delText xml:space="preserve">[48]</w:delText>
         </w:r>
       </w:del>
-      <w:del w:id="5248" w:author="Kiro" w:date="2026-10-11T00:00:00Z">
+      <w:del w:id="5252" w:author="Kiro" w:date="2026-10-11T00:00:00Z">
         <w:r>
           <w:delText xml:space="preserve">。Mezber较早鸡骨的食物废弃背景也提供了食用线索</w:delText>
         </w:r>
       </w:del>
-      <w:del w:id="5249" w:author="Kiro" w:date="2026-10-11T00:00:00Z">
+      <w:del w:id="5253" w:author="Kiro" w:date="2026-10-11T00:00:00Z">
         <w:r>
           <w:rPr>
             <w:vertAlign w:val="superscript"/>
@@ -2722,12 +2722,12 @@
           <w:delText xml:space="preserve">[49]</w:delText>
         </w:r>
       </w:del>
-      <w:del w:id="5250" w:author="Kiro" w:date="2026-10-11T00:00:00Z">
+      <w:del w:id="5254" w:author="Kiro" w:date="2026-10-11T00:00:00Z">
         <w:r>
           <w:delText xml:space="preserve">。南黎凡特Maresha公元前4～2世纪的组合中，1092件鸡骨占所比较家畜骨骼的29%，成熟雌鸟、髓质骨和屠宰分割痕迹并见，支持当时已有集中的蛋肉利用</w:delText>
         </w:r>
       </w:del>
-      <w:del w:id="5251" w:author="Kiro" w:date="2026-10-11T00:00:00Z">
+      <w:del w:id="5255" w:author="Kiro" w:date="2026-10-11T00:00:00Z">
         <w:r>
           <w:rPr>
             <w:vertAlign w:val="superscript"/>
@@ -2735,12 +2735,12 @@
           <w:delText xml:space="preserve">[61]</w:delText>
         </w:r>
       </w:del>
-      <w:del w:id="5252" w:author="Kiro" w:date="2026-10-11T00:00:00Z">
+      <w:del w:id="5256" w:author="Kiro" w:date="2026-10-11T00:00:00Z">
         <w:r>
           <w:delText xml:space="preserve">；中亚多个聚落从公元前1千纪后半叶到中世纪反复出土大量鸡蛋壳，反映了鸡蛋的常规利用，作者据此推测产蛋季节性有所减弱</w:delText>
         </w:r>
       </w:del>
-      <w:del w:id="5253" w:author="Kiro" w:date="2026-10-11T00:00:00Z">
+      <w:del w:id="5257" w:author="Kiro" w:date="2026-10-11T00:00:00Z">
         <w:r>
           <w:rPr>
             <w:vertAlign w:val="superscript"/>
@@ -2748,12 +2748,12 @@
           <w:delText xml:space="preserve">[62]</w:delText>
         </w:r>
       </w:del>
-      <w:del w:id="5254" w:author="Kiro" w:date="2026-10-11T00:00:00Z">
+      <w:del w:id="5258" w:author="Kiro" w:date="2026-10-11T00:00:00Z">
         <w:r>
           <w:delText xml:space="preserve">。在东亚，C1亚单倍群和A单倍群在斗鸡中富集，其较晚扩张可能与斗鸡的育种和传播有关</w:delText>
         </w:r>
       </w:del>
-      <w:del w:id="5255" w:author="Kiro" w:date="2026-10-11T00:00:00Z">
+      <w:del w:id="5259" w:author="Kiro" w:date="2026-10-11T00:00:00Z">
         <w:r>
           <w:rPr>
             <w:vertAlign w:val="superscript"/>
@@ -2761,12 +2761,12 @@
           <w:delText xml:space="preserve">[9]</w:delText>
         </w:r>
       </w:del>
-      <w:del w:id="5256" w:author="Kiro" w:date="2026-10-11T00:00:00Z">
+      <w:del w:id="5260" w:author="Kiro" w:date="2026-10-11T00:00:00Z">
         <w:r>
           <w:delText xml:space="preserve">。这些记录表明，鸡的出现与集中的蛋肉生产并不总是同步。</w:delText>
         </w:r>
       </w:del>
-      <w:ins w:id="5257" w:author="Kiro" w:date="2026-10-11T00:00:00Z">
+      <w:ins w:id="5261" w:author="Kiro" w:date="2026-10-11T00:00:00Z">
         <w:r>
           <w:t xml:space="preserve">鸡在传播过程中的用途因地而异，珍视、照护和食用可以并存。Arslantepe的鸡骨较为完整，缺少典型的食物处理痕迹，更符合展示或作为珍稀动物饲养的解释</w:t>
         </w:r>
@@ -2962,7 +2962,7 @@
         <w:spacing w:before="0" w:after="100" w:line="276" w:lineRule="auto"/>
         <w:ind w:firstLine="0" w:left="0" w:right="0"/>
       </w:pPr>
-      <w:del w:id="5258" w:author="Kiro" w:date="2026-10-11T00:00:00Z">
+      <w:del w:id="5262" w:author="Kiro" w:date="2026-10-11T00:00:00Z">
         <w:r>
           <w:rPr>
             <w:rFonts w:ascii="Times New Roman" w:hAnsi="Times New Roman" w:eastAsia="宋体"/>
@@ -2974,7 +2974,7 @@
           <w:delText>实线概括现有考古时序、历史交流及亲缘资料支持的区域联系；虚线表示候选路线或来源模型；灰色点线表示有争议的前哥伦布时期波利尼西亚—南美联系</w:delText>
         </w:r>
       </w:del>
-      <w:del w:id="5259" w:author="Kiro" w:date="2026-10-11T00:00:00Z">
+      <w:del w:id="5263" w:author="Kiro" w:date="2026-10-11T00:00:00Z">
         <w:r>
           <w:rPr>
             <w:rFonts w:ascii="Times New Roman" w:hAnsi="Times New Roman" w:eastAsia="宋体"/>
@@ -2987,7 +2987,7 @@
           <w:delText>[37,39,48,54,55,56,58,59]</w:delText>
         </w:r>
       </w:del>
-      <w:del w:id="5260" w:author="Kiro" w:date="2026-10-11T00:00:00Z">
+      <w:del w:id="5264" w:author="Kiro" w:date="2026-10-11T00:00:00Z">
         <w:r>
           <w:rPr>
             <w:rFonts w:ascii="Times New Roman" w:hAnsi="Times New Roman" w:eastAsia="宋体"/>
@@ -2999,7 +2999,7 @@
           <w:delText>。阴影为现生</w:delText>
         </w:r>
       </w:del>
-      <w:del w:id="5261" w:author="Kiro" w:date="2026-10-11T00:00:00Z">
+      <w:del w:id="5265" w:author="Kiro" w:date="2026-10-11T00:00:00Z">
         <w:r>
           <w:rPr>
             <w:rFonts w:ascii="Times New Roman" w:hAnsi="Times New Roman" w:eastAsia="宋体"/>
@@ -3011,7 +3011,7 @@
           <w:delText>G. g. spadiceus</w:delText>
         </w:r>
       </w:del>
-      <w:del w:id="5262" w:author="Kiro" w:date="2026-10-11T00:00:00Z">
+      <w:del w:id="5266" w:author="Kiro" w:date="2026-10-11T00:00:00Z">
         <w:r>
           <w:rPr>
             <w:rFonts w:ascii="Times New Roman" w:hAnsi="Times New Roman" w:eastAsia="宋体"/>
@@ -3023,7 +3023,7 @@
           <w:delText>分布范围的示意</w:delText>
         </w:r>
       </w:del>
-      <w:del w:id="5263" w:author="Kiro" w:date="2026-10-11T00:00:00Z">
+      <w:del w:id="5267" w:author="Kiro" w:date="2026-10-11T00:00:00Z">
         <w:r>
           <w:rPr>
             <w:rFonts w:ascii="Times New Roman" w:hAnsi="Times New Roman" w:eastAsia="宋体"/>
@@ -3036,7 +3036,7 @@
           <w:delText>[18]</w:delText>
         </w:r>
       </w:del>
-      <w:del w:id="5264" w:author="Kiro" w:date="2026-10-11T00:00:00Z">
+      <w:del w:id="5268" w:author="Kiro" w:date="2026-10-11T00:00:00Z">
         <w:r>
           <w:rPr>
             <w:rFonts w:ascii="Times New Roman" w:hAnsi="Times New Roman" w:eastAsia="宋体"/>
@@ -3048,7 +3048,7 @@
           <w:delText>。北非沿海及萨赫勒—苏丹带向西非的虚线均为候选路径</w:delText>
         </w:r>
       </w:del>
-      <w:del w:id="5265" w:author="Kiro" w:date="2026-10-11T00:00:00Z">
+      <w:del w:id="5269" w:author="Kiro" w:date="2026-10-11T00:00:00Z">
         <w:r>
           <w:rPr>
             <w:rFonts w:ascii="Times New Roman" w:hAnsi="Times New Roman" w:eastAsia="宋体"/>
@@ -3061,7 +3061,7 @@
           <w:delText>[52]</w:delText>
         </w:r>
       </w:del>
-      <w:del w:id="5266" w:author="Kiro" w:date="2026-10-11T00:00:00Z">
+      <w:del w:id="5270" w:author="Kiro" w:date="2026-10-11T00:00:00Z">
         <w:r>
           <w:rPr>
             <w:rFonts w:ascii="Times New Roman" w:hAnsi="Times New Roman" w:eastAsia="宋体"/>
@@ -3073,7 +3073,7 @@
           <w:delText>。M1表示南亚经东非传入马达加斯加的旧假说，M2表示东非与马达加斯加分别接受外来种源的模型；M2的来源参照包含印度和非洲大陆群体，起点为来源集合的示意位置</w:delText>
         </w:r>
       </w:del>
-      <w:del w:id="5267" w:author="Kiro" w:date="2026-10-11T00:00:00Z">
+      <w:del w:id="5271" w:author="Kiro" w:date="2026-10-11T00:00:00Z">
         <w:r>
           <w:rPr>
             <w:rFonts w:ascii="Times New Roman" w:hAnsi="Times New Roman" w:eastAsia="宋体"/>
@@ -3086,7 +3086,7 @@
           <w:delText>[66,67]</w:delText>
         </w:r>
       </w:del>
-      <w:del w:id="5268" w:author="Kiro" w:date="2026-10-11T00:00:00Z">
+      <w:del w:id="5272" w:author="Kiro" w:date="2026-10-11T00:00:00Z">
         <w:r>
           <w:rPr>
             <w:rFonts w:ascii="Times New Roman" w:hAnsi="Times New Roman" w:eastAsia="宋体"/>
@@ -3098,7 +3098,7 @@
           <w:delText>。两侧A续接殖民时期伊比利亚与海地、佛罗里达的联系</w:delText>
         </w:r>
       </w:del>
-      <w:del w:id="5269" w:author="Kiro" w:date="2026-10-11T00:00:00Z">
+      <w:del w:id="5273" w:author="Kiro" w:date="2026-10-11T00:00:00Z">
         <w:r>
           <w:rPr>
             <w:rFonts w:ascii="Times New Roman" w:hAnsi="Times New Roman" w:eastAsia="宋体"/>
@@ -3111,7 +3111,7 @@
           <w:delText>[39]</w:delText>
         </w:r>
       </w:del>
-      <w:del w:id="5270" w:author="Kiro" w:date="2026-10-11T00:00:00Z">
+      <w:del w:id="5274" w:author="Kiro" w:date="2026-10-11T00:00:00Z">
         <w:r>
           <w:rPr>
             <w:rFonts w:ascii="Times New Roman" w:hAnsi="Times New Roman" w:eastAsia="宋体"/>
@@ -3123,7 +3123,7 @@
           <w:delText>。编号与表1对应，15a/15b分别为Unguja Ukuu/Mahilaka，16a/16b分别为Nenumbo/Tongoleleka。具体年代及证据对象见表1。海岸线依据Natural Earth公开数据。</w:delText>
         </w:r>
       </w:del>
-      <w:ins w:id="5271" w:author="Kiro" w:date="2026-10-11T00:00:00Z">
+      <w:ins w:id="5275" w:author="Kiro" w:date="2026-10-11T00:00:00Z">
         <w:r>
           <w:t xml:space="preserve">实线概括现有考古时序、历史交流及亲缘资料支持的区域联系；虚线表示候选路线或来源模型；灰色点线表示有争议的前哥伦布时期波利尼西亚—南美联系</w:t>
         </w:r>
@@ -6021,7 +6021,7 @@
         <w:spacing w:before="0" w:after="100" w:line="276" w:lineRule="auto"/>
         <w:ind w:firstLine="0" w:left="0" w:right="0"/>
       </w:pPr>
-      <w:del w:id="5272" w:author="Kiro" w:date="2026-10-11T00:00:00Z">
+      <w:del w:id="5276" w:author="Kiro" w:date="2026-10-11T00:00:00Z">
         <w:r>
           <w:rPr>
             <w:rFonts w:ascii="Times New Roman" w:hAnsi="Times New Roman" w:eastAsia="宋体"/>
@@ -6033,7 +6033,7 @@
           <w:delText>cal BP以公元1950年为基准。Nenumbo沿用Peters等所载储库校正区间（95%概率）；Tongoleleka沿用Steadman等原研究对6个个体的加权合并区间，不能视为每个个体均获得同一精确日期</w:delText>
         </w:r>
       </w:del>
-      <w:del w:id="5273" w:author="Kiro" w:date="2026-10-11T00:00:00Z">
+      <w:del w:id="5277" w:author="Kiro" w:date="2026-10-11T00:00:00Z">
         <w:r>
           <w:rPr>
             <w:rFonts w:ascii="Times New Roman" w:hAnsi="Times New Roman" w:eastAsia="宋体"/>
@@ -6046,7 +6046,7 @@
           <w:delText>[37,56]</w:delText>
         </w:r>
       </w:del>
-      <w:del w:id="5274" w:author="Kiro" w:date="2026-10-11T00:00:00Z">
+      <w:del w:id="5278" w:author="Kiro" w:date="2026-10-11T00:00:00Z">
         <w:r>
           <w:rPr>
             <w:rFonts w:ascii="Times New Roman" w:hAnsi="Times New Roman" w:eastAsia="宋体"/>
@@ -6058,7 +6058,7 @@
           <w:delText>。</w:delText>
         </w:r>
       </w:del>
-      <w:ins w:id="5275" w:author="Kiro" w:date="2026-10-11T00:00:00Z">
+      <w:ins w:id="5279" w:author="Kiro" w:date="2026-10-11T00:00:00Z">
         <w:r>
           <w:t xml:space="preserve">cal BP以公元1950年为基准。Nenumbo沿用全球综合评估转引的储库校正区间（95%概率）；Tongoleleka沿用原研究对6个个体的加权合并区间，不能视为每个个体均获得同一精确日期</w:t>
         </w:r>
@@ -6123,7 +6123,7 @@
       <w:pPr>
         <w:jc w:val="both"/>
       </w:pPr>
-      <w:del w:id="5276" w:author="Kiro" w:date="2026-10-11T00:00:00Z">
+      <w:del w:id="5280" w:author="Kiro" w:date="2026-10-11T00:00:00Z">
         <w:r>
           <w:rPr>
             <w:b/>
@@ -6131,12 +6131,12 @@
           <w:delText xml:space="preserve">高海拔适应。</w:delText>
         </w:r>
       </w:del>
-      <w:del w:id="5277" w:author="Kiro" w:date="2026-10-11T00:00:00Z">
+      <w:del w:id="5281" w:author="Kiro" w:date="2026-10-11T00:00:00Z">
         <w:r>
           <w:delText xml:space="preserve">高海拔环境中的低氧直接影响鸡胚发育和孵化。在海拔2900 m的孵化试验中，藏鸡和低地矮小鸡的孵化率分别为79.72%和31.69%，补氧提高了孵化率</w:delText>
         </w:r>
       </w:del>
-      <w:del w:id="5278" w:author="Kiro" w:date="2026-10-11T00:00:00Z">
+      <w:del w:id="5282" w:author="Kiro" w:date="2026-10-11T00:00:00Z">
         <w:r>
           <w:rPr>
             <w:vertAlign w:val="superscript"/>
@@ -6144,12 +6144,12 @@
           <w:delText xml:space="preserve">[72]</w:delText>
         </w:r>
       </w:del>
-      <w:del w:id="5279" w:author="Kiro" w:date="2026-10-11T00:00:00Z">
+      <w:del w:id="5283" w:author="Kiro" w:date="2026-10-11T00:00:00Z">
         <w:r>
           <w:delText xml:space="preserve">。藏鸡的供氧适应涉及血红蛋白的氧结合特性和组织释氧能力。αD珠蛋白Met32Leu变异与较高氧亲和力相关</w:delText>
         </w:r>
       </w:del>
-      <w:del w:id="5280" w:author="Kiro" w:date="2026-10-11T00:00:00Z">
+      <w:del w:id="5284" w:author="Kiro" w:date="2026-10-11T00:00:00Z">
         <w:r>
           <w:rPr>
             <w:vertAlign w:val="superscript"/>
@@ -6157,12 +6157,12 @@
           <w:delText xml:space="preserve">[73]</w:delText>
         </w:r>
       </w:del>
-      <w:del w:id="5281" w:author="Kiro" w:date="2026-10-11T00:00:00Z">
+      <w:del w:id="5285" w:author="Kiro" w:date="2026-10-11T00:00:00Z">
         <w:r>
           <w:delText xml:space="preserve">；另一项晚期胚胎研究发现，低氧孵化的藏鸡血红蛋白具有更强的协同性和释氧能力</w:delText>
         </w:r>
       </w:del>
-      <w:del w:id="5282" w:author="Kiro" w:date="2026-10-11T00:00:00Z">
+      <w:del w:id="5286" w:author="Kiro" w:date="2026-10-11T00:00:00Z">
         <w:r>
           <w:rPr>
             <w:vertAlign w:val="superscript"/>
@@ -6170,12 +6170,12 @@
           <w:delText xml:space="preserve">[74]</w:delText>
         </w:r>
       </w:del>
-      <w:del w:id="5283" w:author="Kiro" w:date="2026-10-11T00:00:00Z">
+      <w:del w:id="5287" w:author="Kiro" w:date="2026-10-11T00:00:00Z">
         <w:r>
           <w:delText xml:space="preserve">。选择扫描和胚胎转录组研究涉及的主要功能包括氧运输与缺氧应答（</w:delText>
         </w:r>
       </w:del>
-      <w:del w:id="5284" w:author="Kiro" w:date="2026-10-11T00:00:00Z">
+      <w:del w:id="5288" w:author="Kiro" w:date="2026-10-11T00:00:00Z">
         <w:r>
           <w:rPr>
             <w:i/>
@@ -6183,12 +6183,12 @@
           <w:delText xml:space="preserve">HBAD</w:delText>
         </w:r>
       </w:del>
-      <w:del w:id="5285" w:author="Kiro" w:date="2026-10-11T00:00:00Z">
+      <w:del w:id="5289" w:author="Kiro" w:date="2026-10-11T00:00:00Z">
         <w:r>
           <w:delText xml:space="preserve">、</w:delText>
         </w:r>
       </w:del>
-      <w:del w:id="5286" w:author="Kiro" w:date="2026-10-11T00:00:00Z">
+      <w:del w:id="5290" w:author="Kiro" w:date="2026-10-11T00:00:00Z">
         <w:r>
           <w:rPr>
             <w:i/>
@@ -6196,12 +6196,12 @@
           <w:delText xml:space="preserve">ARNT</w:delText>
         </w:r>
       </w:del>
-      <w:del w:id="5287" w:author="Kiro" w:date="2026-10-11T00:00:00Z">
+      <w:del w:id="5291" w:author="Kiro" w:date="2026-10-11T00:00:00Z">
         <w:r>
           <w:delText xml:space="preserve">）</w:delText>
         </w:r>
       </w:del>
-      <w:del w:id="5288" w:author="Kiro" w:date="2026-10-11T00:00:00Z">
+      <w:del w:id="5292" w:author="Kiro" w:date="2026-10-11T00:00:00Z">
         <w:r>
           <w:rPr>
             <w:vertAlign w:val="superscript"/>
@@ -6209,12 +6209,12 @@
           <w:delText xml:space="preserve">[75,76]</w:delText>
         </w:r>
       </w:del>
-      <w:del w:id="5289" w:author="Kiro" w:date="2026-10-11T00:00:00Z">
+      <w:del w:id="5293" w:author="Kiro" w:date="2026-10-11T00:00:00Z">
         <w:r>
           <w:delText xml:space="preserve">、心肺发育与血管生成（</w:delText>
         </w:r>
       </w:del>
-      <w:del w:id="5290" w:author="Kiro" w:date="2026-10-11T00:00:00Z">
+      <w:del w:id="5294" w:author="Kiro" w:date="2026-10-11T00:00:00Z">
         <w:r>
           <w:rPr>
             <w:i/>
@@ -6222,12 +6222,12 @@
           <w:delText xml:space="preserve">FGFR1</w:delText>
         </w:r>
       </w:del>
-      <w:del w:id="5291" w:author="Kiro" w:date="2026-10-11T00:00:00Z">
+      <w:del w:id="5295" w:author="Kiro" w:date="2026-10-11T00:00:00Z">
         <w:r>
           <w:delText xml:space="preserve">、</w:delText>
         </w:r>
       </w:del>
-      <w:del w:id="5292" w:author="Kiro" w:date="2026-10-11T00:00:00Z">
+      <w:del w:id="5296" w:author="Kiro" w:date="2026-10-11T00:00:00Z">
         <w:r>
           <w:rPr>
             <w:i/>
@@ -6235,12 +6235,12 @@
           <w:delText xml:space="preserve">CTGF</w:delText>
         </w:r>
       </w:del>
-      <w:del w:id="5293" w:author="Kiro" w:date="2026-10-11T00:00:00Z">
+      <w:del w:id="5297" w:author="Kiro" w:date="2026-10-11T00:00:00Z">
         <w:r>
           <w:delText xml:space="preserve">），以及DNA修复和辐射应答（</w:delText>
         </w:r>
       </w:del>
-      <w:del w:id="5294" w:author="Kiro" w:date="2026-10-11T00:00:00Z">
+      <w:del w:id="5298" w:author="Kiro" w:date="2026-10-11T00:00:00Z">
         <w:r>
           <w:rPr>
             <w:i/>
@@ -6248,12 +6248,12 @@
           <w:delText xml:space="preserve">VCP</w:delText>
         </w:r>
       </w:del>
-      <w:del w:id="5295" w:author="Kiro" w:date="2026-10-11T00:00:00Z">
+      <w:del w:id="5299" w:author="Kiro" w:date="2026-10-11T00:00:00Z">
         <w:r>
           <w:delText xml:space="preserve">、</w:delText>
         </w:r>
       </w:del>
-      <w:del w:id="5296" w:author="Kiro" w:date="2026-10-11T00:00:00Z">
+      <w:del w:id="5300" w:author="Kiro" w:date="2026-10-11T00:00:00Z">
         <w:r>
           <w:rPr>
             <w:i/>
@@ -6261,12 +6261,12 @@
           <w:delText xml:space="preserve">FANCG</w:delText>
         </w:r>
       </w:del>
-      <w:del w:id="5297" w:author="Kiro" w:date="2026-10-11T00:00:00Z">
+      <w:del w:id="5301" w:author="Kiro" w:date="2026-10-11T00:00:00Z">
         <w:r>
           <w:delText xml:space="preserve">）</w:delText>
         </w:r>
       </w:del>
-      <w:del w:id="5298" w:author="Kiro" w:date="2026-10-11T00:00:00Z">
+      <w:del w:id="5302" w:author="Kiro" w:date="2026-10-11T00:00:00Z">
         <w:r>
           <w:rPr>
             <w:vertAlign w:val="superscript"/>
@@ -6274,12 +6274,12 @@
           <w:delText xml:space="preserve">[77]</w:delText>
         </w:r>
       </w:del>
-      <w:del w:id="5299" w:author="Kiro" w:date="2026-10-11T00:00:00Z">
+      <w:del w:id="5303" w:author="Kiro" w:date="2026-10-11T00:00:00Z">
         <w:r>
           <w:delText xml:space="preserve">；肝脏表达差异还集中在脂肪酸代谢、能量生成和谷胱甘肽抗氧化过程</w:delText>
         </w:r>
       </w:del>
-      <w:del w:id="5300" w:author="Kiro" w:date="2026-10-11T00:00:00Z">
+      <w:del w:id="5304" w:author="Kiro" w:date="2026-10-11T00:00:00Z">
         <w:r>
           <w:rPr>
             <w:vertAlign w:val="superscript"/>
@@ -6287,12 +6287,12 @@
           <w:delText xml:space="preserve">[76]</w:delText>
         </w:r>
       </w:del>
-      <w:del w:id="5301" w:author="Kiro" w:date="2026-10-11T00:00:00Z">
+      <w:del w:id="5305" w:author="Kiro" w:date="2026-10-11T00:00:00Z">
         <w:r>
           <w:delText xml:space="preserve">。</w:delText>
         </w:r>
       </w:del>
-      <w:ins w:id="5302" w:author="Kiro" w:date="2026-10-11T00:00:00Z">
+      <w:ins w:id="5306" w:author="Kiro" w:date="2026-10-11T00:00:00Z">
         <w:r>
           <w:rPr>
             <w:b/>
@@ -6523,7 +6523,7 @@
       <w:pPr>
         <w:jc w:val="both"/>
       </w:pPr>
-      <w:del w:id="5303" w:author="Kiro" w:date="2026-10-11T00:00:00Z">
+      <w:del w:id="5307" w:author="Kiro" w:date="2026-10-11T00:00:00Z">
         <w:r>
           <w:rPr>
             <w:b/>
@@ -6531,12 +6531,12 @@
           <w:delText xml:space="preserve">温度适应。</w:delText>
         </w:r>
       </w:del>
-      <w:del w:id="5304" w:author="Kiro" w:date="2026-10-11T00:00:00Z">
+      <w:del w:id="5308" w:author="Kiro" w:date="2026-10-11T00:00:00Z">
         <w:r>
           <w:delText xml:space="preserve">高温抑制肉鸡生长和胸肉产量，其影响随日龄和遗传背景而改变</w:delText>
         </w:r>
       </w:del>
-      <w:del w:id="5305" w:author="Kiro" w:date="2026-10-11T00:00:00Z">
+      <w:del w:id="5309" w:author="Kiro" w:date="2026-10-11T00:00:00Z">
         <w:r>
           <w:rPr>
             <w:vertAlign w:val="superscript"/>
@@ -6544,12 +6544,12 @@
           <w:delText xml:space="preserve">[81]</w:delText>
         </w:r>
       </w:del>
-      <w:del w:id="5306" w:author="Kiro" w:date="2026-10-11T00:00:00Z">
+      <w:del w:id="5310" w:author="Kiro" w:date="2026-10-11T00:00:00Z">
         <w:r>
           <w:delText xml:space="preserve">。耐热性也能响应人工选择：在40.6℃、75%相对湿度下按存活时间进行4代双向选择后，5周龄白来航高、低耐热系的存活时间分别为86和58 min</w:delText>
         </w:r>
       </w:del>
-      <w:del w:id="5307" w:author="Kiro" w:date="2026-10-11T00:00:00Z">
+      <w:del w:id="5311" w:author="Kiro" w:date="2026-10-11T00:00:00Z">
         <w:r>
           <w:rPr>
             <w:vertAlign w:val="superscript"/>
@@ -6557,12 +6557,12 @@
           <w:delText xml:space="preserve">[82]</w:delText>
         </w:r>
       </w:del>
-      <w:del w:id="5308" w:author="Kiro" w:date="2026-10-11T00:00:00Z">
+      <w:del w:id="5312" w:author="Kiro" w:date="2026-10-11T00:00:00Z">
         <w:r>
           <w:delText xml:space="preserve">。减少羽毛覆盖改善了散热。在35℃试验中，无羽鸡维持了接近25℃时的生长，而裸颈鸡的生长优势较小</w:delText>
         </w:r>
       </w:del>
-      <w:del w:id="5309" w:author="Kiro" w:date="2026-10-11T00:00:00Z">
+      <w:del w:id="5313" w:author="Kiro" w:date="2026-10-11T00:00:00Z">
         <w:r>
           <w:rPr>
             <w:vertAlign w:val="superscript"/>
@@ -6570,12 +6570,12 @@
           <w:delText xml:space="preserve">[83]</w:delText>
         </w:r>
       </w:del>
-      <w:del w:id="5310" w:author="Kiro" w:date="2026-10-11T00:00:00Z">
+      <w:del w:id="5314" w:author="Kiro" w:date="2026-10-11T00:00:00Z">
         <w:r>
           <w:delText xml:space="preserve">。热带与温带鸡的基因组比较进一步检出代谢调节（</w:delText>
         </w:r>
       </w:del>
-      <w:del w:id="5311" w:author="Kiro" w:date="2026-10-11T00:00:00Z">
+      <w:del w:id="5315" w:author="Kiro" w:date="2026-10-11T00:00:00Z">
         <w:r>
           <w:rPr>
             <w:i/>
@@ -6583,12 +6583,12 @@
           <w:delText xml:space="preserve">FABP2</w:delText>
         </w:r>
       </w:del>
-      <w:del w:id="5312" w:author="Kiro" w:date="2026-10-11T00:00:00Z">
+      <w:del w:id="5316" w:author="Kiro" w:date="2026-10-11T00:00:00Z">
         <w:r>
           <w:delText xml:space="preserve">、</w:delText>
         </w:r>
       </w:del>
-      <w:del w:id="5313" w:author="Kiro" w:date="2026-10-11T00:00:00Z">
+      <w:del w:id="5317" w:author="Kiro" w:date="2026-10-11T00:00:00Z">
         <w:r>
           <w:rPr>
             <w:i/>
@@ -6596,12 +6596,12 @@
           <w:delText xml:space="preserve">RAMP3</w:delText>
         </w:r>
       </w:del>
-      <w:del w:id="5314" w:author="Kiro" w:date="2026-10-11T00:00:00Z">
+      <w:del w:id="5318" w:author="Kiro" w:date="2026-10-11T00:00:00Z">
         <w:r>
           <w:delText xml:space="preserve">、</w:delText>
         </w:r>
       </w:del>
-      <w:del w:id="5315" w:author="Kiro" w:date="2026-10-11T00:00:00Z">
+      <w:del w:id="5319" w:author="Kiro" w:date="2026-10-11T00:00:00Z">
         <w:r>
           <w:rPr>
             <w:i/>
@@ -6609,12 +6609,12 @@
           <w:delText xml:space="preserve">TSHR</w:delText>
         </w:r>
       </w:del>
-      <w:del w:id="5316" w:author="Kiro" w:date="2026-10-11T00:00:00Z">
+      <w:del w:id="5320" w:author="Kiro" w:date="2026-10-11T00:00:00Z">
         <w:r>
           <w:delText xml:space="preserve">）和血管平滑肌收缩（</w:delText>
         </w:r>
       </w:del>
-      <w:del w:id="5317" w:author="Kiro" w:date="2026-10-11T00:00:00Z">
+      <w:del w:id="5321" w:author="Kiro" w:date="2026-10-11T00:00:00Z">
         <w:r>
           <w:rPr>
             <w:i/>
@@ -6622,12 +6622,12 @@
           <w:delText xml:space="preserve">CAMK2D</w:delText>
         </w:r>
       </w:del>
-      <w:del w:id="5318" w:author="Kiro" w:date="2026-10-11T00:00:00Z">
+      <w:del w:id="5322" w:author="Kiro" w:date="2026-10-11T00:00:00Z">
         <w:r>
           <w:delText xml:space="preserve">）相关候选基因。在淮南鸡分离群体中，携带</w:delText>
         </w:r>
       </w:del>
-      <w:del w:id="5319" w:author="Kiro" w:date="2026-10-11T00:00:00Z">
+      <w:del w:id="5323" w:author="Kiro" w:date="2026-10-11T00:00:00Z">
         <w:r>
           <w:rPr>
             <w:i/>
@@ -6635,12 +6635,12 @@
           <w:delText xml:space="preserve">TSHR</w:delText>
         </w:r>
       </w:del>
-      <w:del w:id="5320" w:author="Kiro" w:date="2026-10-11T00:00:00Z">
+      <w:del w:id="5324" w:author="Kiro" w:date="2026-10-11T00:00:00Z">
         <w:r>
           <w:delText xml:space="preserve"> Gly558Arg变异的纯合子经35±1℃、12 h热应激试验后，血清丙氨酸氨基转移酶、乳酸脱氢酶和肌酸激酶水平低于野生型</w:delText>
         </w:r>
       </w:del>
-      <w:del w:id="5321" w:author="Kiro" w:date="2026-10-11T00:00:00Z">
+      <w:del w:id="5325" w:author="Kiro" w:date="2026-10-11T00:00:00Z">
         <w:r>
           <w:rPr>
             <w:vertAlign w:val="superscript"/>
@@ -6648,12 +6648,12 @@
           <w:delText xml:space="preserve">[84]</w:delText>
         </w:r>
       </w:del>
-      <w:del w:id="5322" w:author="Kiro" w:date="2026-10-11T00:00:00Z">
+      <w:del w:id="5326" w:author="Kiro" w:date="2026-10-11T00:00:00Z">
         <w:r>
           <w:delText xml:space="preserve">。该基因与光周期及繁殖反应的关系见第6.2节。</w:delText>
         </w:r>
       </w:del>
-      <w:ins w:id="5323" w:author="Kiro" w:date="2026-10-11T00:00:00Z">
+      <w:ins w:id="5327" w:author="Kiro" w:date="2026-10-11T00:00:00Z">
         <w:r>
           <w:rPr>
             <w:b/>
@@ -6830,7 +6830,7 @@
       <w:pPr>
         <w:jc w:val="both"/>
       </w:pPr>
-      <w:del w:id="5324" w:author="Kiro" w:date="2026-10-11T00:00:00Z">
+      <w:del w:id="5328" w:author="Kiro" w:date="2026-10-11T00:00:00Z">
         <w:r>
           <w:rPr>
             <w:b/>
@@ -6838,12 +6838,12 @@
           <w:delText xml:space="preserve">抗病性。</w:delText>
         </w:r>
       </w:del>
-      <w:del w:id="5325" w:author="Kiro" w:date="2026-10-11T00:00:00Z">
+      <w:del w:id="5329" w:author="Kiro" w:date="2026-10-11T00:00:00Z">
         <w:r>
           <w:delText xml:space="preserve">鸡的抗病性差异表现为感染后的生长受损、组织病变和病原负荷不同。在抗性法尤米鸡与易感白来航鸡的F₂群体中，研究定位到与柔嫩艾美耳球虫感染后增重、血细胞比容和肠道病变等性状相关的数量性状基因座（QTL），其中增重相关基因座分布于多个染色体</w:delText>
         </w:r>
       </w:del>
-      <w:del w:id="5326" w:author="Kiro" w:date="2026-10-11T00:00:00Z">
+      <w:del w:id="5330" w:author="Kiro" w:date="2026-10-11T00:00:00Z">
         <w:r>
           <w:rPr>
             <w:vertAlign w:val="superscript"/>
@@ -6851,12 +6851,12 @@
           <w:delText xml:space="preserve">[89]</w:delText>
         </w:r>
       </w:del>
-      <w:del w:id="5327" w:author="Kiro" w:date="2026-10-11T00:00:00Z">
+      <w:del w:id="5331" w:author="Kiro" w:date="2026-10-11T00:00:00Z">
         <w:r>
           <w:delText xml:space="preserve">。空肠弯曲杆菌肠道定植抗性的14号染色体QTL在回交群体和F₉高级互交群体中得到定位与细化，14号和16号染色体上的两个抗性区域与既有沙门氏菌抗性QTL重叠</w:delText>
         </w:r>
       </w:del>
-      <w:del w:id="5328" w:author="Kiro" w:date="2026-10-11T00:00:00Z">
+      <w:del w:id="5332" w:author="Kiro" w:date="2026-10-11T00:00:00Z">
         <w:r>
           <w:rPr>
             <w:vertAlign w:val="superscript"/>
@@ -6864,12 +6864,12 @@
           <w:delText xml:space="preserve">[90]</w:delText>
         </w:r>
       </w:del>
-      <w:del w:id="5329" w:author="Kiro" w:date="2026-10-11T00:00:00Z">
+      <w:del w:id="5333" w:author="Kiro" w:date="2026-10-11T00:00:00Z">
         <w:r>
           <w:delText xml:space="preserve">。对沙门氏菌相关细胞表型的研究，将抗性基因座与异嗜性粒细胞功能联系起来。在肉鸡×白来航和肉鸡×法尤米两组F₁₃高级互交群体中，</w:delText>
         </w:r>
       </w:del>
-      <w:del w:id="5330" w:author="Kiro" w:date="2026-10-11T00:00:00Z">
+      <w:del w:id="5334" w:author="Kiro" w:date="2026-10-11T00:00:00Z">
         <w:r>
           <w:rPr>
             <w:i/>
@@ -6877,12 +6877,12 @@
           <w:delText xml:space="preserve">SLC11A1</w:delText>
         </w:r>
       </w:del>
-      <w:del w:id="5331" w:author="Kiro" w:date="2026-10-11T00:00:00Z">
+      <w:del w:id="5335" w:author="Kiro" w:date="2026-10-11T00:00:00Z">
         <w:r>
           <w:delText xml:space="preserve">区域分别与吞噬和胞外诱捕网形成相关；在后一群体中，</w:delText>
         </w:r>
       </w:del>
-      <w:del w:id="5332" w:author="Kiro" w:date="2026-10-11T00:00:00Z">
+      <w:del w:id="5336" w:author="Kiro" w:date="2026-10-11T00:00:00Z">
         <w:r>
           <w:rPr>
             <w:i/>
@@ -6890,12 +6890,12 @@
           <w:delText xml:space="preserve">SAL1</w:delText>
         </w:r>
       </w:del>
-      <w:del w:id="5333" w:author="Kiro" w:date="2026-10-11T00:00:00Z">
+      <w:del w:id="5337" w:author="Kiro" w:date="2026-10-11T00:00:00Z">
         <w:r>
           <w:delText xml:space="preserve">基因座也与胞外诱捕网形成相关，其候选基因</w:delText>
         </w:r>
       </w:del>
-      <w:del w:id="5334" w:author="Kiro" w:date="2026-10-11T00:00:00Z">
+      <w:del w:id="5338" w:author="Kiro" w:date="2026-10-11T00:00:00Z">
         <w:r>
           <w:rPr>
             <w:i/>
@@ -6903,12 +6903,12 @@
           <w:delText xml:space="preserve">SIVA1</w:delText>
         </w:r>
       </w:del>
-      <w:del w:id="5335" w:author="Kiro" w:date="2026-10-11T00:00:00Z">
+      <w:del w:id="5339" w:author="Kiro" w:date="2026-10-11T00:00:00Z">
         <w:r>
           <w:delText xml:space="preserve">涉及细胞死亡调节</w:delText>
         </w:r>
       </w:del>
-      <w:del w:id="5336" w:author="Kiro" w:date="2026-10-11T00:00:00Z">
+      <w:del w:id="5340" w:author="Kiro" w:date="2026-10-11T00:00:00Z">
         <w:r>
           <w:rPr>
             <w:vertAlign w:val="superscript"/>
@@ -6916,12 +6916,12 @@
           <w:delText xml:space="preserve">[91]</w:delText>
         </w:r>
       </w:del>
-      <w:del w:id="5337" w:author="Kiro" w:date="2026-10-11T00:00:00Z">
+      <w:del w:id="5341" w:author="Kiro" w:date="2026-10-11T00:00:00Z">
         <w:r>
           <w:delText xml:space="preserve">。马立克病抗性品系与易感品系的基因组比较则检出含有</w:delText>
         </w:r>
       </w:del>
-      <w:del w:id="5338" w:author="Kiro" w:date="2026-10-11T00:00:00Z">
+      <w:del w:id="5342" w:author="Kiro" w:date="2026-10-11T00:00:00Z">
         <w:r>
           <w:rPr>
             <w:i/>
@@ -6929,12 +6929,12 @@
           <w:delText xml:space="preserve">AKT1</w:delText>
         </w:r>
       </w:del>
-      <w:del w:id="5339" w:author="Kiro" w:date="2026-10-11T00:00:00Z">
+      <w:del w:id="5343" w:author="Kiro" w:date="2026-10-11T00:00:00Z">
         <w:r>
           <w:delText xml:space="preserve">、</w:delText>
         </w:r>
       </w:del>
-      <w:del w:id="5340" w:author="Kiro" w:date="2026-10-11T00:00:00Z">
+      <w:del w:id="5344" w:author="Kiro" w:date="2026-10-11T00:00:00Z">
         <w:r>
           <w:rPr>
             <w:i/>
@@ -6942,12 +6942,12 @@
           <w:delText xml:space="preserve">API5</w:delText>
         </w:r>
       </w:del>
-      <w:del w:id="5341" w:author="Kiro" w:date="2026-10-11T00:00:00Z">
+      <w:del w:id="5345" w:author="Kiro" w:date="2026-10-11T00:00:00Z">
         <w:r>
           <w:delText xml:space="preserve">、</w:delText>
         </w:r>
       </w:del>
-      <w:del w:id="5342" w:author="Kiro" w:date="2026-10-11T00:00:00Z">
+      <w:del w:id="5346" w:author="Kiro" w:date="2026-10-11T00:00:00Z">
         <w:r>
           <w:rPr>
             <w:i/>
@@ -6955,12 +6955,12 @@
           <w:delText xml:space="preserve">TNFSF13B</w:delText>
         </w:r>
       </w:del>
-      <w:del w:id="5343" w:author="Kiro" w:date="2026-10-11T00:00:00Z">
+      <w:del w:id="5347" w:author="Kiro" w:date="2026-10-11T00:00:00Z">
         <w:r>
           <w:delText xml:space="preserve">等基因的候选区域，涉及细胞存活、凋亡及B细胞调节</w:delText>
         </w:r>
       </w:del>
-      <w:del w:id="5344" w:author="Kiro" w:date="2026-10-11T00:00:00Z">
+      <w:del w:id="5348" w:author="Kiro" w:date="2026-10-11T00:00:00Z">
         <w:r>
           <w:rPr>
             <w:vertAlign w:val="superscript"/>
@@ -6968,12 +6968,12 @@
           <w:delText xml:space="preserve">[92]</w:delText>
         </w:r>
       </w:del>
-      <w:del w:id="5345" w:author="Kiro" w:date="2026-10-11T00:00:00Z">
+      <w:del w:id="5349" w:author="Kiro" w:date="2026-10-11T00:00:00Z">
         <w:r>
           <w:delText xml:space="preserve">。</w:delText>
         </w:r>
       </w:del>
-      <w:ins w:id="5346" w:author="Kiro" w:date="2026-10-11T00:00:00Z">
+      <w:ins w:id="5350" w:author="Kiro" w:date="2026-10-11T00:00:00Z">
         <w:r>
           <w:rPr>
             <w:b/>
@@ -7326,7 +7326,7 @@
       <w:pPr>
         <w:jc w:val="both"/>
       </w:pPr>
-      <w:del w:id="5347" w:author="Kiro" w:date="2026-10-11T00:00:00Z">
+      <w:del w:id="5351" w:author="Kiro" w:date="2026-10-11T00:00:00Z">
         <w:r>
           <w:rPr>
             <w:b/>
@@ -7334,12 +7334,12 @@
           <w:delText xml:space="preserve">繁殖。</w:delText>
         </w:r>
       </w:del>
-      <w:del w:id="5348" w:author="Kiro" w:date="2026-10-11T00:00:00Z">
+      <w:del w:id="5352" w:author="Kiro" w:date="2026-10-11T00:00:00Z">
         <w:r>
           <w:delText xml:space="preserve">繁殖改良涉及性成熟、产蛋持续性、孵抱行为和受精能力。相关遗传差异包括光周期反应（</w:delText>
         </w:r>
       </w:del>
-      <w:del w:id="5349" w:author="Kiro" w:date="2026-10-11T00:00:00Z">
+      <w:del w:id="5353" w:author="Kiro" w:date="2026-10-11T00:00:00Z">
         <w:r>
           <w:rPr>
             <w:i/>
@@ -7347,12 +7347,12 @@
           <w:delText xml:space="preserve">TSHR</w:delText>
         </w:r>
       </w:del>
-      <w:del w:id="5350" w:author="Kiro" w:date="2026-10-11T00:00:00Z">
+      <w:del w:id="5354" w:author="Kiro" w:date="2026-10-11T00:00:00Z">
         <w:r>
           <w:delText xml:space="preserve">）</w:delText>
         </w:r>
       </w:del>
-      <w:del w:id="5351" w:author="Kiro" w:date="2026-10-11T00:00:00Z">
+      <w:del w:id="5355" w:author="Kiro" w:date="2026-10-11T00:00:00Z">
         <w:r>
           <w:rPr>
             <w:vertAlign w:val="superscript"/>
@@ -7360,12 +7360,12 @@
           <w:delText xml:space="preserve">[108]</w:delText>
         </w:r>
       </w:del>
-      <w:del w:id="5352" w:author="Kiro" w:date="2026-10-11T00:00:00Z">
+      <w:del w:id="5356" w:author="Kiro" w:date="2026-10-11T00:00:00Z">
         <w:r>
           <w:delText xml:space="preserve">、孵抱行为相关基因座</w:delText>
         </w:r>
       </w:del>
-      <w:del w:id="5353" w:author="Kiro" w:date="2026-10-11T00:00:00Z">
+      <w:del w:id="5357" w:author="Kiro" w:date="2026-10-11T00:00:00Z">
         <w:r>
           <w:rPr>
             <w:vertAlign w:val="superscript"/>
@@ -7373,12 +7373,12 @@
           <w:delText xml:space="preserve">[109]</w:delText>
         </w:r>
       </w:del>
-      <w:del w:id="5354" w:author="Kiro" w:date="2026-10-11T00:00:00Z">
+      <w:del w:id="5358" w:author="Kiro" w:date="2026-10-11T00:00:00Z">
         <w:r>
           <w:delText xml:space="preserve">，以及骨代谢与繁殖性状共享的遗传区域（</w:delText>
         </w:r>
       </w:del>
-      <w:del w:id="5355" w:author="Kiro" w:date="2026-10-11T00:00:00Z">
+      <w:del w:id="5359" w:author="Kiro" w:date="2026-10-11T00:00:00Z">
         <w:r>
           <w:rPr>
             <w:i/>
@@ -7386,12 +7386,12 @@
           <w:delText xml:space="preserve">HAO1</w:delText>
         </w:r>
       </w:del>
-      <w:del w:id="5356" w:author="Kiro" w:date="2026-10-11T00:00:00Z">
+      <w:del w:id="5360" w:author="Kiro" w:date="2026-10-11T00:00:00Z">
         <w:r>
           <w:delText xml:space="preserve">、</w:delText>
         </w:r>
       </w:del>
-      <w:del w:id="5357" w:author="Kiro" w:date="2026-10-11T00:00:00Z">
+      <w:del w:id="5361" w:author="Kiro" w:date="2026-10-11T00:00:00Z">
         <w:r>
           <w:rPr>
             <w:i/>
@@ -7399,12 +7399,12 @@
           <w:delText xml:space="preserve">BMP2</w:delText>
         </w:r>
       </w:del>
-      <w:del w:id="5358" w:author="Kiro" w:date="2026-10-11T00:00:00Z">
+      <w:del w:id="5362" w:author="Kiro" w:date="2026-10-11T00:00:00Z">
         <w:r>
           <w:delText xml:space="preserve">附近）</w:delText>
         </w:r>
       </w:del>
-      <w:del w:id="5359" w:author="Kiro" w:date="2026-10-11T00:00:00Z">
+      <w:del w:id="5363" w:author="Kiro" w:date="2026-10-11T00:00:00Z">
         <w:r>
           <w:rPr>
             <w:vertAlign w:val="superscript"/>
@@ -7412,12 +7412,12 @@
           <w:delText xml:space="preserve">[110]</w:delText>
         </w:r>
       </w:del>
-      <w:del w:id="5360" w:author="Kiro" w:date="2026-10-11T00:00:00Z">
+      <w:del w:id="5364" w:author="Kiro" w:date="2026-10-11T00:00:00Z">
         <w:r>
           <w:delText xml:space="preserve">。在红原鸡与白来航互交群体中，携带家鸡型</w:delText>
         </w:r>
       </w:del>
-      <w:del w:id="5361" w:author="Kiro" w:date="2026-10-11T00:00:00Z">
+      <w:del w:id="5365" w:author="Kiro" w:date="2026-10-11T00:00:00Z">
         <w:r>
           <w:rPr>
             <w:i/>
@@ -7425,12 +7425,12 @@
           <w:delText xml:space="preserve">TSHR</w:delText>
         </w:r>
       </w:del>
-      <w:del w:id="5362" w:author="Kiro" w:date="2026-10-11T00:00:00Z">
+      <w:del w:id="5366" w:author="Kiro" w:date="2026-10-11T00:00:00Z">
         <w:r>
           <w:delText xml:space="preserve">等位基因（558Arg）的纯合雄鸡对日长缩短的睾丸反应较弱；在白来航与丝羽鸡互交群体中，不孵抱亲本来源的等位基因在不同基因座分别促进或抑制孵抱</w:delText>
         </w:r>
       </w:del>
-      <w:del w:id="5363" w:author="Kiro" w:date="2026-10-11T00:00:00Z">
+      <w:del w:id="5367" w:author="Kiro" w:date="2026-10-11T00:00:00Z">
         <w:r>
           <w:rPr>
             <w:vertAlign w:val="superscript"/>
@@ -7438,12 +7438,12 @@
           <w:delText xml:space="preserve">[108,109]</w:delText>
         </w:r>
       </w:del>
-      <w:del w:id="5364" w:author="Kiro" w:date="2026-10-11T00:00:00Z">
+      <w:del w:id="5368" w:author="Kiro" w:date="2026-10-11T00:00:00Z">
         <w:r>
           <w:delText xml:space="preserve">。产蛋调控随阶段变化：对1004只鸡全基因组及至700日龄产蛋记录的联合分析，检出了分期产蛋的加性和显性效应</w:delText>
         </w:r>
       </w:del>
-      <w:del w:id="5365" w:author="Kiro" w:date="2026-10-11T00:00:00Z">
+      <w:del w:id="5369" w:author="Kiro" w:date="2026-10-11T00:00:00Z">
         <w:r>
           <w:rPr>
             <w:vertAlign w:val="superscript"/>
@@ -7451,12 +7451,12 @@
           <w:delText xml:space="preserve">[111]</w:delText>
         </w:r>
       </w:del>
-      <w:del w:id="5366" w:author="Kiro" w:date="2026-10-11T00:00:00Z">
+      <w:del w:id="5370" w:author="Kiro" w:date="2026-10-11T00:00:00Z">
         <w:r>
           <w:delText xml:space="preserve">。另一项研究对商业白洛克母鸡在20、30和58周龄采集的下丘脑、垂体、卵巢及肝脏样本进行分析，显示调控效应具有组织和阶段特异性</w:delText>
         </w:r>
       </w:del>
-      <w:del w:id="5367" w:author="Kiro" w:date="2026-10-11T00:00:00Z">
+      <w:del w:id="5371" w:author="Kiro" w:date="2026-10-11T00:00:00Z">
         <w:r>
           <w:rPr>
             <w:vertAlign w:val="superscript"/>
@@ -7464,12 +7464,12 @@
           <w:delText xml:space="preserve">[112]</w:delText>
         </w:r>
       </w:del>
-      <w:del w:id="5368" w:author="Kiro" w:date="2026-10-11T00:00:00Z">
+      <w:del w:id="5372" w:author="Kiro" w:date="2026-10-11T00:00:00Z">
         <w:r>
           <w:delText xml:space="preserve">。地方鸡长期选择资料中，开产日龄与产蛋量的遗传相关因品系和代次而异</w:delText>
         </w:r>
       </w:del>
-      <w:del w:id="5369" w:author="Kiro" w:date="2026-10-11T00:00:00Z">
+      <w:del w:id="5373" w:author="Kiro" w:date="2026-10-11T00:00:00Z">
         <w:r>
           <w:rPr>
             <w:vertAlign w:val="superscript"/>
@@ -7477,12 +7477,12 @@
           <w:delText xml:space="preserve">[113]</w:delText>
         </w:r>
       </w:del>
-      <w:del w:id="5370" w:author="Kiro" w:date="2026-10-11T00:00:00Z">
+      <w:del w:id="5374" w:author="Kiro" w:date="2026-10-11T00:00:00Z">
         <w:r>
           <w:delText xml:space="preserve">；弗吉尼亚鸡54代8周龄体重双向选择中，低体重选择系的性成熟延迟更明显</w:delText>
         </w:r>
       </w:del>
-      <w:del w:id="5371" w:author="Kiro" w:date="2026-10-11T00:00:00Z">
+      <w:del w:id="5375" w:author="Kiro" w:date="2026-10-11T00:00:00Z">
         <w:r>
           <w:rPr>
             <w:vertAlign w:val="superscript"/>
@@ -7490,12 +7490,12 @@
           <w:delText xml:space="preserve">[114]</w:delText>
         </w:r>
       </w:del>
-      <w:del w:id="5372" w:author="Kiro" w:date="2026-10-11T00:00:00Z">
+      <w:del w:id="5376" w:author="Kiro" w:date="2026-10-11T00:00:00Z">
         <w:r>
           <w:delText xml:space="preserve">。雄鸡的精子运动能力具有遗传基础，并影响雌体储精后的受精效率</w:delText>
         </w:r>
       </w:del>
-      <w:del w:id="5373" w:author="Kiro" w:date="2026-10-11T00:00:00Z">
+      <w:del w:id="5377" w:author="Kiro" w:date="2026-10-11T00:00:00Z">
         <w:r>
           <w:rPr>
             <w:vertAlign w:val="superscript"/>
@@ -7503,12 +7503,12 @@
           <w:delText xml:space="preserve">[115]</w:delText>
         </w:r>
       </w:del>
-      <w:del w:id="5374" w:author="Kiro" w:date="2026-10-11T00:00:00Z">
+      <w:del w:id="5378" w:author="Kiro" w:date="2026-10-11T00:00:00Z">
         <w:r>
           <w:delText xml:space="preserve">。</w:delText>
         </w:r>
       </w:del>
-      <w:ins w:id="5375" w:author="Kiro" w:date="2026-10-11T00:00:00Z">
+      <w:ins w:id="5379" w:author="Kiro" w:date="2026-10-11T00:00:00Z">
         <w:r>
           <w:rPr>
             <w:b/>
@@ -7641,7 +7641,7 @@
       <w:pPr>
         <w:jc w:val="both"/>
       </w:pPr>
-      <w:del w:id="5376" w:author="Kiro" w:date="2026-10-11T00:00:00Z">
+      <w:del w:id="5380" w:author="Kiro" w:date="2026-10-11T00:00:00Z">
         <w:r>
           <w:rPr>
             <w:b/>
@@ -7649,12 +7649,12 @@
           <w:delText xml:space="preserve">外形与观赏性状。</w:delText>
         </w:r>
       </w:del>
-      <w:del w:id="5377" w:author="Kiro" w:date="2026-10-11T00:00:00Z">
+      <w:del w:id="5381" w:author="Kiro" w:date="2026-10-11T00:00:00Z">
         <w:r>
           <w:delText xml:space="preserve">家鸡在羽色、羽型、皮肤色素及头部和四肢外形上形成了丰富的品种差异。这些性状涉及羽色和羽内图案（</w:delText>
         </w:r>
       </w:del>
-      <w:del w:id="5378" w:author="Kiro" w:date="2026-10-11T00:00:00Z">
+      <w:del w:id="5382" w:author="Kiro" w:date="2026-10-11T00:00:00Z">
         <w:r>
           <w:rPr>
             <w:i/>
@@ -7662,12 +7662,12 @@
           <w:delText xml:space="preserve">MC1R</w:delText>
         </w:r>
       </w:del>
-      <w:del w:id="5379" w:author="Kiro" w:date="2026-10-11T00:00:00Z">
+      <w:del w:id="5383" w:author="Kiro" w:date="2026-10-11T00:00:00Z">
         <w:r>
           <w:delText xml:space="preserve">、</w:delText>
         </w:r>
       </w:del>
-      <w:del w:id="5380" w:author="Kiro" w:date="2026-10-11T00:00:00Z">
+      <w:del w:id="5384" w:author="Kiro" w:date="2026-10-11T00:00:00Z">
         <w:r>
           <w:rPr>
             <w:i/>
@@ -7675,12 +7675,12 @@
           <w:delText xml:space="preserve">GJA5</w:delText>
         </w:r>
       </w:del>
-      <w:del w:id="5381" w:author="Kiro" w:date="2026-10-11T00:00:00Z">
+      <w:del w:id="5385" w:author="Kiro" w:date="2026-10-11T00:00:00Z">
         <w:r>
           <w:delText xml:space="preserve">）</w:delText>
         </w:r>
       </w:del>
-      <w:del w:id="5382" w:author="Kiro" w:date="2026-10-11T00:00:00Z">
+      <w:del w:id="5386" w:author="Kiro" w:date="2026-10-11T00:00:00Z">
         <w:r>
           <w:rPr>
             <w:vertAlign w:val="superscript"/>
@@ -7688,12 +7688,12 @@
           <w:delText xml:space="preserve">[116,117]</w:delText>
         </w:r>
       </w:del>
-      <w:del w:id="5383" w:author="Kiro" w:date="2026-10-11T00:00:00Z">
+      <w:del w:id="5387" w:author="Kiro" w:date="2026-10-11T00:00:00Z">
         <w:r>
           <w:delText xml:space="preserve">，真皮与结缔组织黑色素沉着（</w:delText>
         </w:r>
       </w:del>
-      <w:del w:id="5384" w:author="Kiro" w:date="2026-10-11T00:00:00Z">
+      <w:del w:id="5388" w:author="Kiro" w:date="2026-10-11T00:00:00Z">
         <w:r>
           <w:rPr>
             <w:i/>
@@ -7701,12 +7701,12 @@
           <w:delText xml:space="preserve">EDN3</w:delText>
         </w:r>
       </w:del>
-      <w:del w:id="5385" w:author="Kiro" w:date="2026-10-11T00:00:00Z">
+      <w:del w:id="5389" w:author="Kiro" w:date="2026-10-11T00:00:00Z">
         <w:r>
           <w:delText xml:space="preserve">）</w:delText>
         </w:r>
       </w:del>
-      <w:del w:id="5386" w:author="Kiro" w:date="2026-10-11T00:00:00Z">
+      <w:del w:id="5390" w:author="Kiro" w:date="2026-10-11T00:00:00Z">
         <w:r>
           <w:rPr>
             <w:vertAlign w:val="superscript"/>
@@ -7714,12 +7714,12 @@
           <w:delText xml:space="preserve">[118]</w:delText>
         </w:r>
       </w:del>
-      <w:del w:id="5387" w:author="Kiro" w:date="2026-10-11T00:00:00Z">
+      <w:del w:id="5391" w:author="Kiro" w:date="2026-10-11T00:00:00Z">
         <w:r>
           <w:delText xml:space="preserve">，羽毛结构（</w:delText>
         </w:r>
       </w:del>
-      <w:del w:id="5388" w:author="Kiro" w:date="2026-10-11T00:00:00Z">
+      <w:del w:id="5392" w:author="Kiro" w:date="2026-10-11T00:00:00Z">
         <w:r>
           <w:rPr>
             <w:i/>
@@ -7727,12 +7727,12 @@
           <w:delText xml:space="preserve">PDSS2</w:delText>
         </w:r>
       </w:del>
-      <w:del w:id="5389" w:author="Kiro" w:date="2026-10-11T00:00:00Z">
+      <w:del w:id="5393" w:author="Kiro" w:date="2026-10-11T00:00:00Z">
         <w:r>
           <w:delText xml:space="preserve">及角蛋白相关基因）</w:delText>
         </w:r>
       </w:del>
-      <w:del w:id="5390" w:author="Kiro" w:date="2026-10-11T00:00:00Z">
+      <w:del w:id="5394" w:author="Kiro" w:date="2026-10-11T00:00:00Z">
         <w:r>
           <w:rPr>
             <w:vertAlign w:val="superscript"/>
@@ -7740,12 +7740,12 @@
           <w:delText xml:space="preserve">[119,120,121]</w:delText>
         </w:r>
       </w:del>
-      <w:del w:id="5391" w:author="Kiro" w:date="2026-10-11T00:00:00Z">
+      <w:del w:id="5395" w:author="Kiro" w:date="2026-10-11T00:00:00Z">
         <w:r>
           <w:delText xml:space="preserve">，局部羽毛分布（</w:delText>
         </w:r>
       </w:del>
-      <w:del w:id="5392" w:author="Kiro" w:date="2026-10-11T00:00:00Z">
+      <w:del w:id="5396" w:author="Kiro" w:date="2026-10-11T00:00:00Z">
         <w:r>
           <w:rPr>
             <w:i/>
@@ -7753,12 +7753,12 @@
           <w:delText xml:space="preserve">HOXC10</w:delText>
         </w:r>
       </w:del>
-      <w:del w:id="5393" w:author="Kiro" w:date="2026-10-11T00:00:00Z">
+      <w:del w:id="5397" w:author="Kiro" w:date="2026-10-11T00:00:00Z">
         <w:r>
           <w:delText xml:space="preserve">、</w:delText>
         </w:r>
       </w:del>
-      <w:del w:id="5394" w:author="Kiro" w:date="2026-10-11T00:00:00Z">
+      <w:del w:id="5398" w:author="Kiro" w:date="2026-10-11T00:00:00Z">
         <w:r>
           <w:rPr>
             <w:i/>
@@ -7766,12 +7766,12 @@
           <w:delText xml:space="preserve">TBX5</w:delText>
         </w:r>
       </w:del>
-      <w:del w:id="5395" w:author="Kiro" w:date="2026-10-11T00:00:00Z">
+      <w:del w:id="5399" w:author="Kiro" w:date="2026-10-11T00:00:00Z">
         <w:r>
           <w:delText xml:space="preserve">、</w:delText>
         </w:r>
       </w:del>
-      <w:del w:id="5396" w:author="Kiro" w:date="2026-10-11T00:00:00Z">
+      <w:del w:id="5400" w:author="Kiro" w:date="2026-10-11T00:00:00Z">
         <w:r>
           <w:rPr>
             <w:i/>
@@ -7779,12 +7779,12 @@
           <w:delText xml:space="preserve">PITX1</w:delText>
         </w:r>
       </w:del>
-      <w:del w:id="5397" w:author="Kiro" w:date="2026-10-11T00:00:00Z">
+      <w:del w:id="5401" w:author="Kiro" w:date="2026-10-11T00:00:00Z">
         <w:r>
           <w:delText xml:space="preserve">）</w:delText>
         </w:r>
       </w:del>
-      <w:del w:id="5398" w:author="Kiro" w:date="2026-10-11T00:00:00Z">
+      <w:del w:id="5402" w:author="Kiro" w:date="2026-10-11T00:00:00Z">
         <w:r>
           <w:rPr>
             <w:vertAlign w:val="superscript"/>
@@ -7792,12 +7792,12 @@
           <w:delText xml:space="preserve">[122,123]</w:delText>
         </w:r>
       </w:del>
-      <w:del w:id="5399" w:author="Kiro" w:date="2026-10-11T00:00:00Z">
+      <w:del w:id="5403" w:author="Kiro" w:date="2026-10-11T00:00:00Z">
         <w:r>
           <w:delText xml:space="preserve">，以及鸡冠发育（</w:delText>
         </w:r>
       </w:del>
-      <w:del w:id="5400" w:author="Kiro" w:date="2026-10-11T00:00:00Z">
+      <w:del w:id="5404" w:author="Kiro" w:date="2026-10-11T00:00:00Z">
         <w:r>
           <w:rPr>
             <w:i/>
@@ -7805,12 +7805,12 @@
           <w:delText xml:space="preserve">SOX5</w:delText>
         </w:r>
       </w:del>
-      <w:del w:id="5401" w:author="Kiro" w:date="2026-10-11T00:00:00Z">
+      <w:del w:id="5405" w:author="Kiro" w:date="2026-10-11T00:00:00Z">
         <w:r>
           <w:delText xml:space="preserve">、</w:delText>
         </w:r>
       </w:del>
-      <w:del w:id="5402" w:author="Kiro" w:date="2026-10-11T00:00:00Z">
+      <w:del w:id="5406" w:author="Kiro" w:date="2026-10-11T00:00:00Z">
         <w:r>
           <w:rPr>
             <w:i/>
@@ -7818,12 +7818,12 @@
           <w:delText xml:space="preserve">MNR2</w:delText>
         </w:r>
       </w:del>
-      <w:del w:id="5403" w:author="Kiro" w:date="2026-10-11T00:00:00Z">
+      <w:del w:id="5407" w:author="Kiro" w:date="2026-10-11T00:00:00Z">
         <w:r>
           <w:delText xml:space="preserve">）</w:delText>
         </w:r>
       </w:del>
-      <w:del w:id="5404" w:author="Kiro" w:date="2026-10-11T00:00:00Z">
+      <w:del w:id="5408" w:author="Kiro" w:date="2026-10-11T00:00:00Z">
         <w:r>
           <w:rPr>
             <w:vertAlign w:val="superscript"/>
@@ -7831,12 +7831,12 @@
           <w:delText xml:space="preserve">[124,125]</w:delText>
         </w:r>
       </w:del>
-      <w:del w:id="5405" w:author="Kiro" w:date="2026-10-11T00:00:00Z">
+      <w:del w:id="5409" w:author="Kiro" w:date="2026-10-11T00:00:00Z">
         <w:r>
           <w:delText xml:space="preserve">。不同氨基酸替换的组合对</w:delText>
         </w:r>
       </w:del>
-      <w:del w:id="5406" w:author="Kiro" w:date="2026-10-11T00:00:00Z">
+      <w:del w:id="5410" w:author="Kiro" w:date="2026-10-11T00:00:00Z">
         <w:r>
           <w:rPr>
             <w:i/>
@@ -7844,12 +7844,12 @@
           <w:delText xml:space="preserve">MC1R</w:delText>
         </w:r>
       </w:del>
-      <w:del w:id="5407" w:author="Kiro" w:date="2026-10-11T00:00:00Z">
+      <w:del w:id="5411" w:author="Kiro" w:date="2026-10-11T00:00:00Z">
         <w:r>
           <w:delText xml:space="preserve">信号产生增强或抑制作用，</w:delText>
         </w:r>
       </w:del>
-      <w:del w:id="5408" w:author="Kiro" w:date="2026-10-11T00:00:00Z">
+      <w:del w:id="5412" w:author="Kiro" w:date="2026-10-11T00:00:00Z">
         <w:r>
           <w:rPr>
             <w:i/>
@@ -7857,12 +7857,12 @@
           <w:delText xml:space="preserve">PDSS2</w:delText>
         </w:r>
       </w:del>
-      <w:del w:id="5409" w:author="Kiro" w:date="2026-10-11T00:00:00Z">
+      <w:del w:id="5413" w:author="Kiro" w:date="2026-10-11T00:00:00Z">
         <w:r>
           <w:delText xml:space="preserve">调控变异降低其表达，</w:delText>
         </w:r>
       </w:del>
-      <w:del w:id="5410" w:author="Kiro" w:date="2026-10-11T00:00:00Z">
+      <w:del w:id="5414" w:author="Kiro" w:date="2026-10-11T00:00:00Z">
         <w:r>
           <w:rPr>
             <w:i/>
@@ -7870,12 +7870,12 @@
           <w:delText xml:space="preserve">HOXC10</w:delText>
         </w:r>
       </w:del>
-      <w:del w:id="5411" w:author="Kiro" w:date="2026-10-11T00:00:00Z">
+      <w:del w:id="5415" w:author="Kiro" w:date="2026-10-11T00:00:00Z">
         <w:r>
           <w:delText xml:space="preserve">内含子的195 bp重复与头部</w:delText>
         </w:r>
       </w:del>
-      <w:del w:id="5412" w:author="Kiro" w:date="2026-10-11T00:00:00Z">
+      <w:del w:id="5416" w:author="Kiro" w:date="2026-10-11T00:00:00Z">
         <w:r>
           <w:rPr>
             <w:i/>
@@ -7883,12 +7883,12 @@
           <w:delText xml:space="preserve">HOXC</w:delText>
         </w:r>
       </w:del>
-      <w:del w:id="5413" w:author="Kiro" w:date="2026-10-11T00:00:00Z">
+      <w:del w:id="5417" w:author="Kiro" w:date="2026-10-11T00:00:00Z">
         <w:r>
           <w:delText xml:space="preserve">基因簇异位表达及羽冠形成相关</w:delText>
         </w:r>
       </w:del>
-      <w:del w:id="5414" w:author="Kiro" w:date="2026-10-11T00:00:00Z">
+      <w:del w:id="5418" w:author="Kiro" w:date="2026-10-11T00:00:00Z">
         <w:r>
           <w:rPr>
             <w:vertAlign w:val="superscript"/>
@@ -7896,12 +7896,12 @@
           <w:delText xml:space="preserve">[116,119,122]</w:delText>
         </w:r>
       </w:del>
-      <w:del w:id="5415" w:author="Kiro" w:date="2026-10-11T00:00:00Z">
+      <w:del w:id="5419" w:author="Kiro" w:date="2026-10-11T00:00:00Z">
         <w:r>
           <w:delText xml:space="preserve">。卷羽的遗传基础存在品种差异：早期研究鉴定了</w:delText>
         </w:r>
       </w:del>
-      <w:del w:id="5416" w:author="Kiro" w:date="2026-10-11T00:00:00Z">
+      <w:del w:id="5420" w:author="Kiro" w:date="2026-10-11T00:00:00Z">
         <w:r>
           <w:rPr>
             <w:i/>
@@ -7909,12 +7909,12 @@
           <w:delText xml:space="preserve">KRT6A</w:delText>
         </w:r>
       </w:del>
-      <w:del w:id="5417" w:author="Kiro" w:date="2026-10-11T00:00:00Z">
+      <w:del w:id="5421" w:author="Kiro" w:date="2026-10-11T00:00:00Z">
         <w:r>
           <w:delText xml:space="preserve">（原文称</w:delText>
         </w:r>
       </w:del>
-      <w:del w:id="5418" w:author="Kiro" w:date="2026-10-11T00:00:00Z">
+      <w:del w:id="5422" w:author="Kiro" w:date="2026-10-11T00:00:00Z">
         <w:r>
           <w:rPr>
             <w:i/>
@@ -7922,12 +7922,12 @@
           <w:delText xml:space="preserve">KRT75</w:delText>
         </w:r>
       </w:del>
-      <w:del w:id="5419" w:author="Kiro" w:date="2026-10-11T00:00:00Z">
+      <w:del w:id="5423" w:author="Kiro" w:date="2026-10-11T00:00:00Z">
         <w:r>
           <w:delText xml:space="preserve">）变异，麒麟鸡卷羽则与</w:delText>
         </w:r>
       </w:del>
-      <w:del w:id="5420" w:author="Kiro" w:date="2026-10-11T00:00:00Z">
+      <w:del w:id="5424" w:author="Kiro" w:date="2026-10-11T00:00:00Z">
         <w:r>
           <w:rPr>
             <w:i/>
@@ -7935,12 +7935,12 @@
           <w:delText xml:space="preserve">KRT75L4</w:delText>
         </w:r>
       </w:del>
-      <w:del w:id="5421" w:author="Kiro" w:date="2026-10-11T00:00:00Z">
+      <w:del w:id="5425" w:author="Kiro" w:date="2026-10-11T00:00:00Z">
         <w:r>
           <w:delText xml:space="preserve">的15 bp缺失相关</w:delText>
         </w:r>
       </w:del>
-      <w:del w:id="5422" w:author="Kiro" w:date="2026-10-11T00:00:00Z">
+      <w:del w:id="5426" w:author="Kiro" w:date="2026-10-11T00:00:00Z">
         <w:r>
           <w:rPr>
             <w:vertAlign w:val="superscript"/>
@@ -7948,12 +7948,12 @@
           <w:delText xml:space="preserve">[120,121]</w:delText>
         </w:r>
       </w:del>
-      <w:del w:id="5423" w:author="Kiro" w:date="2026-10-11T00:00:00Z">
+      <w:del w:id="5427" w:author="Kiro" w:date="2026-10-11T00:00:00Z">
         <w:r>
           <w:delText xml:space="preserve">。44个品种的517只纤维黑色素沉着鸡共享</w:delText>
         </w:r>
       </w:del>
-      <w:del w:id="5424" w:author="Kiro" w:date="2026-10-11T00:00:00Z">
+      <w:del w:id="5428" w:author="Kiro" w:date="2026-10-11T00:00:00Z">
         <w:r>
           <w:rPr>
             <w:i/>
@@ -7961,12 +7961,12 @@
           <w:delText xml:space="preserve">EDN3</w:delText>
         </w:r>
       </w:del>
-      <w:del w:id="5425" w:author="Kiro" w:date="2026-10-11T00:00:00Z">
+      <w:del w:id="5429" w:author="Kiro" w:date="2026-10-11T00:00:00Z">
         <w:r>
           <w:delText xml:space="preserve">区域的复杂重排</w:delText>
         </w:r>
       </w:del>
-      <w:del w:id="5426" w:author="Kiro" w:date="2026-10-11T00:00:00Z">
+      <w:del w:id="5430" w:author="Kiro" w:date="2026-10-11T00:00:00Z">
         <w:r>
           <w:rPr>
             <w:vertAlign w:val="superscript"/>
@@ -7974,12 +7974,12 @@
           <w:delText xml:space="preserve">[118,126]</w:delText>
         </w:r>
       </w:del>
-      <w:del w:id="5427" w:author="Kiro" w:date="2026-10-11T00:00:00Z">
+      <w:del w:id="5431" w:author="Kiro" w:date="2026-10-11T00:00:00Z">
         <w:r>
           <w:delText xml:space="preserve">。玫瑰冠R1等位型的结构重排改变鸡冠形态，并与R1纯合雄鸡精子运动能力下降相关</w:delText>
         </w:r>
       </w:del>
-      <w:del w:id="5428" w:author="Kiro" w:date="2026-10-11T00:00:00Z">
+      <w:del w:id="5432" w:author="Kiro" w:date="2026-10-11T00:00:00Z">
         <w:r>
           <w:rPr>
             <w:vertAlign w:val="superscript"/>
@@ -7987,12 +7987,12 @@
           <w:delText xml:space="preserve">[125]</w:delText>
         </w:r>
       </w:del>
-      <w:del w:id="5429" w:author="Kiro" w:date="2026-10-11T00:00:00Z">
+      <w:del w:id="5433" w:author="Kiro" w:date="2026-10-11T00:00:00Z">
         <w:r>
           <w:delText xml:space="preserve">。</w:delText>
         </w:r>
       </w:del>
-      <w:ins w:id="5430" w:author="Kiro" w:date="2026-10-11T00:00:00Z">
+      <w:ins w:id="5434" w:author="Kiro" w:date="2026-10-11T00:00:00Z">
         <w:r>
           <w:rPr>
             <w:b/>
@@ -8357,11 +8357,31 @@
     </w:p>
     <w:p>
       <w:pPr>
-        <w:pStyle w:val="Heading1"/>
-      </w:pPr>
-      <w:r>
-        <w:t xml:space="preserve">7 基因交流</w:t>
-      </w:r>
+        <w:pStyle w:val="Title"/>
+      </w:pPr>
+      <w:del w:id="5435" w:author="Kiro" w:date="2026-10-11T00:00:00Z">
+        <w:r>
+          <w:delText xml:space="preserve">7 基因交流</w:delText>
+        </w:r>
+      </w:del>
+      <w:ins w:id="5436" w:author="Kiro" w:date="2026-10-11T00:00:00Z">
+        <w:r>
+          <w:t xml:space="preserve">7 驯化后的基因交流</w:t>
+        </w:r>
+      </w:ins>
+    </w:p>
+    <w:p>
+      <w:pPr>
+        <w:jc w:val="both"/>
+        <w:rPr>
+          <w:ins w:id="5007" w:author="Kiro" w:date="2026-10-11T00:00:00Z"/>
+        </w:rPr>
+      </w:pPr>
+      <w:ins w:id="5008" w:author="Kiro" w:date="2026-10-11T00:00:00Z">
+        <w:r>
+          <w:t xml:space="preserve">驯化以后，家鸡、原鸡和商业种源之间的基因交流仍在持续。本节依次讨论家鸡与原鸡（7.1）、商业种源与地方群体（7.2），以及逸生群体（7.3）之间的交流。</w:t>
+        </w:r>
+      </w:ins>
     </w:p>
     <w:p>
       <w:pPr>
@@ -8395,12 +8415,12 @@
       <w:pPr>
         <w:jc w:val="both"/>
       </w:pPr>
-      <w:del w:id="5431" w:author="Kiro" w:date="2026-10-11T00:00:00Z">
+      <w:del w:id="5437" w:author="Kiro" w:date="2026-10-11T00:00:00Z">
         <w:r>
           <w:delText xml:space="preserve">家鸡向原鸡的反向输入也改变了野生群体的遗传组成。印度的核标记研究和新加坡的基因组分析均检出家鸡向红原鸡的渗入，个体间的渗入程度不同</w:delText>
         </w:r>
       </w:del>
-      <w:del w:id="5432" w:author="Kiro" w:date="2026-10-11T00:00:00Z">
+      <w:del w:id="5438" w:author="Kiro" w:date="2026-10-11T00:00:00Z">
         <w:r>
           <w:rPr>
             <w:vertAlign w:val="superscript"/>
@@ -8408,12 +8428,12 @@
           <w:delText xml:space="preserve">[20,132]</w:delText>
         </w:r>
       </w:del>
-      <w:del w:id="5433" w:author="Kiro" w:date="2026-10-11T00:00:00Z">
+      <w:del w:id="5439" w:author="Kiro" w:date="2026-10-11T00:00:00Z">
         <w:r>
           <w:delText xml:space="preserve">。以历史标本为参照，51只家鸡与63只原鸡的基因组比较显示，近百年来家鸡输入增加；其中部分现代红原鸡的全局家鸡祖源估计约占20%—50%</w:delText>
         </w:r>
       </w:del>
-      <w:del w:id="5434" w:author="Kiro" w:date="2026-10-11T00:00:00Z">
+      <w:del w:id="5440" w:author="Kiro" w:date="2026-10-11T00:00:00Z">
         <w:r>
           <w:rPr>
             <w:vertAlign w:val="superscript"/>
@@ -8421,12 +8441,12 @@
           <w:delText xml:space="preserve">[19]</w:delText>
         </w:r>
       </w:del>
-      <w:del w:id="5435" w:author="Kiro" w:date="2026-10-11T00:00:00Z">
+      <w:del w:id="5441" w:author="Kiro" w:date="2026-10-11T00:00:00Z">
         <w:r>
           <w:delText xml:space="preserve">。30个核内含子的分析还支持家鸡向绿原鸡的输入</w:delText>
         </w:r>
       </w:del>
-      <w:del w:id="5436" w:author="Kiro" w:date="2026-10-11T00:00:00Z">
+      <w:del w:id="5442" w:author="Kiro" w:date="2026-10-11T00:00:00Z">
         <w:r>
           <w:rPr>
             <w:vertAlign w:val="superscript"/>
@@ -8434,12 +8454,12 @@
           <w:delText xml:space="preserve">[15]</w:delText>
         </w:r>
       </w:del>
-      <w:del w:id="5437" w:author="Kiro" w:date="2026-10-11T00:00:00Z">
+      <w:del w:id="5443" w:author="Kiro" w:date="2026-10-11T00:00:00Z">
         <w:r>
           <w:delText xml:space="preserve">。</w:delText>
         </w:r>
       </w:del>
-      <w:ins w:id="5438" w:author="Kiro" w:date="2026-10-11T00:00:00Z">
+      <w:ins w:id="5444" w:author="Kiro" w:date="2026-10-11T00:00:00Z">
         <w:r>
           <w:t xml:space="preserve">家鸡向原鸡的反向输入也改变了野生群体的遗传组成。印度的核标记研究和新加坡的基因组分析均检出家鸡向红原鸡的渗入，个体间的渗入程度不同</w:t>
         </w:r>
@@ -8476,80 +8496,185 @@
       <w:pPr>
         <w:jc w:val="both"/>
       </w:pPr>
-      <w:r>
-        <w:t xml:space="preserve">原鸡属的系统基因组研究提示，一些种间交流早于家鸡驯化</w:t>
-      </w:r>
-      <w:r>
-        <w:rPr>
-          <w:vertAlign w:val="superscript"/>
-        </w:rPr>
-        <w:t xml:space="preserve">[133]</w:t>
-      </w:r>
-      <w:r>
-        <w:t xml:space="preserve">。圈养与野外样本也存在差别：所研究的圈养灰原鸡常染色体基因组中约10%的成分来自</w:t>
-      </w:r>
-      <w:r>
-        <w:rPr>
-          <w:i/>
-        </w:rPr>
-        <w:t xml:space="preserve">G. gallus</w:t>
-      </w:r>
-      <w:r>
-        <w:t xml:space="preserve">，同一研究的两只野生灰原鸡未检出相应信号</w:t>
-      </w:r>
-      <w:r>
-        <w:rPr>
-          <w:vertAlign w:val="superscript"/>
-        </w:rPr>
-        <w:t xml:space="preserve">[134]</w:t>
-      </w:r>
-      <w:r>
-        <w:t xml:space="preserve">。杂交回交实验还发现，保留家鸡来源的遗传成分的后代仍可呈现典型原鸡外观</w:t>
-      </w:r>
-      <w:r>
-        <w:rPr>
-          <w:vertAlign w:val="superscript"/>
-        </w:rPr>
-        <w:t xml:space="preserve">[135]</w:t>
-      </w:r>
-      <w:r>
-        <w:t xml:space="preserve">。</w:t>
-      </w:r>
+      <w:del w:id="5445" w:author="Kiro" w:date="2026-10-11T00:00:00Z">
+        <w:r>
+          <w:delText xml:space="preserve">原鸡属的系统基因组研究提示，一些种间交流早于家鸡驯化</w:delText>
+        </w:r>
+      </w:del>
+      <w:del w:id="5446" w:author="Kiro" w:date="2026-10-11T00:00:00Z">
+        <w:r>
+          <w:rPr>
+            <w:vertAlign w:val="superscript"/>
+          </w:rPr>
+          <w:delText xml:space="preserve">[133]</w:delText>
+        </w:r>
+      </w:del>
+      <w:del w:id="5447" w:author="Kiro" w:date="2026-10-11T00:00:00Z">
+        <w:r>
+          <w:delText xml:space="preserve">。圈养与野外样本也存在差别：所研究的圈养灰原鸡常染色体基因组中约10%的成分来自</w:delText>
+        </w:r>
+      </w:del>
+      <w:del w:id="5448" w:author="Kiro" w:date="2026-10-11T00:00:00Z">
+        <w:r>
+          <w:rPr>
+            <w:i/>
+          </w:rPr>
+          <w:delText xml:space="preserve">G. gallus</w:delText>
+        </w:r>
+      </w:del>
+      <w:del w:id="5449" w:author="Kiro" w:date="2026-10-11T00:00:00Z">
+        <w:r>
+          <w:delText xml:space="preserve">，同一研究的两只野生灰原鸡未检出相应信号</w:delText>
+        </w:r>
+      </w:del>
+      <w:del w:id="5450" w:author="Kiro" w:date="2026-10-11T00:00:00Z">
+        <w:r>
+          <w:rPr>
+            <w:vertAlign w:val="superscript"/>
+          </w:rPr>
+          <w:delText xml:space="preserve">[134]</w:delText>
+        </w:r>
+      </w:del>
+      <w:del w:id="5451" w:author="Kiro" w:date="2026-10-11T00:00:00Z">
+        <w:r>
+          <w:delText xml:space="preserve">。杂交回交实验还发现，保留家鸡来源的遗传成分的后代仍可呈现典型原鸡外观</w:delText>
+        </w:r>
+      </w:del>
+      <w:del w:id="5452" w:author="Kiro" w:date="2026-10-11T00:00:00Z">
+        <w:r>
+          <w:rPr>
+            <w:vertAlign w:val="superscript"/>
+          </w:rPr>
+          <w:delText xml:space="preserve">[135]</w:delText>
+        </w:r>
+      </w:del>
+      <w:del w:id="5453" w:author="Kiro" w:date="2026-10-11T00:00:00Z">
+        <w:r>
+          <w:delText xml:space="preserve">。</w:delText>
+        </w:r>
+      </w:del>
+      <w:ins w:id="5454" w:author="Kiro" w:date="2026-10-11T00:00:00Z">
+        <w:r>
+          <w:t xml:space="preserve">识别原鸡中的家鸡成分，还受到三方面因素干扰。原鸡属系统基因组研究检出部分谱系之间较古老的种间渗入</w:t>
+        </w:r>
+        <w:r>
+          <w:rPr>
+            <w:vertAlign w:val="superscript"/>
+          </w:rPr>
+          <w:t xml:space="preserve">[133]</w:t>
+        </w:r>
+        <w:r>
+          <w:t xml:space="preserve">；所研究的圈养灰原鸡常染色体基因组中约10%来自</w:t>
+        </w:r>
+        <w:r>
+          <w:rPr>
+            <w:i/>
+          </w:rPr>
+          <w:t xml:space="preserve">G. gallus</w:t>
+        </w:r>
+        <w:r>
+          <w:t xml:space="preserve">，而同一研究中的两只野生灰原鸡未检出相应信号</w:t>
+        </w:r>
+        <w:r>
+          <w:rPr>
+            <w:vertAlign w:val="superscript"/>
+          </w:rPr>
+          <w:t xml:space="preserve">[134]</w:t>
+        </w:r>
+        <w:r>
+          <w:t xml:space="preserve">；杂交回交实验还发现，保留家鸡来源遗传成分的后代仍可呈现典型的原鸡外观</w:t>
+        </w:r>
+        <w:r>
+          <w:rPr>
+            <w:vertAlign w:val="superscript"/>
+          </w:rPr>
+          <w:t xml:space="preserve">[135]</w:t>
+        </w:r>
+        <w:r>
+          <w:t xml:space="preserve">。</w:t>
+        </w:r>
+      </w:ins>
     </w:p>
     <w:p>
       <w:pPr>
         <w:jc w:val="both"/>
       </w:pPr>
-      <w:r>
-        <w:t xml:space="preserve">现代原鸡研究中的家鸡参照已包括具体商业品系。新加坡研究采用了Bovan褐壳和白壳蛋鸡，历史标本研究仅使用商业鸡作为家鸡参照时，仍检出家鸡输入趋势</w:t>
-      </w:r>
-      <w:r>
-        <w:rPr>
-          <w:vertAlign w:val="superscript"/>
-        </w:rPr>
-        <w:t xml:space="preserve">[19,132]</w:t>
-      </w:r>
-      <w:r>
-        <w:t xml:space="preserve">。菲律宾原鸡与商业鸡共享线粒体单倍型，显示了两者的母系联系</w:t>
-      </w:r>
-      <w:r>
-        <w:rPr>
-          <w:vertAlign w:val="superscript"/>
-        </w:rPr>
-        <w:t xml:space="preserve">[136]</w:t>
-      </w:r>
-      <w:r>
-        <w:t xml:space="preserve">。迁移模型还检出上海新杨蛋鸡指向红原鸡参照群体，以及日本圈养红原鸡指向白来航的迁移边</w:t>
-      </w:r>
-      <w:r>
-        <w:rPr>
-          <w:vertAlign w:val="superscript"/>
-        </w:rPr>
-        <w:t xml:space="preserve">[137,138]</w:t>
-      </w:r>
-      <w:r>
-        <w:t xml:space="preserve">。这些研究尚未确定输入原生野生原鸡的具体商业供体与传播路径。</w:t>
-      </w:r>
+      <w:del w:id="5455" w:author="Kiro" w:date="2026-10-11T00:00:00Z">
+        <w:r>
+          <w:delText xml:space="preserve">现代原鸡研究中的家鸡参照已包括具体商业品系。新加坡研究采用了Bovan褐壳和白壳蛋鸡，历史标本研究仅使用商业鸡作为家鸡参照时，仍检出家鸡输入趋势</w:delText>
+        </w:r>
+      </w:del>
+      <w:del w:id="5456" w:author="Kiro" w:date="2026-10-11T00:00:00Z">
+        <w:r>
+          <w:rPr>
+            <w:vertAlign w:val="superscript"/>
+          </w:rPr>
+          <w:delText xml:space="preserve">[19,132]</w:delText>
+        </w:r>
+      </w:del>
+      <w:del w:id="5457" w:author="Kiro" w:date="2026-10-11T00:00:00Z">
+        <w:r>
+          <w:delText xml:space="preserve">。菲律宾原鸡与商业鸡共享线粒体单倍型，显示了两者的母系联系</w:delText>
+        </w:r>
+      </w:del>
+      <w:del w:id="5458" w:author="Kiro" w:date="2026-10-11T00:00:00Z">
+        <w:r>
+          <w:rPr>
+            <w:vertAlign w:val="superscript"/>
+          </w:rPr>
+          <w:delText xml:space="preserve">[136]</w:delText>
+        </w:r>
+      </w:del>
+      <w:del w:id="5459" w:author="Kiro" w:date="2026-10-11T00:00:00Z">
+        <w:r>
+          <w:delText xml:space="preserve">。迁移模型还检出上海新杨蛋鸡指向红原鸡参照群体，以及日本圈养红原鸡指向白来航的迁移边</w:delText>
+        </w:r>
+      </w:del>
+      <w:del w:id="5460" w:author="Kiro" w:date="2026-10-11T00:00:00Z">
+        <w:r>
+          <w:rPr>
+            <w:vertAlign w:val="superscript"/>
+          </w:rPr>
+          <w:delText xml:space="preserve">[137,138]</w:delText>
+        </w:r>
+      </w:del>
+      <w:del w:id="5461" w:author="Kiro" w:date="2026-10-11T00:00:00Z">
+        <w:r>
+          <w:delText xml:space="preserve">。这些研究尚未确定输入原生野生原鸡的具体商业供体与传播路径。</w:delText>
+        </w:r>
+      </w:del>
+      <w:ins w:id="5462" w:author="Kiro" w:date="2026-10-11T00:00:00Z">
+        <w:r>
+          <w:t xml:space="preserve">现代原鸡研究中的家鸡参照已包括具体商业品系。新加坡研究采用了Bovan褐壳和白壳蛋鸡，历史标本研究仅使用商业鸡作为家鸡参照时，仍检出家鸡输入趋势</w:t>
+        </w:r>
+        <w:r>
+          <w:rPr>
+            <w:vertAlign w:val="superscript"/>
+          </w:rPr>
+          <w:t xml:space="preserve">[19,132]</w:t>
+        </w:r>
+        <w:r>
+          <w:t xml:space="preserve">。菲律宾原鸡与商业鸡共享线粒体单倍型，显示了两者的母系联系</w:t>
+        </w:r>
+        <w:r>
+          <w:rPr>
+            <w:vertAlign w:val="superscript"/>
+          </w:rPr>
+          <w:t xml:space="preserve">[136]</w:t>
+        </w:r>
+        <w:r>
+          <w:t xml:space="preserve">。贵州鸡群的迁移模型检出由其他鸡群指向红原鸡参照群体的迁移边，日本圈养红原鸡的分析则检出由圈养红原鸡指向白来航的迁移边</w:t>
+        </w:r>
+        <w:r>
+          <w:rPr>
+            <w:vertAlign w:val="superscript"/>
+          </w:rPr>
+          <w:t xml:space="preserve">[137,138]</w:t>
+        </w:r>
+        <w:r>
+          <w:t xml:space="preserve">。这些研究尚未确定输入原生野生原鸡的具体商业供体与传播路径。</w:t>
+        </w:r>
+      </w:ins>
     </w:p>
     <w:p>
       <w:pPr>
@@ -8563,12 +8688,12 @@
       <w:pPr>
         <w:jc w:val="both"/>
       </w:pPr>
-      <w:del w:id="5439" w:author="Kiro" w:date="2026-10-11T00:00:00Z">
+      <w:del w:id="5463" w:author="Kiro" w:date="2026-10-11T00:00:00Z">
         <w:r>
           <w:delText xml:space="preserve">地方和传统品种参与商业鸡的育成，商业种源又向地方群体输入遗传成分。线粒体研究显示，东亚鸡曾多次参与荷兰传统品种及西方商业鸡的母系构成；涵盖636个基因组、43个群体的分析进一步表明，亚洲重型品种是现代肉鸡的重要祖源</w:delText>
         </w:r>
       </w:del>
-      <w:del w:id="5440" w:author="Kiro" w:date="2026-10-11T00:00:00Z">
+      <w:del w:id="5464" w:author="Kiro" w:date="2026-10-11T00:00:00Z">
         <w:r>
           <w:rPr>
             <w:vertAlign w:val="superscript"/>
@@ -8576,12 +8701,12 @@
           <w:delText xml:space="preserve">[139,140]</w:delText>
         </w:r>
       </w:del>
-      <w:del w:id="5441" w:author="Kiro" w:date="2026-10-11T00:00:00Z">
+      <w:del w:id="5465" w:author="Kiro" w:date="2026-10-11T00:00:00Z">
         <w:r>
           <w:delText xml:space="preserve">。迁移模型支持中国斗鸡向商业洛岛红鸡、沙栏鸡向商业麻黄鸡，以及商业小白鸡向阳山鸡和惠阳胡须鸡的基因交流</w:delText>
         </w:r>
       </w:del>
-      <w:del w:id="5442" w:author="Kiro" w:date="2026-10-11T00:00:00Z">
+      <w:del w:id="5466" w:author="Kiro" w:date="2026-10-11T00:00:00Z">
         <w:r>
           <w:rPr>
             <w:vertAlign w:val="superscript"/>
@@ -8589,12 +8714,12 @@
           <w:delText xml:space="preserve">[141,142]</w:delText>
         </w:r>
       </w:del>
-      <w:del w:id="5443" w:author="Kiro" w:date="2026-10-11T00:00:00Z">
+      <w:del w:id="5467" w:author="Kiro" w:date="2026-10-11T00:00:00Z">
         <w:r>
           <w:delText xml:space="preserve">。华南微卫星研究较早检出了商业鸡与地方鸡的混合信号</w:delText>
         </w:r>
       </w:del>
-      <w:del w:id="5444" w:author="Kiro" w:date="2026-10-11T00:00:00Z">
+      <w:del w:id="5468" w:author="Kiro" w:date="2026-10-11T00:00:00Z">
         <w:r>
           <w:rPr>
             <w:vertAlign w:val="superscript"/>
@@ -8602,12 +8727,12 @@
           <w:delText xml:space="preserve">[143]</w:delText>
         </w:r>
       </w:del>
-      <w:del w:id="5445" w:author="Kiro" w:date="2026-10-11T00:00:00Z">
+      <w:del w:id="5469" w:author="Kiro" w:date="2026-10-11T00:00:00Z">
         <w:r>
           <w:delText xml:space="preserve">。随后，针对1187只鸡的基因组芯片分析以白洛克肉鸡为参照，在八个中国地方品种中识别出商业相关的候选渗入区段</w:delText>
         </w:r>
       </w:del>
-      <w:del w:id="5446" w:author="Kiro" w:date="2026-10-11T00:00:00Z">
+      <w:del w:id="5470" w:author="Kiro" w:date="2026-10-11T00:00:00Z">
         <w:r>
           <w:rPr>
             <w:vertAlign w:val="superscript"/>
@@ -8615,12 +8740,12 @@
           <w:delText xml:space="preserve">[21]</w:delText>
         </w:r>
       </w:del>
-      <w:del w:id="5447" w:author="Kiro" w:date="2026-10-11T00:00:00Z">
+      <w:del w:id="5471" w:author="Kiro" w:date="2026-10-11T00:00:00Z">
         <w:r>
           <w:delText xml:space="preserve">。商业成分的输入也见于其他地方群体：部分藏鸡带有白来航相关成分，贵州部分地方品种显示上海新杨蛋鸡相关输入，江西部分品种则检出欧洲商业鸡混合信号</w:delText>
         </w:r>
       </w:del>
-      <w:del w:id="5448" w:author="Kiro" w:date="2026-10-11T00:00:00Z">
+      <w:del w:id="5472" w:author="Kiro" w:date="2026-10-11T00:00:00Z">
         <w:r>
           <w:rPr>
             <w:vertAlign w:val="superscript"/>
@@ -8628,12 +8753,12 @@
           <w:delText xml:space="preserve">[137,144,145]</w:delText>
         </w:r>
       </w:del>
-      <w:del w:id="5449" w:author="Kiro" w:date="2026-10-11T00:00:00Z">
+      <w:del w:id="5473" w:author="Kiro" w:date="2026-10-11T00:00:00Z">
         <w:r>
           <w:delText xml:space="preserve">。</w:delText>
         </w:r>
       </w:del>
-      <w:ins w:id="5450" w:author="Kiro" w:date="2026-10-11T00:00:00Z">
+      <w:ins w:id="5474" w:author="Kiro" w:date="2026-10-11T00:00:00Z">
         <w:r>
           <w:t xml:space="preserve">地方和传统品种参与了商业鸡的育成，商业种源又向地方群体输入遗传成分。线粒体研究显示，东亚鸡曾多次参与荷兰传统品种及西方商业鸡的母系构成；涵盖636个基因组、43个群体的分析进一步表明，亚洲重型品种是现代肉鸡的重要祖源</w:t>
         </w:r>
@@ -8688,54 +8813,126 @@
       <w:pPr>
         <w:jc w:val="both"/>
       </w:pPr>
-      <w:r>
-        <w:t xml:space="preserve">商业输入还表现出区段和地域差异。白羽文昌鸡的局部单倍型和结构变异支持白羽蛋鸡成分的输入，拜城油鸡也检出白来航相关候选渗入区段</w:t>
-      </w:r>
-      <w:r>
-        <w:rPr>
-          <w:vertAlign w:val="superscript"/>
-        </w:rPr>
-        <w:t xml:space="preserve">[146,147]</w:t>
-      </w:r>
-      <w:r>
-        <w:t xml:space="preserve">。摩洛哥、喀麦隆和阿尔及利亚的部分地方群体存在商业相关基因交流，贝宁、加纳和科特迪瓦受检群体中的影响则有限</w:t>
-      </w:r>
-      <w:r>
-        <w:rPr>
-          <w:vertAlign w:val="superscript"/>
-        </w:rPr>
-        <w:t xml:space="preserve">[148,149]</w:t>
-      </w:r>
-      <w:r>
-        <w:t xml:space="preserve">。东非657只村落鸡中，仅少数个体具有较高的商业簇归属，商业输入不足以解释该区域主要的遗传结构</w:t>
-      </w:r>
-      <w:r>
-        <w:rPr>
-          <w:vertAlign w:val="superscript"/>
-        </w:rPr>
-        <w:t xml:space="preserve">[150]</w:t>
-      </w:r>
-      <w:r>
-        <w:t xml:space="preserve">。卢旺达部分地方鸡表现出与SASSO的混合特征，南美多个地方群体则带有现代蛋鸡相关祖源</w:t>
-      </w:r>
-      <w:r>
-        <w:rPr>
-          <w:vertAlign w:val="superscript"/>
-        </w:rPr>
-        <w:t xml:space="preserve">[151,152]</w:t>
-      </w:r>
-      <w:r>
-        <w:t xml:space="preserve">。商业选育留下的变异可能随渗入进入地方群体，干扰耐寒等适应信号的识别</w:t>
-      </w:r>
-      <w:r>
-        <w:rPr>
-          <w:vertAlign w:val="superscript"/>
-        </w:rPr>
-        <w:t xml:space="preserve">[153]</w:t>
-      </w:r>
-      <w:r>
-        <w:t xml:space="preserve">。</w:t>
-      </w:r>
+      <w:del w:id="5475" w:author="Kiro" w:date="2026-10-11T00:00:00Z">
+        <w:r>
+          <w:delText xml:space="preserve">商业输入还表现出区段和地域差异。白羽文昌鸡的局部单倍型和结构变异支持白羽蛋鸡成分的输入，拜城油鸡也检出白来航相关候选渗入区段</w:delText>
+        </w:r>
+      </w:del>
+      <w:del w:id="5476" w:author="Kiro" w:date="2026-10-11T00:00:00Z">
+        <w:r>
+          <w:rPr>
+            <w:vertAlign w:val="superscript"/>
+          </w:rPr>
+          <w:delText xml:space="preserve">[146,147]</w:delText>
+        </w:r>
+      </w:del>
+      <w:del w:id="5477" w:author="Kiro" w:date="2026-10-11T00:00:00Z">
+        <w:r>
+          <w:delText xml:space="preserve">。摩洛哥、喀麦隆和阿尔及利亚的部分地方群体存在商业相关基因交流，贝宁、加纳和科特迪瓦受检群体中的影响则有限</w:delText>
+        </w:r>
+      </w:del>
+      <w:del w:id="5478" w:author="Kiro" w:date="2026-10-11T00:00:00Z">
+        <w:r>
+          <w:rPr>
+            <w:vertAlign w:val="superscript"/>
+          </w:rPr>
+          <w:delText xml:space="preserve">[148,149]</w:delText>
+        </w:r>
+      </w:del>
+      <w:del w:id="5479" w:author="Kiro" w:date="2026-10-11T00:00:00Z">
+        <w:r>
+          <w:delText xml:space="preserve">。东非657只村落鸡中，仅少数个体具有较高的商业簇归属，商业输入不足以解释该区域主要的遗传结构</w:delText>
+        </w:r>
+      </w:del>
+      <w:del w:id="5480" w:author="Kiro" w:date="2026-10-11T00:00:00Z">
+        <w:r>
+          <w:rPr>
+            <w:vertAlign w:val="superscript"/>
+          </w:rPr>
+          <w:delText xml:space="preserve">[150]</w:delText>
+        </w:r>
+      </w:del>
+      <w:del w:id="5481" w:author="Kiro" w:date="2026-10-11T00:00:00Z">
+        <w:r>
+          <w:delText xml:space="preserve">。卢旺达部分地方鸡表现出与SASSO的混合特征，南美多个地方群体则带有现代蛋鸡相关祖源</w:delText>
+        </w:r>
+      </w:del>
+      <w:del w:id="5482" w:author="Kiro" w:date="2026-10-11T00:00:00Z">
+        <w:r>
+          <w:rPr>
+            <w:vertAlign w:val="superscript"/>
+          </w:rPr>
+          <w:delText xml:space="preserve">[151,152]</w:delText>
+        </w:r>
+      </w:del>
+      <w:del w:id="5483" w:author="Kiro" w:date="2026-10-11T00:00:00Z">
+        <w:r>
+          <w:delText xml:space="preserve">。商业选育留下的变异可能随渗入进入地方群体，干扰耐寒等适应信号的识别</w:delText>
+        </w:r>
+      </w:del>
+      <w:del w:id="5484" w:author="Kiro" w:date="2026-10-11T00:00:00Z">
+        <w:r>
+          <w:rPr>
+            <w:vertAlign w:val="superscript"/>
+          </w:rPr>
+          <w:delText xml:space="preserve">[153]</w:delText>
+        </w:r>
+      </w:del>
+      <w:del w:id="5485" w:author="Kiro" w:date="2026-10-11T00:00:00Z">
+        <w:r>
+          <w:delText xml:space="preserve">。</w:delText>
+        </w:r>
+      </w:del>
+      <w:ins w:id="5486" w:author="Kiro" w:date="2026-10-11T00:00:00Z">
+        <w:r>
+          <w:t xml:space="preserve">商业输入还表现出区段和地域差异。白羽文昌鸡的局部单倍型和结构变异支持白羽蛋鸡成分的输入，拜城油鸡也检出白来航相关候选渗入区段</w:t>
+        </w:r>
+        <w:r>
+          <w:rPr>
+            <w:vertAlign w:val="superscript"/>
+          </w:rPr>
+          <w:t xml:space="preserve">[146,147]</w:t>
+        </w:r>
+        <w:r>
+          <w:t xml:space="preserve">。摩洛哥、喀麦隆和阿尔及利亚的部分地方群体存在商业相关基因交流，贝宁、加纳和科特迪瓦受检群体中的影响则有限</w:t>
+        </w:r>
+        <w:r>
+          <w:rPr>
+            <w:vertAlign w:val="superscript"/>
+          </w:rPr>
+          <w:t xml:space="preserve">[148,149]</w:t>
+        </w:r>
+        <w:r>
+          <w:t xml:space="preserve">。东非657只村落鸡中，仅10只对商业鸡簇的归属系数高于0.2，商业输入不足以解释该区域主要的遗传结构</w:t>
+        </w:r>
+        <w:r>
+          <w:rPr>
+            <w:vertAlign w:val="superscript"/>
+          </w:rPr>
+          <w:t xml:space="preserve">[150]</w:t>
+        </w:r>
+        <w:r>
+          <w:t xml:space="preserve">。卢旺达部分地方鸡表现出与SASSO的混合特征，南美多个地方群体则带有现代蛋鸡相关祖源</w:t>
+        </w:r>
+        <w:r>
+          <w:rPr>
+            <w:vertAlign w:val="superscript"/>
+          </w:rPr>
+          <w:t xml:space="preserve">[151,152]</w:t>
+        </w:r>
+        <w:r>
+          <w:t xml:space="preserve">。商业选育留下的变异可能随渗入进入地方群体，干扰耐寒等适应信号的识别</w:t>
+        </w:r>
+        <w:r>
+          <w:rPr>
+            <w:vertAlign w:val="superscript"/>
+          </w:rPr>
+          <w:t xml:space="preserve">[153]</w:t>
+        </w:r>
+        <w:r>
+          <w:t xml:space="preserve">。</w:t>
+        </w:r>
+      </w:ins>
     </w:p>
     <w:p>
       <w:pPr>
@@ -8802,7 +8999,7 @@
         <w:spacing w:before="0" w:after="100" w:line="276" w:lineRule="auto"/>
         <w:ind w:firstLine="0" w:left="0" w:right="0"/>
       </w:pPr>
-      <w:del w:id="5451" w:author="Kiro" w:date="2026-10-11T00:00:00Z">
+      <w:del w:id="5487" w:author="Kiro" w:date="2026-10-11T00:00:00Z">
         <w:r>
           <w:rPr>
             <w:rFonts w:ascii="Times New Roman" w:hAnsi="Times New Roman" w:eastAsia="宋体"/>
@@ -8814,7 +9011,7 @@
           <w:delText xml:space="preserve">红色、棕色和蓝色箭头分别表示红原鸡、地方与传统家鸡、商业鸡的遗传成分输出，箭头由输出群体指向接受群体。实线概括群体遗传与历史证据支持的祖源联系和后续渗入</w:delText>
         </w:r>
       </w:del>
-      <w:del w:id="5452" w:author="Kiro" w:date="2026-10-11T00:00:00Z">
+      <w:del w:id="5488" w:author="Kiro" w:date="2026-10-11T00:00:00Z">
         <w:r>
           <w:rPr>
             <w:rFonts w:ascii="Times New Roman" w:hAnsi="Times New Roman" w:eastAsia="宋体"/>
@@ -8827,7 +9024,7 @@
           <w:delText xml:space="preserve">[18,19,21,131,139,140,142]</w:delText>
         </w:r>
       </w:del>
-      <w:del w:id="5453" w:author="Kiro" w:date="2026-10-11T00:00:00Z">
+      <w:del w:id="5489" w:author="Kiro" w:date="2026-10-11T00:00:00Z">
         <w:r>
           <w:rPr>
             <w:rFonts w:ascii="Times New Roman" w:hAnsi="Times New Roman" w:eastAsia="宋体"/>
@@ -8839,7 +9036,7 @@
           <w:delText xml:space="preserve">；虚线概括模型推断或假说，包括以参照或圈养红原鸡为对象的商业相关联系</w:delText>
         </w:r>
       </w:del>
-      <w:del w:id="5454" w:author="Kiro" w:date="2026-10-11T00:00:00Z">
+      <w:del w:id="5490" w:author="Kiro" w:date="2026-10-11T00:00:00Z">
         <w:r>
           <w:rPr>
             <w:rFonts w:ascii="Times New Roman" w:hAnsi="Times New Roman" w:eastAsia="宋体"/>
@@ -8852,7 +9049,7 @@
           <w:delText xml:space="preserve">[137,138]</w:delText>
         </w:r>
       </w:del>
-      <w:del w:id="5455" w:author="Kiro" w:date="2026-10-11T00:00:00Z">
+      <w:del w:id="5491" w:author="Kiro" w:date="2026-10-11T00:00:00Z">
         <w:r>
           <w:rPr>
             <w:rFonts w:ascii="Times New Roman" w:hAnsi="Times New Roman" w:eastAsia="宋体"/>
@@ -8864,7 +9061,7 @@
           <w:delText xml:space="preserve">。图中的直接渗入和育种利用仍保留可能性表述，传播和逸生标注概括潜在接触情境。商业鸡属于家鸡，在图中按用途单列；鸡图表示类别，箭头宽度不表示交流量。</w:delText>
         </w:r>
       </w:del>
-      <w:ins w:id="5456" w:author="Kiro" w:date="2026-10-11T00:00:00Z">
+      <w:ins w:id="5492" w:author="Kiro" w:date="2026-10-11T00:00:00Z">
         <w:r>
           <w:t xml:space="preserve">红色、棕色和蓝色箭头分别表示红原鸡、地方与传统家鸡、商业鸡的遗传成分输出，箭头由输出群体指向接受群体。实线概括群体遗传与历史证据支持的祖源联系和后续渗入</w:t>
         </w:r>
@@ -8930,6 +9127,37 @@
       <w:r>
         <w:t xml:space="preserve">。</w:t>
       </w:r>
+    </w:p>
+    <w:p>
+      <w:pPr>
+        <w:jc w:val="both"/>
+        <w:rPr>
+          <w:ins w:id="5009" w:author="Kiro" w:date="2026-10-11T00:00:00Z"/>
+        </w:rPr>
+      </w:pPr>
+      <w:ins w:id="5010" w:author="Kiro" w:date="2026-10-11T00:00:00Z">
+        <w:r>
+          <w:t xml:space="preserve">这些交流带来两方面影响。其一，现代红原鸡已不宜直接作为野生参照：以历史标本为参照检出的部分驯化候选基因，在多数现代红原鸡中已带有家鸡来源的拷贝，若改用现代个体作参照，这些基因将无法被检出</w:t>
+        </w:r>
+        <w:r>
+          <w:rPr>
+            <w:vertAlign w:val="superscript"/>
+          </w:rPr>
+          <w:t xml:space="preserve">[19]</w:t>
+        </w:r>
+        <w:r>
+          <w:t xml:space="preserve">。其二，商业渗入改变了地方鸡的遗传组成，并可能干扰适应信号的识别</w:t>
+        </w:r>
+        <w:r>
+          <w:rPr>
+            <w:vertAlign w:val="superscript"/>
+          </w:rPr>
+          <w:t xml:space="preserve">[21,153]</w:t>
+        </w:r>
+        <w:r>
+          <w:t xml:space="preserve">。因此，利用红原鸡和地方鸡研究驯化与适应时，需要先评估近期混合。</w:t>
+        </w:r>
+      </w:ins>
     </w:p>
     <w:p>
       <w:pPr>

--- a/3-7_v12_tracked.docx
+++ b/3-7_v12_tracked.docx
@@ -4915,16 +4915,28 @@
               <w:ind w:firstLine="0" w:left="0"/>
               <w:jc w:val="left"/>
             </w:pPr>
-            <w:r>
-              <w:rPr>
-                <w:rFonts w:ascii="Times New Roman" w:hAnsi="Times New Roman" w:eastAsia="宋体"/>
-                <w:b w:val="0"/>
-                <w:i w:val="0"/>
-                <w:color w:val="000000"/>
-                <w:sz w:val="19"/>
-              </w:rPr>
-              <w:t>Buto：相关层位跨赛特至罗马时期；Tell el-Maskhuta：约公元前320～200年组合</w:t>
-            </w:r>
+            <w:del w:id="5493" w:author="Kiro" w:date="2026-10-11T00:00:00Z">
+              <w:r>
+                <w:rPr>
+                  <w:rFonts w:ascii="Times New Roman" w:hAnsi="Times New Roman" w:eastAsia="宋体"/>
+                  <w:b w:val="0"/>
+                  <w:i w:val="0"/>
+                  <w:color w:val="000000"/>
+                  <w:sz w:val="19"/>
+                </w:rPr>
+                <w:delText>Buto：相关层位跨赛特至罗马时期；Tell el-Maskhuta：约公元前320～200年组合</w:delText>
+              </w:r>
+            </w:del>
+            <w:ins w:id="5494" w:author="Kiro" w:date="2026-10-11T00:00:00Z">
+              <w:r>
+                <w:rPr>
+                  <w:rFonts w:ascii="Times New Roman" w:hAnsi="Times New Roman" w:eastAsia="宋体"/>
+                  <w:color w:val="000000"/>
+                  <w:sz w:val="19"/>
+                </w:rPr>
+                <w:t xml:space="preserve">Buto：相关层位跨赛特至罗马时期；Tell el-Maskhuta：8件鸡骨中3件可定年，分属希腊化时期、公元前3～2世纪和罗马时期</w:t>
+              </w:r>
+            </w:ins>
           </w:p>
         </w:tc>
         <w:tc>
@@ -4945,16 +4957,28 @@
               <w:ind w:firstLine="0" w:left="0"/>
               <w:jc w:val="left"/>
             </w:pPr>
-            <w:r>
-              <w:rPr>
-                <w:rFonts w:ascii="Times New Roman" w:hAnsi="Times New Roman" w:eastAsia="宋体"/>
-                <w:b w:val="0"/>
-                <w:i w:val="0"/>
-                <w:color w:val="000000"/>
-                <w:sz w:val="19"/>
-              </w:rPr>
-              <w:t>两地鸡骨提供下埃及存在记录；Buto只能定位较宽时期，Tell el-Maskhuta所列组合属于希腊化背景。</w:t>
-            </w:r>
+            <w:del w:id="5495" w:author="Kiro" w:date="2026-10-11T00:00:00Z">
+              <w:r>
+                <w:rPr>
+                  <w:rFonts w:ascii="Times New Roman" w:hAnsi="Times New Roman" w:eastAsia="宋体"/>
+                  <w:b w:val="0"/>
+                  <w:i w:val="0"/>
+                  <w:color w:val="000000"/>
+                  <w:sz w:val="19"/>
+                </w:rPr>
+                <w:delText>两地鸡骨提供下埃及存在记录；Buto只能定位较宽时期，Tell el-Maskhuta所列组合属于希腊化背景。</w:delText>
+              </w:r>
+            </w:del>
+            <w:ins w:id="5496" w:author="Kiro" w:date="2026-10-11T00:00:00Z">
+              <w:r>
+                <w:rPr>
+                  <w:rFonts w:ascii="Times New Roman" w:hAnsi="Times New Roman" w:eastAsia="宋体"/>
+                  <w:color w:val="000000"/>
+                  <w:sz w:val="19"/>
+                </w:rPr>
+                <w:t xml:space="preserve">两地鸡骨提供下埃及存在记录；Buto只能定位较宽时期。Tell el-Maskhuta鸡骨很少，原研究认为当地波斯至罗马时期几乎不养鸡。</w:t>
+              </w:r>
+            </w:ins>
           </w:p>
         </w:tc>
         <w:tc>
@@ -8778,7 +8802,7 @@
           <w:t xml:space="preserve">[141,142]</w:t>
         </w:r>
         <w:r>
-          <w:t xml:space="preserve">。华南的微卫星研究较早检出了商业鸡与地方鸡的混合信号</w:t>
+          <w:t xml:space="preserve">。华南12个地方品种、587只鸡的微卫星分析较早检出了商业鸡向地方鸡的潜在渗入</w:t>
         </w:r>
         <w:r>
           <w:rPr>
